--- a/shinmok1/pack/2609/H1MOGO26-09_41-42_SET.docx
+++ b/shinmok1/pack/2609/H1MOGO26-09_41-42_SET.docx
@@ -58,7 +58,7 @@
           <w:sz w:val="16"/>
           <w:u w:val="none"/>
         </w:rPr>
-        <w:t>(   )반 (   )번 이름(            )  CHECK ___/35  전용 ___/68.0점</w:t>
+        <w:t>(   )반 (   )번 이름(            )  CHECK ___/35  전용 ___/30.0점</w:t>
       </w:r>
     </w:p>
     <w:p>
@@ -1467,7 +1467,7 @@
           <w:sz w:val="18"/>
           <w:u w:val="none"/>
         </w:rPr>
-        <w:t>PART 2 · 전용문제  (선택형 13 · 서답형 7 · 68.0점)</w:t>
+        <w:t>PART 2 · 전용문제  (선택형 8 · 서답형 2 · 30.0점)</w:t>
       </w:r>
     </w:p>
     <w:p>
@@ -1492,33 +1492,17 @@
           <w:sz w:val="17"/>
           <w:u w:val="none"/>
         </w:rPr>
-        <w:t xml:space="preserve"> 윗글의 </w:t>
-      </w:r>
-      <w:r>
-        <w:rPr>
-          <w:rFonts w:ascii="맑은 고딕" w:hAnsi="맑은 고딕" w:eastAsia="맑은 고딕"/>
-          <w:b/>
-          <w:sz w:val="17"/>
-          <w:u w:val="none"/>
-        </w:rPr>
-        <w:t>주제</w:t>
+        <w:t xml:space="preserve"> 다음 글에 대한 &lt;보기&gt;의 설명 중 </w:t>
       </w:r>
       <w:r>
         <w:rPr>
           <w:rFonts w:ascii="맑은 고딕" w:hAnsi="맑은 고딕" w:eastAsia="맑은 고딕"/>
           <w:b w:val="0"/>
           <w:sz w:val="17"/>
-          <w:u w:val="none"/>
-        </w:rPr>
-        <w:t>로 가장 적절한 것은? [3.0점]</w:t>
-      </w:r>
-    </w:p>
-    <w:p>
-      <w:pPr>
-        <w:spacing w:before="0" w:after="0" w:line="269" w:lineRule="auto"/>
-        <w:ind w:left="180" w:hanging="180"/>
-        <w:snapToGrid w:val="0"/>
-      </w:pPr>
+          <w:u w:val="single"/>
+        </w:rPr>
+        <w:t>틀린</w:t>
+      </w:r>
       <w:r>
         <w:rPr>
           <w:rFonts w:ascii="맑은 고딕" w:hAnsi="맑은 고딕" w:eastAsia="맑은 고딕"/>
@@ -1526,360 +1510,7 @@
           <w:sz w:val="17"/>
           <w:u w:val="none"/>
         </w:rPr>
-        <w:t>① why traditional media still refuse to let slang on air</w:t>
-      </w:r>
-    </w:p>
-    <w:p>
-      <w:pPr>
-        <w:spacing w:before="0" w:after="0" w:line="269" w:lineRule="auto"/>
-        <w:ind w:left="180" w:hanging="180"/>
-        <w:snapToGrid w:val="0"/>
-      </w:pPr>
-      <w:r>
-        <w:rPr>
-          <w:rFonts w:ascii="맑은 고딕" w:hAnsi="맑은 고딕" w:eastAsia="맑은 고딕"/>
-          <w:b w:val="0"/>
-          <w:sz w:val="17"/>
-          <w:u w:val="none"/>
-        </w:rPr>
-        <w:t>② how the internet freed slang from the gatekeepers of standard language</w:t>
-      </w:r>
-    </w:p>
-    <w:p>
-      <w:pPr>
-        <w:spacing w:before="0" w:after="0" w:line="269" w:lineRule="auto"/>
-        <w:ind w:left="180" w:hanging="180"/>
-        <w:snapToGrid w:val="0"/>
-      </w:pPr>
-      <w:r>
-        <w:rPr>
-          <w:rFonts w:ascii="맑은 고딕" w:hAnsi="맑은 고딕" w:eastAsia="맑은 고딕"/>
-          <w:b w:val="0"/>
-          <w:sz w:val="17"/>
-          <w:u w:val="none"/>
-        </w:rPr>
-        <w:t>③ the decline of Standard English in school education</w:t>
-      </w:r>
-    </w:p>
-    <w:p>
-      <w:pPr>
-        <w:spacing w:before="0" w:after="0" w:line="269" w:lineRule="auto"/>
-        <w:ind w:left="180" w:hanging="180"/>
-        <w:snapToGrid w:val="0"/>
-      </w:pPr>
-      <w:r>
-        <w:rPr>
-          <w:rFonts w:ascii="맑은 고딕" w:hAnsi="맑은 고딕" w:eastAsia="맑은 고딕"/>
-          <w:b w:val="0"/>
-          <w:sz w:val="17"/>
-          <w:u w:val="none"/>
-        </w:rPr>
-        <w:t>④ efforts by content creators to standardize the slang they invent</w:t>
-      </w:r>
-    </w:p>
-    <w:p>
-      <w:pPr>
-        <w:spacing w:before="0" w:after="0" w:line="269" w:lineRule="auto"/>
-        <w:ind w:left="180" w:hanging="180"/>
-        <w:snapToGrid w:val="0"/>
-      </w:pPr>
-      <w:r>
-        <w:rPr>
-          <w:rFonts w:ascii="맑은 고딕" w:hAnsi="맑은 고딕" w:eastAsia="맑은 고딕"/>
-          <w:b w:val="0"/>
-          <w:sz w:val="17"/>
-          <w:u w:val="none"/>
-        </w:rPr>
-        <w:t>⑤ the role of memes in replacing spoken conversation</w:t>
-      </w:r>
-    </w:p>
-    <w:p>
-      <w:pPr>
-        <w:keepNext/>
-        <w:spacing w:before="80" w:after="20" w:line="276" w:lineRule="auto"/>
-        <w:snapToGrid w:val="0"/>
-      </w:pPr>
-      <w:r>
-        <w:rPr>
-          <w:rFonts w:ascii="맑은 고딕" w:hAnsi="맑은 고딕" w:eastAsia="맑은 고딕"/>
-          <w:b/>
-          <w:sz w:val="17"/>
-          <w:u w:val="none"/>
-        </w:rPr>
-        <w:t>41-2.</w:t>
-      </w:r>
-      <w:r>
-        <w:rPr>
-          <w:rFonts w:ascii="맑은 고딕" w:hAnsi="맑은 고딕" w:eastAsia="맑은 고딕"/>
-          <w:b w:val="0"/>
-          <w:sz w:val="17"/>
-          <w:u w:val="none"/>
-        </w:rPr>
-        <w:t xml:space="preserve"> 윗글의 </w:t>
-      </w:r>
-      <w:r>
-        <w:rPr>
-          <w:rFonts w:ascii="맑은 고딕" w:hAnsi="맑은 고딕" w:eastAsia="맑은 고딕"/>
-          <w:b/>
-          <w:sz w:val="17"/>
-          <w:u w:val="none"/>
-        </w:rPr>
-        <w:t>요지</w:t>
-      </w:r>
-      <w:r>
-        <w:rPr>
-          <w:rFonts w:ascii="맑은 고딕" w:hAnsi="맑은 고딕" w:eastAsia="맑은 고딕"/>
-          <w:b w:val="0"/>
-          <w:sz w:val="17"/>
-          <w:u w:val="none"/>
-        </w:rPr>
-        <w:t>를 가장 잘 나타내는 속담은? [3.0점]</w:t>
-      </w:r>
-    </w:p>
-    <w:p>
-      <w:pPr>
-        <w:spacing w:before="0" w:after="0" w:line="269" w:lineRule="auto"/>
-        <w:ind w:left="180" w:hanging="180"/>
-        <w:snapToGrid w:val="0"/>
-      </w:pPr>
-      <w:r>
-        <w:rPr>
-          <w:rFonts w:ascii="맑은 고딕" w:hAnsi="맑은 고딕" w:eastAsia="맑은 고딕"/>
-          <w:b w:val="0"/>
-          <w:sz w:val="17"/>
-          <w:u w:val="none"/>
-        </w:rPr>
-        <w:t>① The pen is mightier than the sword.</w:t>
-      </w:r>
-    </w:p>
-    <w:p>
-      <w:pPr>
-        <w:spacing w:before="0" w:after="0" w:line="269" w:lineRule="auto"/>
-        <w:ind w:left="180" w:hanging="180"/>
-        <w:snapToGrid w:val="0"/>
-      </w:pPr>
-      <w:r>
-        <w:rPr>
-          <w:rFonts w:ascii="맑은 고딕" w:hAnsi="맑은 고딕" w:eastAsia="맑은 고딕"/>
-          <w:b w:val="0"/>
-          <w:sz w:val="17"/>
-          <w:u w:val="none"/>
-        </w:rPr>
-        <w:t>② When in Rome, do as the Romans do.</w:t>
-      </w:r>
-    </w:p>
-    <w:p>
-      <w:pPr>
-        <w:spacing w:before="0" w:after="0" w:line="269" w:lineRule="auto"/>
-        <w:ind w:left="180" w:hanging="180"/>
-        <w:snapToGrid w:val="0"/>
-      </w:pPr>
-      <w:r>
-        <w:rPr>
-          <w:rFonts w:ascii="맑은 고딕" w:hAnsi="맑은 고딕" w:eastAsia="맑은 고딕"/>
-          <w:b w:val="0"/>
-          <w:sz w:val="17"/>
-          <w:u w:val="none"/>
-        </w:rPr>
-        <w:t>③ Rules are made to be broken.</w:t>
-      </w:r>
-    </w:p>
-    <w:p>
-      <w:pPr>
-        <w:spacing w:before="0" w:after="0" w:line="269" w:lineRule="auto"/>
-        <w:ind w:left="180" w:hanging="180"/>
-        <w:snapToGrid w:val="0"/>
-      </w:pPr>
-      <w:r>
-        <w:rPr>
-          <w:rFonts w:ascii="맑은 고딕" w:hAnsi="맑은 고딕" w:eastAsia="맑은 고딕"/>
-          <w:b w:val="0"/>
-          <w:sz w:val="17"/>
-          <w:u w:val="none"/>
-        </w:rPr>
-        <w:t>④ Bad news travels fast.</w:t>
-      </w:r>
-    </w:p>
-    <w:p>
-      <w:pPr>
-        <w:spacing w:before="0" w:after="0" w:line="269" w:lineRule="auto"/>
-        <w:ind w:left="180" w:hanging="180"/>
-        <w:snapToGrid w:val="0"/>
-      </w:pPr>
-      <w:r>
-        <w:rPr>
-          <w:rFonts w:ascii="맑은 고딕" w:hAnsi="맑은 고딕" w:eastAsia="맑은 고딕"/>
-          <w:b w:val="0"/>
-          <w:sz w:val="17"/>
-          <w:u w:val="none"/>
-        </w:rPr>
-        <w:t>⑤ Actions speak louder than words.</w:t>
-      </w:r>
-    </w:p>
-    <w:p>
-      <w:pPr>
-        <w:keepNext/>
-        <w:spacing w:before="80" w:after="20" w:line="276" w:lineRule="auto"/>
-        <w:snapToGrid w:val="0"/>
-      </w:pPr>
-      <w:r>
-        <w:rPr>
-          <w:rFonts w:ascii="맑은 고딕" w:hAnsi="맑은 고딕" w:eastAsia="맑은 고딕"/>
-          <w:b/>
-          <w:sz w:val="17"/>
-          <w:u w:val="none"/>
-        </w:rPr>
-        <w:t>41-3.</w:t>
-      </w:r>
-      <w:r>
-        <w:rPr>
-          <w:rFonts w:ascii="맑은 고딕" w:hAnsi="맑은 고딕" w:eastAsia="맑은 고딕"/>
-          <w:b w:val="0"/>
-          <w:sz w:val="17"/>
-          <w:u w:val="none"/>
-        </w:rPr>
-        <w:t xml:space="preserve"> 윗글의 내용과 일치하지 </w:t>
-      </w:r>
-      <w:r>
-        <w:rPr>
-          <w:rFonts w:ascii="맑은 고딕" w:hAnsi="맑은 고딕" w:eastAsia="맑은 고딕"/>
-          <w:b/>
-          <w:sz w:val="17"/>
-          <w:u w:val="none"/>
-        </w:rPr>
-        <w:t>않는</w:t>
-      </w:r>
-      <w:r>
-        <w:rPr>
-          <w:rFonts w:ascii="맑은 고딕" w:hAnsi="맑은 고딕" w:eastAsia="맑은 고딕"/>
-          <w:b w:val="0"/>
-          <w:sz w:val="17"/>
-          <w:u w:val="none"/>
-        </w:rPr>
-        <w:t xml:space="preserve"> 것은? [3.0점]</w:t>
-      </w:r>
-    </w:p>
-    <w:p>
-      <w:pPr>
-        <w:spacing w:before="0" w:after="0" w:line="269" w:lineRule="auto"/>
-        <w:ind w:left="180" w:hanging="180"/>
-        <w:snapToGrid w:val="0"/>
-      </w:pPr>
-      <w:r>
-        <w:rPr>
-          <w:rFonts w:ascii="맑은 고딕" w:hAnsi="맑은 고딕" w:eastAsia="맑은 고딕"/>
-          <w:b w:val="0"/>
-          <w:sz w:val="17"/>
-          <w:u w:val="none"/>
-        </w:rPr>
-        <w:t>① 표준 영어의 등장 이후 언어의 규칙 제정자들이 소통 채널을 지배해 왔다.</w:t>
-      </w:r>
-    </w:p>
-    <w:p>
-      <w:pPr>
-        <w:spacing w:before="0" w:after="0" w:line="269" w:lineRule="auto"/>
-        <w:ind w:left="180" w:hanging="180"/>
-        <w:snapToGrid w:val="0"/>
-      </w:pPr>
-      <w:r>
-        <w:rPr>
-          <w:rFonts w:ascii="맑은 고딕" w:hAnsi="맑은 고딕" w:eastAsia="맑은 고딕"/>
-          <w:b w:val="0"/>
-          <w:sz w:val="17"/>
-          <w:u w:val="none"/>
-        </w:rPr>
-        <w:t>② 과거에 대중에게 목소리를 전하려면 인쇄·방송 매체의 엄격한 기대에 맞춰야 했다.</w:t>
-      </w:r>
-    </w:p>
-    <w:p>
-      <w:pPr>
-        <w:spacing w:before="0" w:after="0" w:line="269" w:lineRule="auto"/>
-        <w:ind w:left="180" w:hanging="180"/>
-        <w:snapToGrid w:val="0"/>
-      </w:pPr>
-      <w:r>
-        <w:rPr>
-          <w:rFonts w:ascii="맑은 고딕" w:hAnsi="맑은 고딕" w:eastAsia="맑은 고딕"/>
-          <w:b w:val="0"/>
-          <w:sz w:val="17"/>
-          <w:u w:val="none"/>
-        </w:rPr>
-        <w:t>③ TV 진행자와 기자들은 은어를 전혀 사용할 수 없었지만, 콘텐츠 창작자들은 사용할 수 있다.</w:t>
-      </w:r>
-    </w:p>
-    <w:p>
-      <w:pPr>
-        <w:spacing w:before="0" w:after="0" w:line="269" w:lineRule="auto"/>
-        <w:ind w:left="180" w:hanging="180"/>
-        <w:snapToGrid w:val="0"/>
-      </w:pPr>
-      <w:r>
-        <w:rPr>
-          <w:rFonts w:ascii="맑은 고딕" w:hAnsi="맑은 고딕" w:eastAsia="맑은 고딕"/>
-          <w:b w:val="0"/>
-          <w:sz w:val="17"/>
-          <w:u w:val="none"/>
-        </w:rPr>
-        <w:t>④ 콘텐츠 창작자의 영향력은 은어를 정당화하고 그것이 더 빨리 퍼질 큰 플랫폼을 준다.</w:t>
-      </w:r>
-    </w:p>
-    <w:p>
-      <w:pPr>
-        <w:spacing w:before="0" w:after="0" w:line="269" w:lineRule="auto"/>
-        <w:ind w:left="180" w:hanging="180"/>
-        <w:snapToGrid w:val="0"/>
-      </w:pPr>
-      <w:r>
-        <w:rPr>
-          <w:rFonts w:ascii="맑은 고딕" w:hAnsi="맑은 고딕" w:eastAsia="맑은 고딕"/>
-          <w:b w:val="0"/>
-          <w:sz w:val="17"/>
-          <w:u w:val="none"/>
-        </w:rPr>
-        <w:t>⑤ 지리적으로 연결되었던 느슨한 사회적 연결망은 온라인에서 더 강하다.</w:t>
-      </w:r>
-    </w:p>
-    <w:p>
-      <w:pPr>
-        <w:keepNext/>
-        <w:spacing w:before="80" w:after="20" w:line="276" w:lineRule="auto"/>
-        <w:snapToGrid w:val="0"/>
-      </w:pPr>
-      <w:r>
-        <w:rPr>
-          <w:rFonts w:ascii="맑은 고딕" w:hAnsi="맑은 고딕" w:eastAsia="맑은 고딕"/>
-          <w:b/>
-          <w:sz w:val="17"/>
-          <w:u w:val="none"/>
-        </w:rPr>
-        <w:t>41-4.</w:t>
-      </w:r>
-      <w:r>
-        <w:rPr>
-          <w:rFonts w:ascii="맑은 고딕" w:hAnsi="맑은 고딕" w:eastAsia="맑은 고딕"/>
-          <w:b w:val="0"/>
-          <w:sz w:val="17"/>
-          <w:u w:val="none"/>
-        </w:rPr>
-        <w:t xml:space="preserve"> 윗글의 밑줄 친 ①~⑤ 중 어법상 </w:t>
-      </w:r>
-      <w:r>
-        <w:rPr>
-          <w:rFonts w:ascii="맑은 고딕" w:hAnsi="맑은 고딕" w:eastAsia="맑은 고딕"/>
-          <w:b/>
-          <w:sz w:val="17"/>
-          <w:u w:val="none"/>
-        </w:rPr>
-        <w:t>옳은</w:t>
-      </w:r>
-      <w:r>
-        <w:rPr>
-          <w:rFonts w:ascii="맑은 고딕" w:hAnsi="맑은 고딕" w:eastAsia="맑은 고딕"/>
-          <w:b w:val="0"/>
-          <w:sz w:val="17"/>
-          <w:u w:val="none"/>
-        </w:rPr>
-        <w:t xml:space="preserve"> 것은? [3.0점]</w:t>
+        <w:t xml:space="preserve"> 것만을 있는 대로 고른 것은? [3.3점]</w:t>
       </w:r>
     </w:p>
     <w:p>
@@ -1902,7 +1533,7 @@
           <w:sz w:val="17"/>
           <w:u w:val="none"/>
         </w:rPr>
-        <w:t xml:space="preserve">The role of ‘slang’ in popular culture has fundamentally changed because of the internet. Since the emergence of Standard English, the rule makers of language ① </w:t>
+        <w:t>The role of ‘slang’ in popular culture has fundamentally changed because of the internet. Since the emergence of Standard English, the rule makers of language have been in charge, and their ⓐ</w:t>
       </w:r>
       <w:r>
         <w:rPr>
@@ -1911,7 +1542,7 @@
           <w:sz w:val="17"/>
           <w:u w:val="single"/>
         </w:rPr>
-        <w:t>has been</w:t>
+        <w:t>prescriptive</w:t>
       </w:r>
       <w:r>
         <w:rPr>
@@ -1920,7 +1551,7 @@
           <w:sz w:val="17"/>
           <w:u w:val="none"/>
         </w:rPr>
-        <w:t xml:space="preserve"> in charge, and their prescriptive norms about a ‘correct’ version of the English language have dominated our channels of communication. If you wanted your voice to be heard by the public, you had to work within their limits, conforming to the strict expectations of either print or broadcast media. Social media completely ② </w:t>
+        <w:t xml:space="preserve"> norms about a ‘correct’ version of the English language have dominated our channels of communication. If you wanted your voice to be heard by the public, you had to work within their limits, conforming to the strict expectations of either print or broadcast media. Social media completely broke that barrier. The playing field is now level, and public access is democratized. Anybody and everybody can become a public figure on the new communicative platforms, ⓑ</w:t>
       </w:r>
       <w:r>
         <w:rPr>
@@ -1929,7 +1560,7 @@
           <w:sz w:val="17"/>
           <w:u w:val="single"/>
         </w:rPr>
-        <w:t>broken</w:t>
+        <w:t>meaning that</w:t>
       </w:r>
       <w:r>
         <w:rPr>
@@ -1938,7 +1569,7 @@
           <w:sz w:val="17"/>
           <w:u w:val="none"/>
         </w:rPr>
-        <w:t xml:space="preserve"> that barrier. The playing field is now level, and public access is ③ </w:t>
+        <w:t xml:space="preserve"> nobody’s left to enforce the old rules. TV presenters and journalists might not have been able to use slang, but content creators can. We regularly use words like ‘function’ and ‘side-eye,’ and our influence both legitimizes these terms and gives them a large platform to spread quicker than ⓒ</w:t>
       </w:r>
       <w:r>
         <w:rPr>
@@ -1947,7 +1578,7 @@
           <w:sz w:val="17"/>
           <w:u w:val="single"/>
         </w:rPr>
-        <w:t>democratizing</w:t>
+        <w:t>they could have</w:t>
       </w:r>
       <w:r>
         <w:rPr>
@@ -1956,7 +1587,186 @@
           <w:sz w:val="17"/>
           <w:u w:val="none"/>
         </w:rPr>
-        <w:t xml:space="preserve">. Anybody and everybody can become a public figure on the new communicative platforms, meaning that nobody’s left to enforce the old rules. TV presenters and journalists ④ </w:t>
+        <w:t xml:space="preserve"> before. Content creators also come from a greater variety of backgrounds than people working in traditional media. This means that slang can more naturally go beyond the economic and social barriers that once limited its growth. The loose social networks that previously connected us geographically are simply stronger online, and memes are now transmitted at rapid pace.</w:t>
+      </w:r>
+    </w:p>
+    <w:p>
+      <w:pPr>
+        <w:spacing w:before="0" w:after="0" w:line="288" w:lineRule="auto"/>
+        <w:ind w:left="40"/>
+        <w:snapToGrid w:val="0"/>
+        <w:pBdr>
+          <w:top w:val="single" w:sz="4" w:space="2" w:color="9B6BD0"/>
+          <w:left w:val="single" w:sz="4" w:space="2" w:color="9B6BD0"/>
+          <w:bottom w:val="single" w:sz="4" w:space="2" w:color="9B6BD0"/>
+          <w:right w:val="single" w:sz="4" w:space="2" w:color="9B6BD0"/>
+        </w:pBdr>
+        <w:shd w:val="clear" w:color="auto" w:fill="FAF5FF"/>
+      </w:pPr>
+      <w:r>
+        <w:rPr>
+          <w:rFonts w:ascii="맑은 고딕" w:hAnsi="맑은 고딕" w:eastAsia="맑은 고딕"/>
+          <w:b/>
+          <w:sz w:val="17"/>
+          <w:u w:val="none"/>
+        </w:rPr>
+        <w:t>&lt;보 기&gt;</w:t>
+      </w:r>
+    </w:p>
+    <w:p>
+      <w:pPr>
+        <w:spacing w:before="0" w:after="0" w:line="288" w:lineRule="auto"/>
+        <w:ind w:left="40"/>
+        <w:snapToGrid w:val="0"/>
+        <w:pBdr>
+          <w:top w:val="single" w:sz="4" w:space="2" w:color="9B6BD0"/>
+          <w:left w:val="single" w:sz="4" w:space="2" w:color="9B6BD0"/>
+          <w:bottom w:val="single" w:sz="4" w:space="2" w:color="9B6BD0"/>
+          <w:right w:val="single" w:sz="4" w:space="2" w:color="9B6BD0"/>
+        </w:pBdr>
+        <w:shd w:val="clear" w:color="auto" w:fill="FAF5FF"/>
+      </w:pPr>
+      <w:r>
+        <w:rPr>
+          <w:rFonts w:ascii="맑은 고딕" w:hAnsi="맑은 고딕" w:eastAsia="맑은 고딕"/>
+          <w:b w:val="0"/>
+          <w:sz w:val="17"/>
+          <w:u w:val="none"/>
+        </w:rPr>
+        <w:t>(a) The writer says that the rule makers of language still control public communication today.</w:t>
+      </w:r>
+    </w:p>
+    <w:p>
+      <w:pPr>
+        <w:spacing w:before="0" w:after="0" w:line="288" w:lineRule="auto"/>
+        <w:ind w:left="40"/>
+        <w:snapToGrid w:val="0"/>
+        <w:pBdr>
+          <w:top w:val="single" w:sz="4" w:space="2" w:color="9B6BD0"/>
+          <w:left w:val="single" w:sz="4" w:space="2" w:color="9B6BD0"/>
+          <w:bottom w:val="single" w:sz="4" w:space="2" w:color="9B6BD0"/>
+          <w:right w:val="single" w:sz="4" w:space="2" w:color="9B6BD0"/>
+        </w:pBdr>
+        <w:shd w:val="clear" w:color="auto" w:fill="FAF5FF"/>
+      </w:pPr>
+      <w:r>
+        <w:rPr>
+          <w:rFonts w:ascii="맑은 고딕" w:hAnsi="맑은 고딕" w:eastAsia="맑은 고딕"/>
+          <w:b w:val="0"/>
+          <w:sz w:val="17"/>
+          <w:u w:val="none"/>
+        </w:rPr>
+        <w:t>(b) ⓑ ‘meaning that’ can be rewritten as ‘which means that’.</w:t>
+      </w:r>
+    </w:p>
+    <w:p>
+      <w:pPr>
+        <w:spacing w:before="0" w:after="0" w:line="288" w:lineRule="auto"/>
+        <w:ind w:left="40"/>
+        <w:snapToGrid w:val="0"/>
+        <w:pBdr>
+          <w:top w:val="single" w:sz="4" w:space="2" w:color="9B6BD0"/>
+          <w:left w:val="single" w:sz="4" w:space="2" w:color="9B6BD0"/>
+          <w:bottom w:val="single" w:sz="4" w:space="2" w:color="9B6BD0"/>
+          <w:right w:val="single" w:sz="4" w:space="2" w:color="9B6BD0"/>
+        </w:pBdr>
+        <w:shd w:val="clear" w:color="auto" w:fill="FAF5FF"/>
+      </w:pPr>
+      <w:r>
+        <w:rPr>
+          <w:rFonts w:ascii="맑은 고딕" w:hAnsi="맑은 고딕" w:eastAsia="맑은 고딕"/>
+          <w:b w:val="0"/>
+          <w:sz w:val="17"/>
+          <w:u w:val="none"/>
+        </w:rPr>
+        <w:t>(c) In the context, ⓐ ‘prescriptive’ can be replaced by ‘flexible’.</w:t>
+      </w:r>
+    </w:p>
+    <w:p>
+      <w:pPr>
+        <w:spacing w:before="0" w:after="0" w:line="288" w:lineRule="auto"/>
+        <w:ind w:left="40"/>
+        <w:snapToGrid w:val="0"/>
+        <w:pBdr>
+          <w:top w:val="single" w:sz="4" w:space="2" w:color="9B6BD0"/>
+          <w:left w:val="single" w:sz="4" w:space="2" w:color="9B6BD0"/>
+          <w:bottom w:val="single" w:sz="4" w:space="2" w:color="9B6BD0"/>
+          <w:right w:val="single" w:sz="4" w:space="2" w:color="9B6BD0"/>
+        </w:pBdr>
+        <w:shd w:val="clear" w:color="auto" w:fill="FAF5FF"/>
+      </w:pPr>
+      <w:r>
+        <w:rPr>
+          <w:rFonts w:ascii="맑은 고딕" w:hAnsi="맑은 고딕" w:eastAsia="맑은 고딕"/>
+          <w:b w:val="0"/>
+          <w:sz w:val="17"/>
+          <w:u w:val="none"/>
+        </w:rPr>
+        <w:t>(d) Content creators come from more varied backgrounds than people in traditional media.</w:t>
+      </w:r>
+    </w:p>
+    <w:p>
+      <w:pPr>
+        <w:spacing w:before="0" w:after="60" w:line="288" w:lineRule="auto"/>
+        <w:ind w:left="40"/>
+        <w:snapToGrid w:val="0"/>
+        <w:pBdr>
+          <w:top w:val="single" w:sz="4" w:space="2" w:color="9B6BD0"/>
+          <w:left w:val="single" w:sz="4" w:space="2" w:color="9B6BD0"/>
+          <w:bottom w:val="single" w:sz="4" w:space="2" w:color="9B6BD0"/>
+          <w:right w:val="single" w:sz="4" w:space="2" w:color="9B6BD0"/>
+        </w:pBdr>
+        <w:shd w:val="clear" w:color="auto" w:fill="FAF5FF"/>
+      </w:pPr>
+      <w:r>
+        <w:rPr>
+          <w:rFonts w:ascii="맑은 고딕" w:hAnsi="맑은 고딕" w:eastAsia="맑은 고딕"/>
+          <w:b w:val="0"/>
+          <w:sz w:val="17"/>
+          <w:u w:val="none"/>
+        </w:rPr>
+        <w:t>(e) In ⓒ, ‘could have’ should be changed to ‘could have been’.</w:t>
+      </w:r>
+    </w:p>
+    <w:p>
+      <w:pPr>
+        <w:spacing w:before="0" w:after="20" w:line="276" w:lineRule="auto"/>
+        <w:ind w:left="80"/>
+        <w:snapToGrid w:val="0"/>
+      </w:pPr>
+      <w:r>
+        <w:rPr>
+          <w:rFonts w:ascii="맑은 고딕" w:hAnsi="맑은 고딕" w:eastAsia="맑은 고딕"/>
+          <w:b w:val="0"/>
+          <w:sz w:val="17"/>
+          <w:u w:val="none"/>
+        </w:rPr>
+        <w:t>① (b), (d)    ② (a), (b), (c)    ③ (c), (d), (e)    ④ (a), (c), (e)    ⑤ (a), (e)</w:t>
+      </w:r>
+    </w:p>
+    <w:p>
+      <w:pPr>
+        <w:keepNext/>
+        <w:spacing w:before="80" w:after="20" w:line="276" w:lineRule="auto"/>
+        <w:snapToGrid w:val="0"/>
+      </w:pPr>
+      <w:r>
+        <w:rPr>
+          <w:rFonts w:ascii="맑은 고딕" w:hAnsi="맑은 고딕" w:eastAsia="맑은 고딕"/>
+          <w:b/>
+          <w:sz w:val="17"/>
+          <w:u w:val="none"/>
+        </w:rPr>
+        <w:t>41-2.</w:t>
+      </w:r>
+      <w:r>
+        <w:rPr>
+          <w:rFonts w:ascii="맑은 고딕" w:hAnsi="맑은 고딕" w:eastAsia="맑은 고딕"/>
+          <w:b w:val="0"/>
+          <w:sz w:val="17"/>
+          <w:u w:val="none"/>
+        </w:rPr>
+        <w:t xml:space="preserve"> 다음 글의 밑줄 친 ⓐ ~ ⓕ 중, 어법상 </w:t>
       </w:r>
       <w:r>
         <w:rPr>
@@ -1965,7 +1775,7 @@
           <w:sz w:val="17"/>
           <w:u w:val="single"/>
         </w:rPr>
-        <w:t>might not have been able</w:t>
+        <w:t>틀린</w:t>
       </w:r>
       <w:r>
         <w:rPr>
@@ -1974,68 +1784,7 @@
           <w:sz w:val="17"/>
           <w:u w:val="none"/>
         </w:rPr>
-        <w:t xml:space="preserve"> to use slang, but content creators can. We regularly use words like ‘function’ and ‘side-eye,’ and our influence both legitimizes these terms and gives them a large platform to spread quicker than they could have before. Content creators also come from a greater variety of backgrounds than people ⑤ </w:t>
-      </w:r>
-      <w:r>
-        <w:rPr>
-          <w:rFonts w:ascii="맑은 고딕" w:hAnsi="맑은 고딕" w:eastAsia="맑은 고딕"/>
-          <w:b w:val="0"/>
-          <w:sz w:val="17"/>
-          <w:u w:val="single"/>
-        </w:rPr>
-        <w:t>worked</w:t>
-      </w:r>
-      <w:r>
-        <w:rPr>
-          <w:rFonts w:ascii="맑은 고딕" w:hAnsi="맑은 고딕" w:eastAsia="맑은 고딕"/>
-          <w:b w:val="0"/>
-          <w:sz w:val="17"/>
-          <w:u w:val="none"/>
-        </w:rPr>
-        <w:t xml:space="preserve"> in traditional media. This means that slang can more naturally go beyond the economic and social barriers that once limited its growth. The loose social networks that previously connected us geographically are simply stronger online, and memes are now transmitted at rapid pace.</w:t>
-      </w:r>
-    </w:p>
-    <w:p>
-      <w:pPr>
-        <w:keepNext/>
-        <w:spacing w:before="80" w:after="20" w:line="276" w:lineRule="auto"/>
-        <w:snapToGrid w:val="0"/>
-      </w:pPr>
-      <w:r>
-        <w:rPr>
-          <w:rFonts w:ascii="맑은 고딕" w:hAnsi="맑은 고딕" w:eastAsia="맑은 고딕"/>
-          <w:b/>
-          <w:sz w:val="17"/>
-          <w:u w:val="none"/>
-        </w:rPr>
-        <w:t>41-5.</w:t>
-      </w:r>
-      <w:r>
-        <w:rPr>
-          <w:rFonts w:ascii="맑은 고딕" w:hAnsi="맑은 고딕" w:eastAsia="맑은 고딕"/>
-          <w:b w:val="0"/>
-          <w:sz w:val="17"/>
-          <w:u w:val="none"/>
-        </w:rPr>
-        <w:t xml:space="preserve"> 윗글의 밑줄 친 ①~⑤ 중 문맥상 낱말의 쓰임이 적절하지 </w:t>
-      </w:r>
-      <w:r>
-        <w:rPr>
-          <w:rFonts w:ascii="맑은 고딕" w:hAnsi="맑은 고딕" w:eastAsia="맑은 고딕"/>
-          <w:b/>
-          <w:sz w:val="17"/>
-          <w:u w:val="none"/>
-        </w:rPr>
-        <w:t>않은</w:t>
-      </w:r>
-      <w:r>
-        <w:rPr>
-          <w:rFonts w:ascii="맑은 고딕" w:hAnsi="맑은 고딕" w:eastAsia="맑은 고딕"/>
-          <w:b w:val="0"/>
-          <w:sz w:val="17"/>
-          <w:u w:val="none"/>
-        </w:rPr>
-        <w:t xml:space="preserve"> 것은? [3.0점]</w:t>
+        <w:t xml:space="preserve"> 것을 모두 고른 것은? [3.1점]</w:t>
       </w:r>
     </w:p>
     <w:p>
@@ -2058,7 +1807,7 @@
           <w:sz w:val="17"/>
           <w:u w:val="none"/>
         </w:rPr>
-        <w:t xml:space="preserve">The role of ‘slang’ in popular culture has ① </w:t>
+        <w:t>The role of ‘slang’ in popular culture ⓐ</w:t>
       </w:r>
       <w:r>
         <w:rPr>
@@ -2067,7 +1816,7 @@
           <w:sz w:val="17"/>
           <w:u w:val="single"/>
         </w:rPr>
-        <w:t>fundamentally</w:t>
+        <w:t>has</w:t>
       </w:r>
       <w:r>
         <w:rPr>
@@ -2076,7 +1825,7 @@
           <w:sz w:val="17"/>
           <w:u w:val="none"/>
         </w:rPr>
-        <w:t xml:space="preserve"> changed because of the internet. Since the emergence of Standard English, the rule makers of language have been in charge, and their ② </w:t>
+        <w:t xml:space="preserve"> fundamentally changed because of the internet. Since the emergence of Standard English, the rule makers of language have been in charge, and their prescriptive norms about a ‘correct’ version of the English language have dominated our channels of communication. If you wanted your voice ⓑ</w:t>
       </w:r>
       <w:r>
         <w:rPr>
@@ -2085,7 +1834,7 @@
           <w:sz w:val="17"/>
           <w:u w:val="single"/>
         </w:rPr>
-        <w:t>prescriptive</w:t>
+        <w:t>to hear</w:t>
       </w:r>
       <w:r>
         <w:rPr>
@@ -2094,7 +1843,7 @@
           <w:sz w:val="17"/>
           <w:u w:val="none"/>
         </w:rPr>
-        <w:t xml:space="preserve"> norms about a ‘correct’ version of the English language have dominated our channels of communication. If you wanted your voice to be heard by the public, you had to work within their limits, conforming to the strict expectations of either print or broadcast media. Social media completely broke that barrier. The playing field is now ③ </w:t>
+        <w:t xml:space="preserve"> by the public, you had to work within their limits, ⓒ</w:t>
       </w:r>
       <w:r>
         <w:rPr>
@@ -2103,7 +1852,7 @@
           <w:sz w:val="17"/>
           <w:u w:val="single"/>
         </w:rPr>
-        <w:t>level</w:t>
+        <w:t>conforming</w:t>
       </w:r>
       <w:r>
         <w:rPr>
@@ -2112,7 +1861,7 @@
           <w:sz w:val="17"/>
           <w:u w:val="none"/>
         </w:rPr>
-        <w:t xml:space="preserve">, and public access is democratized. Anybody and everybody can become a public figure on the new communicative platforms, meaning that nobody’s left to enforce the old rules. TV presenters and journalists might not have been able to use slang, but content creators can. We regularly use words like ‘function’ and ‘side-eye,’ and our influence both legitimizes these terms and gives them a large platform to spread quicker than they could have before. Content creators also come from a ④ </w:t>
+        <w:t xml:space="preserve"> to the strict expectations of either print or broadcast media. Social media completely broke that barrier. The playing field is now level, and public access is democratized. Anybody and everybody can become a public figure on the new communicative platforms, meaning that nobody’s left to enforce the old rules. TV presenters and journalists might not have been able to use slang, but content creators can. We regularly use words like ‘function’ and ‘side-eye,’ and our influence both legitimizes these terms and ⓓ</w:t>
       </w:r>
       <w:r>
         <w:rPr>
@@ -2121,7 +1870,7 @@
           <w:sz w:val="17"/>
           <w:u w:val="single"/>
         </w:rPr>
-        <w:t>narrower</w:t>
+        <w:t>giving</w:t>
       </w:r>
       <w:r>
         <w:rPr>
@@ -2130,7 +1879,7 @@
           <w:sz w:val="17"/>
           <w:u w:val="none"/>
         </w:rPr>
-        <w:t xml:space="preserve"> variety of backgrounds than people working in traditional media. This means that slang can more naturally go beyond the economic and social barriers that once limited its growth. The loose social networks that previously connected us geographically are simply stronger online, and memes are now transmitted at ⑤ </w:t>
+        <w:t xml:space="preserve"> them a large platform to spread quicker than they could have before. Content creators also come from a greater variety of backgrounds than people ⓔ</w:t>
       </w:r>
       <w:r>
         <w:rPr>
@@ -2139,7 +1888,7 @@
           <w:sz w:val="17"/>
           <w:u w:val="single"/>
         </w:rPr>
-        <w:t>rapid</w:t>
+        <w:t>working</w:t>
       </w:r>
       <w:r>
         <w:rPr>
@@ -2148,7 +1897,41 @@
           <w:sz w:val="17"/>
           <w:u w:val="none"/>
         </w:rPr>
-        <w:t xml:space="preserve"> pace.</w:t>
+        <w:t xml:space="preserve"> in traditional media. This means that slang can more naturally go beyond the economic and social barriers ⓕ</w:t>
+      </w:r>
+      <w:r>
+        <w:rPr>
+          <w:rFonts w:ascii="맑은 고딕" w:hAnsi="맑은 고딕" w:eastAsia="맑은 고딕"/>
+          <w:b w:val="0"/>
+          <w:sz w:val="17"/>
+          <w:u w:val="single"/>
+        </w:rPr>
+        <w:t>what</w:t>
+      </w:r>
+      <w:r>
+        <w:rPr>
+          <w:rFonts w:ascii="맑은 고딕" w:hAnsi="맑은 고딕" w:eastAsia="맑은 고딕"/>
+          <w:b w:val="0"/>
+          <w:sz w:val="17"/>
+          <w:u w:val="none"/>
+        </w:rPr>
+        <w:t xml:space="preserve"> once limited its growth. The loose social networks that previously connected us geographically are simply stronger online, and memes are now transmitted at rapid pace.</w:t>
+      </w:r>
+    </w:p>
+    <w:p>
+      <w:pPr>
+        <w:spacing w:before="0" w:after="20" w:line="276" w:lineRule="auto"/>
+        <w:ind w:left="80"/>
+        <w:snapToGrid w:val="0"/>
+      </w:pPr>
+      <w:r>
+        <w:rPr>
+          <w:rFonts w:ascii="맑은 고딕" w:hAnsi="맑은 고딕" w:eastAsia="맑은 고딕"/>
+          <w:b w:val="0"/>
+          <w:sz w:val="17"/>
+          <w:u w:val="none"/>
+        </w:rPr>
+        <w:t>① ⓐ, ⓒ, ⓔ    ② ⓑ, ⓓ, ⓕ    ③ ⓒ, ⓕ    ④ ⓐ, ⓓ    ⑤ ⓑ, ⓔ</w:t>
       </w:r>
     </w:p>
     <w:p>
@@ -2164,7 +1947,7 @@
           <w:sz w:val="17"/>
           <w:u w:val="none"/>
         </w:rPr>
-        <w:t>41-6.</w:t>
+        <w:t>41-3.</w:t>
       </w:r>
       <w:r>
         <w:rPr>
@@ -2173,7 +1956,25 @@
           <w:sz w:val="17"/>
           <w:u w:val="none"/>
         </w:rPr>
-        <w:t xml:space="preserve"> 윗글의 빈칸에 들어갈 말로 가장 적절한 것은? [3.0점]</w:t>
+        <w:t xml:space="preserve"> 윗글의 밑줄 친 (a)~(e) 중에서 문맥상 낱말의 쓰임이 적절하지 </w:t>
+      </w:r>
+      <w:r>
+        <w:rPr>
+          <w:rFonts w:ascii="맑은 고딕" w:hAnsi="맑은 고딕" w:eastAsia="맑은 고딕"/>
+          <w:b w:val="0"/>
+          <w:sz w:val="17"/>
+          <w:u w:val="single"/>
+        </w:rPr>
+        <w:t>않은</w:t>
+      </w:r>
+      <w:r>
+        <w:rPr>
+          <w:rFonts w:ascii="맑은 고딕" w:hAnsi="맑은 고딕" w:eastAsia="맑은 고딕"/>
+          <w:b w:val="0"/>
+          <w:sz w:val="17"/>
+          <w:u w:val="none"/>
+        </w:rPr>
+        <w:t xml:space="preserve"> 것은? [3.0점]</w:t>
       </w:r>
     </w:p>
     <w:p>
@@ -2196,13 +1997,103 @@
           <w:sz w:val="17"/>
           <w:u w:val="none"/>
         </w:rPr>
-        <w:t>The role of ‘slang’ in popular culture has fundamentally changed because of the internet. Since the emergence of Standard English, the rule makers of language have been in charge, and their prescriptive norms about a ‘correct’ version of the English language have dominated our channels of communication. If you wanted your voice to be heard by the public, you had to work within their limits, conforming to the strict expectations of either print or broadcast media. Social media completely broke that barrier. The playing field is now level, and  . Anybody and everybody can become a public figure on the new communicative platforms, meaning that nobody’s left to enforce the old rules. TV presenters and journalists might not have been able to use slang, but content creators can. We regularly use words like ‘function’ and ‘side-eye,’ and our influence both legitimizes these terms and gives them a large platform to spread quicker than they could have before. Content creators also come from a greater variety of backgrounds than people working in traditional media. This means that slang can more naturally go beyond the economic and social barriers that once limited its growth. The loose social networks that previously connected us geographically are simply stronger online, and memes are now transmitted at rapid pace.</w:t>
+        <w:t xml:space="preserve">The role of ‘slang’ in popular culture has (a) </w:t>
+      </w:r>
+      <w:r>
+        <w:rPr>
+          <w:rFonts w:ascii="맑은 고딕" w:hAnsi="맑은 고딕" w:eastAsia="맑은 고딕"/>
+          <w:b w:val="0"/>
+          <w:sz w:val="17"/>
+          <w:u w:val="single"/>
+        </w:rPr>
+        <w:t>fundamentally</w:t>
+      </w:r>
+      <w:r>
+        <w:rPr>
+          <w:rFonts w:ascii="맑은 고딕" w:hAnsi="맑은 고딕" w:eastAsia="맑은 고딕"/>
+          <w:b w:val="0"/>
+          <w:sz w:val="17"/>
+          <w:u w:val="none"/>
+        </w:rPr>
+        <w:t xml:space="preserve"> changed because of the internet. Since the emergence of Standard English, the rule makers of language have been in charge, and their prescriptive norms about a ‘correct’ version of the English language have dominated our channels of communication. If you wanted your voice to be heard by the public, you had to work within their limits, conforming to the (b) </w:t>
+      </w:r>
+      <w:r>
+        <w:rPr>
+          <w:rFonts w:ascii="맑은 고딕" w:hAnsi="맑은 고딕" w:eastAsia="맑은 고딕"/>
+          <w:b w:val="0"/>
+          <w:sz w:val="17"/>
+          <w:u w:val="single"/>
+        </w:rPr>
+        <w:t>strict</w:t>
+      </w:r>
+      <w:r>
+        <w:rPr>
+          <w:rFonts w:ascii="맑은 고딕" w:hAnsi="맑은 고딕" w:eastAsia="맑은 고딕"/>
+          <w:b w:val="0"/>
+          <w:sz w:val="17"/>
+          <w:u w:val="none"/>
+        </w:rPr>
+        <w:t xml:space="preserve"> expectations of either print or broadcast media. Social media completely broke that barrier. The playing field is now (c) </w:t>
+      </w:r>
+      <w:r>
+        <w:rPr>
+          <w:rFonts w:ascii="맑은 고딕" w:hAnsi="맑은 고딕" w:eastAsia="맑은 고딕"/>
+          <w:b w:val="0"/>
+          <w:sz w:val="17"/>
+          <w:u w:val="single"/>
+        </w:rPr>
+        <w:t>level</w:t>
+      </w:r>
+      <w:r>
+        <w:rPr>
+          <w:rFonts w:ascii="맑은 고딕" w:hAnsi="맑은 고딕" w:eastAsia="맑은 고딕"/>
+          <w:b w:val="0"/>
+          <w:sz w:val="17"/>
+          <w:u w:val="none"/>
+        </w:rPr>
+        <w:t xml:space="preserve">, and public access is democratized. Anybody and everybody can become a public figure on the new communicative platforms, meaning that nobody’s left to (d) </w:t>
+      </w:r>
+      <w:r>
+        <w:rPr>
+          <w:rFonts w:ascii="맑은 고딕" w:hAnsi="맑은 고딕" w:eastAsia="맑은 고딕"/>
+          <w:b w:val="0"/>
+          <w:sz w:val="17"/>
+          <w:u w:val="single"/>
+        </w:rPr>
+        <w:t>enforce</w:t>
+      </w:r>
+      <w:r>
+        <w:rPr>
+          <w:rFonts w:ascii="맑은 고딕" w:hAnsi="맑은 고딕" w:eastAsia="맑은 고딕"/>
+          <w:b w:val="0"/>
+          <w:sz w:val="17"/>
+          <w:u w:val="none"/>
+        </w:rPr>
+        <w:t xml:space="preserve"> the old rules. TV presenters and journalists might not have been able to use slang, but content creators can. We regularly use words like ‘function’ and ‘side-eye,’ and our influence both legitimizes these terms and gives them a large platform to spread quicker than they could have before. Content creators also come from a greater variety of backgrounds than people working in traditional media. This means that slang can more naturally go beyond the economic and social barriers that once limited its growth. The loose social networks that previously connected us geographically are simply stronger online, and memes are now transmitted at (e) </w:t>
+      </w:r>
+      <w:r>
+        <w:rPr>
+          <w:rFonts w:ascii="맑은 고딕" w:hAnsi="맑은 고딕" w:eastAsia="맑은 고딕"/>
+          <w:b w:val="0"/>
+          <w:sz w:val="17"/>
+          <w:u w:val="single"/>
+        </w:rPr>
+        <w:t>slow</w:t>
+      </w:r>
+      <w:r>
+        <w:rPr>
+          <w:rFonts w:ascii="맑은 고딕" w:hAnsi="맑은 고딕" w:eastAsia="맑은 고딕"/>
+          <w:b w:val="0"/>
+          <w:sz w:val="17"/>
+          <w:u w:val="none"/>
+        </w:rPr>
+        <w:t xml:space="preserve"> pace.</w:t>
       </w:r>
     </w:p>
     <w:p>
       <w:pPr>
-        <w:spacing w:before="0" w:after="0" w:line="269" w:lineRule="auto"/>
-        <w:ind w:left="180" w:hanging="180"/>
+        <w:spacing w:before="0" w:after="20" w:line="276" w:lineRule="auto"/>
+        <w:ind w:left="80"/>
         <w:snapToGrid w:val="0"/>
       </w:pPr>
       <w:r>
@@ -2212,71 +2103,7 @@
           <w:sz w:val="17"/>
           <w:u w:val="none"/>
         </w:rPr>
-        <w:t>① the gates that once screened public speech stand open to all</w:t>
-      </w:r>
-    </w:p>
-    <w:p>
-      <w:pPr>
-        <w:spacing w:before="0" w:after="0" w:line="269" w:lineRule="auto"/>
-        <w:ind w:left="180" w:hanging="180"/>
-        <w:snapToGrid w:val="0"/>
-      </w:pPr>
-      <w:r>
-        <w:rPr>
-          <w:rFonts w:ascii="맑은 고딕" w:hAnsi="맑은 고딕" w:eastAsia="맑은 고딕"/>
-          <w:b w:val="0"/>
-          <w:sz w:val="17"/>
-          <w:u w:val="none"/>
-        </w:rPr>
-        <w:t>② the rule makers of language are back in charge</w:t>
-      </w:r>
-    </w:p>
-    <w:p>
-      <w:pPr>
-        <w:spacing w:before="0" w:after="0" w:line="269" w:lineRule="auto"/>
-        <w:ind w:left="180" w:hanging="180"/>
-        <w:snapToGrid w:val="0"/>
-      </w:pPr>
-      <w:r>
-        <w:rPr>
-          <w:rFonts w:ascii="맑은 고딕" w:hAnsi="맑은 고딕" w:eastAsia="맑은 고딕"/>
-          <w:b w:val="0"/>
-          <w:sz w:val="17"/>
-          <w:u w:val="none"/>
-        </w:rPr>
-        <w:t>③ print and broadcast media still set the strict expectations</w:t>
-      </w:r>
-    </w:p>
-    <w:p>
-      <w:pPr>
-        <w:spacing w:before="0" w:after="0" w:line="269" w:lineRule="auto"/>
-        <w:ind w:left="180" w:hanging="180"/>
-        <w:snapToGrid w:val="0"/>
-      </w:pPr>
-      <w:r>
-        <w:rPr>
-          <w:rFonts w:ascii="맑은 고딕" w:hAnsi="맑은 고딕" w:eastAsia="맑은 고딕"/>
-          <w:b w:val="0"/>
-          <w:sz w:val="17"/>
-          <w:u w:val="none"/>
-        </w:rPr>
-        <w:t>④ content creators enforce the old rules more firmly than before</w:t>
-      </w:r>
-    </w:p>
-    <w:p>
-      <w:pPr>
-        <w:spacing w:before="0" w:after="0" w:line="269" w:lineRule="auto"/>
-        <w:ind w:left="180" w:hanging="180"/>
-        <w:snapToGrid w:val="0"/>
-      </w:pPr>
-      <w:r>
-        <w:rPr>
-          <w:rFonts w:ascii="맑은 고딕" w:hAnsi="맑은 고딕" w:eastAsia="맑은 고딕"/>
-          <w:b w:val="0"/>
-          <w:sz w:val="17"/>
-          <w:u w:val="none"/>
-        </w:rPr>
-        <w:t>⑤ memes are transmitted more slowly than they used to be</w:t>
+        <w:t>① (a)    ② (b)    ③ (c)    ④ (d)    ⑤ (e)</w:t>
       </w:r>
     </w:p>
     <w:p>
@@ -2292,7 +2119,7 @@
           <w:sz w:val="17"/>
           <w:u w:val="none"/>
         </w:rPr>
-        <w:t>41-7.</w:t>
+        <w:t>41-4.</w:t>
       </w:r>
       <w:r>
         <w:rPr>
@@ -2301,7 +2128,7 @@
           <w:sz w:val="17"/>
           <w:u w:val="none"/>
         </w:rPr>
-        <w:t xml:space="preserve"> 다음 중 윗글의 내용과 일치하는 것을 있는 대로 고른 것은? (부분점수 없음) [3.0점]</w:t>
+        <w:t xml:space="preserve"> According to the passage, which of the following is true? [2.8점]</w:t>
       </w:r>
     </w:p>
     <w:p>
@@ -2324,7 +2151,112 @@
           <w:sz w:val="17"/>
           <w:u w:val="none"/>
         </w:rPr>
-        <w:t>ⓐ Standard English once set the terms on which a person could reach a public audience.</w:t>
+        <w:t>The role of ‘slang’ in popular culture has fundamentally changed because of the internet. Since the emergence of Standard English, the rule makers of language have been in charge, and their prescriptive norms about a ‘correct’ version of the English language have dominated our channels of communication. If you wanted your voice to be heard by the public, you had to work within their limits, conforming to the strict expectations of either print or broadcast media. Social media completely broke that barrier. The playing field is now level, and public access is democratized. Anybody and everybody can become a public figure on the new communicative platforms, meaning that nobody’s left to enforce the old rules. TV presenters and journalists might not have been able to use slang, but content creators can. We regularly use words like ‘function’ and ‘side-eye,’ and our influence both legitimizes these terms and gives them a large platform to spread quicker than they could have before. Content creators also come from a greater variety of backgrounds than people working in traditional media. This means that slang can more naturally go beyond the economic and social barriers that once limited its growth. The loose social networks that previously connected us geographically are simply stronger online, and memes are now transmitted at rapid pace.</w:t>
+      </w:r>
+    </w:p>
+    <w:p>
+      <w:pPr>
+        <w:spacing w:before="0" w:after="0" w:line="269" w:lineRule="auto"/>
+        <w:ind w:left="180" w:hanging="180"/>
+        <w:snapToGrid w:val="0"/>
+      </w:pPr>
+      <w:r>
+        <w:rPr>
+          <w:rFonts w:ascii="맑은 고딕" w:hAnsi="맑은 고딕" w:eastAsia="맑은 고딕"/>
+          <w:b w:val="0"/>
+          <w:sz w:val="17"/>
+          <w:u w:val="none"/>
+        </w:rPr>
+        <w:t>① TV presenters were free to use as much slang as they liked.</w:t>
+      </w:r>
+    </w:p>
+    <w:p>
+      <w:pPr>
+        <w:spacing w:before="0" w:after="0" w:line="269" w:lineRule="auto"/>
+        <w:ind w:left="180" w:hanging="180"/>
+        <w:snapToGrid w:val="0"/>
+      </w:pPr>
+      <w:r>
+        <w:rPr>
+          <w:rFonts w:ascii="맑은 고딕" w:hAnsi="맑은 고딕" w:eastAsia="맑은 고딕"/>
+          <w:b w:val="0"/>
+          <w:sz w:val="17"/>
+          <w:u w:val="none"/>
+        </w:rPr>
+        <w:t>② Standard English rules have become stricter because of social media.</w:t>
+      </w:r>
+    </w:p>
+    <w:p>
+      <w:pPr>
+        <w:spacing w:before="0" w:after="0" w:line="269" w:lineRule="auto"/>
+        <w:ind w:left="180" w:hanging="180"/>
+        <w:snapToGrid w:val="0"/>
+      </w:pPr>
+      <w:r>
+        <w:rPr>
+          <w:rFonts w:ascii="맑은 고딕" w:hAnsi="맑은 고딕" w:eastAsia="맑은 고딕"/>
+          <w:b w:val="0"/>
+          <w:sz w:val="17"/>
+          <w:u w:val="none"/>
+        </w:rPr>
+        <w:t>③ Anyone can now become a public figure on new platforms.</w:t>
+      </w:r>
+    </w:p>
+    <w:p>
+      <w:pPr>
+        <w:spacing w:before="0" w:after="0" w:line="269" w:lineRule="auto"/>
+        <w:ind w:left="180" w:hanging="180"/>
+        <w:snapToGrid w:val="0"/>
+      </w:pPr>
+      <w:r>
+        <w:rPr>
+          <w:rFonts w:ascii="맑은 고딕" w:hAnsi="맑은 고딕" w:eastAsia="맑은 고딕"/>
+          <w:b w:val="0"/>
+          <w:sz w:val="17"/>
+          <w:u w:val="none"/>
+        </w:rPr>
+        <w:t>④ Slang now spreads more slowly because of economic barriers.</w:t>
+      </w:r>
+    </w:p>
+    <w:p>
+      <w:pPr>
+        <w:spacing w:before="0" w:after="0" w:line="269" w:lineRule="auto"/>
+        <w:ind w:left="180" w:hanging="180"/>
+        <w:snapToGrid w:val="0"/>
+      </w:pPr>
+      <w:r>
+        <w:rPr>
+          <w:rFonts w:ascii="맑은 고딕" w:hAnsi="맑은 고딕" w:eastAsia="맑은 고딕"/>
+          <w:b w:val="0"/>
+          <w:sz w:val="17"/>
+          <w:u w:val="none"/>
+        </w:rPr>
+        <w:t>⑤ Traditional media workers come from a wider range of backgrounds than content creators.</w:t>
+      </w:r>
+    </w:p>
+    <w:p>
+      <w:pPr>
+        <w:keepNext/>
+        <w:spacing w:before="80" w:after="20" w:line="276" w:lineRule="auto"/>
+        <w:snapToGrid w:val="0"/>
+      </w:pPr>
+      <w:r>
+        <w:rPr>
+          <w:rFonts w:ascii="맑은 고딕" w:hAnsi="맑은 고딕" w:eastAsia="맑은 고딕"/>
+          <w:b/>
+          <w:sz w:val="17"/>
+          <w:u w:val="none"/>
+        </w:rPr>
+        <w:t>41-5.</w:t>
+      </w:r>
+      <w:r>
+        <w:rPr>
+          <w:rFonts w:ascii="맑은 고딕" w:hAnsi="맑은 고딕" w:eastAsia="맑은 고딕"/>
+          <w:b w:val="0"/>
+          <w:sz w:val="17"/>
+          <w:u w:val="none"/>
+        </w:rPr>
+        <w:t xml:space="preserve"> [A]와 [B]를 읽고 이해한 것으로 가장 적절한 것은? [3.2점]</w:t>
       </w:r>
     </w:p>
     <w:p>
@@ -2347,7 +2279,135 @@
           <w:sz w:val="17"/>
           <w:u w:val="none"/>
         </w:rPr>
-        <w:t>ⓑ Social media has left the old prescriptive rules with no one to enforce them.</w:t>
+        <w:t>[A] If you wanted your voice to be heard by the public, you had to work within their limits, conforming to the strict expectations of either print or broadcast media. Social media completely broke that barrier. … Anybody and everybody can become a public figure on the new communicative platforms, meaning that nobody’s left to enforce the old rules.</w:t>
+      </w:r>
+    </w:p>
+    <w:p>
+      <w:pPr>
+        <w:spacing w:before="0" w:after="60" w:line="288" w:lineRule="auto"/>
+        <w:ind w:left="40"/>
+        <w:snapToGrid w:val="0"/>
+        <w:pBdr>
+          <w:top w:val="single" w:sz="4" w:space="2" w:color="6B7FB8"/>
+          <w:left w:val="single" w:sz="4" w:space="2" w:color="6B7FB8"/>
+          <w:bottom w:val="single" w:sz="4" w:space="2" w:color="6B7FB8"/>
+          <w:right w:val="single" w:sz="4" w:space="2" w:color="6B7FB8"/>
+        </w:pBdr>
+        <w:shd w:val="clear" w:color="auto" w:fill="EEF2FF"/>
+      </w:pPr>
+      <w:r>
+        <w:rPr>
+          <w:rFonts w:ascii="맑은 고딕" w:hAnsi="맑은 고딕" w:eastAsia="맑은 고딕"/>
+          <w:b w:val="0"/>
+          <w:sz w:val="17"/>
+          <w:u w:val="none"/>
+        </w:rPr>
+        <w:t>[B] Not long ago, a recipe reached the public only if a publisher printed it in a cookbook. Editors decided which dishes were ‘proper’. Now home cooks film their family dishes on their phones, and recipes from villages that no editor had ever visited are shared by millions.</w:t>
+      </w:r>
+    </w:p>
+    <w:p>
+      <w:pPr>
+        <w:spacing w:before="0" w:after="0" w:line="269" w:lineRule="auto"/>
+        <w:ind w:left="180" w:hanging="180"/>
+        <w:snapToGrid w:val="0"/>
+      </w:pPr>
+      <w:r>
+        <w:rPr>
+          <w:rFonts w:ascii="맑은 고딕" w:hAnsi="맑은 고딕" w:eastAsia="맑은 고딕"/>
+          <w:b w:val="0"/>
+          <w:sz w:val="17"/>
+          <w:u w:val="none"/>
+        </w:rPr>
+        <w:t>① Both texts show that once gatekeepers lose control, more diverse voices reach the public.</w:t>
+      </w:r>
+    </w:p>
+    <w:p>
+      <w:pPr>
+        <w:spacing w:before="0" w:after="0" w:line="269" w:lineRule="auto"/>
+        <w:ind w:left="180" w:hanging="180"/>
+        <w:snapToGrid w:val="0"/>
+      </w:pPr>
+      <w:r>
+        <w:rPr>
+          <w:rFonts w:ascii="맑은 고딕" w:hAnsi="맑은 고딕" w:eastAsia="맑은 고딕"/>
+          <w:b w:val="0"/>
+          <w:sz w:val="17"/>
+          <w:u w:val="none"/>
+        </w:rPr>
+        <w:t>② [A] argues that slang is harmful, while [B] argues that home cooking is unhealthy.</w:t>
+      </w:r>
+    </w:p>
+    <w:p>
+      <w:pPr>
+        <w:spacing w:before="0" w:after="0" w:line="269" w:lineRule="auto"/>
+        <w:ind w:left="180" w:hanging="180"/>
+        <w:snapToGrid w:val="0"/>
+      </w:pPr>
+      <w:r>
+        <w:rPr>
+          <w:rFonts w:ascii="맑은 고딕" w:hAnsi="맑은 고딕" w:eastAsia="맑은 고딕"/>
+          <w:b w:val="0"/>
+          <w:sz w:val="17"/>
+          <w:u w:val="none"/>
+        </w:rPr>
+        <w:t>③ Both texts claim that editors and rule makers are more important than ever.</w:t>
+      </w:r>
+    </w:p>
+    <w:p>
+      <w:pPr>
+        <w:spacing w:before="0" w:after="0" w:line="269" w:lineRule="auto"/>
+        <w:ind w:left="180" w:hanging="180"/>
+        <w:snapToGrid w:val="0"/>
+      </w:pPr>
+      <w:r>
+        <w:rPr>
+          <w:rFonts w:ascii="맑은 고딕" w:hAnsi="맑은 고딕" w:eastAsia="맑은 고딕"/>
+          <w:b w:val="0"/>
+          <w:sz w:val="17"/>
+          <w:u w:val="none"/>
+        </w:rPr>
+        <w:t>④ [B] suggests that only professional chefs can share recipes online.</w:t>
+      </w:r>
+    </w:p>
+    <w:p>
+      <w:pPr>
+        <w:spacing w:before="0" w:after="0" w:line="269" w:lineRule="auto"/>
+        <w:ind w:left="180" w:hanging="180"/>
+        <w:snapToGrid w:val="0"/>
+      </w:pPr>
+      <w:r>
+        <w:rPr>
+          <w:rFonts w:ascii="맑은 고딕" w:hAnsi="맑은 고딕" w:eastAsia="맑은 고딕"/>
+          <w:b w:val="0"/>
+          <w:sz w:val="17"/>
+          <w:u w:val="none"/>
+        </w:rPr>
+        <w:t>⑤ [A] focuses on print media, while [B] focuses on radio.</w:t>
+      </w:r>
+    </w:p>
+    <w:p>
+      <w:pPr>
+        <w:keepNext/>
+        <w:spacing w:before="80" w:after="20" w:line="276" w:lineRule="auto"/>
+        <w:snapToGrid w:val="0"/>
+      </w:pPr>
+      <w:r>
+        <w:rPr>
+          <w:rFonts w:ascii="맑은 고딕" w:hAnsi="맑은 고딕" w:eastAsia="맑은 고딕"/>
+          <w:b/>
+          <w:sz w:val="17"/>
+          <w:u w:val="none"/>
+        </w:rPr>
+        <w:t>41-6.</w:t>
+      </w:r>
+      <w:r>
+        <w:rPr>
+          <w:rFonts w:ascii="맑은 고딕" w:hAnsi="맑은 고딕" w:eastAsia="맑은 고딕"/>
+          <w:b w:val="0"/>
+          <w:sz w:val="17"/>
+          <w:u w:val="none"/>
+        </w:rPr>
+        <w:t xml:space="preserve"> 윗글의 제목으로 가장 적절한 것은? [2.9점]</w:t>
       </w:r>
     </w:p>
     <w:p>
@@ -2370,7 +2430,130 @@
           <w:sz w:val="17"/>
           <w:u w:val="none"/>
         </w:rPr>
-        <w:t>ⓒ Every TV presenter today uses as much slang as any content creator does.</w:t>
+        <w:t>The role of ‘slang’ in popular culture has fundamentally changed because of the internet. Since the emergence of Standard English, the rule makers of language have been in charge, and their prescriptive norms about a ‘correct’ version of the English language have dominated our channels of communication. If you wanted your voice to be heard by the public, you had to work within their limits, conforming to the strict expectations of either print or broadcast media. Social media completely broke that barrier. The playing field is now level, and public access is democratized. Anybody and everybody can become a public figure on the new communicative platforms, meaning that nobody’s left to enforce the old rules. TV presenters and journalists might not have been able to use slang, but content creators can. We regularly use words like ‘function’ and ‘side-eye,’ and our influence both legitimizes these terms and gives them a large platform to spread quicker than they could have before. Content creators also come from a greater variety of backgrounds than people working in traditional media. This means that slang can more naturally go beyond the economic and social barriers that once limited its growth. The loose social networks that previously connected us geographically are simply stronger online, and memes are now transmitted at rapid pace.</w:t>
+      </w:r>
+    </w:p>
+    <w:p>
+      <w:pPr>
+        <w:spacing w:before="0" w:after="0" w:line="269" w:lineRule="auto"/>
+        <w:ind w:left="180" w:hanging="180"/>
+        <w:snapToGrid w:val="0"/>
+      </w:pPr>
+      <w:r>
+        <w:rPr>
+          <w:rFonts w:ascii="맑은 고딕" w:hAnsi="맑은 고딕" w:eastAsia="맑은 고딕"/>
+          <w:b w:val="0"/>
+          <w:sz w:val="17"/>
+          <w:u w:val="none"/>
+        </w:rPr>
+        <w:t>① Why Standard English Must Be Protected</w:t>
+      </w:r>
+    </w:p>
+    <w:p>
+      <w:pPr>
+        <w:spacing w:before="0" w:after="0" w:line="269" w:lineRule="auto"/>
+        <w:ind w:left="180" w:hanging="180"/>
+        <w:snapToGrid w:val="0"/>
+      </w:pPr>
+      <w:r>
+        <w:rPr>
+          <w:rFonts w:ascii="맑은 고딕" w:hAnsi="맑은 고딕" w:eastAsia="맑은 고딕"/>
+          <w:b w:val="0"/>
+          <w:sz w:val="17"/>
+          <w:u w:val="none"/>
+        </w:rPr>
+        <w:t>② TV Presenters: The New Slang Leaders</w:t>
+      </w:r>
+    </w:p>
+    <w:p>
+      <w:pPr>
+        <w:spacing w:before="0" w:after="0" w:line="269" w:lineRule="auto"/>
+        <w:ind w:left="180" w:hanging="180"/>
+        <w:snapToGrid w:val="0"/>
+      </w:pPr>
+      <w:r>
+        <w:rPr>
+          <w:rFonts w:ascii="맑은 고딕" w:hAnsi="맑은 고딕" w:eastAsia="맑은 고딕"/>
+          <w:b w:val="0"/>
+          <w:sz w:val="17"/>
+          <w:u w:val="none"/>
+        </w:rPr>
+        <w:t>③ The Decline of Memes in the Online World</w:t>
+      </w:r>
+    </w:p>
+    <w:p>
+      <w:pPr>
+        <w:spacing w:before="0" w:after="0" w:line="269" w:lineRule="auto"/>
+        <w:ind w:left="180" w:hanging="180"/>
+        <w:snapToGrid w:val="0"/>
+      </w:pPr>
+      <w:r>
+        <w:rPr>
+          <w:rFonts w:ascii="맑은 고딕" w:hAnsi="맑은 고딕" w:eastAsia="맑은 고딕"/>
+          <w:b w:val="0"/>
+          <w:sz w:val="17"/>
+          <w:u w:val="none"/>
+        </w:rPr>
+        <w:t>④ How Content Creators Learn Grammar</w:t>
+      </w:r>
+    </w:p>
+    <w:p>
+      <w:pPr>
+        <w:spacing w:before="0" w:after="0" w:line="269" w:lineRule="auto"/>
+        <w:ind w:left="180" w:hanging="180"/>
+        <w:snapToGrid w:val="0"/>
+      </w:pPr>
+      <w:r>
+        <w:rPr>
+          <w:rFonts w:ascii="맑은 고딕" w:hAnsi="맑은 고딕" w:eastAsia="맑은 고딕"/>
+          <w:b w:val="0"/>
+          <w:sz w:val="17"/>
+          <w:u w:val="none"/>
+        </w:rPr>
+        <w:t>⑤ No More Gatekeepers: How the Internet Freed Slang</w:t>
+      </w:r>
+    </w:p>
+    <w:p>
+      <w:pPr>
+        <w:keepNext/>
+        <w:spacing w:before="80" w:after="20" w:line="276" w:lineRule="auto"/>
+        <w:snapToGrid w:val="0"/>
+      </w:pPr>
+      <w:r>
+        <w:rPr>
+          <w:rFonts w:ascii="맑은 고딕" w:hAnsi="맑은 고딕" w:eastAsia="맑은 고딕"/>
+          <w:b/>
+          <w:sz w:val="17"/>
+          <w:u w:val="none"/>
+        </w:rPr>
+        <w:t>41-7.</w:t>
+      </w:r>
+      <w:r>
+        <w:rPr>
+          <w:rFonts w:ascii="맑은 고딕" w:hAnsi="맑은 고딕" w:eastAsia="맑은 고딕"/>
+          <w:b w:val="0"/>
+          <w:sz w:val="17"/>
+          <w:u w:val="none"/>
+        </w:rPr>
+        <w:t xml:space="preserve"> 다음 글에서 전체 흐름과 관계 </w:t>
+      </w:r>
+      <w:r>
+        <w:rPr>
+          <w:rFonts w:ascii="맑은 고딕" w:hAnsi="맑은 고딕" w:eastAsia="맑은 고딕"/>
+          <w:b w:val="0"/>
+          <w:sz w:val="17"/>
+          <w:u w:val="single"/>
+        </w:rPr>
+        <w:t>없는</w:t>
+      </w:r>
+      <w:r>
+        <w:rPr>
+          <w:rFonts w:ascii="맑은 고딕" w:hAnsi="맑은 고딕" w:eastAsia="맑은 고딕"/>
+          <w:b w:val="0"/>
+          <w:sz w:val="17"/>
+          <w:u w:val="none"/>
+        </w:rPr>
+        <w:t xml:space="preserve"> 문장은? [3.0점]</w:t>
       </w:r>
     </w:p>
     <w:p>
@@ -2393,7 +2576,84 @@
           <w:sz w:val="17"/>
           <w:u w:val="none"/>
         </w:rPr>
-        <w:t>ⓓ Content creators are drawn from a narrower range of backgrounds than traditional media workers.</w:t>
+        <w:t>Social media completely broke that barrier. The playing field is now level, and public access is democratized. ① Anybody and everybody can become a public figure on the new communicative platforms, meaning that nobody’s left to enforce the old rules. ② TV presenters and journalists might not have been able to use slang, but content creators can. ③ We regularly use words like ‘function’ and ‘side-eye,’ and our influence both legitimizes these terms and gives them a large platform to spread quicker than they could have before. ④ Dictionaries usually wait several years before adding a new word, to make sure it is not just a passing trend. ⑤ Content creators also come from a greater variety of backgrounds than people working in traditional media.</w:t>
+      </w:r>
+    </w:p>
+    <w:p>
+      <w:pPr>
+        <w:spacing w:before="0" w:after="20" w:line="276" w:lineRule="auto"/>
+        <w:ind w:left="80"/>
+        <w:snapToGrid w:val="0"/>
+      </w:pPr>
+      <w:r>
+        <w:rPr>
+          <w:rFonts w:ascii="맑은 고딕" w:hAnsi="맑은 고딕" w:eastAsia="맑은 고딕"/>
+          <w:b w:val="0"/>
+          <w:sz w:val="17"/>
+          <w:u w:val="none"/>
+        </w:rPr>
+        <w:t>① ①    ② ②    ③ ③    ④ ④    ⑤ ⑤</w:t>
+      </w:r>
+    </w:p>
+    <w:p>
+      <w:pPr>
+        <w:keepNext/>
+        <w:spacing w:before="80" w:after="40" w:line="276" w:lineRule="auto"/>
+        <w:snapToGrid w:val="0"/>
+        <w:shd w:val="clear" w:color="auto" w:fill="8A3A12"/>
+      </w:pPr>
+      <w:r>
+        <w:rPr>
+          <w:rFonts w:ascii="맑은 고딕" w:hAnsi="맑은 고딕" w:eastAsia="맑은 고딕"/>
+          <w:b/>
+          <w:color w:val="FFFFFF"/>
+          <w:sz w:val="17"/>
+          <w:u w:val="none"/>
+        </w:rPr>
+        <w:t>서답형  41-서1 ~ 41-서2</w:t>
+      </w:r>
+    </w:p>
+    <w:p>
+      <w:pPr>
+        <w:keepNext/>
+        <w:spacing w:before="80" w:after="20" w:line="276" w:lineRule="auto"/>
+        <w:snapToGrid w:val="0"/>
+      </w:pPr>
+      <w:r>
+        <w:rPr>
+          <w:rFonts w:ascii="맑은 고딕" w:hAnsi="맑은 고딕" w:eastAsia="맑은 고딕"/>
+          <w:b/>
+          <w:sz w:val="17"/>
+          <w:u w:val="none"/>
+        </w:rPr>
+        <w:t>41-서1.</w:t>
+      </w:r>
+      <w:r>
+        <w:rPr>
+          <w:rFonts w:ascii="맑은 고딕" w:hAnsi="맑은 고딕" w:eastAsia="맑은 고딕"/>
+          <w:b w:val="0"/>
+          <w:sz w:val="17"/>
+          <w:u w:val="none"/>
+        </w:rPr>
+        <w:t xml:space="preserve"> 다음 글의 내용을 요약하고자 한다. 빈칸 (1)~(3)에 들어갈 말을 본문에서 찾아 </w:t>
+      </w:r>
+      <w:r>
+        <w:rPr>
+          <w:rFonts w:ascii="맑은 고딕" w:hAnsi="맑은 고딕" w:eastAsia="맑은 고딕"/>
+          <w:b w:val="0"/>
+          <w:sz w:val="17"/>
+          <w:u w:val="single"/>
+        </w:rPr>
+        <w:t>반드시 변형하여</w:t>
+      </w:r>
+      <w:r>
+        <w:rPr>
+          <w:rFonts w:ascii="맑은 고딕" w:hAnsi="맑은 고딕" w:eastAsia="맑은 고딕"/>
+          <w:b w:val="0"/>
+          <w:sz w:val="17"/>
+          <w:u w:val="none"/>
+        </w:rPr>
+        <w:t xml:space="preserve"> 쓰시오. (한 칸에 한 단어) [각 1점, 총 3점] [3.0점]</w:t>
       </w:r>
     </w:p>
     <w:p>
@@ -2416,14 +2676,21 @@
           <w:sz w:val="17"/>
           <w:u w:val="none"/>
         </w:rPr>
-        <w:t>ⓔ Geographic distance now completely blocks the spread of memes.</w:t>
+        <w:t>The role of ‘slang’ in popular culture has fundamentally changed because of the internet. Since the emergence of Standard English, the rule makers of language have been in charge, and their prescriptive norms about a ‘correct’ version of the English language have dominated our channels of communication. If you wanted your voice to be heard by the public, you had to work within their limits, conforming to the strict expectations of either print or broadcast media. Social media completely broke that barrier. The playing field is now level, and public access is democratized. Anybody and everybody can become a public figure on the new communicative platforms, meaning that nobody’s left to enforce the old rules. TV presenters and journalists might not have been able to use slang, but content creators can. We regularly use words like ‘function’ and ‘side-eye,’ and our influence both legitimizes these terms and gives them a large platform to spread quicker than they could have before. Content creators also come from a greater variety of backgrounds than people working in traditional media. This means that slang can more naturally go beyond the economic and social barriers that once limited its growth. The loose social networks that previously connected us geographically are simply stronger online, and memes are now transmitted at rapid pace.</w:t>
       </w:r>
     </w:p>
     <w:p>
       <w:pPr>
-        <w:spacing w:before="0" w:after="20" w:line="276" w:lineRule="auto"/>
-        <w:ind w:left="80"/>
+        <w:spacing w:before="0" w:after="60" w:line="288" w:lineRule="auto"/>
+        <w:ind w:left="40"/>
         <w:snapToGrid w:val="0"/>
+        <w:pBdr>
+          <w:top w:val="single" w:sz="4" w:space="2" w:color="C99B4E"/>
+          <w:left w:val="single" w:sz="4" w:space="2" w:color="C99B4E"/>
+          <w:bottom w:val="single" w:sz="4" w:space="2" w:color="C99B4E"/>
+          <w:right w:val="single" w:sz="4" w:space="2" w:color="C99B4E"/>
+        </w:pBdr>
+        <w:shd w:val="clear" w:color="auto" w:fill="FFF8E1"/>
       </w:pPr>
       <w:r>
         <w:rPr>
@@ -2432,7 +2699,91 @@
           <w:sz w:val="17"/>
           <w:u w:val="none"/>
         </w:rPr>
-        <w:t>① ⓐ, ⓑ    ② ⓐ, ⓓ    ③ ⓑ, ⓒ    ④ ⓐ, ⓑ, ⓔ    ⑤ ⓑ, ⓓ, ⓔ</w:t>
+        <w:t>The internet has brought a kind of (1) ________ to language: with no (2) ________ of the old rules, slang crosses social and (3) ________ boundaries quickly.</w:t>
+      </w:r>
+    </w:p>
+    <w:p>
+      <w:pPr>
+        <w:spacing w:before="0" w:after="0" w:line="288" w:lineRule="auto"/>
+        <w:ind w:left="40"/>
+        <w:snapToGrid w:val="0"/>
+        <w:pBdr>
+          <w:top w:val="single" w:sz="4" w:space="2" w:color="9B6BD0"/>
+          <w:left w:val="single" w:sz="4" w:space="2" w:color="9B6BD0"/>
+          <w:bottom w:val="single" w:sz="4" w:space="2" w:color="9B6BD0"/>
+          <w:right w:val="single" w:sz="4" w:space="2" w:color="9B6BD0"/>
+        </w:pBdr>
+        <w:shd w:val="clear" w:color="auto" w:fill="FAF5FF"/>
+      </w:pPr>
+      <w:r>
+        <w:rPr>
+          <w:rFonts w:ascii="맑은 고딕" w:hAnsi="맑은 고딕" w:eastAsia="맑은 고딕"/>
+          <w:b/>
+          <w:sz w:val="17"/>
+          <w:u w:val="none"/>
+        </w:rPr>
+        <w:t>&lt;조 건&gt;</w:t>
+      </w:r>
+    </w:p>
+    <w:p>
+      <w:pPr>
+        <w:spacing w:before="0" w:after="0" w:line="288" w:lineRule="auto"/>
+        <w:ind w:left="40"/>
+        <w:snapToGrid w:val="0"/>
+        <w:pBdr>
+          <w:top w:val="single" w:sz="4" w:space="2" w:color="9B6BD0"/>
+          <w:left w:val="single" w:sz="4" w:space="2" w:color="9B6BD0"/>
+          <w:bottom w:val="single" w:sz="4" w:space="2" w:color="9B6BD0"/>
+          <w:right w:val="single" w:sz="4" w:space="2" w:color="9B6BD0"/>
+        </w:pBdr>
+        <w:shd w:val="clear" w:color="auto" w:fill="FAF5FF"/>
+      </w:pPr>
+      <w:r>
+        <w:rPr>
+          <w:rFonts w:ascii="맑은 고딕" w:hAnsi="맑은 고딕" w:eastAsia="맑은 고딕"/>
+          <w:b w:val="0"/>
+          <w:sz w:val="17"/>
+          <w:u w:val="none"/>
+        </w:rPr>
+        <w:t>1. 본문의 단어를 반드시 변형(품사·어형)하여 쓸 것 — 본문 형태 그대로 쓰면 0점</w:t>
+      </w:r>
+    </w:p>
+    <w:p>
+      <w:pPr>
+        <w:spacing w:before="0" w:after="60" w:line="288" w:lineRule="auto"/>
+        <w:ind w:left="40"/>
+        <w:snapToGrid w:val="0"/>
+        <w:pBdr>
+          <w:top w:val="single" w:sz="4" w:space="2" w:color="9B6BD0"/>
+          <w:left w:val="single" w:sz="4" w:space="2" w:color="9B6BD0"/>
+          <w:bottom w:val="single" w:sz="4" w:space="2" w:color="9B6BD0"/>
+          <w:right w:val="single" w:sz="4" w:space="2" w:color="9B6BD0"/>
+        </w:pBdr>
+        <w:shd w:val="clear" w:color="auto" w:fill="FAF5FF"/>
+      </w:pPr>
+      <w:r>
+        <w:rPr>
+          <w:rFonts w:ascii="맑은 고딕" w:hAnsi="맑은 고딕" w:eastAsia="맑은 고딕"/>
+          <w:b w:val="0"/>
+          <w:sz w:val="17"/>
+          <w:u w:val="none"/>
+        </w:rPr>
+        <w:t>2. 답안지에 소문항 번호를 정확하게 기입할 것  예) 1-(1) 1-(2) 1-(3)</w:t>
+      </w:r>
+    </w:p>
+    <w:p>
+      <w:pPr>
+        <w:spacing w:before="0" w:after="40" w:line="360" w:lineRule="auto"/>
+        <w:snapToGrid w:val="0"/>
+      </w:pPr>
+      <w:r>
+        <w:rPr>
+          <w:rFonts w:ascii="맑은 고딕" w:hAnsi="맑은 고딕" w:eastAsia="맑은 고딕"/>
+          <w:b w:val="0"/>
+          <w:sz w:val="17"/>
+          <w:u w:val="none"/>
+        </w:rPr>
+        <w:t>(1) ______________   (2) ______________   (3) ______________</w:t>
       </w:r>
     </w:p>
     <w:p>
@@ -2448,7 +2799,7 @@
           <w:sz w:val="17"/>
           <w:u w:val="none"/>
         </w:rPr>
-        <w:t>41-8.</w:t>
+        <w:t>41-서2.</w:t>
       </w:r>
       <w:r>
         <w:rPr>
@@ -2457,7 +2808,7 @@
           <w:sz w:val="17"/>
           <w:u w:val="none"/>
         </w:rPr>
-        <w:t xml:space="preserve"> 다음 글의 빈칸 ⓐ~ⓒ에 들어갈 말을 [보기]에서 골라 바르게 짝지은 것은? [3.0점]</w:t>
+        <w:t xml:space="preserve"> 다음 우리말과 같은 뜻이 되도록 &lt;보기&gt;의 표현을 모두 사용하여 &lt;조건&gt;에 맞게 영작하시오. [3점] [3.0점]</w:t>
       </w:r>
     </w:p>
     <w:p>
@@ -2478,47 +2829,56 @@
           <w:rFonts w:ascii="맑은 고딕" w:hAnsi="맑은 고딕" w:eastAsia="맑은 고딕"/>
           <w:b w:val="0"/>
           <w:sz w:val="17"/>
-          <w:u w:val="none"/>
-        </w:rPr>
-        <w:t>For centuries, whoever controlled print and broadcast also controlled which words counted as ⓐ ________. Online, that gate has vanished: a creator with a phone can ⓑ ________ a term simply by using it in front of millions. And because creators come from every walk of life, slang now crosses the class lines that once ⓒ ________ it.</w:t>
+          <w:u w:val="single"/>
+        </w:rPr>
+        <w:t>Content creators also come from a greater variety of backgrounds than people working in traditional media.</w:t>
       </w:r>
     </w:p>
     <w:p>
       <w:pPr>
-        <w:spacing w:before="0" w:after="0" w:line="336" w:lineRule="auto"/>
+        <w:spacing w:before="0" w:after="60" w:line="288" w:lineRule="auto"/>
         <w:ind w:left="40"/>
         <w:snapToGrid w:val="0"/>
         <w:pBdr>
-          <w:top w:val="single" w:sz="4" w:space="2" w:color="555555"/>
-          <w:left w:val="single" w:sz="4" w:space="2" w:color="555555"/>
-          <w:bottom w:val="single" w:sz="4" w:space="2" w:color="555555"/>
-          <w:right w:val="single" w:sz="4" w:space="2" w:color="555555"/>
+          <w:top w:val="single" w:sz="4" w:space="2" w:color="C99B4E"/>
+          <w:left w:val="single" w:sz="4" w:space="2" w:color="C99B4E"/>
+          <w:bottom w:val="single" w:sz="4" w:space="2" w:color="C99B4E"/>
+          <w:right w:val="single" w:sz="4" w:space="2" w:color="C99B4E"/>
         </w:pBdr>
-        <w:shd w:val="clear" w:color="auto" w:fill="FFFFFF"/>
-      </w:pPr>
-      <w:r>
-        <w:rPr>
-          <w:rFonts w:ascii="맑은 고딕" w:hAnsi="맑은 고딕" w:eastAsia="맑은 고딕"/>
-          <w:b/>
+        <w:shd w:val="clear" w:color="auto" w:fill="FFF8E1"/>
+      </w:pPr>
+      <w:r>
+        <w:rPr>
+          <w:rFonts w:ascii="맑은 고딕" w:hAnsi="맑은 고딕" w:eastAsia="맑은 고딕"/>
+          <w:b w:val="0"/>
           <w:sz w:val="17"/>
           <w:u w:val="none"/>
         </w:rPr>
-        <w:t>조건 · 보기</w:t>
+        <w:t>콘텐츠 제작자들은 또한 전통 매체에서 일하는 사람들보다 더 다양한 배경 출신이다.</w:t>
       </w:r>
     </w:p>
     <w:p>
       <w:pPr>
-        <w:spacing w:before="0" w:after="60" w:line="336" w:lineRule="auto"/>
+        <w:spacing w:before="0" w:after="60" w:line="288" w:lineRule="auto"/>
         <w:ind w:left="40"/>
         <w:snapToGrid w:val="0"/>
         <w:pBdr>
-          <w:top w:val="single" w:sz="4" w:space="2" w:color="555555"/>
-          <w:left w:val="single" w:sz="4" w:space="2" w:color="555555"/>
-          <w:bottom w:val="single" w:sz="4" w:space="2" w:color="555555"/>
-          <w:right w:val="single" w:sz="4" w:space="2" w:color="555555"/>
+          <w:top w:val="single" w:sz="4" w:space="2" w:color="9B6BD0"/>
+          <w:left w:val="single" w:sz="4" w:space="2" w:color="9B6BD0"/>
+          <w:bottom w:val="single" w:sz="4" w:space="2" w:color="9B6BD0"/>
+          <w:right w:val="single" w:sz="4" w:space="2" w:color="9B6BD0"/>
         </w:pBdr>
-        <w:shd w:val="clear" w:color="auto" w:fill="FFFFFF"/>
-      </w:pPr>
+        <w:shd w:val="clear" w:color="auto" w:fill="FAF5FF"/>
+      </w:pPr>
+      <w:r>
+        <w:rPr>
+          <w:rFonts w:ascii="맑은 고딕" w:hAnsi="맑은 고딕" w:eastAsia="맑은 고딕"/>
+          <w:b/>
+          <w:sz w:val="17"/>
+          <w:u w:val="none"/>
+        </w:rPr>
+        <w:t>&lt;보 기&gt;</w:t>
+      </w:r>
       <w:r>
         <w:rPr>
           <w:rFonts w:ascii="맑은 고딕" w:hAnsi="맑은 고딕" w:eastAsia="맑은 고딕"/>
@@ -2526,14 +2886,44 @@
           <w:sz w:val="17"/>
           <w:u w:val="none"/>
         </w:rPr>
-        <w:t>[보기] acceptable  /  legitimize  /  abolished  /  confined</w:t>
+        <w:t xml:space="preserve"> content creators / also / come from / a greater variety of / backgrounds / than / people / work / in traditional media</w:t>
       </w:r>
     </w:p>
     <w:p>
       <w:pPr>
-        <w:spacing w:before="0" w:after="0" w:line="269" w:lineRule="auto"/>
-        <w:ind w:left="180" w:hanging="180"/>
+        <w:spacing w:before="0" w:after="0" w:line="288" w:lineRule="auto"/>
+        <w:ind w:left="40"/>
         <w:snapToGrid w:val="0"/>
+        <w:pBdr>
+          <w:top w:val="single" w:sz="4" w:space="2" w:color="9B6BD0"/>
+          <w:left w:val="single" w:sz="4" w:space="2" w:color="9B6BD0"/>
+          <w:bottom w:val="single" w:sz="4" w:space="2" w:color="9B6BD0"/>
+          <w:right w:val="single" w:sz="4" w:space="2" w:color="9B6BD0"/>
+        </w:pBdr>
+        <w:shd w:val="clear" w:color="auto" w:fill="FAF5FF"/>
+      </w:pPr>
+      <w:r>
+        <w:rPr>
+          <w:rFonts w:ascii="맑은 고딕" w:hAnsi="맑은 고딕" w:eastAsia="맑은 고딕"/>
+          <w:b/>
+          <w:sz w:val="17"/>
+          <w:u w:val="none"/>
+        </w:rPr>
+        <w:t>&lt;조 건&gt;</w:t>
+      </w:r>
+    </w:p>
+    <w:p>
+      <w:pPr>
+        <w:spacing w:before="0" w:after="0" w:line="288" w:lineRule="auto"/>
+        <w:ind w:left="40"/>
+        <w:snapToGrid w:val="0"/>
+        <w:pBdr>
+          <w:top w:val="single" w:sz="4" w:space="2" w:color="9B6BD0"/>
+          <w:left w:val="single" w:sz="4" w:space="2" w:color="9B6BD0"/>
+          <w:bottom w:val="single" w:sz="4" w:space="2" w:color="9B6BD0"/>
+          <w:right w:val="single" w:sz="4" w:space="2" w:color="9B6BD0"/>
+        </w:pBdr>
+        <w:shd w:val="clear" w:color="auto" w:fill="FAF5FF"/>
       </w:pPr>
       <w:r>
         <w:rPr>
@@ -2542,14 +2932,21 @@
           <w:sz w:val="17"/>
           <w:u w:val="none"/>
         </w:rPr>
-        <w:t>① ⓐ acceptable – ⓑ legitimize – ⓒ confined</w:t>
+        <w:t>1. &lt;보기&gt;의 표현을 모두 한 번씩만 사용할 것</w:t>
       </w:r>
     </w:p>
     <w:p>
       <w:pPr>
-        <w:spacing w:before="0" w:after="0" w:line="269" w:lineRule="auto"/>
-        <w:ind w:left="180" w:hanging="180"/>
+        <w:spacing w:before="0" w:after="0" w:line="288" w:lineRule="auto"/>
+        <w:ind w:left="40"/>
         <w:snapToGrid w:val="0"/>
+        <w:pBdr>
+          <w:top w:val="single" w:sz="4" w:space="2" w:color="9B6BD0"/>
+          <w:left w:val="single" w:sz="4" w:space="2" w:color="9B6BD0"/>
+          <w:bottom w:val="single" w:sz="4" w:space="2" w:color="9B6BD0"/>
+          <w:right w:val="single" w:sz="4" w:space="2" w:color="9B6BD0"/>
+        </w:pBdr>
+        <w:shd w:val="clear" w:color="auto" w:fill="FAF5FF"/>
       </w:pPr>
       <w:r>
         <w:rPr>
@@ -2558,14 +2955,21 @@
           <w:sz w:val="17"/>
           <w:u w:val="none"/>
         </w:rPr>
-        <w:t>② ⓐ acceptable – ⓑ legitimize – ⓒ abolished</w:t>
+        <w:t>2. 필요시 어형을 바꾸되 다른 단어를 추가하지 말 것</w:t>
       </w:r>
     </w:p>
     <w:p>
       <w:pPr>
-        <w:spacing w:before="0" w:after="0" w:line="269" w:lineRule="auto"/>
-        <w:ind w:left="180" w:hanging="180"/>
+        <w:spacing w:before="0" w:after="0" w:line="288" w:lineRule="auto"/>
+        <w:ind w:left="40"/>
         <w:snapToGrid w:val="0"/>
+        <w:pBdr>
+          <w:top w:val="single" w:sz="4" w:space="2" w:color="9B6BD0"/>
+          <w:left w:val="single" w:sz="4" w:space="2" w:color="9B6BD0"/>
+          <w:bottom w:val="single" w:sz="4" w:space="2" w:color="9B6BD0"/>
+          <w:right w:val="single" w:sz="4" w:space="2" w:color="9B6BD0"/>
+        </w:pBdr>
+        <w:shd w:val="clear" w:color="auto" w:fill="FAF5FF"/>
       </w:pPr>
       <w:r>
         <w:rPr>
@@ -2574,14 +2978,21 @@
           <w:sz w:val="17"/>
           <w:u w:val="none"/>
         </w:rPr>
-        <w:t>③ ⓐ legitimize – ⓑ acceptable – ⓒ confined</w:t>
+        <w:t>3. 분사의 후치 수식을 사용할 것</w:t>
       </w:r>
     </w:p>
     <w:p>
       <w:pPr>
-        <w:spacing w:before="0" w:after="0" w:line="269" w:lineRule="auto"/>
-        <w:ind w:left="180" w:hanging="180"/>
+        <w:spacing w:before="0" w:after="0" w:line="288" w:lineRule="auto"/>
+        <w:ind w:left="40"/>
         <w:snapToGrid w:val="0"/>
+        <w:pBdr>
+          <w:top w:val="single" w:sz="4" w:space="2" w:color="9B6BD0"/>
+          <w:left w:val="single" w:sz="4" w:space="2" w:color="9B6BD0"/>
+          <w:bottom w:val="single" w:sz="4" w:space="2" w:color="9B6BD0"/>
+          <w:right w:val="single" w:sz="4" w:space="2" w:color="9B6BD0"/>
+        </w:pBdr>
+        <w:shd w:val="clear" w:color="auto" w:fill="FAF5FF"/>
       </w:pPr>
       <w:r>
         <w:rPr>
@@ -2590,14 +3001,21 @@
           <w:sz w:val="17"/>
           <w:u w:val="none"/>
         </w:rPr>
-        <w:t>④ ⓐ acceptable – ⓑ abolished – ⓒ confined</w:t>
+        <w:t>4. 총 16단어로 쓸 것</w:t>
       </w:r>
     </w:p>
     <w:p>
       <w:pPr>
-        <w:spacing w:before="0" w:after="0" w:line="269" w:lineRule="auto"/>
-        <w:ind w:left="180" w:hanging="180"/>
+        <w:spacing w:before="0" w:after="60" w:line="288" w:lineRule="auto"/>
+        <w:ind w:left="40"/>
         <w:snapToGrid w:val="0"/>
+        <w:pBdr>
+          <w:top w:val="single" w:sz="4" w:space="2" w:color="9B6BD0"/>
+          <w:left w:val="single" w:sz="4" w:space="2" w:color="9B6BD0"/>
+          <w:bottom w:val="single" w:sz="4" w:space="2" w:color="9B6BD0"/>
+          <w:right w:val="single" w:sz="4" w:space="2" w:color="9B6BD0"/>
+        </w:pBdr>
+        <w:shd w:val="clear" w:color="auto" w:fill="FAF5FF"/>
       </w:pPr>
       <w:r>
         <w:rPr>
@@ -2606,7 +3024,40 @@
           <w:sz w:val="17"/>
           <w:u w:val="none"/>
         </w:rPr>
-        <w:t>⑤ ⓐ confined – ⓑ legitimize – ⓒ abolished</w:t>
+        <w:t>5. 답안지에 소문항 번호를 정확하게 기입할 것</w:t>
+      </w:r>
+    </w:p>
+    <w:p>
+      <w:pPr>
+        <w:spacing w:before="0" w:after="40" w:line="360" w:lineRule="auto"/>
+        <w:snapToGrid w:val="0"/>
+      </w:pPr>
+      <w:r>
+        <w:rPr>
+          <w:rFonts w:ascii="맑은 고딕" w:hAnsi="맑은 고딕" w:eastAsia="맑은 고딕"/>
+          <w:b w:val="0"/>
+          <w:sz w:val="17"/>
+          <w:u w:val="none"/>
+        </w:rPr>
+        <w:t>⇒ ______________________________________________________________ .</w:t>
+      </w:r>
+    </w:p>
+    <w:p>
+      <w:pPr>
+        <w:keepNext/>
+        <w:spacing w:before="80" w:after="40" w:line="276" w:lineRule="auto"/>
+        <w:snapToGrid w:val="0"/>
+        <w:shd w:val="clear" w:color="auto" w:fill="6B21A8"/>
+      </w:pPr>
+      <w:r>
+        <w:rPr>
+          <w:rFonts w:ascii="맑은 고딕" w:hAnsi="맑은 고딕" w:eastAsia="맑은 고딕"/>
+          <w:b/>
+          <w:color w:val="FFFFFF"/>
+          <w:sz w:val="17"/>
+          <w:u w:val="none"/>
+        </w:rPr>
+        <w:t>[지문 구조]  ※ 앞 문항을 모두 푼 뒤에 풀 것</w:t>
       </w:r>
     </w:p>
     <w:p>
@@ -2622,7 +3073,7 @@
           <w:sz w:val="17"/>
           <w:u w:val="none"/>
         </w:rPr>
-        <w:t>41-9.</w:t>
+        <w:t>41-8.</w:t>
       </w:r>
       <w:r>
         <w:rPr>
@@ -2631,17 +3082,22 @@
           <w:sz w:val="17"/>
           <w:u w:val="none"/>
         </w:rPr>
-        <w:t xml:space="preserve"> 다음은 윗글을 요약한 글이다. 밑줄 친 ①~⑤ 중 윗글의 내용과 일치하지 </w:t>
-      </w:r>
-      <w:r>
-        <w:rPr>
-          <w:rFonts w:ascii="맑은 고딕" w:hAnsi="맑은 고딕" w:eastAsia="맑은 고딕"/>
-          <w:b/>
-          <w:sz w:val="17"/>
-          <w:u w:val="none"/>
-        </w:rPr>
-        <w:t>않는</w:t>
-      </w:r>
+        <w:t xml:space="preserve"> 주어진 글 다음에 이어질 글의 순서로 가장 적절한 것은? [2.7점]</w:t>
+      </w:r>
+    </w:p>
+    <w:p>
+      <w:pPr>
+        <w:spacing w:before="0" w:after="60" w:line="288" w:lineRule="auto"/>
+        <w:ind w:left="40"/>
+        <w:snapToGrid w:val="0"/>
+        <w:pBdr>
+          <w:top w:val="single" w:sz="4" w:space="2" w:color="C99B4E"/>
+          <w:left w:val="single" w:sz="4" w:space="2" w:color="C99B4E"/>
+          <w:bottom w:val="single" w:sz="4" w:space="2" w:color="C99B4E"/>
+          <w:right w:val="single" w:sz="4" w:space="2" w:color="C99B4E"/>
+        </w:pBdr>
+        <w:shd w:val="clear" w:color="auto" w:fill="FFF8E1"/>
+      </w:pPr>
       <w:r>
         <w:rPr>
           <w:rFonts w:ascii="맑은 고딕" w:hAnsi="맑은 고딕" w:eastAsia="맑은 고딕"/>
@@ -2649,7 +3105,53 @@
           <w:sz w:val="17"/>
           <w:u w:val="none"/>
         </w:rPr>
-        <w:t xml:space="preserve"> 것은? [3.0점]</w:t>
+        <w:t>The role of ‘slang’ in popular culture has fundamentally changed because of the internet. Since the emergence of Standard English, the rule makers of language have been in charge, and their prescriptive norms about a ‘correct’ version of the English language have dominated our channels of communication.</w:t>
+      </w:r>
+    </w:p>
+    <w:p>
+      <w:pPr>
+        <w:spacing w:before="0" w:after="0" w:line="288" w:lineRule="auto"/>
+        <w:ind w:left="40"/>
+        <w:snapToGrid w:val="0"/>
+        <w:pBdr>
+          <w:top w:val="single" w:sz="4" w:space="2" w:color="999999"/>
+          <w:left w:val="single" w:sz="4" w:space="2" w:color="999999"/>
+          <w:bottom w:val="single" w:sz="4" w:space="2" w:color="999999"/>
+          <w:right w:val="single" w:sz="4" w:space="2" w:color="999999"/>
+        </w:pBdr>
+        <w:shd w:val="clear" w:color="auto" w:fill="F6F3EA"/>
+      </w:pPr>
+      <w:r>
+        <w:rPr>
+          <w:rFonts w:ascii="맑은 고딕" w:hAnsi="맑은 고딕" w:eastAsia="맑은 고딕"/>
+          <w:b w:val="0"/>
+          <w:sz w:val="17"/>
+          <w:u w:val="none"/>
+        </w:rPr>
+        <w:t>(A) Content creators also come from a greater variety of backgrounds than people working in traditional media. This means that slang can more naturally go beyond the economic and social barriers that once limited its growth.</w:t>
+      </w:r>
+    </w:p>
+    <w:p>
+      <w:pPr>
+        <w:spacing w:before="0" w:after="0" w:line="288" w:lineRule="auto"/>
+        <w:ind w:left="40"/>
+        <w:snapToGrid w:val="0"/>
+        <w:pBdr>
+          <w:top w:val="single" w:sz="4" w:space="2" w:color="999999"/>
+          <w:left w:val="single" w:sz="4" w:space="2" w:color="999999"/>
+          <w:bottom w:val="single" w:sz="4" w:space="2" w:color="999999"/>
+          <w:right w:val="single" w:sz="4" w:space="2" w:color="999999"/>
+        </w:pBdr>
+        <w:shd w:val="clear" w:color="auto" w:fill="F6F3EA"/>
+      </w:pPr>
+      <w:r>
+        <w:rPr>
+          <w:rFonts w:ascii="맑은 고딕" w:hAnsi="맑은 고딕" w:eastAsia="맑은 고딕"/>
+          <w:b w:val="0"/>
+          <w:sz w:val="17"/>
+          <w:u w:val="none"/>
+        </w:rPr>
+        <w:t>(B) If you wanted your voice to be heard by the public, you had to work within their limits, conforming to the strict expectations of either print or broadcast media.</w:t>
       </w:r>
     </w:p>
     <w:p>
@@ -2672,217 +3174,7 @@
           <w:sz w:val="17"/>
           <w:u w:val="none"/>
         </w:rPr>
-        <w:t xml:space="preserve">① </w:t>
-      </w:r>
-      <w:r>
-        <w:rPr>
-          <w:rFonts w:ascii="맑은 고딕" w:hAnsi="맑은 고딕" w:eastAsia="맑은 고딕"/>
-          <w:b w:val="0"/>
-          <w:sz w:val="17"/>
-          <w:u w:val="single"/>
-        </w:rPr>
-        <w:t>The internet has changed what slang does in popular culture</w:t>
-      </w:r>
-      <w:r>
-        <w:rPr>
-          <w:rFonts w:ascii="맑은 고딕" w:hAnsi="맑은 고딕" w:eastAsia="맑은 고딕"/>
-          <w:b w:val="0"/>
-          <w:sz w:val="17"/>
-          <w:u w:val="none"/>
-        </w:rPr>
-        <w:t xml:space="preserve">: ② </w:t>
-      </w:r>
-      <w:r>
-        <w:rPr>
-          <w:rFonts w:ascii="맑은 고딕" w:hAnsi="맑은 고딕" w:eastAsia="맑은 고딕"/>
-          <w:b w:val="0"/>
-          <w:sz w:val="17"/>
-          <w:u w:val="single"/>
-        </w:rPr>
-        <w:t>where print and broadcast once forced speakers to obey the guardians of ‘correct’ English</w:t>
-      </w:r>
-      <w:r>
-        <w:rPr>
-          <w:rFonts w:ascii="맑은 고딕" w:hAnsi="맑은 고딕" w:eastAsia="맑은 고딕"/>
-          <w:b w:val="0"/>
-          <w:sz w:val="17"/>
-          <w:u w:val="none"/>
-        </w:rPr>
-        <w:t xml:space="preserve">, ③ </w:t>
-      </w:r>
-      <w:r>
-        <w:rPr>
-          <w:rFonts w:ascii="맑은 고딕" w:hAnsi="맑은 고딕" w:eastAsia="맑은 고딕"/>
-          <w:b w:val="0"/>
-          <w:sz w:val="17"/>
-          <w:u w:val="single"/>
-        </w:rPr>
-        <w:t>social media lets anyone address the public without such gatekeepers</w:t>
-      </w:r>
-      <w:r>
-        <w:rPr>
-          <w:rFonts w:ascii="맑은 고딕" w:hAnsi="맑은 고딕" w:eastAsia="맑은 고딕"/>
-          <w:b w:val="0"/>
-          <w:sz w:val="17"/>
-          <w:u w:val="none"/>
-        </w:rPr>
-        <w:t xml:space="preserve">; ④ </w:t>
-      </w:r>
-      <w:r>
-        <w:rPr>
-          <w:rFonts w:ascii="맑은 고딕" w:hAnsi="맑은 고딕" w:eastAsia="맑은 고딕"/>
-          <w:b w:val="0"/>
-          <w:sz w:val="17"/>
-          <w:u w:val="single"/>
-        </w:rPr>
-        <w:t>and because slang now crosses class barriers, content creators have come to be drawn from more varied backgrounds</w:t>
-      </w:r>
-      <w:r>
-        <w:rPr>
-          <w:rFonts w:ascii="맑은 고딕" w:hAnsi="맑은 고딕" w:eastAsia="맑은 고딕"/>
-          <w:b w:val="0"/>
-          <w:sz w:val="17"/>
-          <w:u w:val="none"/>
-        </w:rPr>
-        <w:t xml:space="preserve">, ⑤ </w:t>
-      </w:r>
-      <w:r>
-        <w:rPr>
-          <w:rFonts w:ascii="맑은 고딕" w:hAnsi="맑은 고딕" w:eastAsia="맑은 고딕"/>
-          <w:b w:val="0"/>
-          <w:sz w:val="17"/>
-          <w:u w:val="single"/>
-        </w:rPr>
-        <w:t>so that new words and memes spread faster than ever</w:t>
-      </w:r>
-      <w:r>
-        <w:rPr>
-          <w:rFonts w:ascii="맑은 고딕" w:hAnsi="맑은 고딕" w:eastAsia="맑은 고딕"/>
-          <w:b w:val="0"/>
-          <w:sz w:val="17"/>
-          <w:u w:val="none"/>
-        </w:rPr>
-        <w:t>.</w:t>
-      </w:r>
-    </w:p>
-    <w:p>
-      <w:pPr>
-        <w:keepNext/>
-        <w:spacing w:before="80" w:after="20" w:line="276" w:lineRule="auto"/>
-        <w:snapToGrid w:val="0"/>
-      </w:pPr>
-      <w:r>
-        <w:rPr>
-          <w:rFonts w:ascii="맑은 고딕" w:hAnsi="맑은 고딕" w:eastAsia="맑은 고딕"/>
-          <w:b/>
-          <w:sz w:val="17"/>
-          <w:u w:val="none"/>
-        </w:rPr>
-        <w:t>41-12.</w:t>
-      </w:r>
-      <w:r>
-        <w:rPr>
-          <w:rFonts w:ascii="맑은 고딕" w:hAnsi="맑은 고딕" w:eastAsia="맑은 고딕"/>
-          <w:b w:val="0"/>
-          <w:sz w:val="17"/>
-          <w:u w:val="none"/>
-        </w:rPr>
-        <w:t xml:space="preserve"> 다음 글의 (A)~(D)의 각 네모 안에서 어법에 맞는 표현으로 가장 적절한 것끼리 짝지은 것은? [4.0점]</w:t>
-      </w:r>
-    </w:p>
-    <w:p>
-      <w:pPr>
-        <w:spacing w:before="0" w:after="60" w:line="288" w:lineRule="auto"/>
-        <w:ind w:left="40"/>
-        <w:snapToGrid w:val="0"/>
-        <w:pBdr>
-          <w:top w:val="single" w:sz="4" w:space="2" w:color="999999"/>
-          <w:left w:val="single" w:sz="4" w:space="2" w:color="999999"/>
-          <w:bottom w:val="single" w:sz="4" w:space="2" w:color="999999"/>
-          <w:right w:val="single" w:sz="4" w:space="2" w:color="999999"/>
-        </w:pBdr>
-        <w:shd w:val="clear" w:color="auto" w:fill="F6F3EA"/>
-      </w:pPr>
-      <w:r>
-        <w:rPr>
-          <w:rFonts w:ascii="맑은 고딕" w:hAnsi="맑은 고딕" w:eastAsia="맑은 고딕"/>
-          <w:b w:val="0"/>
-          <w:sz w:val="17"/>
-          <w:u w:val="none"/>
-        </w:rPr>
-        <w:t xml:space="preserve">A 2023 survey of teenage language found that the (A) </w:t>
-      </w:r>
-      <w:r>
-        <w:rPr>
-          <w:rFonts w:ascii="맑은 고딕" w:hAnsi="맑은 고딕" w:eastAsia="맑은 고딕"/>
-          <w:b/>
-          <w:sz w:val="17"/>
-          <w:u w:val="none"/>
-        </w:rPr>
-        <w:t>[medium / media]</w:t>
-      </w:r>
-      <w:r>
-        <w:rPr>
-          <w:rFonts w:ascii="맑은 고딕" w:hAnsi="맑은 고딕" w:eastAsia="맑은 고딕"/>
-          <w:b w:val="0"/>
-          <w:sz w:val="17"/>
-          <w:u w:val="none"/>
-        </w:rPr>
-        <w:t xml:space="preserve"> through which teenagers first meet a new word are overwhelmingly social. Researchers built several large (B) </w:t>
-      </w:r>
-      <w:r>
-        <w:rPr>
-          <w:rFonts w:ascii="맑은 고딕" w:hAnsi="맑은 고딕" w:eastAsia="맑은 고딕"/>
-          <w:b/>
-          <w:sz w:val="17"/>
-          <w:u w:val="none"/>
-        </w:rPr>
-        <w:t>[corpus / corpora]</w:t>
-      </w:r>
-      <w:r>
-        <w:rPr>
-          <w:rFonts w:ascii="맑은 고딕" w:hAnsi="맑은 고딕" w:eastAsia="맑은 고딕"/>
-          <w:b w:val="0"/>
-          <w:sz w:val="17"/>
-          <w:u w:val="none"/>
-        </w:rPr>
-        <w:t xml:space="preserve"> of posts and found that this (C) </w:t>
-      </w:r>
-      <w:r>
-        <w:rPr>
-          <w:rFonts w:ascii="맑은 고딕" w:hAnsi="맑은 고딕" w:eastAsia="맑은 고딕"/>
-          <w:b/>
-          <w:sz w:val="17"/>
-          <w:u w:val="none"/>
-        </w:rPr>
-        <w:t>[phenomenon / phenomena]</w:t>
-      </w:r>
-      <w:r>
-        <w:rPr>
-          <w:rFonts w:ascii="맑은 고딕" w:hAnsi="맑은 고딕" w:eastAsia="맑은 고딕"/>
-          <w:b w:val="0"/>
-          <w:sz w:val="17"/>
-          <w:u w:val="none"/>
-        </w:rPr>
-        <w:t xml:space="preserve"> — a word going from niche to mainstream in weeks — was almost unheard of before 2010. Some schools have even rewritten all of their language (D) </w:t>
-      </w:r>
-      <w:r>
-        <w:rPr>
-          <w:rFonts w:ascii="맑은 고딕" w:hAnsi="맑은 고딕" w:eastAsia="맑은 고딕"/>
-          <w:b/>
-          <w:sz w:val="17"/>
-          <w:u w:val="none"/>
-        </w:rPr>
-        <w:t>[syllabus / syllabi]</w:t>
-      </w:r>
-      <w:r>
-        <w:rPr>
-          <w:rFonts w:ascii="맑은 고딕" w:hAnsi="맑은 고딕" w:eastAsia="맑은 고딕"/>
-          <w:b w:val="0"/>
-          <w:sz w:val="17"/>
-          <w:u w:val="none"/>
-        </w:rPr>
-        <w:t xml:space="preserve"> to discuss meme language in class.</w:t>
+        <w:t>(C) Social media completely broke that barrier. The playing field is now level, and public access is democratized. TV presenters and journalists might not have been able to use slang, but content creators can.</w:t>
       </w:r>
     </w:p>
     <w:p>
@@ -2898,7 +3190,7 @@
           <w:sz w:val="17"/>
           <w:u w:val="none"/>
         </w:rPr>
-        <w:t>① (A) media – (B) corpora – (C) phenomenon – (D) syllabi</w:t>
+        <w:t>① (A) – (C) – (B)</w:t>
       </w:r>
     </w:p>
     <w:p>
@@ -2914,7 +3206,7 @@
           <w:sz w:val="17"/>
           <w:u w:val="none"/>
         </w:rPr>
-        <w:t>② (A) medium – (B) corpora – (C) phenomenon – (D) syllabi</w:t>
+        <w:t>② (B) – (A) – (C)</w:t>
       </w:r>
     </w:p>
     <w:p>
@@ -2930,7 +3222,7 @@
           <w:sz w:val="17"/>
           <w:u w:val="none"/>
         </w:rPr>
-        <w:t>③ (A) media – (B) corpus – (C) phenomenon – (D) syllabi</w:t>
+        <w:t>③ (B) – (C) – (A)</w:t>
       </w:r>
     </w:p>
     <w:p>
@@ -2946,7 +3238,7 @@
           <w:sz w:val="17"/>
           <w:u w:val="none"/>
         </w:rPr>
-        <w:t>④ (A) media – (B) corpora – (C) phenomena – (D) syllabi</w:t>
+        <w:t>④ (C) – (A) – (B)</w:t>
       </w:r>
     </w:p>
     <w:p>
@@ -2962,1910 +3254,7 @@
           <w:sz w:val="17"/>
           <w:u w:val="none"/>
         </w:rPr>
-        <w:t>⑤ (A) media – (B) corpora – (C) phenomenon – (D) syllabus</w:t>
-      </w:r>
-    </w:p>
-    <w:p>
-      <w:pPr>
-        <w:keepNext/>
-        <w:spacing w:before="80" w:after="20" w:line="276" w:lineRule="auto"/>
-        <w:snapToGrid w:val="0"/>
-      </w:pPr>
-      <w:r>
-        <w:rPr>
-          <w:rFonts w:ascii="맑은 고딕" w:hAnsi="맑은 고딕" w:eastAsia="맑은 고딕"/>
-          <w:b/>
-          <w:sz w:val="17"/>
-          <w:u w:val="none"/>
-        </w:rPr>
-        <w:t>41-13.</w:t>
-      </w:r>
-      <w:r>
-        <w:rPr>
-          <w:rFonts w:ascii="맑은 고딕" w:hAnsi="맑은 고딕" w:eastAsia="맑은 고딕"/>
-          <w:b w:val="0"/>
-          <w:sz w:val="17"/>
-          <w:u w:val="none"/>
-        </w:rPr>
-        <w:t xml:space="preserve"> 다음 글의 (A), (B), (C)의 각 네모 안에서 문맥에 맞는 낱말로 가장 적절한 것끼리 짝지은 것은? [3.0점]</w:t>
-      </w:r>
-    </w:p>
-    <w:p>
-      <w:pPr>
-        <w:spacing w:before="0" w:after="60" w:line="288" w:lineRule="auto"/>
-        <w:ind w:left="40"/>
-        <w:snapToGrid w:val="0"/>
-        <w:pBdr>
-          <w:top w:val="single" w:sz="4" w:space="2" w:color="999999"/>
-          <w:left w:val="single" w:sz="4" w:space="2" w:color="999999"/>
-          <w:bottom w:val="single" w:sz="4" w:space="2" w:color="999999"/>
-          <w:right w:val="single" w:sz="4" w:space="2" w:color="999999"/>
-        </w:pBdr>
-        <w:shd w:val="clear" w:color="auto" w:fill="F6F3EA"/>
-      </w:pPr>
-      <w:r>
-        <w:rPr>
-          <w:rFonts w:ascii="맑은 고딕" w:hAnsi="맑은 고딕" w:eastAsia="맑은 고딕"/>
-          <w:b w:val="0"/>
-          <w:sz w:val="17"/>
-          <w:u w:val="none"/>
-        </w:rPr>
-        <w:t xml:space="preserve">Anyone (A) </w:t>
-      </w:r>
-      <w:r>
-        <w:rPr>
-          <w:rFonts w:ascii="맑은 고딕" w:hAnsi="맑은 고딕" w:eastAsia="맑은 고딕"/>
-          <w:b/>
-          <w:sz w:val="17"/>
-          <w:u w:val="none"/>
-        </w:rPr>
-        <w:t>[literal / literate]</w:t>
-      </w:r>
-      <w:r>
-        <w:rPr>
-          <w:rFonts w:ascii="맑은 고딕" w:hAnsi="맑은 고딕" w:eastAsia="맑은 고딕"/>
-          <w:b w:val="0"/>
-          <w:sz w:val="17"/>
-          <w:u w:val="none"/>
-        </w:rPr>
-        <w:t xml:space="preserve"> in meme culture can decode ‘side-eye’ at a glance, while a newcomer reads it word by word and misses the joke. Such slang once stayed inside particular (B) </w:t>
-      </w:r>
-      <w:r>
-        <w:rPr>
-          <w:rFonts w:ascii="맑은 고딕" w:hAnsi="맑은 고딕" w:eastAsia="맑은 고딕"/>
-          <w:b/>
-          <w:sz w:val="17"/>
-          <w:u w:val="none"/>
-        </w:rPr>
-        <w:t>[economic / economical]</w:t>
-      </w:r>
-      <w:r>
-        <w:rPr>
-          <w:rFonts w:ascii="맑은 고딕" w:hAnsi="맑은 고딕" w:eastAsia="맑은 고딕"/>
-          <w:b w:val="0"/>
-          <w:sz w:val="17"/>
-          <w:u w:val="none"/>
-        </w:rPr>
-        <w:t xml:space="preserve"> classes, but creators from every background now make it (C) </w:t>
-      </w:r>
-      <w:r>
-        <w:rPr>
-          <w:rFonts w:ascii="맑은 고딕" w:hAnsi="맑은 고딕" w:eastAsia="맑은 고딕"/>
-          <w:b/>
-          <w:sz w:val="17"/>
-          <w:u w:val="none"/>
-        </w:rPr>
-        <w:t>[intelligent / intelligible]</w:t>
-      </w:r>
-      <w:r>
-        <w:rPr>
-          <w:rFonts w:ascii="맑은 고딕" w:hAnsi="맑은 고딕" w:eastAsia="맑은 고딕"/>
-          <w:b w:val="0"/>
-          <w:sz w:val="17"/>
-          <w:u w:val="none"/>
-        </w:rPr>
-        <w:t xml:space="preserve"> to millions who would never have heard it in print or on air.</w:t>
-      </w:r>
-    </w:p>
-    <w:p>
-      <w:pPr>
-        <w:spacing w:before="0" w:after="0" w:line="269" w:lineRule="auto"/>
-        <w:ind w:left="180" w:hanging="180"/>
-        <w:snapToGrid w:val="0"/>
-      </w:pPr>
-      <w:r>
-        <w:rPr>
-          <w:rFonts w:ascii="맑은 고딕" w:hAnsi="맑은 고딕" w:eastAsia="맑은 고딕"/>
-          <w:b w:val="0"/>
-          <w:sz w:val="17"/>
-          <w:u w:val="none"/>
-        </w:rPr>
-        <w:t>① (A) literate – (B) economic – (C) intelligible</w:t>
-      </w:r>
-    </w:p>
-    <w:p>
-      <w:pPr>
-        <w:spacing w:before="0" w:after="0" w:line="269" w:lineRule="auto"/>
-        <w:ind w:left="180" w:hanging="180"/>
-        <w:snapToGrid w:val="0"/>
-      </w:pPr>
-      <w:r>
-        <w:rPr>
-          <w:rFonts w:ascii="맑은 고딕" w:hAnsi="맑은 고딕" w:eastAsia="맑은 고딕"/>
-          <w:b w:val="0"/>
-          <w:sz w:val="17"/>
-          <w:u w:val="none"/>
-        </w:rPr>
-        <w:t>② (A) literate – (B) economical – (C) intelligible</w:t>
-      </w:r>
-    </w:p>
-    <w:p>
-      <w:pPr>
-        <w:spacing w:before="0" w:after="0" w:line="269" w:lineRule="auto"/>
-        <w:ind w:left="180" w:hanging="180"/>
-        <w:snapToGrid w:val="0"/>
-      </w:pPr>
-      <w:r>
-        <w:rPr>
-          <w:rFonts w:ascii="맑은 고딕" w:hAnsi="맑은 고딕" w:eastAsia="맑은 고딕"/>
-          <w:b w:val="0"/>
-          <w:sz w:val="17"/>
-          <w:u w:val="none"/>
-        </w:rPr>
-        <w:t>③ (A) literal – (B) economic – (C) intelligible</w:t>
-      </w:r>
-    </w:p>
-    <w:p>
-      <w:pPr>
-        <w:spacing w:before="0" w:after="0" w:line="269" w:lineRule="auto"/>
-        <w:ind w:left="180" w:hanging="180"/>
-        <w:snapToGrid w:val="0"/>
-      </w:pPr>
-      <w:r>
-        <w:rPr>
-          <w:rFonts w:ascii="맑은 고딕" w:hAnsi="맑은 고딕" w:eastAsia="맑은 고딕"/>
-          <w:b w:val="0"/>
-          <w:sz w:val="17"/>
-          <w:u w:val="none"/>
-        </w:rPr>
-        <w:t>④ (A) literate – (B) economic – (C) intelligent</w:t>
-      </w:r>
-    </w:p>
-    <w:p>
-      <w:pPr>
-        <w:spacing w:before="0" w:after="0" w:line="269" w:lineRule="auto"/>
-        <w:ind w:left="180" w:hanging="180"/>
-        <w:snapToGrid w:val="0"/>
-      </w:pPr>
-      <w:r>
-        <w:rPr>
-          <w:rFonts w:ascii="맑은 고딕" w:hAnsi="맑은 고딕" w:eastAsia="맑은 고딕"/>
-          <w:b w:val="0"/>
-          <w:sz w:val="17"/>
-          <w:u w:val="none"/>
-        </w:rPr>
-        <w:t>⑤ (A) literal – (B) economical – (C) intelligent</w:t>
-      </w:r>
-    </w:p>
-    <w:p>
-      <w:pPr>
-        <w:keepNext/>
-        <w:spacing w:before="80" w:after="40" w:line="276" w:lineRule="auto"/>
-        <w:snapToGrid w:val="0"/>
-        <w:shd w:val="clear" w:color="auto" w:fill="8A3A12"/>
-      </w:pPr>
-      <w:r>
-        <w:rPr>
-          <w:rFonts w:ascii="맑은 고딕" w:hAnsi="맑은 고딕" w:eastAsia="맑은 고딕"/>
-          <w:b/>
-          <w:color w:val="FFFFFF"/>
-          <w:sz w:val="17"/>
-          <w:u w:val="none"/>
-        </w:rPr>
-        <w:t>서답형  41-서1 ~ 41-서7</w:t>
-      </w:r>
-    </w:p>
-    <w:p>
-      <w:pPr>
-        <w:keepNext/>
-        <w:spacing w:before="80" w:after="20" w:line="276" w:lineRule="auto"/>
-        <w:snapToGrid w:val="0"/>
-      </w:pPr>
-      <w:r>
-        <w:rPr>
-          <w:rFonts w:ascii="맑은 고딕" w:hAnsi="맑은 고딕" w:eastAsia="맑은 고딕"/>
-          <w:b/>
-          <w:sz w:val="17"/>
-          <w:u w:val="none"/>
-        </w:rPr>
-        <w:t>41-서1.</w:t>
-      </w:r>
-      <w:r>
-        <w:rPr>
-          <w:rFonts w:ascii="맑은 고딕" w:hAnsi="맑은 고딕" w:eastAsia="맑은 고딕"/>
-          <w:b w:val="0"/>
-          <w:sz w:val="17"/>
-          <w:u w:val="none"/>
-        </w:rPr>
-        <w:t xml:space="preserve"> 윗글을 바탕으로 아래 ‘학교 신문부’ 일화의 빈칸 (1)~(3)을 &lt;조건&gt;에 맞게 채우시오. [4.0점]</w:t>
-      </w:r>
-    </w:p>
-    <w:p>
-      <w:pPr>
-        <w:spacing w:before="0" w:after="60" w:line="288" w:lineRule="auto"/>
-        <w:ind w:left="40"/>
-        <w:snapToGrid w:val="0"/>
-        <w:pBdr>
-          <w:top w:val="single" w:sz="4" w:space="2" w:color="999999"/>
-          <w:left w:val="single" w:sz="4" w:space="2" w:color="999999"/>
-          <w:bottom w:val="single" w:sz="4" w:space="2" w:color="999999"/>
-          <w:right w:val="single" w:sz="4" w:space="2" w:color="999999"/>
-        </w:pBdr>
-        <w:shd w:val="clear" w:color="auto" w:fill="F6F3EA"/>
-      </w:pPr>
-      <w:r>
-        <w:rPr>
-          <w:rFonts w:ascii="맑은 고딕" w:hAnsi="맑은 고딕" w:eastAsia="맑은 고딕"/>
-          <w:b w:val="0"/>
-          <w:sz w:val="17"/>
-          <w:u w:val="none"/>
-        </w:rPr>
-        <w:t>[The School Paper vs. My Phone]</w:t>
-      </w:r>
-    </w:p>
-    <w:p>
-      <w:pPr>
-        <w:spacing w:before="0" w:after="60" w:line="288" w:lineRule="auto"/>
-        <w:ind w:left="40"/>
-        <w:snapToGrid w:val="0"/>
-        <w:pBdr>
-          <w:top w:val="single" w:sz="4" w:space="2" w:color="999999"/>
-          <w:left w:val="single" w:sz="4" w:space="2" w:color="999999"/>
-          <w:bottom w:val="single" w:sz="4" w:space="2" w:color="999999"/>
-          <w:right w:val="single" w:sz="4" w:space="2" w:color="999999"/>
-        </w:pBdr>
-        <w:shd w:val="clear" w:color="auto" w:fill="F6F3EA"/>
-      </w:pPr>
-    </w:p>
-    <w:p>
-      <w:pPr>
-        <w:spacing w:before="0" w:after="60" w:line="288" w:lineRule="auto"/>
-        <w:ind w:left="40"/>
-        <w:snapToGrid w:val="0"/>
-        <w:pBdr>
-          <w:top w:val="single" w:sz="4" w:space="2" w:color="999999"/>
-          <w:left w:val="single" w:sz="4" w:space="2" w:color="999999"/>
-          <w:bottom w:val="single" w:sz="4" w:space="2" w:color="999999"/>
-          <w:right w:val="single" w:sz="4" w:space="2" w:color="999999"/>
-        </w:pBdr>
-        <w:shd w:val="clear" w:color="auto" w:fill="F6F3EA"/>
-      </w:pPr>
-      <w:r>
-        <w:rPr>
-          <w:rFonts w:ascii="맑은 고딕" w:hAnsi="맑은 고딕" w:eastAsia="맑은 고딕"/>
-          <w:b w:val="0"/>
-          <w:sz w:val="17"/>
-          <w:u w:val="none"/>
-        </w:rPr>
-        <w:t>Our school newspaper’s adviser is strict about (1) ________ norms: no slang in print, ever. My review of the new cafeteria menu came back covered in red ink because I had written that the soup ‘gave me side-eye.’ So I posted the same review as a thirty-second video instead. Within two days it had thousands of views from students I had never met, and half of the comments used my phrase. That was when I understood the article: on these platforms nobody is left to (2) ________ the old rules, and (3) ________ — a first-year student and a professional editor reach the public on exactly the same terms.</w:t>
-      </w:r>
-    </w:p>
-    <w:p>
-      <w:pPr>
-        <w:spacing w:before="0" w:after="0" w:line="336" w:lineRule="auto"/>
-        <w:ind w:left="40"/>
-        <w:snapToGrid w:val="0"/>
-        <w:pBdr>
-          <w:top w:val="single" w:sz="4" w:space="2" w:color="555555"/>
-          <w:left w:val="single" w:sz="4" w:space="2" w:color="555555"/>
-          <w:bottom w:val="single" w:sz="4" w:space="2" w:color="555555"/>
-          <w:right w:val="single" w:sz="4" w:space="2" w:color="555555"/>
-        </w:pBdr>
-        <w:shd w:val="clear" w:color="auto" w:fill="FFFFFF"/>
-      </w:pPr>
-      <w:r>
-        <w:rPr>
-          <w:rFonts w:ascii="맑은 고딕" w:hAnsi="맑은 고딕" w:eastAsia="맑은 고딕"/>
-          <w:b/>
-          <w:sz w:val="17"/>
-          <w:u w:val="none"/>
-        </w:rPr>
-        <w:t>조건 · 보기</w:t>
-      </w:r>
-    </w:p>
-    <w:p>
-      <w:pPr>
-        <w:spacing w:before="0" w:after="0" w:line="336" w:lineRule="auto"/>
-        <w:ind w:left="40"/>
-        <w:snapToGrid w:val="0"/>
-        <w:pBdr>
-          <w:top w:val="single" w:sz="4" w:space="2" w:color="555555"/>
-          <w:left w:val="single" w:sz="4" w:space="2" w:color="555555"/>
-          <w:bottom w:val="single" w:sz="4" w:space="2" w:color="555555"/>
-          <w:right w:val="single" w:sz="4" w:space="2" w:color="555555"/>
-        </w:pBdr>
-        <w:shd w:val="clear" w:color="auto" w:fill="FFFFFF"/>
-      </w:pPr>
-      <w:r>
-        <w:rPr>
-          <w:rFonts w:ascii="맑은 고딕" w:hAnsi="맑은 고딕" w:eastAsia="맑은 고딕"/>
-          <w:b w:val="0"/>
-          <w:sz w:val="17"/>
-          <w:u w:val="none"/>
-        </w:rPr>
-        <w:t>&lt;조건&gt;</w:t>
-        <w:br/>
-        <w:t xml:space="preserve">(1)과 (2)는 윗글에서 찾아서 </w:t>
-      </w:r>
-      <w:r>
-        <w:rPr>
-          <w:rFonts w:ascii="맑은 고딕" w:hAnsi="맑은 고딕" w:eastAsia="맑은 고딕"/>
-          <w:b/>
-          <w:sz w:val="17"/>
-          <w:u w:val="none"/>
-        </w:rPr>
-        <w:t>그대로 한 단어</w:t>
-      </w:r>
-      <w:r>
-        <w:rPr>
-          <w:rFonts w:ascii="맑은 고딕" w:hAnsi="맑은 고딕" w:eastAsia="맑은 고딕"/>
-          <w:b w:val="0"/>
-          <w:sz w:val="17"/>
-          <w:u w:val="none"/>
-        </w:rPr>
-        <w:t>로 쓸 것</w:t>
-      </w:r>
-    </w:p>
-    <w:p>
-      <w:pPr>
-        <w:spacing w:before="0" w:after="60" w:line="336" w:lineRule="auto"/>
-        <w:ind w:left="40"/>
-        <w:snapToGrid w:val="0"/>
-        <w:pBdr>
-          <w:top w:val="single" w:sz="4" w:space="2" w:color="555555"/>
-          <w:left w:val="single" w:sz="4" w:space="2" w:color="555555"/>
-          <w:bottom w:val="single" w:sz="4" w:space="2" w:color="555555"/>
-          <w:right w:val="single" w:sz="4" w:space="2" w:color="555555"/>
-        </w:pBdr>
-        <w:shd w:val="clear" w:color="auto" w:fill="FFFFFF"/>
-      </w:pPr>
-      <w:r>
-        <w:rPr>
-          <w:rFonts w:ascii="맑은 고딕" w:hAnsi="맑은 고딕" w:eastAsia="맑은 고딕"/>
-          <w:b w:val="0"/>
-          <w:sz w:val="17"/>
-          <w:u w:val="none"/>
-        </w:rPr>
-        <w:t xml:space="preserve">(3)은 아래 [보기]에 주어진 표현만을 </w:t>
-      </w:r>
-      <w:r>
-        <w:rPr>
-          <w:rFonts w:ascii="맑은 고딕" w:hAnsi="맑은 고딕" w:eastAsia="맑은 고딕"/>
-          <w:b/>
-          <w:sz w:val="17"/>
-          <w:u w:val="none"/>
-        </w:rPr>
-        <w:t>모두</w:t>
-      </w:r>
-      <w:r>
-        <w:rPr>
-          <w:rFonts w:ascii="맑은 고딕" w:hAnsi="맑은 고딕" w:eastAsia="맑은 고딕"/>
-          <w:b w:val="0"/>
-          <w:sz w:val="17"/>
-          <w:u w:val="none"/>
-        </w:rPr>
-        <w:t xml:space="preserve"> 사용할 것 (※필요한 경우 문맥과 어법에 맞게 동사 형태를 변형할 것)</w:t>
-        <w:br/>
-        <w:t>[보기] level  /  playing field  /  now  /  be  /  the</w:t>
-      </w:r>
-    </w:p>
-    <w:p>
-      <w:pPr>
-        <w:keepNext/>
-        <w:spacing w:before="80" w:after="20" w:line="276" w:lineRule="auto"/>
-        <w:snapToGrid w:val="0"/>
-      </w:pPr>
-      <w:r>
-        <w:rPr>
-          <w:rFonts w:ascii="맑은 고딕" w:hAnsi="맑은 고딕" w:eastAsia="맑은 고딕"/>
-          <w:b/>
-          <w:sz w:val="17"/>
-          <w:u w:val="none"/>
-        </w:rPr>
-        <w:t>41-서2.</w:t>
-      </w:r>
-      <w:r>
-        <w:rPr>
-          <w:rFonts w:ascii="맑은 고딕" w:hAnsi="맑은 고딕" w:eastAsia="맑은 고딕"/>
-          <w:b w:val="0"/>
-          <w:sz w:val="17"/>
-          <w:u w:val="none"/>
-        </w:rPr>
-        <w:t xml:space="preserve"> 다음 글의 밑줄 친 (1)~(4)에서 문맥·어법상 알맞은 말을 골라 쓰시오. [4.0점]</w:t>
-      </w:r>
-    </w:p>
-    <w:p>
-      <w:pPr>
-        <w:spacing w:before="0" w:after="60" w:line="288" w:lineRule="auto"/>
-        <w:ind w:left="40"/>
-        <w:snapToGrid w:val="0"/>
-        <w:pBdr>
-          <w:top w:val="single" w:sz="4" w:space="2" w:color="999999"/>
-          <w:left w:val="single" w:sz="4" w:space="2" w:color="999999"/>
-          <w:bottom w:val="single" w:sz="4" w:space="2" w:color="999999"/>
-          <w:right w:val="single" w:sz="4" w:space="2" w:color="999999"/>
-        </w:pBdr>
-        <w:shd w:val="clear" w:color="auto" w:fill="F6F3EA"/>
-      </w:pPr>
-      <w:r>
-        <w:rPr>
-          <w:rFonts w:ascii="맑은 고딕" w:hAnsi="맑은 고딕" w:eastAsia="맑은 고딕"/>
-          <w:b w:val="0"/>
-          <w:sz w:val="17"/>
-          <w:u w:val="none"/>
-        </w:rPr>
-        <w:t xml:space="preserve">Since the emergence of Standard English, the rule makers of language have been in charge, and their (1) </w:t>
-      </w:r>
-      <w:r>
-        <w:rPr>
-          <w:rFonts w:ascii="맑은 고딕" w:hAnsi="맑은 고딕" w:eastAsia="맑은 고딕"/>
-          <w:b/>
-          <w:sz w:val="17"/>
-          <w:u w:val="none"/>
-        </w:rPr>
-        <w:t>[ⓐ prescriptive / ⓑ descriptive]</w:t>
-      </w:r>
-      <w:r>
-        <w:rPr>
-          <w:rFonts w:ascii="맑은 고딕" w:hAnsi="맑은 고딕" w:eastAsia="맑은 고딕"/>
-          <w:b w:val="0"/>
-          <w:sz w:val="17"/>
-          <w:u w:val="none"/>
-        </w:rPr>
-        <w:t xml:space="preserve"> norms about a ‘correct’ version of the English language have dominated our channels of communication. If you wanted your voice to be heard by the public, you had to work within their limits, conforming to the strict expectations of either print or broadcast media. Social media completely (2) </w:t>
-      </w:r>
-      <w:r>
-        <w:rPr>
-          <w:rFonts w:ascii="맑은 고딕" w:hAnsi="맑은 고딕" w:eastAsia="맑은 고딕"/>
-          <w:b/>
-          <w:sz w:val="17"/>
-          <w:u w:val="none"/>
-        </w:rPr>
-        <w:t>[ⓐ broke / ⓑ broken]</w:t>
-      </w:r>
-      <w:r>
-        <w:rPr>
-          <w:rFonts w:ascii="맑은 고딕" w:hAnsi="맑은 고딕" w:eastAsia="맑은 고딕"/>
-          <w:b w:val="0"/>
-          <w:sz w:val="17"/>
-          <w:u w:val="none"/>
-        </w:rPr>
-        <w:t xml:space="preserve"> that barrier. The playing field is now level, and public access is democratized. Anybody and everybody can become a public figure on the new communicative platforms, meaning that nobody’s left to enforce the old rules. (3) </w:t>
-      </w:r>
-      <w:r>
-        <w:rPr>
-          <w:rFonts w:ascii="맑은 고딕" w:hAnsi="맑은 고딕" w:eastAsia="맑은 고딕"/>
-          <w:b/>
-          <w:sz w:val="17"/>
-          <w:u w:val="none"/>
-        </w:rPr>
-        <w:t>[ⓐ TV presenters and journalists might not have been able to use slang, but content creators can / ⓑ Content creators might not be able to use slang, but TV presenters and journalists can]</w:t>
-      </w:r>
-      <w:r>
-        <w:rPr>
-          <w:rFonts w:ascii="맑은 고딕" w:hAnsi="맑은 고딕" w:eastAsia="맑은 고딕"/>
-          <w:b w:val="0"/>
-          <w:sz w:val="17"/>
-          <w:u w:val="none"/>
-        </w:rPr>
-        <w:t xml:space="preserve">. Content creators also come from a greater variety of backgrounds than people working in traditional media. The (4) </w:t>
-      </w:r>
-      <w:r>
-        <w:rPr>
-          <w:rFonts w:ascii="맑은 고딕" w:hAnsi="맑은 고딕" w:eastAsia="맑은 고딕"/>
-          <w:b/>
-          <w:sz w:val="17"/>
-          <w:u w:val="none"/>
-        </w:rPr>
-        <w:t>[ⓐ tight / ⓑ loose]</w:t>
-      </w:r>
-      <w:r>
-        <w:rPr>
-          <w:rFonts w:ascii="맑은 고딕" w:hAnsi="맑은 고딕" w:eastAsia="맑은 고딕"/>
-          <w:b w:val="0"/>
-          <w:sz w:val="17"/>
-          <w:u w:val="none"/>
-        </w:rPr>
-        <w:t xml:space="preserve"> social networks that previously connected us geographically are simply stronger online, and memes are now transmitted at rapid pace.</w:t>
-      </w:r>
-    </w:p>
-    <w:p>
-      <w:pPr>
-        <w:spacing w:before="0" w:after="0" w:line="336" w:lineRule="auto"/>
-        <w:ind w:left="40"/>
-        <w:snapToGrid w:val="0"/>
-        <w:pBdr>
-          <w:top w:val="single" w:sz="4" w:space="2" w:color="555555"/>
-          <w:left w:val="single" w:sz="4" w:space="2" w:color="555555"/>
-          <w:bottom w:val="single" w:sz="4" w:space="2" w:color="555555"/>
-          <w:right w:val="single" w:sz="4" w:space="2" w:color="555555"/>
-        </w:pBdr>
-        <w:shd w:val="clear" w:color="auto" w:fill="FFFFFF"/>
-      </w:pPr>
-      <w:r>
-        <w:rPr>
-          <w:rFonts w:ascii="맑은 고딕" w:hAnsi="맑은 고딕" w:eastAsia="맑은 고딕"/>
-          <w:b/>
-          <w:sz w:val="17"/>
-          <w:u w:val="none"/>
-        </w:rPr>
-        <w:t>조건 · 보기</w:t>
-      </w:r>
-    </w:p>
-    <w:p>
-      <w:pPr>
-        <w:spacing w:before="0" w:after="0" w:line="336" w:lineRule="auto"/>
-        <w:ind w:left="40"/>
-        <w:snapToGrid w:val="0"/>
-        <w:pBdr>
-          <w:top w:val="single" w:sz="4" w:space="2" w:color="555555"/>
-          <w:left w:val="single" w:sz="4" w:space="2" w:color="555555"/>
-          <w:bottom w:val="single" w:sz="4" w:space="2" w:color="555555"/>
-          <w:right w:val="single" w:sz="4" w:space="2" w:color="555555"/>
-        </w:pBdr>
-        <w:shd w:val="clear" w:color="auto" w:fill="FFFFFF"/>
-      </w:pPr>
-      <w:r>
-        <w:rPr>
-          <w:rFonts w:ascii="맑은 고딕" w:hAnsi="맑은 고딕" w:eastAsia="맑은 고딕"/>
-          <w:b w:val="0"/>
-          <w:sz w:val="17"/>
-          <w:u w:val="none"/>
-        </w:rPr>
-        <w:t xml:space="preserve">&lt;조건&gt;각 소문항 안에서 ⓐ와 ⓑ 중 하나만 골라 </w:t>
-      </w:r>
-      <w:r>
-        <w:rPr>
-          <w:rFonts w:ascii="맑은 고딕" w:hAnsi="맑은 고딕" w:eastAsia="맑은 고딕"/>
-          <w:b/>
-          <w:sz w:val="17"/>
-          <w:u w:val="none"/>
-        </w:rPr>
-        <w:t>기호 또는 답 전체</w:t>
-      </w:r>
-      <w:r>
-        <w:rPr>
-          <w:rFonts w:ascii="맑은 고딕" w:hAnsi="맑은 고딕" w:eastAsia="맑은 고딕"/>
-          <w:b w:val="0"/>
-          <w:sz w:val="17"/>
-          <w:u w:val="none"/>
-        </w:rPr>
-        <w:t>를 쓸 것</w:t>
-      </w:r>
-    </w:p>
-    <w:p>
-      <w:pPr>
-        <w:spacing w:before="0" w:after="60" w:line="336" w:lineRule="auto"/>
-        <w:ind w:left="40"/>
-        <w:snapToGrid w:val="0"/>
-        <w:pBdr>
-          <w:top w:val="single" w:sz="4" w:space="2" w:color="555555"/>
-          <w:left w:val="single" w:sz="4" w:space="2" w:color="555555"/>
-          <w:bottom w:val="single" w:sz="4" w:space="2" w:color="555555"/>
-          <w:right w:val="single" w:sz="4" w:space="2" w:color="555555"/>
-        </w:pBdr>
-        <w:shd w:val="clear" w:color="auto" w:fill="FFFFFF"/>
-      </w:pPr>
-      <w:r>
-        <w:rPr>
-          <w:rFonts w:ascii="맑은 고딕" w:hAnsi="맑은 고딕" w:eastAsia="맑은 고딕"/>
-          <w:b w:val="0"/>
-          <w:sz w:val="17"/>
-          <w:u w:val="none"/>
-        </w:rPr>
-        <w:t>답안지에 소문항 번호를 정확하게 기입할 것 (예: 2-(1) 2-(2) 2-(3) 2-(4))</w:t>
-      </w:r>
-    </w:p>
-    <w:p>
-      <w:pPr>
-        <w:keepNext/>
-        <w:spacing w:before="80" w:after="20" w:line="276" w:lineRule="auto"/>
-        <w:snapToGrid w:val="0"/>
-      </w:pPr>
-      <w:r>
-        <w:rPr>
-          <w:rFonts w:ascii="맑은 고딕" w:hAnsi="맑은 고딕" w:eastAsia="맑은 고딕"/>
-          <w:b/>
-          <w:sz w:val="17"/>
-          <w:u w:val="none"/>
-        </w:rPr>
-        <w:t>41-서3.</w:t>
-      </w:r>
-      <w:r>
-        <w:rPr>
-          <w:rFonts w:ascii="맑은 고딕" w:hAnsi="맑은 고딕" w:eastAsia="맑은 고딕"/>
-          <w:b w:val="0"/>
-          <w:sz w:val="17"/>
-          <w:u w:val="none"/>
-        </w:rPr>
-        <w:t xml:space="preserve"> 윗글의 내용에 근거하여 다음 질문에 &lt;조건&gt;에 맞게 영어로 답하시오. [4.0점]</w:t>
-      </w:r>
-    </w:p>
-    <w:p>
-      <w:pPr>
-        <w:spacing w:before="0" w:after="60" w:line="288" w:lineRule="auto"/>
-        <w:ind w:left="40"/>
-        <w:snapToGrid w:val="0"/>
-        <w:pBdr>
-          <w:top w:val="single" w:sz="4" w:space="2" w:color="999999"/>
-          <w:left w:val="single" w:sz="4" w:space="2" w:color="999999"/>
-          <w:bottom w:val="single" w:sz="4" w:space="2" w:color="999999"/>
-          <w:right w:val="single" w:sz="4" w:space="2" w:color="999999"/>
-        </w:pBdr>
-        <w:shd w:val="clear" w:color="auto" w:fill="F6F3EA"/>
-      </w:pPr>
-      <w:r>
-        <w:rPr>
-          <w:rFonts w:ascii="맑은 고딕" w:hAnsi="맑은 고딕" w:eastAsia="맑은 고딕"/>
-          <w:b/>
-          <w:sz w:val="17"/>
-          <w:u w:val="none"/>
-        </w:rPr>
-        <w:t>Q1.</w:t>
-      </w:r>
-      <w:r>
-        <w:rPr>
-          <w:rFonts w:ascii="맑은 고딕" w:hAnsi="맑은 고딕" w:eastAsia="맑은 고딕"/>
-          <w:b w:val="0"/>
-          <w:sz w:val="17"/>
-          <w:u w:val="none"/>
-        </w:rPr>
-        <w:t xml:space="preserve"> According to the passage, what completely broke the barrier set up by print and broadcast media?</w:t>
-      </w:r>
-    </w:p>
-    <w:p>
-      <w:pPr>
-        <w:spacing w:before="0" w:after="60" w:line="288" w:lineRule="auto"/>
-        <w:ind w:left="40"/>
-        <w:snapToGrid w:val="0"/>
-        <w:pBdr>
-          <w:top w:val="single" w:sz="4" w:space="2" w:color="999999"/>
-          <w:left w:val="single" w:sz="4" w:space="2" w:color="999999"/>
-          <w:bottom w:val="single" w:sz="4" w:space="2" w:color="999999"/>
-          <w:right w:val="single" w:sz="4" w:space="2" w:color="999999"/>
-        </w:pBdr>
-        <w:shd w:val="clear" w:color="auto" w:fill="F6F3EA"/>
-      </w:pPr>
-    </w:p>
-    <w:p>
-      <w:pPr>
-        <w:spacing w:before="0" w:after="60" w:line="288" w:lineRule="auto"/>
-        <w:ind w:left="40"/>
-        <w:snapToGrid w:val="0"/>
-        <w:pBdr>
-          <w:top w:val="single" w:sz="4" w:space="2" w:color="999999"/>
-          <w:left w:val="single" w:sz="4" w:space="2" w:color="999999"/>
-          <w:bottom w:val="single" w:sz="4" w:space="2" w:color="999999"/>
-          <w:right w:val="single" w:sz="4" w:space="2" w:color="999999"/>
-        </w:pBdr>
-        <w:shd w:val="clear" w:color="auto" w:fill="F6F3EA"/>
-      </w:pPr>
-      <w:r>
-        <w:rPr>
-          <w:rFonts w:ascii="맑은 고딕" w:hAnsi="맑은 고딕" w:eastAsia="맑은 고딕"/>
-          <w:b w:val="0"/>
-          <w:sz w:val="17"/>
-          <w:u w:val="none"/>
-        </w:rPr>
-        <w:t>A1. → ________________________ did.</w:t>
-      </w:r>
-    </w:p>
-    <w:p>
-      <w:pPr>
-        <w:spacing w:before="0" w:after="60" w:line="288" w:lineRule="auto"/>
-        <w:ind w:left="40"/>
-        <w:snapToGrid w:val="0"/>
-        <w:pBdr>
-          <w:top w:val="single" w:sz="4" w:space="2" w:color="999999"/>
-          <w:left w:val="single" w:sz="4" w:space="2" w:color="999999"/>
-          <w:bottom w:val="single" w:sz="4" w:space="2" w:color="999999"/>
-          <w:right w:val="single" w:sz="4" w:space="2" w:color="999999"/>
-        </w:pBdr>
-        <w:shd w:val="clear" w:color="auto" w:fill="F6F3EA"/>
-      </w:pPr>
-      <w:r>
-        <w:rPr>
-          <w:rFonts w:ascii="맑은 고딕" w:hAnsi="맑은 고딕" w:eastAsia="맑은 고딕"/>
-          <w:b/>
-          <w:sz w:val="17"/>
-          <w:u w:val="none"/>
-        </w:rPr>
-        <w:t>Q2.</w:t>
-      </w:r>
-      <w:r>
-        <w:rPr>
-          <w:rFonts w:ascii="맑은 고딕" w:hAnsi="맑은 고딕" w:eastAsia="맑은 고딕"/>
-          <w:b w:val="0"/>
-          <w:sz w:val="17"/>
-          <w:u w:val="none"/>
-        </w:rPr>
-        <w:t xml:space="preserve"> Besides legitimizing slang terms, what does the writer say our influence gives them?</w:t>
-      </w:r>
-    </w:p>
-    <w:p>
-      <w:pPr>
-        <w:spacing w:before="0" w:after="60" w:line="288" w:lineRule="auto"/>
-        <w:ind w:left="40"/>
-        <w:snapToGrid w:val="0"/>
-        <w:pBdr>
-          <w:top w:val="single" w:sz="4" w:space="2" w:color="999999"/>
-          <w:left w:val="single" w:sz="4" w:space="2" w:color="999999"/>
-          <w:bottom w:val="single" w:sz="4" w:space="2" w:color="999999"/>
-          <w:right w:val="single" w:sz="4" w:space="2" w:color="999999"/>
-        </w:pBdr>
-        <w:shd w:val="clear" w:color="auto" w:fill="F6F3EA"/>
-      </w:pPr>
-    </w:p>
-    <w:p>
-      <w:pPr>
-        <w:spacing w:before="0" w:after="60" w:line="288" w:lineRule="auto"/>
-        <w:ind w:left="40"/>
-        <w:snapToGrid w:val="0"/>
-        <w:pBdr>
-          <w:top w:val="single" w:sz="4" w:space="2" w:color="999999"/>
-          <w:left w:val="single" w:sz="4" w:space="2" w:color="999999"/>
-          <w:bottom w:val="single" w:sz="4" w:space="2" w:color="999999"/>
-          <w:right w:val="single" w:sz="4" w:space="2" w:color="999999"/>
-        </w:pBdr>
-        <w:shd w:val="clear" w:color="auto" w:fill="F6F3EA"/>
-      </w:pPr>
-      <w:r>
-        <w:rPr>
-          <w:rFonts w:ascii="맑은 고딕" w:hAnsi="맑은 고딕" w:eastAsia="맑은 고딕"/>
-          <w:b w:val="0"/>
-          <w:sz w:val="17"/>
-          <w:u w:val="none"/>
-        </w:rPr>
-        <w:t>A2. It gives them → ________________________ to spread quicker.</w:t>
-      </w:r>
-    </w:p>
-    <w:p>
-      <w:pPr>
-        <w:spacing w:before="0" w:after="0" w:line="336" w:lineRule="auto"/>
-        <w:ind w:left="40"/>
-        <w:snapToGrid w:val="0"/>
-        <w:pBdr>
-          <w:top w:val="single" w:sz="4" w:space="2" w:color="555555"/>
-          <w:left w:val="single" w:sz="4" w:space="2" w:color="555555"/>
-          <w:bottom w:val="single" w:sz="4" w:space="2" w:color="555555"/>
-          <w:right w:val="single" w:sz="4" w:space="2" w:color="555555"/>
-        </w:pBdr>
-        <w:shd w:val="clear" w:color="auto" w:fill="FFFFFF"/>
-      </w:pPr>
-      <w:r>
-        <w:rPr>
-          <w:rFonts w:ascii="맑은 고딕" w:hAnsi="맑은 고딕" w:eastAsia="맑은 고딕"/>
-          <w:b/>
-          <w:sz w:val="17"/>
-          <w:u w:val="none"/>
-        </w:rPr>
-        <w:t>조건 · 보기</w:t>
-      </w:r>
-    </w:p>
-    <w:p>
-      <w:pPr>
-        <w:spacing w:before="0" w:after="0" w:line="336" w:lineRule="auto"/>
-        <w:ind w:left="40"/>
-        <w:snapToGrid w:val="0"/>
-        <w:pBdr>
-          <w:top w:val="single" w:sz="4" w:space="2" w:color="555555"/>
-          <w:left w:val="single" w:sz="4" w:space="2" w:color="555555"/>
-          <w:bottom w:val="single" w:sz="4" w:space="2" w:color="555555"/>
-          <w:right w:val="single" w:sz="4" w:space="2" w:color="555555"/>
-        </w:pBdr>
-        <w:shd w:val="clear" w:color="auto" w:fill="FFFFFF"/>
-      </w:pPr>
-      <w:r>
-        <w:rPr>
-          <w:rFonts w:ascii="맑은 고딕" w:hAnsi="맑은 고딕" w:eastAsia="맑은 고딕"/>
-          <w:b w:val="0"/>
-          <w:sz w:val="17"/>
-          <w:u w:val="none"/>
-        </w:rPr>
-        <w:t>&lt;조건&gt;</w:t>
-        <w:br/>
-        <w:t xml:space="preserve">A1은 </w:t>
-      </w:r>
-      <w:r>
-        <w:rPr>
-          <w:rFonts w:ascii="맑은 고딕" w:hAnsi="맑은 고딕" w:eastAsia="맑은 고딕"/>
-          <w:b/>
-          <w:sz w:val="17"/>
-          <w:u w:val="none"/>
-        </w:rPr>
-        <w:t>2단어</w:t>
-      </w:r>
-      <w:r>
-        <w:rPr>
-          <w:rFonts w:ascii="맑은 고딕" w:hAnsi="맑은 고딕" w:eastAsia="맑은 고딕"/>
-          <w:b w:val="0"/>
-          <w:sz w:val="17"/>
-          <w:u w:val="none"/>
-        </w:rPr>
-        <w:t xml:space="preserve">, A2는 </w:t>
-      </w:r>
-      <w:r>
-        <w:rPr>
-          <w:rFonts w:ascii="맑은 고딕" w:hAnsi="맑은 고딕" w:eastAsia="맑은 고딕"/>
-          <w:b/>
-          <w:sz w:val="17"/>
-          <w:u w:val="none"/>
-        </w:rPr>
-        <w:t>3단어</w:t>
-      </w:r>
-      <w:r>
-        <w:rPr>
-          <w:rFonts w:ascii="맑은 고딕" w:hAnsi="맑은 고딕" w:eastAsia="맑은 고딕"/>
-          <w:b w:val="0"/>
-          <w:sz w:val="17"/>
-          <w:u w:val="none"/>
-        </w:rPr>
-        <w:t>로 쓸 것</w:t>
-      </w:r>
-    </w:p>
-    <w:p>
-      <w:pPr>
-        <w:spacing w:before="0" w:after="60" w:line="336" w:lineRule="auto"/>
-        <w:ind w:left="40"/>
-        <w:snapToGrid w:val="0"/>
-        <w:pBdr>
-          <w:top w:val="single" w:sz="4" w:space="2" w:color="555555"/>
-          <w:left w:val="single" w:sz="4" w:space="2" w:color="555555"/>
-          <w:bottom w:val="single" w:sz="4" w:space="2" w:color="555555"/>
-          <w:right w:val="single" w:sz="4" w:space="2" w:color="555555"/>
-        </w:pBdr>
-        <w:shd w:val="clear" w:color="auto" w:fill="FFFFFF"/>
-      </w:pPr>
-      <w:r>
-        <w:rPr>
-          <w:rFonts w:ascii="맑은 고딕" w:hAnsi="맑은 고딕" w:eastAsia="맑은 고딕"/>
-          <w:b w:val="0"/>
-          <w:sz w:val="17"/>
-          <w:u w:val="none"/>
-        </w:rPr>
-        <w:t>윗글의 표현을 그대로 사용할 것 · 답란에 이미 인쇄된 단어를 반복 기재하면 감점</w:t>
-      </w:r>
-    </w:p>
-    <w:p>
-      <w:pPr>
-        <w:keepNext/>
-        <w:spacing w:before="80" w:after="20" w:line="276" w:lineRule="auto"/>
-        <w:snapToGrid w:val="0"/>
-      </w:pPr>
-      <w:r>
-        <w:rPr>
-          <w:rFonts w:ascii="맑은 고딕" w:hAnsi="맑은 고딕" w:eastAsia="맑은 고딕"/>
-          <w:b/>
-          <w:sz w:val="17"/>
-          <w:u w:val="none"/>
-        </w:rPr>
-        <w:t>41-서4.</w:t>
-      </w:r>
-      <w:r>
-        <w:rPr>
-          <w:rFonts w:ascii="맑은 고딕" w:hAnsi="맑은 고딕" w:eastAsia="맑은 고딕"/>
-          <w:b w:val="0"/>
-          <w:sz w:val="17"/>
-          <w:u w:val="none"/>
-        </w:rPr>
-        <w:t xml:space="preserve"> 다음 윗글의 문장을 &lt;조건&gt;에 맞게 같은 의미의 문장으로 바꿔 쓰시오. [4.0점]</w:t>
-      </w:r>
-    </w:p>
-    <w:p>
-      <w:pPr>
-        <w:spacing w:before="0" w:after="60" w:line="288" w:lineRule="auto"/>
-        <w:ind w:left="40"/>
-        <w:snapToGrid w:val="0"/>
-        <w:pBdr>
-          <w:top w:val="single" w:sz="4" w:space="2" w:color="999999"/>
-          <w:left w:val="single" w:sz="4" w:space="2" w:color="999999"/>
-          <w:bottom w:val="single" w:sz="4" w:space="2" w:color="999999"/>
-          <w:right w:val="single" w:sz="4" w:space="2" w:color="999999"/>
-        </w:pBdr>
-        <w:shd w:val="clear" w:color="auto" w:fill="F6F3EA"/>
-      </w:pPr>
-      <w:r>
-        <w:rPr>
-          <w:rFonts w:ascii="맑은 고딕" w:hAnsi="맑은 고딕" w:eastAsia="맑은 고딕"/>
-          <w:b w:val="0"/>
-          <w:sz w:val="17"/>
-          <w:u w:val="none"/>
-        </w:rPr>
-        <w:t>If you wanted your voice to be heard by the public, you had to work within their limits.</w:t>
-      </w:r>
-    </w:p>
-    <w:p>
-      <w:pPr>
-        <w:spacing w:before="0" w:after="60" w:line="288" w:lineRule="auto"/>
-        <w:ind w:left="40"/>
-        <w:snapToGrid w:val="0"/>
-        <w:pBdr>
-          <w:top w:val="single" w:sz="4" w:space="2" w:color="999999"/>
-          <w:left w:val="single" w:sz="4" w:space="2" w:color="999999"/>
-          <w:bottom w:val="single" w:sz="4" w:space="2" w:color="999999"/>
-          <w:right w:val="single" w:sz="4" w:space="2" w:color="999999"/>
-        </w:pBdr>
-        <w:shd w:val="clear" w:color="auto" w:fill="F6F3EA"/>
-      </w:pPr>
-    </w:p>
-    <w:p>
-      <w:pPr>
-        <w:spacing w:before="0" w:after="60" w:line="288" w:lineRule="auto"/>
-        <w:ind w:left="40"/>
-        <w:snapToGrid w:val="0"/>
-        <w:pBdr>
-          <w:top w:val="single" w:sz="4" w:space="2" w:color="999999"/>
-          <w:left w:val="single" w:sz="4" w:space="2" w:color="999999"/>
-          <w:bottom w:val="single" w:sz="4" w:space="2" w:color="999999"/>
-          <w:right w:val="single" w:sz="4" w:space="2" w:color="999999"/>
-        </w:pBdr>
-        <w:shd w:val="clear" w:color="auto" w:fill="F6F3EA"/>
-      </w:pPr>
-    </w:p>
-    <w:p>
-      <w:pPr>
-        <w:spacing w:before="0" w:after="60" w:line="288" w:lineRule="auto"/>
-        <w:ind w:left="40"/>
-        <w:snapToGrid w:val="0"/>
-        <w:pBdr>
-          <w:top w:val="single" w:sz="4" w:space="2" w:color="999999"/>
-          <w:left w:val="single" w:sz="4" w:space="2" w:color="999999"/>
-          <w:bottom w:val="single" w:sz="4" w:space="2" w:color="999999"/>
-          <w:right w:val="single" w:sz="4" w:space="2" w:color="999999"/>
-        </w:pBdr>
-        <w:shd w:val="clear" w:color="auto" w:fill="F6F3EA"/>
-      </w:pPr>
-      <w:r>
-        <w:rPr>
-          <w:rFonts w:ascii="맑은 고딕" w:hAnsi="맑은 고딕" w:eastAsia="맑은 고딕"/>
-          <w:b w:val="0"/>
-          <w:sz w:val="17"/>
-          <w:u w:val="none"/>
-        </w:rPr>
-        <w:t>→ ______________________________, you had to work within their limits.</w:t>
-      </w:r>
-    </w:p>
-    <w:p>
-      <w:pPr>
-        <w:spacing w:before="0" w:after="0" w:line="336" w:lineRule="auto"/>
-        <w:ind w:left="40"/>
-        <w:snapToGrid w:val="0"/>
-        <w:pBdr>
-          <w:top w:val="single" w:sz="4" w:space="2" w:color="555555"/>
-          <w:left w:val="single" w:sz="4" w:space="2" w:color="555555"/>
-          <w:bottom w:val="single" w:sz="4" w:space="2" w:color="555555"/>
-          <w:right w:val="single" w:sz="4" w:space="2" w:color="555555"/>
-        </w:pBdr>
-        <w:shd w:val="clear" w:color="auto" w:fill="FFFFFF"/>
-      </w:pPr>
-      <w:r>
-        <w:rPr>
-          <w:rFonts w:ascii="맑은 고딕" w:hAnsi="맑은 고딕" w:eastAsia="맑은 고딕"/>
-          <w:b/>
-          <w:sz w:val="17"/>
-          <w:u w:val="none"/>
-        </w:rPr>
-        <w:t>조건 · 보기</w:t>
-      </w:r>
-    </w:p>
-    <w:p>
-      <w:pPr>
-        <w:spacing w:before="0" w:after="0" w:line="336" w:lineRule="auto"/>
-        <w:ind w:left="40"/>
-        <w:snapToGrid w:val="0"/>
-        <w:pBdr>
-          <w:top w:val="single" w:sz="4" w:space="2" w:color="555555"/>
-          <w:left w:val="single" w:sz="4" w:space="2" w:color="555555"/>
-          <w:bottom w:val="single" w:sz="4" w:space="2" w:color="555555"/>
-          <w:right w:val="single" w:sz="4" w:space="2" w:color="555555"/>
-        </w:pBdr>
-        <w:shd w:val="clear" w:color="auto" w:fill="FFFFFF"/>
-      </w:pPr>
-      <w:r>
-        <w:rPr>
-          <w:rFonts w:ascii="맑은 고딕" w:hAnsi="맑은 고딕" w:eastAsia="맑은 고딕"/>
-          <w:b w:val="0"/>
-          <w:sz w:val="17"/>
-          <w:u w:val="none"/>
-        </w:rPr>
-        <w:t>&lt;조건&gt;</w:t>
-        <w:br/>
-        <w:t xml:space="preserve">If절을 </w:t>
-      </w:r>
-      <w:r>
-        <w:rPr>
-          <w:rFonts w:ascii="맑은 고딕" w:hAnsi="맑은 고딕" w:eastAsia="맑은 고딕"/>
-          <w:b/>
-          <w:sz w:val="17"/>
-          <w:u w:val="none"/>
-        </w:rPr>
-        <w:t>to부정사구</w:t>
-      </w:r>
-      <w:r>
-        <w:rPr>
-          <w:rFonts w:ascii="맑은 고딕" w:hAnsi="맑은 고딕" w:eastAsia="맑은 고딕"/>
-          <w:b w:val="0"/>
-          <w:sz w:val="17"/>
-          <w:u w:val="none"/>
-        </w:rPr>
-        <w:t xml:space="preserve">(목적)로 바꾸고, </w:t>
-      </w:r>
-      <w:r>
-        <w:rPr>
-          <w:rFonts w:ascii="맑은 고딕" w:hAnsi="맑은 고딕" w:eastAsia="맑은 고딕"/>
-          <w:b/>
-          <w:sz w:val="17"/>
-          <w:u w:val="none"/>
-        </w:rPr>
-        <w:t>have + 목적어 + 과거분사</w:t>
-      </w:r>
-      <w:r>
-        <w:rPr>
-          <w:rFonts w:ascii="맑은 고딕" w:hAnsi="맑은 고딕" w:eastAsia="맑은 고딕"/>
-          <w:b w:val="0"/>
-          <w:sz w:val="17"/>
-          <w:u w:val="none"/>
-        </w:rPr>
-        <w:t>(~이 …되게 하다) 구조를 쓸 것</w:t>
-      </w:r>
-    </w:p>
-    <w:p>
-      <w:pPr>
-        <w:spacing w:before="0" w:after="60" w:line="336" w:lineRule="auto"/>
-        <w:ind w:left="40"/>
-        <w:snapToGrid w:val="0"/>
-        <w:pBdr>
-          <w:top w:val="single" w:sz="4" w:space="2" w:color="555555"/>
-          <w:left w:val="single" w:sz="4" w:space="2" w:color="555555"/>
-          <w:bottom w:val="single" w:sz="4" w:space="2" w:color="555555"/>
-          <w:right w:val="single" w:sz="4" w:space="2" w:color="555555"/>
-        </w:pBdr>
-        <w:shd w:val="clear" w:color="auto" w:fill="FFFFFF"/>
-      </w:pPr>
-      <w:r>
-        <w:rPr>
-          <w:rFonts w:ascii="맑은 고딕" w:hAnsi="맑은 고딕" w:eastAsia="맑은 고딕"/>
-          <w:b w:val="0"/>
-          <w:sz w:val="17"/>
-          <w:u w:val="none"/>
-        </w:rPr>
-        <w:t>[보기]의 표현을 모두 사용하고 필요 시 어형을 변형할 것: have  /  your voice  /  hear  /  by the public  /  to</w:t>
-      </w:r>
-    </w:p>
-    <w:p>
-      <w:pPr>
-        <w:keepNext/>
-        <w:spacing w:before="80" w:after="20" w:line="276" w:lineRule="auto"/>
-        <w:snapToGrid w:val="0"/>
-      </w:pPr>
-      <w:r>
-        <w:rPr>
-          <w:rFonts w:ascii="맑은 고딕" w:hAnsi="맑은 고딕" w:eastAsia="맑은 고딕"/>
-          <w:b/>
-          <w:sz w:val="17"/>
-          <w:u w:val="none"/>
-        </w:rPr>
-        <w:t>41-서5.</w:t>
-      </w:r>
-      <w:r>
-        <w:rPr>
-          <w:rFonts w:ascii="맑은 고딕" w:hAnsi="맑은 고딕" w:eastAsia="맑은 고딕"/>
-          <w:b w:val="0"/>
-          <w:sz w:val="17"/>
-          <w:u w:val="none"/>
-        </w:rPr>
-        <w:t xml:space="preserve"> 다음 글의 밑줄 친 ⓐ~ⓕ 중 어법상 </w:t>
-      </w:r>
-      <w:r>
-        <w:rPr>
-          <w:rFonts w:ascii="맑은 고딕" w:hAnsi="맑은 고딕" w:eastAsia="맑은 고딕"/>
-          <w:b/>
-          <w:sz w:val="17"/>
-          <w:u w:val="none"/>
-        </w:rPr>
-        <w:t>틀린</w:t>
-      </w:r>
-      <w:r>
-        <w:rPr>
-          <w:rFonts w:ascii="맑은 고딕" w:hAnsi="맑은 고딕" w:eastAsia="맑은 고딕"/>
-          <w:b w:val="0"/>
-          <w:sz w:val="17"/>
-          <w:u w:val="none"/>
-        </w:rPr>
-        <w:t xml:space="preserve"> 것을 </w:t>
-      </w:r>
-      <w:r>
-        <w:rPr>
-          <w:rFonts w:ascii="맑은 고딕" w:hAnsi="맑은 고딕" w:eastAsia="맑은 고딕"/>
-          <w:b/>
-          <w:sz w:val="17"/>
-          <w:u w:val="none"/>
-        </w:rPr>
-        <w:t>2개</w:t>
-      </w:r>
-      <w:r>
-        <w:rPr>
-          <w:rFonts w:ascii="맑은 고딕" w:hAnsi="맑은 고딕" w:eastAsia="맑은 고딕"/>
-          <w:b w:val="0"/>
-          <w:sz w:val="17"/>
-          <w:u w:val="none"/>
-        </w:rPr>
-        <w:t xml:space="preserve"> 찾아 기호를 쓰고, 각각 </w:t>
-      </w:r>
-      <w:r>
-        <w:rPr>
-          <w:rFonts w:ascii="맑은 고딕" w:hAnsi="맑은 고딕" w:eastAsia="맑은 고딕"/>
-          <w:b/>
-          <w:sz w:val="17"/>
-          <w:u w:val="none"/>
-        </w:rPr>
-        <w:t>한 단어</w:t>
-      </w:r>
-      <w:r>
-        <w:rPr>
-          <w:rFonts w:ascii="맑은 고딕" w:hAnsi="맑은 고딕" w:eastAsia="맑은 고딕"/>
-          <w:b w:val="0"/>
-          <w:sz w:val="17"/>
-          <w:u w:val="none"/>
-        </w:rPr>
-        <w:t>로 바르게 고치시오. [4.0점]</w:t>
-      </w:r>
-    </w:p>
-    <w:p>
-      <w:pPr>
-        <w:spacing w:before="0" w:after="60" w:line="288" w:lineRule="auto"/>
-        <w:ind w:left="40"/>
-        <w:snapToGrid w:val="0"/>
-        <w:pBdr>
-          <w:top w:val="single" w:sz="4" w:space="2" w:color="999999"/>
-          <w:left w:val="single" w:sz="4" w:space="2" w:color="999999"/>
-          <w:bottom w:val="single" w:sz="4" w:space="2" w:color="999999"/>
-          <w:right w:val="single" w:sz="4" w:space="2" w:color="999999"/>
-        </w:pBdr>
-        <w:shd w:val="clear" w:color="auto" w:fill="F6F3EA"/>
-      </w:pPr>
-      <w:r>
-        <w:rPr>
-          <w:rFonts w:ascii="맑은 고딕" w:hAnsi="맑은 고딕" w:eastAsia="맑은 고딕"/>
-          <w:b w:val="0"/>
-          <w:sz w:val="17"/>
-          <w:u w:val="none"/>
-        </w:rPr>
-        <w:t xml:space="preserve">The role of ‘slang’ in popular culture has fundamentally ⓐ </w:t>
-      </w:r>
-      <w:r>
-        <w:rPr>
-          <w:rFonts w:ascii="맑은 고딕" w:hAnsi="맑은 고딕" w:eastAsia="맑은 고딕"/>
-          <w:b w:val="0"/>
-          <w:sz w:val="17"/>
-          <w:u w:val="single"/>
-        </w:rPr>
-        <w:t>changed</w:t>
-      </w:r>
-      <w:r>
-        <w:rPr>
-          <w:rFonts w:ascii="맑은 고딕" w:hAnsi="맑은 고딕" w:eastAsia="맑은 고딕"/>
-          <w:b w:val="0"/>
-          <w:sz w:val="17"/>
-          <w:u w:val="none"/>
-        </w:rPr>
-        <w:t xml:space="preserve"> because of the internet. Since the emergence of Standard English, the rule makers of language have been in charge, and their prescriptive norms about a ‘correct’ version of the English language have dominated our channels of communication. If you wanted your voice to be heard by the public, you had to work within their limits, ⓑ </w:t>
-      </w:r>
-      <w:r>
-        <w:rPr>
-          <w:rFonts w:ascii="맑은 고딕" w:hAnsi="맑은 고딕" w:eastAsia="맑은 고딕"/>
-          <w:b w:val="0"/>
-          <w:sz w:val="17"/>
-          <w:u w:val="single"/>
-        </w:rPr>
-        <w:t>conforming</w:t>
-      </w:r>
-      <w:r>
-        <w:rPr>
-          <w:rFonts w:ascii="맑은 고딕" w:hAnsi="맑은 고딕" w:eastAsia="맑은 고딕"/>
-          <w:b w:val="0"/>
-          <w:sz w:val="17"/>
-          <w:u w:val="none"/>
-        </w:rPr>
-        <w:t xml:space="preserve"> to the strict expectations of either print or broadcast media. Social media completely broke that barrier. The playing field is now level, and public access is democratized. Anybody and everybody can become a public figure on the new communicative platforms, meaning that nobody’s ⓒ </w:t>
-      </w:r>
-      <w:r>
-        <w:rPr>
-          <w:rFonts w:ascii="맑은 고딕" w:hAnsi="맑은 고딕" w:eastAsia="맑은 고딕"/>
-          <w:b w:val="0"/>
-          <w:sz w:val="17"/>
-          <w:u w:val="single"/>
-        </w:rPr>
-        <w:t>left</w:t>
-      </w:r>
-      <w:r>
-        <w:rPr>
-          <w:rFonts w:ascii="맑은 고딕" w:hAnsi="맑은 고딕" w:eastAsia="맑은 고딕"/>
-          <w:b w:val="0"/>
-          <w:sz w:val="17"/>
-          <w:u w:val="none"/>
-        </w:rPr>
-        <w:t xml:space="preserve"> to enforce the old rules. TV presenters and journalists might not have been able to use slang, but content creators can. We regularly use words like ‘function’ and ‘side-eye,’ and our influence both legitimizes these terms and ⓓ </w:t>
-      </w:r>
-      <w:r>
-        <w:rPr>
-          <w:rFonts w:ascii="맑은 고딕" w:hAnsi="맑은 고딕" w:eastAsia="맑은 고딕"/>
-          <w:b w:val="0"/>
-          <w:sz w:val="17"/>
-          <w:u w:val="single"/>
-        </w:rPr>
-        <w:t>give</w:t>
-      </w:r>
-      <w:r>
-        <w:rPr>
-          <w:rFonts w:ascii="맑은 고딕" w:hAnsi="맑은 고딕" w:eastAsia="맑은 고딕"/>
-          <w:b w:val="0"/>
-          <w:sz w:val="17"/>
-          <w:u w:val="none"/>
-        </w:rPr>
-        <w:t xml:space="preserve"> them a large platform to spread quicker than they could have before. Content creators also come from a greater variety of backgrounds than people ⓔ </w:t>
-      </w:r>
-      <w:r>
-        <w:rPr>
-          <w:rFonts w:ascii="맑은 고딕" w:hAnsi="맑은 고딕" w:eastAsia="맑은 고딕"/>
-          <w:b w:val="0"/>
-          <w:sz w:val="17"/>
-          <w:u w:val="single"/>
-        </w:rPr>
-        <w:t>working</w:t>
-      </w:r>
-      <w:r>
-        <w:rPr>
-          <w:rFonts w:ascii="맑은 고딕" w:hAnsi="맑은 고딕" w:eastAsia="맑은 고딕"/>
-          <w:b w:val="0"/>
-          <w:sz w:val="17"/>
-          <w:u w:val="none"/>
-        </w:rPr>
-        <w:t xml:space="preserve"> in traditional media. This means that slang can more naturally go beyond the economic and social barriers that once limited its growth. The loose social networks that previously connected us geographically ⓕ </w:t>
-      </w:r>
-      <w:r>
-        <w:rPr>
-          <w:rFonts w:ascii="맑은 고딕" w:hAnsi="맑은 고딕" w:eastAsia="맑은 고딕"/>
-          <w:b w:val="0"/>
-          <w:sz w:val="17"/>
-          <w:u w:val="single"/>
-        </w:rPr>
-        <w:t>is</w:t>
-      </w:r>
-      <w:r>
-        <w:rPr>
-          <w:rFonts w:ascii="맑은 고딕" w:hAnsi="맑은 고딕" w:eastAsia="맑은 고딕"/>
-          <w:b w:val="0"/>
-          <w:sz w:val="17"/>
-          <w:u w:val="none"/>
-        </w:rPr>
-        <w:t xml:space="preserve"> simply stronger online, and memes are now transmitted at rapid pace.</w:t>
-      </w:r>
-    </w:p>
-    <w:p>
-      <w:pPr>
-        <w:spacing w:before="0" w:after="0" w:line="336" w:lineRule="auto"/>
-        <w:ind w:left="40"/>
-        <w:snapToGrid w:val="0"/>
-        <w:pBdr>
-          <w:top w:val="single" w:sz="4" w:space="2" w:color="555555"/>
-          <w:left w:val="single" w:sz="4" w:space="2" w:color="555555"/>
-          <w:bottom w:val="single" w:sz="4" w:space="2" w:color="555555"/>
-          <w:right w:val="single" w:sz="4" w:space="2" w:color="555555"/>
-        </w:pBdr>
-        <w:shd w:val="clear" w:color="auto" w:fill="FFFFFF"/>
-      </w:pPr>
-      <w:r>
-        <w:rPr>
-          <w:rFonts w:ascii="맑은 고딕" w:hAnsi="맑은 고딕" w:eastAsia="맑은 고딕"/>
-          <w:b/>
-          <w:sz w:val="17"/>
-          <w:u w:val="none"/>
-        </w:rPr>
-        <w:t>조건 · 보기</w:t>
-      </w:r>
-    </w:p>
-    <w:p>
-      <w:pPr>
-        <w:spacing w:before="0" w:after="0" w:line="336" w:lineRule="auto"/>
-        <w:ind w:left="40"/>
-        <w:snapToGrid w:val="0"/>
-        <w:pBdr>
-          <w:top w:val="single" w:sz="4" w:space="2" w:color="555555"/>
-          <w:left w:val="single" w:sz="4" w:space="2" w:color="555555"/>
-          <w:bottom w:val="single" w:sz="4" w:space="2" w:color="555555"/>
-          <w:right w:val="single" w:sz="4" w:space="2" w:color="555555"/>
-        </w:pBdr>
-        <w:shd w:val="clear" w:color="auto" w:fill="FFFFFF"/>
-      </w:pPr>
-      <w:r>
-        <w:rPr>
-          <w:rFonts w:ascii="맑은 고딕" w:hAnsi="맑은 고딕" w:eastAsia="맑은 고딕"/>
-          <w:b w:val="0"/>
-          <w:sz w:val="17"/>
-          <w:u w:val="none"/>
-        </w:rPr>
-        <w:t>답안 작성</w:t>
-        <w:br/>
-        <w:t>기호 (    ) → 고친 표현: ________________</w:t>
-      </w:r>
-    </w:p>
-    <w:p>
-      <w:pPr>
-        <w:spacing w:before="0" w:after="60" w:line="336" w:lineRule="auto"/>
-        <w:ind w:left="40"/>
-        <w:snapToGrid w:val="0"/>
-        <w:pBdr>
-          <w:top w:val="single" w:sz="4" w:space="2" w:color="555555"/>
-          <w:left w:val="single" w:sz="4" w:space="2" w:color="555555"/>
-          <w:bottom w:val="single" w:sz="4" w:space="2" w:color="555555"/>
-          <w:right w:val="single" w:sz="4" w:space="2" w:color="555555"/>
-        </w:pBdr>
-        <w:shd w:val="clear" w:color="auto" w:fill="FFFFFF"/>
-      </w:pPr>
-      <w:r>
-        <w:rPr>
-          <w:rFonts w:ascii="맑은 고딕" w:hAnsi="맑은 고딕" w:eastAsia="맑은 고딕"/>
-          <w:b w:val="0"/>
-          <w:sz w:val="17"/>
-          <w:u w:val="none"/>
-        </w:rPr>
-        <w:t>기호 (    ) → 고친 표현: ________________</w:t>
-      </w:r>
-    </w:p>
-    <w:p>
-      <w:pPr>
-        <w:keepNext/>
-        <w:spacing w:before="80" w:after="20" w:line="276" w:lineRule="auto"/>
-        <w:snapToGrid w:val="0"/>
-      </w:pPr>
-      <w:r>
-        <w:rPr>
-          <w:rFonts w:ascii="맑은 고딕" w:hAnsi="맑은 고딕" w:eastAsia="맑은 고딕"/>
-          <w:b/>
-          <w:sz w:val="17"/>
-          <w:u w:val="none"/>
-        </w:rPr>
-        <w:t>41-서6.</w:t>
-      </w:r>
-      <w:r>
-        <w:rPr>
-          <w:rFonts w:ascii="맑은 고딕" w:hAnsi="맑은 고딕" w:eastAsia="맑은 고딕"/>
-          <w:b w:val="0"/>
-          <w:sz w:val="17"/>
-          <w:u w:val="none"/>
-        </w:rPr>
-        <w:t xml:space="preserve"> 다음 글의 (A)~(C)의 빈칸을 문맥 및 주어진 &lt;조건&gt;에 맞게 완성하시오. [4.0점]</w:t>
-      </w:r>
-    </w:p>
-    <w:p>
-      <w:pPr>
-        <w:spacing w:before="0" w:after="60" w:line="288" w:lineRule="auto"/>
-        <w:ind w:left="40"/>
-        <w:snapToGrid w:val="0"/>
-        <w:pBdr>
-          <w:top w:val="single" w:sz="4" w:space="2" w:color="999999"/>
-          <w:left w:val="single" w:sz="4" w:space="2" w:color="999999"/>
-          <w:bottom w:val="single" w:sz="4" w:space="2" w:color="999999"/>
-          <w:right w:val="single" w:sz="4" w:space="2" w:color="999999"/>
-        </w:pBdr>
-        <w:shd w:val="clear" w:color="auto" w:fill="F6F3EA"/>
-      </w:pPr>
-      <w:r>
-        <w:rPr>
-          <w:rFonts w:ascii="맑은 고딕" w:hAnsi="맑은 고딕" w:eastAsia="맑은 고딕"/>
-          <w:b w:val="0"/>
-          <w:sz w:val="17"/>
-          <w:u w:val="none"/>
-        </w:rPr>
-        <w:t>Social media completely broke that barrier. The playing field is now level, and public access is democratized. (A) ________ ______________________________, meaning that nobody’s left to enforce the old rules. TV presenters and journalists might not have been able to use slang, but content creators can. We regularly use words like ‘function’ and ‘side-eye,’ and (B) ________ ______________________________ to spread quicker than they could have before. Content creators also come from a greater variety of backgrounds than people working in traditional media. This means that slang can more naturally go beyond (C) ________ ______________________________.</w:t>
-      </w:r>
-    </w:p>
-    <w:p>
-      <w:pPr>
-        <w:spacing w:before="0" w:after="0" w:line="336" w:lineRule="auto"/>
-        <w:ind w:left="40"/>
-        <w:snapToGrid w:val="0"/>
-        <w:pBdr>
-          <w:top w:val="single" w:sz="4" w:space="2" w:color="555555"/>
-          <w:left w:val="single" w:sz="4" w:space="2" w:color="555555"/>
-          <w:bottom w:val="single" w:sz="4" w:space="2" w:color="555555"/>
-          <w:right w:val="single" w:sz="4" w:space="2" w:color="555555"/>
-        </w:pBdr>
-        <w:shd w:val="clear" w:color="auto" w:fill="FFFFFF"/>
-      </w:pPr>
-      <w:r>
-        <w:rPr>
-          <w:rFonts w:ascii="맑은 고딕" w:hAnsi="맑은 고딕" w:eastAsia="맑은 고딕"/>
-          <w:b/>
-          <w:sz w:val="17"/>
-          <w:u w:val="none"/>
-        </w:rPr>
-        <w:t>조건 · 보기</w:t>
-      </w:r>
-    </w:p>
-    <w:p>
-      <w:pPr>
-        <w:spacing w:before="0" w:after="0" w:line="336" w:lineRule="auto"/>
-        <w:ind w:left="40"/>
-        <w:snapToGrid w:val="0"/>
-        <w:pBdr>
-          <w:top w:val="single" w:sz="4" w:space="2" w:color="555555"/>
-          <w:left w:val="single" w:sz="4" w:space="2" w:color="555555"/>
-          <w:bottom w:val="single" w:sz="4" w:space="2" w:color="555555"/>
-          <w:right w:val="single" w:sz="4" w:space="2" w:color="555555"/>
-        </w:pBdr>
-        <w:shd w:val="clear" w:color="auto" w:fill="FFFFFF"/>
-      </w:pPr>
-      <w:r>
-        <w:rPr>
-          <w:rFonts w:ascii="맑은 고딕" w:hAnsi="맑은 고딕" w:eastAsia="맑은 고딕"/>
-          <w:b w:val="0"/>
-          <w:sz w:val="17"/>
-          <w:u w:val="none"/>
-        </w:rPr>
-        <w:t xml:space="preserve">&lt;조건&gt;각 빈칸에 </w:t>
-      </w:r>
-      <w:r>
-        <w:rPr>
-          <w:rFonts w:ascii="맑은 고딕" w:hAnsi="맑은 고딕" w:eastAsia="맑은 고딕"/>
-          <w:b/>
-          <w:sz w:val="17"/>
-          <w:u w:val="none"/>
-        </w:rPr>
-        <w:t>주어진 표현을 변형 없이 모두</w:t>
-      </w:r>
-      <w:r>
-        <w:rPr>
-          <w:rFonts w:ascii="맑은 고딕" w:hAnsi="맑은 고딕" w:eastAsia="맑은 고딕"/>
-          <w:b w:val="0"/>
-          <w:sz w:val="17"/>
-          <w:u w:val="none"/>
-        </w:rPr>
-        <w:t xml:space="preserve"> 사용할 것</w:t>
-      </w:r>
-    </w:p>
-    <w:p>
-      <w:pPr>
-        <w:spacing w:before="0" w:after="0" w:line="336" w:lineRule="auto"/>
-        <w:ind w:left="40"/>
-        <w:snapToGrid w:val="0"/>
-        <w:pBdr>
-          <w:top w:val="single" w:sz="4" w:space="2" w:color="555555"/>
-          <w:left w:val="single" w:sz="4" w:space="2" w:color="555555"/>
-          <w:bottom w:val="single" w:sz="4" w:space="2" w:color="555555"/>
-          <w:right w:val="single" w:sz="4" w:space="2" w:color="555555"/>
-        </w:pBdr>
-        <w:shd w:val="clear" w:color="auto" w:fill="FFFFFF"/>
-      </w:pPr>
-      <w:r>
-        <w:rPr>
-          <w:rFonts w:ascii="맑은 고딕" w:hAnsi="맑은 고딕" w:eastAsia="맑은 고딕"/>
-          <w:b w:val="0"/>
-          <w:sz w:val="17"/>
-          <w:u w:val="none"/>
-        </w:rPr>
-        <w:t>단어 추가 없음 · 어순 오류 시 0점</w:t>
-      </w:r>
-    </w:p>
-    <w:p>
-      <w:pPr>
-        <w:spacing w:before="0" w:after="0" w:line="336" w:lineRule="auto"/>
-        <w:ind w:left="40"/>
-        <w:snapToGrid w:val="0"/>
-        <w:pBdr>
-          <w:top w:val="single" w:sz="4" w:space="2" w:color="555555"/>
-          <w:left w:val="single" w:sz="4" w:space="2" w:color="555555"/>
-          <w:bottom w:val="single" w:sz="4" w:space="2" w:color="555555"/>
-          <w:right w:val="single" w:sz="4" w:space="2" w:color="555555"/>
-        </w:pBdr>
-        <w:shd w:val="clear" w:color="auto" w:fill="FFFFFF"/>
-      </w:pPr>
-      <w:r>
-        <w:rPr>
-          <w:rFonts w:ascii="맑은 고딕" w:hAnsi="맑은 고딕" w:eastAsia="맑은 고딕"/>
-          <w:b w:val="0"/>
-          <w:sz w:val="17"/>
-          <w:u w:val="none"/>
-        </w:rPr>
-        <w:t>답안지에 소문항 번호를 정확하게 기입할 것 (예: 6-(A) 6-(B) 6-(C))(A) can become  /  on  /  a public figure  /  anybody and everybody  /  the new communicative platforms</w:t>
-      </w:r>
-    </w:p>
-    <w:p>
-      <w:pPr>
-        <w:spacing w:before="0" w:after="0" w:line="336" w:lineRule="auto"/>
-        <w:ind w:left="40"/>
-        <w:snapToGrid w:val="0"/>
-        <w:pBdr>
-          <w:top w:val="single" w:sz="4" w:space="2" w:color="555555"/>
-          <w:left w:val="single" w:sz="4" w:space="2" w:color="555555"/>
-          <w:bottom w:val="single" w:sz="4" w:space="2" w:color="555555"/>
-          <w:right w:val="single" w:sz="4" w:space="2" w:color="555555"/>
-        </w:pBdr>
-        <w:shd w:val="clear" w:color="auto" w:fill="FFFFFF"/>
-      </w:pPr>
-      <w:r>
-        <w:rPr>
-          <w:rFonts w:ascii="맑은 고딕" w:hAnsi="맑은 고딕" w:eastAsia="맑은 고딕"/>
-          <w:b w:val="0"/>
-          <w:sz w:val="17"/>
-          <w:u w:val="none"/>
-        </w:rPr>
-        <w:t>(B) both  /  and  /  legitimizes  /  gives them  /  these terms  /  our influence  /  a large platform</w:t>
-      </w:r>
-    </w:p>
-    <w:p>
-      <w:pPr>
-        <w:spacing w:before="0" w:after="60" w:line="336" w:lineRule="auto"/>
-        <w:ind w:left="40"/>
-        <w:snapToGrid w:val="0"/>
-        <w:pBdr>
-          <w:top w:val="single" w:sz="4" w:space="2" w:color="555555"/>
-          <w:left w:val="single" w:sz="4" w:space="2" w:color="555555"/>
-          <w:bottom w:val="single" w:sz="4" w:space="2" w:color="555555"/>
-          <w:right w:val="single" w:sz="4" w:space="2" w:color="555555"/>
-        </w:pBdr>
-        <w:shd w:val="clear" w:color="auto" w:fill="FFFFFF"/>
-      </w:pPr>
-      <w:r>
-        <w:rPr>
-          <w:rFonts w:ascii="맑은 고딕" w:hAnsi="맑은 고딕" w:eastAsia="맑은 고딕"/>
-          <w:b w:val="0"/>
-          <w:sz w:val="17"/>
-          <w:u w:val="none"/>
-        </w:rPr>
-        <w:t>(C) that  /  once  /  its growth  /  limited  /  the economic and social barriers</w:t>
-      </w:r>
-    </w:p>
-    <w:p>
-      <w:pPr>
-        <w:keepNext/>
-        <w:spacing w:before="80" w:after="20" w:line="276" w:lineRule="auto"/>
-        <w:snapToGrid w:val="0"/>
-      </w:pPr>
-      <w:r>
-        <w:rPr>
-          <w:rFonts w:ascii="맑은 고딕" w:hAnsi="맑은 고딕" w:eastAsia="맑은 고딕"/>
-          <w:b/>
-          <w:sz w:val="17"/>
-          <w:u w:val="none"/>
-        </w:rPr>
-        <w:t>41-서7.</w:t>
-      </w:r>
-      <w:r>
-        <w:rPr>
-          <w:rFonts w:ascii="맑은 고딕" w:hAnsi="맑은 고딕" w:eastAsia="맑은 고딕"/>
-          <w:b w:val="0"/>
-          <w:sz w:val="17"/>
-          <w:u w:val="none"/>
-        </w:rPr>
-        <w:t xml:space="preserve"> 다음 글의 내용을 한 문장으로 요약하고자 한다. 빈칸 (A), (B)에 들어갈 말로 가장 적절한 것을 &lt;조건&gt;에 맞게 쓰시오. [4.0점]</w:t>
-      </w:r>
-    </w:p>
-    <w:p>
-      <w:pPr>
-        <w:spacing w:before="0" w:after="60" w:line="288" w:lineRule="auto"/>
-        <w:ind w:left="40"/>
-        <w:snapToGrid w:val="0"/>
-        <w:pBdr>
-          <w:top w:val="single" w:sz="4" w:space="2" w:color="999999"/>
-          <w:left w:val="single" w:sz="4" w:space="2" w:color="999999"/>
-          <w:bottom w:val="single" w:sz="4" w:space="2" w:color="999999"/>
-          <w:right w:val="single" w:sz="4" w:space="2" w:color="999999"/>
-        </w:pBdr>
-        <w:shd w:val="clear" w:color="auto" w:fill="F6F3EA"/>
-      </w:pPr>
-      <w:r>
-        <w:rPr>
-          <w:rFonts w:ascii="맑은 고딕" w:hAnsi="맑은 고딕" w:eastAsia="맑은 고딕"/>
-          <w:b w:val="0"/>
-          <w:sz w:val="17"/>
-          <w:u w:val="none"/>
-        </w:rPr>
-        <w:t>Once (A) ________ by the strict rules of print and broadcast, slang now spreads freely because creators from every background (B) ________ it simply by using it in public.</w:t>
-      </w:r>
-    </w:p>
-    <w:p>
-      <w:pPr>
-        <w:spacing w:before="0" w:after="0" w:line="336" w:lineRule="auto"/>
-        <w:ind w:left="40"/>
-        <w:snapToGrid w:val="0"/>
-        <w:pBdr>
-          <w:top w:val="single" w:sz="4" w:space="2" w:color="555555"/>
-          <w:left w:val="single" w:sz="4" w:space="2" w:color="555555"/>
-          <w:bottom w:val="single" w:sz="4" w:space="2" w:color="555555"/>
-          <w:right w:val="single" w:sz="4" w:space="2" w:color="555555"/>
-        </w:pBdr>
-        <w:shd w:val="clear" w:color="auto" w:fill="FFFFFF"/>
-      </w:pPr>
-      <w:r>
-        <w:rPr>
-          <w:rFonts w:ascii="맑은 고딕" w:hAnsi="맑은 고딕" w:eastAsia="맑은 고딕"/>
-          <w:b/>
-          <w:sz w:val="17"/>
-          <w:u w:val="none"/>
-        </w:rPr>
-        <w:t>조건 · 보기</w:t>
-      </w:r>
-    </w:p>
-    <w:p>
-      <w:pPr>
-        <w:spacing w:before="0" w:after="0" w:line="336" w:lineRule="auto"/>
-        <w:ind w:left="40"/>
-        <w:snapToGrid w:val="0"/>
-        <w:pBdr>
-          <w:top w:val="single" w:sz="4" w:space="2" w:color="555555"/>
-          <w:left w:val="single" w:sz="4" w:space="2" w:color="555555"/>
-          <w:bottom w:val="single" w:sz="4" w:space="2" w:color="555555"/>
-          <w:right w:val="single" w:sz="4" w:space="2" w:color="555555"/>
-        </w:pBdr>
-        <w:shd w:val="clear" w:color="auto" w:fill="FFFFFF"/>
-      </w:pPr>
-      <w:r>
-        <w:rPr>
-          <w:rFonts w:ascii="맑은 고딕" w:hAnsi="맑은 고딕" w:eastAsia="맑은 고딕"/>
-          <w:b w:val="0"/>
-          <w:sz w:val="17"/>
-          <w:u w:val="none"/>
-        </w:rPr>
-        <w:t xml:space="preserve">&lt;조건&gt;(A), (B) 모두 각 </w:t>
-      </w:r>
-      <w:r>
-        <w:rPr>
-          <w:rFonts w:ascii="맑은 고딕" w:hAnsi="맑은 고딕" w:eastAsia="맑은 고딕"/>
-          <w:b/>
-          <w:sz w:val="17"/>
-          <w:u w:val="none"/>
-        </w:rPr>
-        <w:t>한 단어</w:t>
-      </w:r>
-      <w:r>
-        <w:rPr>
-          <w:rFonts w:ascii="맑은 고딕" w:hAnsi="맑은 고딕" w:eastAsia="맑은 고딕"/>
-          <w:b w:val="0"/>
-          <w:sz w:val="17"/>
-          <w:u w:val="none"/>
-        </w:rPr>
-        <w:t>로 작성할 것</w:t>
-      </w:r>
-    </w:p>
-    <w:p>
-      <w:pPr>
-        <w:spacing w:before="0" w:after="60" w:line="336" w:lineRule="auto"/>
-        <w:ind w:left="40"/>
-        <w:snapToGrid w:val="0"/>
-        <w:pBdr>
-          <w:top w:val="single" w:sz="4" w:space="2" w:color="555555"/>
-          <w:left w:val="single" w:sz="4" w:space="2" w:color="555555"/>
-          <w:bottom w:val="single" w:sz="4" w:space="2" w:color="555555"/>
-          <w:right w:val="single" w:sz="4" w:space="2" w:color="555555"/>
-        </w:pBdr>
-        <w:shd w:val="clear" w:color="auto" w:fill="FFFFFF"/>
-      </w:pPr>
-      <w:r>
-        <w:rPr>
-          <w:rFonts w:ascii="맑은 고딕" w:hAnsi="맑은 고딕" w:eastAsia="맑은 고딕"/>
-          <w:b w:val="0"/>
-          <w:sz w:val="17"/>
-          <w:u w:val="none"/>
-        </w:rPr>
-        <w:t>아래 [보기]에서 고를 것 (※필요한 경우 문맥과 어법에 맞게 형태를 변형할 것)[보기] restrict  /  legitimize  /  expand  /  dominate  /  conform  /  transmit  /  emerge  /  persuade</w:t>
-      </w:r>
-    </w:p>
-    <w:p>
-      <w:pPr>
-        <w:keepNext/>
-        <w:spacing w:before="80" w:after="40" w:line="276" w:lineRule="auto"/>
-        <w:snapToGrid w:val="0"/>
-        <w:shd w:val="clear" w:color="auto" w:fill="6B21A8"/>
-      </w:pPr>
-      <w:r>
-        <w:rPr>
-          <w:rFonts w:ascii="맑은 고딕" w:hAnsi="맑은 고딕" w:eastAsia="맑은 고딕"/>
-          <w:b/>
-          <w:color w:val="FFFFFF"/>
-          <w:sz w:val="17"/>
-          <w:u w:val="none"/>
-        </w:rPr>
-        <w:t>[지문 구조]  ※ 앞 문항을 모두 푼 뒤에 풀 것</w:t>
-      </w:r>
-    </w:p>
-    <w:p>
-      <w:pPr>
-        <w:keepNext/>
-        <w:spacing w:before="80" w:after="20" w:line="276" w:lineRule="auto"/>
-        <w:snapToGrid w:val="0"/>
-      </w:pPr>
-      <w:r>
-        <w:rPr>
-          <w:rFonts w:ascii="맑은 고딕" w:hAnsi="맑은 고딕" w:eastAsia="맑은 고딕"/>
-          <w:b/>
-          <w:sz w:val="17"/>
-          <w:u w:val="none"/>
-        </w:rPr>
-        <w:t>41-10.</w:t>
-      </w:r>
-      <w:r>
-        <w:rPr>
-          <w:rFonts w:ascii="맑은 고딕" w:hAnsi="맑은 고딕" w:eastAsia="맑은 고딕"/>
-          <w:b w:val="0"/>
-          <w:sz w:val="17"/>
-          <w:u w:val="none"/>
-        </w:rPr>
-        <w:t xml:space="preserve"> 글의 흐름으로 보아, 주어진 문장이 들어가기에 가장 적절한 곳은? [3.0점]</w:t>
-      </w:r>
-    </w:p>
-    <w:p>
-      <w:pPr>
-        <w:spacing w:before="0" w:after="0" w:line="336" w:lineRule="auto"/>
-        <w:ind w:left="40"/>
-        <w:snapToGrid w:val="0"/>
-        <w:pBdr>
-          <w:top w:val="single" w:sz="4" w:space="2" w:color="555555"/>
-          <w:left w:val="single" w:sz="4" w:space="2" w:color="555555"/>
-          <w:bottom w:val="single" w:sz="4" w:space="2" w:color="555555"/>
-          <w:right w:val="single" w:sz="4" w:space="2" w:color="555555"/>
-        </w:pBdr>
-        <w:shd w:val="clear" w:color="auto" w:fill="FFFFFF"/>
-      </w:pPr>
-      <w:r>
-        <w:rPr>
-          <w:rFonts w:ascii="맑은 고딕" w:hAnsi="맑은 고딕" w:eastAsia="맑은 고딕"/>
-          <w:b/>
-          <w:sz w:val="17"/>
-          <w:u w:val="none"/>
-        </w:rPr>
-        <w:t>조건 · 보기</w:t>
-      </w:r>
-    </w:p>
-    <w:p>
-      <w:pPr>
-        <w:spacing w:before="0" w:after="60" w:line="336" w:lineRule="auto"/>
-        <w:ind w:left="40"/>
-        <w:snapToGrid w:val="0"/>
-        <w:pBdr>
-          <w:top w:val="single" w:sz="4" w:space="2" w:color="555555"/>
-          <w:left w:val="single" w:sz="4" w:space="2" w:color="555555"/>
-          <w:bottom w:val="single" w:sz="4" w:space="2" w:color="555555"/>
-          <w:right w:val="single" w:sz="4" w:space="2" w:color="555555"/>
-        </w:pBdr>
-        <w:shd w:val="clear" w:color="auto" w:fill="FFFFFF"/>
-      </w:pPr>
-      <w:r>
-        <w:rPr>
-          <w:rFonts w:ascii="맑은 고딕" w:hAnsi="맑은 고딕" w:eastAsia="맑은 고딕"/>
-          <w:b w:val="0"/>
-          <w:sz w:val="17"/>
-          <w:u w:val="none"/>
-        </w:rPr>
-        <w:t>Even so, their dominance was never going to last forever.</w:t>
-      </w:r>
-    </w:p>
-    <w:p>
-      <w:pPr>
-        <w:spacing w:before="0" w:after="60" w:line="288" w:lineRule="auto"/>
-        <w:ind w:left="40"/>
-        <w:snapToGrid w:val="0"/>
-        <w:pBdr>
-          <w:top w:val="single" w:sz="4" w:space="2" w:color="999999"/>
-          <w:left w:val="single" w:sz="4" w:space="2" w:color="999999"/>
-          <w:bottom w:val="single" w:sz="4" w:space="2" w:color="999999"/>
-          <w:right w:val="single" w:sz="4" w:space="2" w:color="999999"/>
-        </w:pBdr>
-        <w:shd w:val="clear" w:color="auto" w:fill="F6F3EA"/>
-      </w:pPr>
-      <w:r>
-        <w:rPr>
-          <w:rFonts w:ascii="맑은 고딕" w:hAnsi="맑은 고딕" w:eastAsia="맑은 고딕"/>
-          <w:b w:val="0"/>
-          <w:sz w:val="17"/>
-          <w:u w:val="none"/>
-        </w:rPr>
-        <w:t>The role of ‘slang’ in popular culture has fundamentally changed because of the internet. ( ① ) Since the emergence of Standard English, the rule makers of language have been in charge, and their prescriptive norms about a ‘correct’ version of the English language have dominated our channels of communication. ( ② ) If you wanted your voice to be heard by the public, you had to work within their limits, conforming to the strict expectations of either print or broadcast media. ( ③ ) Social media completely broke that barrier. ( ④ ) The playing field is now level, and public access is democratized. ( ⑤ ) Anybody and everybody can become a public figure on the new communicative platforms, meaning that nobody’s left to enforce the old rules. TV presenters and journalists might not have been able to use slang, but content creators can. We regularly use words like ‘function’ and ‘side-eye,’ and our influence both legitimizes these terms and gives them a large platform to spread quicker than they could have before. Content creators also come from a greater variety of backgrounds than people working in traditional media. This means that slang can more naturally go beyond the economic and social barriers that once limited its growth. The loose social networks that previously connected us geographically are simply stronger online, and memes are now transmitted at rapid pace.</w:t>
-      </w:r>
-    </w:p>
-    <w:p>
-      <w:pPr>
-        <w:keepNext/>
-        <w:spacing w:before="80" w:after="20" w:line="276" w:lineRule="auto"/>
-        <w:snapToGrid w:val="0"/>
-      </w:pPr>
-      <w:r>
-        <w:rPr>
-          <w:rFonts w:ascii="맑은 고딕" w:hAnsi="맑은 고딕" w:eastAsia="맑은 고딕"/>
-          <w:b/>
-          <w:sz w:val="17"/>
-          <w:u w:val="none"/>
-        </w:rPr>
-        <w:t>41-11.</w:t>
-      </w:r>
-      <w:r>
-        <w:rPr>
-          <w:rFonts w:ascii="맑은 고딕" w:hAnsi="맑은 고딕" w:eastAsia="맑은 고딕"/>
-          <w:b w:val="0"/>
-          <w:sz w:val="17"/>
-          <w:u w:val="none"/>
-        </w:rPr>
-        <w:t xml:space="preserve"> 글의 흐름으로 보아, 주어진 문장이 들어가기에 가장 적절한 곳은? [3.0점]</w:t>
-      </w:r>
-    </w:p>
-    <w:p>
-      <w:pPr>
-        <w:spacing w:before="0" w:after="0" w:line="336" w:lineRule="auto"/>
-        <w:ind w:left="40"/>
-        <w:snapToGrid w:val="0"/>
-        <w:pBdr>
-          <w:top w:val="single" w:sz="4" w:space="2" w:color="555555"/>
-          <w:left w:val="single" w:sz="4" w:space="2" w:color="555555"/>
-          <w:bottom w:val="single" w:sz="4" w:space="2" w:color="555555"/>
-          <w:right w:val="single" w:sz="4" w:space="2" w:color="555555"/>
-        </w:pBdr>
-        <w:shd w:val="clear" w:color="auto" w:fill="FFFFFF"/>
-      </w:pPr>
-      <w:r>
-        <w:rPr>
-          <w:rFonts w:ascii="맑은 고딕" w:hAnsi="맑은 고딕" w:eastAsia="맑은 고딕"/>
-          <w:b/>
-          <w:sz w:val="17"/>
-          <w:u w:val="none"/>
-        </w:rPr>
-        <w:t>조건 · 보기</w:t>
-      </w:r>
-    </w:p>
-    <w:p>
-      <w:pPr>
-        <w:spacing w:before="0" w:after="60" w:line="336" w:lineRule="auto"/>
-        <w:ind w:left="40"/>
-        <w:snapToGrid w:val="0"/>
-        <w:pBdr>
-          <w:top w:val="single" w:sz="4" w:space="2" w:color="555555"/>
-          <w:left w:val="single" w:sz="4" w:space="2" w:color="555555"/>
-          <w:bottom w:val="single" w:sz="4" w:space="2" w:color="555555"/>
-          <w:right w:val="single" w:sz="4" w:space="2" w:color="555555"/>
-        </w:pBdr>
-        <w:shd w:val="clear" w:color="auto" w:fill="FFFFFF"/>
-      </w:pPr>
-      <w:r>
-        <w:rPr>
-          <w:rFonts w:ascii="맑은 고딕" w:hAnsi="맑은 고딕" w:eastAsia="맑은 고딕"/>
-          <w:b w:val="0"/>
-          <w:sz w:val="17"/>
-          <w:u w:val="none"/>
-        </w:rPr>
-        <w:t>Such influence, moreover, is not confined to a handful of celebrity creators.</w:t>
-      </w:r>
-    </w:p>
-    <w:p>
-      <w:pPr>
-        <w:spacing w:before="0" w:after="60" w:line="288" w:lineRule="auto"/>
-        <w:ind w:left="40"/>
-        <w:snapToGrid w:val="0"/>
-        <w:pBdr>
-          <w:top w:val="single" w:sz="4" w:space="2" w:color="999999"/>
-          <w:left w:val="single" w:sz="4" w:space="2" w:color="999999"/>
-          <w:bottom w:val="single" w:sz="4" w:space="2" w:color="999999"/>
-          <w:right w:val="single" w:sz="4" w:space="2" w:color="999999"/>
-        </w:pBdr>
-        <w:shd w:val="clear" w:color="auto" w:fill="F6F3EA"/>
-      </w:pPr>
-      <w:r>
-        <w:rPr>
-          <w:rFonts w:ascii="맑은 고딕" w:hAnsi="맑은 고딕" w:eastAsia="맑은 고딕"/>
-          <w:b w:val="0"/>
-          <w:sz w:val="17"/>
-          <w:u w:val="none"/>
-        </w:rPr>
-        <w:t>The role of ‘slang’ in popular culture has fundamentally changed because of the internet. Since the emergence of Standard English, the rule makers of language have been in charge, and their prescriptive norms about a ‘correct’ version of the English language have dominated our channels of communication. If you wanted your voice to be heard by the public, you had to work within their limits, conforming to the strict expectations of either print or broadcast media. Social media completely broke that barrier. ( ① ) The playing field is now level, and public access is democratized. Anybody and everybody can become a public figure on the new communicative platforms, meaning that nobody’s left to enforce the old rules. ( ② ) TV presenters and journalists might not have been able to use slang, but content creators can. ( ③ ) We regularly use words like ‘function’ and ‘side-eye,’ and our influence both legitimizes these terms and gives them a large platform to spread quicker than they could have before. ( ④ ) Content creators also come from a greater variety of backgrounds than people working in traditional media. This means that slang can more naturally go beyond the economic and social barriers that once limited its growth. ( ⑤ ) The loose social networks that previously connected us geographically are simply stronger online, and memes are now transmitted at rapid pace.</w:t>
+        <w:t>⑤ (C) – (B) – (A)</w:t>
       </w:r>
     </w:p>
     <w:p>
@@ -5825,7 +4214,7 @@
           <w:sz w:val="15"/>
           <w:u w:val="none"/>
         </w:rPr>
-        <w:t>41-서1</w:t>
+        <w:t>41-1</w:t>
       </w:r>
       <w:r>
         <w:rPr>
@@ -5834,43 +4223,7 @@
           <w:sz w:val="15"/>
           <w:u w:val="none"/>
         </w:rPr>
-        <w:t xml:space="preserve"> (1) </w:t>
-      </w:r>
-      <w:r>
-        <w:rPr>
-          <w:rFonts w:ascii="맑은 고딕" w:hAnsi="맑은 고딕" w:eastAsia="맑은 고딕"/>
-          <w:b/>
-          <w:sz w:val="15"/>
-          <w:u w:val="none"/>
-        </w:rPr>
-        <w:t>prescriptive</w:t>
-      </w:r>
-      <w:r>
-        <w:rPr>
-          <w:rFonts w:ascii="맑은 고딕" w:hAnsi="맑은 고딕" w:eastAsia="맑은 고딕"/>
-          <w:b w:val="0"/>
-          <w:sz w:val="15"/>
-          <w:u w:val="none"/>
-        </w:rPr>
-        <w:t xml:space="preserve">  ·  (2) </w:t>
-      </w:r>
-      <w:r>
-        <w:rPr>
-          <w:rFonts w:ascii="맑은 고딕" w:hAnsi="맑은 고딕" w:eastAsia="맑은 고딕"/>
-          <w:b/>
-          <w:sz w:val="15"/>
-          <w:u w:val="none"/>
-        </w:rPr>
-        <w:t>enforce</w:t>
-      </w:r>
-      <w:r>
-        <w:rPr>
-          <w:rFonts w:ascii="맑은 고딕" w:hAnsi="맑은 고딕" w:eastAsia="맑은 고딕"/>
-          <w:b w:val="0"/>
-          <w:sz w:val="15"/>
-          <w:u w:val="none"/>
-        </w:rPr>
-        <w:t xml:space="preserve">  ·  (3) the playing field is now level</w:t>
+        <w:t xml:space="preserve"> 정답 ④ — (a) ✕ (b) ○ (c) ✕ (d) ○ (e) ✕</w:t>
       </w:r>
     </w:p>
     <w:p>
@@ -5886,7 +4239,7 @@
           <w:sz w:val="15"/>
           <w:u w:val="none"/>
         </w:rPr>
-        <w:t>41-서2</w:t>
+        <w:t>41-2</w:t>
       </w:r>
       <w:r>
         <w:rPr>
@@ -5895,70 +4248,7 @@
           <w:sz w:val="15"/>
           <w:u w:val="none"/>
         </w:rPr>
-        <w:t xml:space="preserve"> (1) </w:t>
-      </w:r>
-      <w:r>
-        <w:rPr>
-          <w:rFonts w:ascii="맑은 고딕" w:hAnsi="맑은 고딕" w:eastAsia="맑은 고딕"/>
-          <w:b/>
-          <w:sz w:val="15"/>
-          <w:u w:val="none"/>
-        </w:rPr>
-        <w:t>ⓐ prescriptive</w:t>
-      </w:r>
-      <w:r>
-        <w:rPr>
-          <w:rFonts w:ascii="맑은 고딕" w:hAnsi="맑은 고딕" w:eastAsia="맑은 고딕"/>
-          <w:b w:val="0"/>
-          <w:sz w:val="15"/>
-          <w:u w:val="none"/>
-        </w:rPr>
-        <w:t xml:space="preserve">  ·  (2) </w:t>
-      </w:r>
-      <w:r>
-        <w:rPr>
-          <w:rFonts w:ascii="맑은 고딕" w:hAnsi="맑은 고딕" w:eastAsia="맑은 고딕"/>
-          <w:b/>
-          <w:sz w:val="15"/>
-          <w:u w:val="none"/>
-        </w:rPr>
-        <w:t>ⓐ broke</w:t>
-      </w:r>
-      <w:r>
-        <w:rPr>
-          <w:rFonts w:ascii="맑은 고딕" w:hAnsi="맑은 고딕" w:eastAsia="맑은 고딕"/>
-          <w:b w:val="0"/>
-          <w:sz w:val="15"/>
-          <w:u w:val="none"/>
-        </w:rPr>
-        <w:t xml:space="preserve">  ·  (3) </w:t>
-      </w:r>
-      <w:r>
-        <w:rPr>
-          <w:rFonts w:ascii="맑은 고딕" w:hAnsi="맑은 고딕" w:eastAsia="맑은 고딕"/>
-          <w:b/>
-          <w:sz w:val="15"/>
-          <w:u w:val="none"/>
-        </w:rPr>
-        <w:t>ⓐ</w:t>
-      </w:r>
-      <w:r>
-        <w:rPr>
-          <w:rFonts w:ascii="맑은 고딕" w:hAnsi="맑은 고딕" w:eastAsia="맑은 고딕"/>
-          <w:b w:val="0"/>
-          <w:sz w:val="15"/>
-          <w:u w:val="none"/>
-        </w:rPr>
-        <w:t xml:space="preserve">  ·  (4) </w:t>
-      </w:r>
-      <w:r>
-        <w:rPr>
-          <w:rFonts w:ascii="맑은 고딕" w:hAnsi="맑은 고딕" w:eastAsia="맑은 고딕"/>
-          <w:b/>
-          <w:sz w:val="15"/>
-          <w:u w:val="none"/>
-        </w:rPr>
-        <w:t>ⓑ loose</w:t>
+        <w:t xml:space="preserve"> 정답 ② — ⓑ to hear → to be heard / ⓓ giving → gives / ⓕ what → that</w:t>
       </w:r>
     </w:p>
     <w:p>
@@ -5974,7 +4264,7 @@
           <w:sz w:val="15"/>
           <w:u w:val="none"/>
         </w:rPr>
-        <w:t>41-서3</w:t>
+        <w:t>41-3</w:t>
       </w:r>
       <w:r>
         <w:rPr>
@@ -5983,7 +4273,7 @@
           <w:sz w:val="15"/>
           <w:u w:val="none"/>
         </w:rPr>
-        <w:t xml:space="preserve"> A1. Social media  ·  A2. a large platform</w:t>
+        <w:t xml:space="preserve"> 정답 ⑤ — (e) slow → rapid</w:t>
       </w:r>
     </w:p>
     <w:p>
@@ -5999,7 +4289,7 @@
           <w:sz w:val="15"/>
           <w:u w:val="none"/>
         </w:rPr>
-        <w:t>41-서4</w:t>
+        <w:t>41-4</w:t>
       </w:r>
       <w:r>
         <w:rPr>
@@ -6008,7 +4298,7 @@
           <w:sz w:val="15"/>
           <w:u w:val="none"/>
         </w:rPr>
-        <w:t xml:space="preserve"> To have your voice heard by the public</w:t>
+        <w:t xml:space="preserve"> 정답 ③</w:t>
       </w:r>
     </w:p>
     <w:p>
@@ -6024,7 +4314,7 @@
           <w:sz w:val="15"/>
           <w:u w:val="none"/>
         </w:rPr>
-        <w:t>41-서5</w:t>
+        <w:t>41-5</w:t>
       </w:r>
       <w:r>
         <w:rPr>
@@ -6033,7 +4323,7 @@
           <w:sz w:val="15"/>
           <w:u w:val="none"/>
         </w:rPr>
-        <w:t xml:space="preserve"> ⓓ give → gives  ·  ⓕ is → are</w:t>
+        <w:t xml:space="preserve"> 정답 ①</w:t>
       </w:r>
     </w:p>
     <w:p>
@@ -6049,7 +4339,7 @@
           <w:sz w:val="15"/>
           <w:u w:val="none"/>
         </w:rPr>
-        <w:t>41-서6</w:t>
+        <w:t>41-6</w:t>
       </w:r>
       <w:r>
         <w:rPr>
@@ -6058,11 +4348,7 @@
           <w:sz w:val="15"/>
           <w:u w:val="none"/>
         </w:rPr>
-        <w:t xml:space="preserve"> (A) Anybody and everybody can become a public figure on the new communicative platforms</w:t>
-        <w:br/>
-        <w:t>(B) our influence both legitimizes these terms and gives them a large platform</w:t>
-        <w:br/>
-        <w:t>(C) the economic and social barriers that once limited its growth</w:t>
+        <w:t xml:space="preserve"> 정답 ⑤</w:t>
       </w:r>
     </w:p>
     <w:p>
@@ -6078,7 +4364,7 @@
           <w:sz w:val="15"/>
           <w:u w:val="none"/>
         </w:rPr>
-        <w:t>41-서7</w:t>
+        <w:t>41-7</w:t>
       </w:r>
       <w:r>
         <w:rPr>
@@ -6087,7 +4373,7 @@
           <w:sz w:val="15"/>
           <w:u w:val="none"/>
         </w:rPr>
-        <w:t xml:space="preserve"> (A) restricted  ·  (B) legitimize</w:t>
+        <w:t xml:space="preserve"> 정답 ④</w:t>
       </w:r>
     </w:p>
     <w:p>
@@ -6103,7 +4389,7 @@
           <w:sz w:val="15"/>
           <w:u w:val="none"/>
         </w:rPr>
-        <w:t>41-1</w:t>
+        <w:t>41-서1</w:t>
       </w:r>
       <w:r>
         <w:rPr>
@@ -6112,25 +4398,7 @@
           <w:sz w:val="15"/>
           <w:u w:val="none"/>
         </w:rPr>
-        <w:t xml:space="preserve"> </w:t>
-      </w:r>
-      <w:r>
-        <w:rPr>
-          <w:rFonts w:ascii="맑은 고딕" w:hAnsi="맑은 고딕" w:eastAsia="맑은 고딕"/>
-          <w:b/>
-          <w:sz w:val="15"/>
-          <w:u w:val="none"/>
-        </w:rPr>
-        <w:t>②</w:t>
-      </w:r>
-      <w:r>
-        <w:rPr>
-          <w:rFonts w:ascii="맑은 고딕" w:hAnsi="맑은 고딕" w:eastAsia="맑은 고딕"/>
-          <w:b w:val="0"/>
-          <w:sz w:val="15"/>
-          <w:u w:val="none"/>
-        </w:rPr>
-        <w:t xml:space="preserve"> how the internet freed slang from the gatekeepers of standard language</w:t>
+        <w:t xml:space="preserve"> (1) democracy  (2) enforcement  (3) geographical</w:t>
       </w:r>
     </w:p>
     <w:p>
@@ -6146,7 +4414,7 @@
           <w:sz w:val="15"/>
           <w:u w:val="none"/>
         </w:rPr>
-        <w:t>41-2</w:t>
+        <w:t>41-서2</w:t>
       </w:r>
       <w:r>
         <w:rPr>
@@ -6155,25 +4423,7 @@
           <w:sz w:val="15"/>
           <w:u w:val="none"/>
         </w:rPr>
-        <w:t xml:space="preserve"> </w:t>
-      </w:r>
-      <w:r>
-        <w:rPr>
-          <w:rFonts w:ascii="맑은 고딕" w:hAnsi="맑은 고딕" w:eastAsia="맑은 고딕"/>
-          <w:b/>
-          <w:sz w:val="15"/>
-          <w:u w:val="none"/>
-        </w:rPr>
-        <w:t>③</w:t>
-      </w:r>
-      <w:r>
-        <w:rPr>
-          <w:rFonts w:ascii="맑은 고딕" w:hAnsi="맑은 고딕" w:eastAsia="맑은 고딕"/>
-          <w:b w:val="0"/>
-          <w:sz w:val="15"/>
-          <w:u w:val="none"/>
-        </w:rPr>
-        <w:t xml:space="preserve"> Rules are made to be broken.</w:t>
+        <w:t xml:space="preserve"> Content creators also come from a greater variety of backgrounds than people working in traditional media.</w:t>
       </w:r>
     </w:p>
     <w:p>
@@ -6189,7 +4439,7 @@
           <w:sz w:val="15"/>
           <w:u w:val="none"/>
         </w:rPr>
-        <w:t>41-3</w:t>
+        <w:t>41-8</w:t>
       </w:r>
       <w:r>
         <w:rPr>
@@ -6198,410 +4448,7 @@
           <w:sz w:val="15"/>
           <w:u w:val="none"/>
         </w:rPr>
-        <w:t xml:space="preserve"> </w:t>
-      </w:r>
-      <w:r>
-        <w:rPr>
-          <w:rFonts w:ascii="맑은 고딕" w:hAnsi="맑은 고딕" w:eastAsia="맑은 고딕"/>
-          <w:b/>
-          <w:sz w:val="15"/>
-          <w:u w:val="none"/>
-        </w:rPr>
-        <w:t>③</w:t>
-      </w:r>
-      <w:r>
-        <w:rPr>
-          <w:rFonts w:ascii="맑은 고딕" w:hAnsi="맑은 고딕" w:eastAsia="맑은 고딕"/>
-          <w:b w:val="0"/>
-          <w:sz w:val="15"/>
-          <w:u w:val="none"/>
-        </w:rPr>
-        <w:t xml:space="preserve"> TV 진행자와 기자들은 은어를 전혀 사용할 수 없었지만, 콘텐츠 창작자들은 사용할 수 있다.</w:t>
-      </w:r>
-    </w:p>
-    <w:p>
-      <w:pPr>
-        <w:spacing w:before="0" w:after="0" w:line="259" w:lineRule="auto"/>
-        <w:ind w:left="160" w:hanging="160"/>
-        <w:snapToGrid w:val="0"/>
-      </w:pPr>
-      <w:r>
-        <w:rPr>
-          <w:rFonts w:ascii="맑은 고딕" w:hAnsi="맑은 고딕" w:eastAsia="맑은 고딕"/>
-          <w:b/>
-          <w:sz w:val="15"/>
-          <w:u w:val="none"/>
-        </w:rPr>
-        <w:t>41-4</w:t>
-      </w:r>
-      <w:r>
-        <w:rPr>
-          <w:rFonts w:ascii="맑은 고딕" w:hAnsi="맑은 고딕" w:eastAsia="맑은 고딕"/>
-          <w:b w:val="0"/>
-          <w:sz w:val="15"/>
-          <w:u w:val="none"/>
-        </w:rPr>
-        <w:t xml:space="preserve"> </w:t>
-      </w:r>
-      <w:r>
-        <w:rPr>
-          <w:rFonts w:ascii="맑은 고딕" w:hAnsi="맑은 고딕" w:eastAsia="맑은 고딕"/>
-          <w:b/>
-          <w:sz w:val="15"/>
-          <w:u w:val="none"/>
-        </w:rPr>
-        <w:t>④</w:t>
-      </w:r>
-    </w:p>
-    <w:p>
-      <w:pPr>
-        <w:spacing w:before="0" w:after="0" w:line="259" w:lineRule="auto"/>
-        <w:ind w:left="160" w:hanging="160"/>
-        <w:snapToGrid w:val="0"/>
-      </w:pPr>
-      <w:r>
-        <w:rPr>
-          <w:rFonts w:ascii="맑은 고딕" w:hAnsi="맑은 고딕" w:eastAsia="맑은 고딕"/>
-          <w:b/>
-          <w:sz w:val="15"/>
-          <w:u w:val="none"/>
-        </w:rPr>
-        <w:t>41-5</w:t>
-      </w:r>
-      <w:r>
-        <w:rPr>
-          <w:rFonts w:ascii="맑은 고딕" w:hAnsi="맑은 고딕" w:eastAsia="맑은 고딕"/>
-          <w:b w:val="0"/>
-          <w:sz w:val="15"/>
-          <w:u w:val="none"/>
-        </w:rPr>
-        <w:t xml:space="preserve"> </w:t>
-      </w:r>
-      <w:r>
-        <w:rPr>
-          <w:rFonts w:ascii="맑은 고딕" w:hAnsi="맑은 고딕" w:eastAsia="맑은 고딕"/>
-          <w:b/>
-          <w:sz w:val="15"/>
-          <w:u w:val="none"/>
-        </w:rPr>
-        <w:t>④</w:t>
-      </w:r>
-    </w:p>
-    <w:p>
-      <w:pPr>
-        <w:spacing w:before="0" w:after="0" w:line="259" w:lineRule="auto"/>
-        <w:ind w:left="160" w:hanging="160"/>
-        <w:snapToGrid w:val="0"/>
-      </w:pPr>
-      <w:r>
-        <w:rPr>
-          <w:rFonts w:ascii="맑은 고딕" w:hAnsi="맑은 고딕" w:eastAsia="맑은 고딕"/>
-          <w:b/>
-          <w:sz w:val="15"/>
-          <w:u w:val="none"/>
-        </w:rPr>
-        <w:t>41-6</w:t>
-      </w:r>
-      <w:r>
-        <w:rPr>
-          <w:rFonts w:ascii="맑은 고딕" w:hAnsi="맑은 고딕" w:eastAsia="맑은 고딕"/>
-          <w:b w:val="0"/>
-          <w:sz w:val="15"/>
-          <w:u w:val="none"/>
-        </w:rPr>
-        <w:t xml:space="preserve"> </w:t>
-      </w:r>
-      <w:r>
-        <w:rPr>
-          <w:rFonts w:ascii="맑은 고딕" w:hAnsi="맑은 고딕" w:eastAsia="맑은 고딕"/>
-          <w:b/>
-          <w:sz w:val="15"/>
-          <w:u w:val="none"/>
-        </w:rPr>
-        <w:t>①</w:t>
-      </w:r>
-      <w:r>
-        <w:rPr>
-          <w:rFonts w:ascii="맑은 고딕" w:hAnsi="맑은 고딕" w:eastAsia="맑은 고딕"/>
-          <w:b w:val="0"/>
-          <w:sz w:val="15"/>
-          <w:u w:val="none"/>
-        </w:rPr>
-        <w:t xml:space="preserve"> the gates that once screened public speech stand open to all</w:t>
-      </w:r>
-    </w:p>
-    <w:p>
-      <w:pPr>
-        <w:spacing w:before="0" w:after="0" w:line="259" w:lineRule="auto"/>
-        <w:ind w:left="160" w:hanging="160"/>
-        <w:snapToGrid w:val="0"/>
-      </w:pPr>
-      <w:r>
-        <w:rPr>
-          <w:rFonts w:ascii="맑은 고딕" w:hAnsi="맑은 고딕" w:eastAsia="맑은 고딕"/>
-          <w:b/>
-          <w:sz w:val="15"/>
-          <w:u w:val="none"/>
-        </w:rPr>
-        <w:t>41-7</w:t>
-      </w:r>
-      <w:r>
-        <w:rPr>
-          <w:rFonts w:ascii="맑은 고딕" w:hAnsi="맑은 고딕" w:eastAsia="맑은 고딕"/>
-          <w:b w:val="0"/>
-          <w:sz w:val="15"/>
-          <w:u w:val="none"/>
-        </w:rPr>
-        <w:t xml:space="preserve"> </w:t>
-      </w:r>
-      <w:r>
-        <w:rPr>
-          <w:rFonts w:ascii="맑은 고딕" w:hAnsi="맑은 고딕" w:eastAsia="맑은 고딕"/>
-          <w:b/>
-          <w:sz w:val="15"/>
-          <w:u w:val="none"/>
-        </w:rPr>
-        <w:t>①</w:t>
-      </w:r>
-      <w:r>
-        <w:rPr>
-          <w:rFonts w:ascii="맑은 고딕" w:hAnsi="맑은 고딕" w:eastAsia="맑은 고딕"/>
-          <w:b w:val="0"/>
-          <w:sz w:val="15"/>
-          <w:u w:val="none"/>
-        </w:rPr>
-        <w:t xml:space="preserve"> ⓐ, ⓑ</w:t>
-      </w:r>
-    </w:p>
-    <w:p>
-      <w:pPr>
-        <w:spacing w:before="0" w:after="0" w:line="259" w:lineRule="auto"/>
-        <w:ind w:left="160" w:hanging="160"/>
-        <w:snapToGrid w:val="0"/>
-      </w:pPr>
-      <w:r>
-        <w:rPr>
-          <w:rFonts w:ascii="맑은 고딕" w:hAnsi="맑은 고딕" w:eastAsia="맑은 고딕"/>
-          <w:b/>
-          <w:sz w:val="15"/>
-          <w:u w:val="none"/>
-        </w:rPr>
-        <w:t>41-8</w:t>
-      </w:r>
-      <w:r>
-        <w:rPr>
-          <w:rFonts w:ascii="맑은 고딕" w:hAnsi="맑은 고딕" w:eastAsia="맑은 고딕"/>
-          <w:b w:val="0"/>
-          <w:sz w:val="15"/>
-          <w:u w:val="none"/>
-        </w:rPr>
-        <w:t xml:space="preserve"> </w:t>
-      </w:r>
-      <w:r>
-        <w:rPr>
-          <w:rFonts w:ascii="맑은 고딕" w:hAnsi="맑은 고딕" w:eastAsia="맑은 고딕"/>
-          <w:b/>
-          <w:sz w:val="15"/>
-          <w:u w:val="none"/>
-        </w:rPr>
-        <w:t>①</w:t>
-      </w:r>
-      <w:r>
-        <w:rPr>
-          <w:rFonts w:ascii="맑은 고딕" w:hAnsi="맑은 고딕" w:eastAsia="맑은 고딕"/>
-          <w:b w:val="0"/>
-          <w:sz w:val="15"/>
-          <w:u w:val="none"/>
-        </w:rPr>
-        <w:t xml:space="preserve"> ⓐ acceptable – ⓑ legitimize – ⓒ confined</w:t>
-      </w:r>
-    </w:p>
-    <w:p>
-      <w:pPr>
-        <w:spacing w:before="0" w:after="0" w:line="259" w:lineRule="auto"/>
-        <w:ind w:left="160" w:hanging="160"/>
-        <w:snapToGrid w:val="0"/>
-      </w:pPr>
-      <w:r>
-        <w:rPr>
-          <w:rFonts w:ascii="맑은 고딕" w:hAnsi="맑은 고딕" w:eastAsia="맑은 고딕"/>
-          <w:b/>
-          <w:sz w:val="15"/>
-          <w:u w:val="none"/>
-        </w:rPr>
-        <w:t>41-9</w:t>
-      </w:r>
-      <w:r>
-        <w:rPr>
-          <w:rFonts w:ascii="맑은 고딕" w:hAnsi="맑은 고딕" w:eastAsia="맑은 고딕"/>
-          <w:b w:val="0"/>
-          <w:sz w:val="15"/>
-          <w:u w:val="none"/>
-        </w:rPr>
-        <w:t xml:space="preserve"> </w:t>
-      </w:r>
-      <w:r>
-        <w:rPr>
-          <w:rFonts w:ascii="맑은 고딕" w:hAnsi="맑은 고딕" w:eastAsia="맑은 고딕"/>
-          <w:b/>
-          <w:sz w:val="15"/>
-          <w:u w:val="none"/>
-        </w:rPr>
-        <w:t>④</w:t>
-      </w:r>
-    </w:p>
-    <w:p>
-      <w:pPr>
-        <w:spacing w:before="0" w:after="0" w:line="259" w:lineRule="auto"/>
-        <w:ind w:left="160" w:hanging="160"/>
-        <w:snapToGrid w:val="0"/>
-      </w:pPr>
-      <w:r>
-        <w:rPr>
-          <w:rFonts w:ascii="맑은 고딕" w:hAnsi="맑은 고딕" w:eastAsia="맑은 고딕"/>
-          <w:b/>
-          <w:sz w:val="15"/>
-          <w:u w:val="none"/>
-        </w:rPr>
-        <w:t>41-10</w:t>
-      </w:r>
-      <w:r>
-        <w:rPr>
-          <w:rFonts w:ascii="맑은 고딕" w:hAnsi="맑은 고딕" w:eastAsia="맑은 고딕"/>
-          <w:b w:val="0"/>
-          <w:sz w:val="15"/>
-          <w:u w:val="none"/>
-        </w:rPr>
-        <w:t xml:space="preserve"> </w:t>
-      </w:r>
-      <w:r>
-        <w:rPr>
-          <w:rFonts w:ascii="맑은 고딕" w:hAnsi="맑은 고딕" w:eastAsia="맑은 고딕"/>
-          <w:b/>
-          <w:sz w:val="15"/>
-          <w:u w:val="none"/>
-        </w:rPr>
-        <w:t>③</w:t>
-      </w:r>
-    </w:p>
-    <w:p>
-      <w:pPr>
-        <w:spacing w:before="0" w:after="0" w:line="259" w:lineRule="auto"/>
-        <w:ind w:left="160" w:hanging="160"/>
-        <w:snapToGrid w:val="0"/>
-      </w:pPr>
-      <w:r>
-        <w:rPr>
-          <w:rFonts w:ascii="맑은 고딕" w:hAnsi="맑은 고딕" w:eastAsia="맑은 고딕"/>
-          <w:b/>
-          <w:sz w:val="15"/>
-          <w:u w:val="none"/>
-        </w:rPr>
-        <w:t>41-11</w:t>
-      </w:r>
-      <w:r>
-        <w:rPr>
-          <w:rFonts w:ascii="맑은 고딕" w:hAnsi="맑은 고딕" w:eastAsia="맑은 고딕"/>
-          <w:b w:val="0"/>
-          <w:sz w:val="15"/>
-          <w:u w:val="none"/>
-        </w:rPr>
-        <w:t xml:space="preserve"> </w:t>
-      </w:r>
-      <w:r>
-        <w:rPr>
-          <w:rFonts w:ascii="맑은 고딕" w:hAnsi="맑은 고딕" w:eastAsia="맑은 고딕"/>
-          <w:b/>
-          <w:sz w:val="15"/>
-          <w:u w:val="none"/>
-        </w:rPr>
-        <w:t>④</w:t>
-      </w:r>
-    </w:p>
-    <w:p>
-      <w:pPr>
-        <w:spacing w:before="0" w:after="0" w:line="259" w:lineRule="auto"/>
-        <w:ind w:left="160" w:hanging="160"/>
-        <w:snapToGrid w:val="0"/>
-      </w:pPr>
-      <w:r>
-        <w:rPr>
-          <w:rFonts w:ascii="맑은 고딕" w:hAnsi="맑은 고딕" w:eastAsia="맑은 고딕"/>
-          <w:b/>
-          <w:sz w:val="15"/>
-          <w:u w:val="none"/>
-        </w:rPr>
-        <w:t>41-12</w:t>
-      </w:r>
-      <w:r>
-        <w:rPr>
-          <w:rFonts w:ascii="맑은 고딕" w:hAnsi="맑은 고딕" w:eastAsia="맑은 고딕"/>
-          <w:b w:val="0"/>
-          <w:sz w:val="15"/>
-          <w:u w:val="none"/>
-        </w:rPr>
-        <w:t xml:space="preserve"> </w:t>
-      </w:r>
-      <w:r>
-        <w:rPr>
-          <w:rFonts w:ascii="맑은 고딕" w:hAnsi="맑은 고딕" w:eastAsia="맑은 고딕"/>
-          <w:b/>
-          <w:sz w:val="15"/>
-          <w:u w:val="none"/>
-        </w:rPr>
-        <w:t>①</w:t>
-      </w:r>
-      <w:r>
-        <w:rPr>
-          <w:rFonts w:ascii="맑은 고딕" w:hAnsi="맑은 고딕" w:eastAsia="맑은 고딕"/>
-          <w:b w:val="0"/>
-          <w:sz w:val="15"/>
-          <w:u w:val="none"/>
-        </w:rPr>
-        <w:t xml:space="preserve"> (A) media – (B) corpora – (C) phenomenon – (D) syllabi</w:t>
-      </w:r>
-    </w:p>
-    <w:p>
-      <w:pPr>
-        <w:spacing w:before="0" w:after="0" w:line="259" w:lineRule="auto"/>
-        <w:ind w:left="160" w:hanging="160"/>
-        <w:snapToGrid w:val="0"/>
-      </w:pPr>
-      <w:r>
-        <w:rPr>
-          <w:rFonts w:ascii="맑은 고딕" w:hAnsi="맑은 고딕" w:eastAsia="맑은 고딕"/>
-          <w:b/>
-          <w:sz w:val="15"/>
-          <w:u w:val="none"/>
-        </w:rPr>
-        <w:t>41-13</w:t>
-      </w:r>
-      <w:r>
-        <w:rPr>
-          <w:rFonts w:ascii="맑은 고딕" w:hAnsi="맑은 고딕" w:eastAsia="맑은 고딕"/>
-          <w:b w:val="0"/>
-          <w:sz w:val="15"/>
-          <w:u w:val="none"/>
-        </w:rPr>
-        <w:t xml:space="preserve"> </w:t>
-      </w:r>
-      <w:r>
-        <w:rPr>
-          <w:rFonts w:ascii="맑은 고딕" w:hAnsi="맑은 고딕" w:eastAsia="맑은 고딕"/>
-          <w:b/>
-          <w:sz w:val="15"/>
-          <w:u w:val="none"/>
-        </w:rPr>
-        <w:t>①</w:t>
-      </w:r>
-      <w:r>
-        <w:rPr>
-          <w:rFonts w:ascii="맑은 고딕" w:hAnsi="맑은 고딕" w:eastAsia="맑은 고딕"/>
-          <w:b w:val="0"/>
-          <w:sz w:val="15"/>
-          <w:u w:val="none"/>
-        </w:rPr>
-        <w:t xml:space="preserve"> (A) literate – (B) economic – (C) intelligible</w:t>
+        <w:t xml:space="preserve"> 정답 ③</w:t>
       </w:r>
     </w:p>
     <w:p>
@@ -6633,7 +4480,7 @@
           <w:sz w:val="14"/>
           <w:u w:val="none"/>
         </w:rPr>
-        <w:t>41-서1</w:t>
+        <w:t>41-1</w:t>
       </w:r>
       <w:r>
         <w:rPr>
@@ -6642,7 +4489,7 @@
           <w:sz w:val="14"/>
           <w:u w:val="none"/>
         </w:rPr>
-        <w:t xml:space="preserve"> (1) “strict about ___ norms” = S2 “their </w:t>
+        <w:t xml:space="preserve"> </w:t>
       </w:r>
       <w:r>
         <w:rPr>
@@ -6651,7 +4498,7 @@
           <w:sz w:val="14"/>
           <w:u w:val="none"/>
         </w:rPr>
-        <w:t>prescriptive</w:t>
+        <w:t>(e) [생략 decoy]</w:t>
       </w:r>
       <w:r>
         <w:rPr>
@@ -6660,7 +4507,7 @@
           <w:sz w:val="14"/>
           <w:u w:val="none"/>
         </w:rPr>
-        <w:t xml:space="preserve"> norms”. (2) “nobody is left to ___ the old rules” = S6 “nobody’s left to </w:t>
+        <w:t xml:space="preserve"> could have 뒤가 비어 보여 ‘보충해야 한다’고 착각하기 쉽다 — 생략된 것은 spread. </w:t>
       </w:r>
       <w:r>
         <w:rPr>
@@ -6669,7 +4516,7 @@
           <w:sz w:val="14"/>
           <w:u w:val="none"/>
         </w:rPr>
-        <w:t>enforce</w:t>
+        <w:t>(a) [시제 함정]</w:t>
       </w:r>
       <w:r>
         <w:rPr>
@@ -6678,81 +4525,7 @@
           <w:sz w:val="14"/>
           <w:u w:val="none"/>
         </w:rPr>
-        <w:t xml:space="preserve"> the old rules” 동일 구조. (3) S5 “</w:t>
-      </w:r>
-      <w:r>
-        <w:rPr>
-          <w:rFonts w:ascii="맑은 고딕" w:hAnsi="맑은 고딕" w:eastAsia="맑은 고딕"/>
-          <w:b/>
-          <w:sz w:val="14"/>
-          <w:u w:val="none"/>
-        </w:rPr>
-        <w:t>The playing field is now level</w:t>
-      </w:r>
-      <w:r>
-        <w:rPr>
-          <w:rFonts w:ascii="맑은 고딕" w:hAnsi="맑은 고딕" w:eastAsia="맑은 고딕"/>
-          <w:b w:val="0"/>
-          <w:sz w:val="14"/>
-          <w:u w:val="none"/>
-        </w:rPr>
-        <w:t>” — 주어 the playing field 단수·현재 → is.</w:t>
-        <w:br/>
-        <w:br/>
-      </w:r>
-      <w:r>
-        <w:rPr>
-          <w:rFonts w:ascii="맑은 고딕" w:hAnsi="맑은 고딕" w:eastAsia="맑은 고딕"/>
-          <w:b/>
-          <w:sz w:val="14"/>
-          <w:u w:val="none"/>
-        </w:rPr>
-        <w:t>1등급 함정:</w:t>
-      </w:r>
-      <w:r>
-        <w:rPr>
-          <w:rFonts w:ascii="맑은 고딕" w:hAnsi="맑은 고딕" w:eastAsia="맑은 고딕"/>
-          <w:b w:val="0"/>
-          <w:sz w:val="14"/>
-          <w:u w:val="none"/>
-        </w:rPr>
-        <w:t xml:space="preserve"> (1)에 </w:t>
-      </w:r>
-      <w:r>
-        <w:rPr>
-          <w:rFonts w:ascii="맑은 고딕" w:hAnsi="맑은 고딕" w:eastAsia="맑은 고딕"/>
-          <w:b/>
-          <w:sz w:val="14"/>
-          <w:u w:val="none"/>
-        </w:rPr>
-        <w:t>strict</w:t>
-      </w:r>
-      <w:r>
-        <w:rPr>
-          <w:rFonts w:ascii="맑은 고딕" w:hAnsi="맑은 고딕" w:eastAsia="맑은 고딕"/>
-          <w:b w:val="0"/>
-          <w:sz w:val="14"/>
-          <w:u w:val="none"/>
-        </w:rPr>
-        <w:t xml:space="preserve">를 쓰면 ‘strict about strict norms’ 중복(본문 표현이지만 자리 불일치). (2)에 </w:t>
-      </w:r>
-      <w:r>
-        <w:rPr>
-          <w:rFonts w:ascii="맑은 고딕" w:hAnsi="맑은 고딕" w:eastAsia="맑은 고딕"/>
-          <w:b/>
-          <w:sz w:val="14"/>
-          <w:u w:val="none"/>
-        </w:rPr>
-        <w:t>follow·conform</w:t>
-      </w:r>
-      <w:r>
-        <w:rPr>
-          <w:rFonts w:ascii="맑은 고딕" w:hAnsi="맑은 고딕" w:eastAsia="맑은 고딕"/>
-          <w:b w:val="0"/>
-          <w:sz w:val="14"/>
-          <w:u w:val="none"/>
-        </w:rPr>
-        <w:t>은 본문에 없거나 자리가 다름. (3) 어순 ‘the playing field now is level’은 부사 위치 감점.</w:t>
+        <w:t xml:space="preserve"> have been in charge(현재완료)만 보고 ‘지금도’로 읽으면 안 된다 — 뒤에 broke that barrier.</w:t>
       </w:r>
     </w:p>
     <w:p>
@@ -6768,7 +4541,7 @@
           <w:sz w:val="14"/>
           <w:u w:val="none"/>
         </w:rPr>
-        <w:t>41-서2</w:t>
+        <w:t>41-2</w:t>
       </w:r>
       <w:r>
         <w:rPr>
@@ -6777,7 +4550,43 @@
           <w:sz w:val="14"/>
           <w:u w:val="none"/>
         </w:rPr>
-        <w:t xml:space="preserve"> (1)은 prescriptive/descriptive라는 언어학 개념 쌍(규범/기술)을 아는지 묻는 어휘 변별. (4)는 ‘느슨했던 것이 더 강해졌다’는 비교 구조를 읽어야 하며, tight를 고르면 ‘이미 단단한 것이 더 강해진다’로 대비가 사라진다. (3)은 앞 문장의 논리 방향으로 판정.</w:t>
+        <w:t xml:space="preserve"> </w:t>
+      </w:r>
+      <w:r>
+        <w:rPr>
+          <w:rFonts w:ascii="맑은 고딕" w:hAnsi="맑은 고딕" w:eastAsia="맑은 고딕"/>
+          <w:b/>
+          <w:sz w:val="14"/>
+          <w:u w:val="none"/>
+        </w:rPr>
+        <w:t>ⓐ [수 일치 decoy]</w:t>
+      </w:r>
+      <w:r>
+        <w:rPr>
+          <w:rFonts w:ascii="맑은 고딕" w:hAnsi="맑은 고딕" w:eastAsia="맑은 고딕"/>
+          <w:b w:val="0"/>
+          <w:sz w:val="14"/>
+          <w:u w:val="none"/>
+        </w:rPr>
+        <w:t xml:space="preserve"> in popular culture의 culture·slang에 끌려 have를 고민하지만 주어는 The role. </w:t>
+      </w:r>
+      <w:r>
+        <w:rPr>
+          <w:rFonts w:ascii="맑은 고딕" w:hAnsi="맑은 고딕" w:eastAsia="맑은 고딕"/>
+          <w:b/>
+          <w:sz w:val="14"/>
+          <w:u w:val="none"/>
+        </w:rPr>
+        <w:t>ⓓ</w:t>
+      </w:r>
+      <w:r>
+        <w:rPr>
+          <w:rFonts w:ascii="맑은 고딕" w:hAnsi="맑은 고딕" w:eastAsia="맑은 고딕"/>
+          <w:b w:val="0"/>
+          <w:sz w:val="14"/>
+          <w:u w:val="none"/>
+        </w:rPr>
+        <w:t xml:space="preserve"> both A and B에서 A가 동사(legitimizes)면 B도 동사.</w:t>
       </w:r>
     </w:p>
     <w:p>
@@ -6793,7 +4602,7 @@
           <w:sz w:val="14"/>
           <w:u w:val="none"/>
         </w:rPr>
-        <w:t>41-서3</w:t>
+        <w:t>41-3</w:t>
       </w:r>
       <w:r>
         <w:rPr>
@@ -6802,7 +4611,7 @@
           <w:sz w:val="14"/>
           <w:u w:val="none"/>
         </w:rPr>
-        <w:t xml:space="preserve"> A1 = </w:t>
+        <w:t xml:space="preserve"> </w:t>
       </w:r>
       <w:r>
         <w:rPr>
@@ -6811,7 +4620,7 @@
           <w:sz w:val="14"/>
           <w:u w:val="none"/>
         </w:rPr>
-        <w:t>Social media</w:t>
+        <w:t>(c) [다의어 decoy]</w:t>
       </w:r>
       <w:r>
         <w:rPr>
@@ -6820,25 +4629,7 @@
           <w:sz w:val="14"/>
           <w:u w:val="none"/>
         </w:rPr>
-        <w:t xml:space="preserve">. ‘The internet’(S1 원인)은 장벽을 깬 주체로 명시된 표현이 아니고 단어 수는 맞아 함정. A2 = </w:t>
-      </w:r>
-      <w:r>
-        <w:rPr>
-          <w:rFonts w:ascii="맑은 고딕" w:hAnsi="맑은 고딕" w:eastAsia="맑은 고딕"/>
-          <w:b/>
-          <w:sz w:val="14"/>
-          <w:u w:val="none"/>
-        </w:rPr>
-        <w:t>a large platform</w:t>
-      </w:r>
-      <w:r>
-        <w:rPr>
-          <w:rFonts w:ascii="맑은 고딕" w:hAnsi="맑은 고딕" w:eastAsia="맑은 고딕"/>
-          <w:b w:val="0"/>
-          <w:sz w:val="14"/>
-          <w:u w:val="none"/>
-        </w:rPr>
-        <w:t xml:space="preserve"> — 관사 누락 시 2단어, ‘a large platform to spread’는 인쇄어 중복.</w:t>
+        <w:t xml:space="preserve"> level을 ‘수준’으로 읽으면 어색해 보이지만 형용사 ‘평평한’ — public access is democratized와 호응.</w:t>
       </w:r>
     </w:p>
     <w:p>
@@ -6854,7 +4645,7 @@
           <w:sz w:val="14"/>
           <w:u w:val="none"/>
         </w:rPr>
-        <w:t>41-서4</w:t>
+        <w:t>41-4</w:t>
       </w:r>
       <w:r>
         <w:rPr>
@@ -6863,7 +4654,7 @@
           <w:sz w:val="14"/>
           <w:u w:val="none"/>
         </w:rPr>
-        <w:t xml:space="preserve"> 정답 </w:t>
+        <w:t xml:space="preserve"> </w:t>
       </w:r>
       <w:r>
         <w:rPr>
@@ -6872,7 +4663,7 @@
           <w:sz w:val="14"/>
           <w:u w:val="none"/>
         </w:rPr>
-        <w:t>To have your voice heard by the public</w:t>
+        <w:t>⑤ [비교 대상 뒤집기]</w:t>
       </w:r>
       <w:r>
         <w:rPr>
@@ -6881,7 +4672,7 @@
           <w:sz w:val="14"/>
           <w:u w:val="none"/>
         </w:rPr>
-        <w:t xml:space="preserve">. 목적어 your voice와 hear는 ‘목소리가 들리다’의 수동 관계이므로 과거분사 </w:t>
+        <w:t xml:space="preserve"> greater variety의 주체를 traditional media로 바꿨다. </w:t>
       </w:r>
       <w:r>
         <w:rPr>
@@ -6890,7 +4681,7 @@
           <w:sz w:val="14"/>
           <w:u w:val="none"/>
         </w:rPr>
-        <w:t>heard</w:t>
+        <w:t>④</w:t>
       </w:r>
       <w:r>
         <w:rPr>
@@ -6899,45 +4690,7 @@
           <w:sz w:val="14"/>
           <w:u w:val="none"/>
         </w:rPr>
-        <w:t>; ‘have your voice hear’(원형)는 목소리가 무언가를 ‘듣는’ 능동이 되어 오류.</w:t>
-        <w:br/>
-        <w:br/>
-      </w:r>
-      <w:r>
-        <w:rPr>
-          <w:rFonts w:ascii="맑은 고딕" w:hAnsi="맑은 고딕" w:eastAsia="맑은 고딕"/>
-          <w:b/>
-          <w:sz w:val="14"/>
-          <w:u w:val="none"/>
-        </w:rPr>
-        <w:t>함정 ①:</w:t>
-      </w:r>
-      <w:r>
-        <w:rPr>
-          <w:rFonts w:ascii="맑은 고딕" w:hAnsi="맑은 고딕" w:eastAsia="맑은 고딕"/>
-          <w:b w:val="0"/>
-          <w:sz w:val="14"/>
-          <w:u w:val="none"/>
-        </w:rPr>
-        <w:t xml:space="preserve"> ‘To have heard your voice by the public’ — 완료 부정사로 오해. </w:t>
-      </w:r>
-      <w:r>
-        <w:rPr>
-          <w:rFonts w:ascii="맑은 고딕" w:hAnsi="맑은 고딕" w:eastAsia="맑은 고딕"/>
-          <w:b/>
-          <w:sz w:val="14"/>
-          <w:u w:val="none"/>
-        </w:rPr>
-        <w:t>함정 ②:</w:t>
-      </w:r>
-      <w:r>
-        <w:rPr>
-          <w:rFonts w:ascii="맑은 고딕" w:hAnsi="맑은 고딕" w:eastAsia="맑은 고딕"/>
-          <w:b w:val="0"/>
-          <w:sz w:val="14"/>
-          <w:u w:val="none"/>
-        </w:rPr>
-        <w:t xml:space="preserve"> ‘To have your voice to be heard’ — want 구문의 to be를 그대로 옮긴 오류(have 5형식은 to 없음).</w:t>
+        <w:t xml:space="preserve"> barriers를 남기고 방향만 반대로.</w:t>
       </w:r>
     </w:p>
     <w:p>
@@ -6953,7 +4706,7 @@
           <w:sz w:val="14"/>
           <w:u w:val="none"/>
         </w:rPr>
-        <w:t>41-서5</w:t>
+        <w:t>41-5</w:t>
       </w:r>
       <w:r>
         <w:rPr>
@@ -6971,7 +4724,7 @@
           <w:sz w:val="14"/>
           <w:u w:val="none"/>
         </w:rPr>
-        <w:t>ⓓ (미묘):</w:t>
+        <w:t>③ [결론 반전]</w:t>
       </w:r>
       <w:r>
         <w:rPr>
@@ -6980,7 +4733,7 @@
           <w:sz w:val="14"/>
           <w:u w:val="none"/>
         </w:rPr>
-        <w:t xml:space="preserve"> ‘both legitimizes … and ___’ — and 뒤 동사의 주어는 바로 앞 목적어 these terms(복수)가 아니라 </w:t>
+        <w:t xml:space="preserve"> 두 글 모두 문지기의 ‘퇴장’을 말한다. </w:t>
       </w:r>
       <w:r>
         <w:rPr>
@@ -6989,7 +4742,7 @@
           <w:sz w:val="14"/>
           <w:u w:val="none"/>
         </w:rPr>
-        <w:t>our influence</w:t>
+        <w:t>④</w:t>
       </w:r>
       <w:r>
         <w:rPr>
@@ -6998,47 +4751,7 @@
           <w:sz w:val="14"/>
           <w:u w:val="none"/>
         </w:rPr>
-        <w:t>(단수). 병렬 짝 legitimizes의 -s가 결정 단서.</w:t>
-        <w:br/>
-        <w:br/>
-      </w:r>
-      <w:r>
-        <w:rPr>
-          <w:rFonts w:ascii="맑은 고딕" w:hAnsi="맑은 고딕" w:eastAsia="맑은 고딕"/>
-          <w:b/>
-          <w:sz w:val="14"/>
-          <w:u w:val="none"/>
-        </w:rPr>
-        <w:t>ⓕ (단순):</w:t>
-      </w:r>
-      <w:r>
-        <w:rPr>
-          <w:rFonts w:ascii="맑은 고딕" w:hAnsi="맑은 고딕" w:eastAsia="맑은 고딕"/>
-          <w:b w:val="0"/>
-          <w:sz w:val="14"/>
-          <w:u w:val="none"/>
-        </w:rPr>
-        <w:t xml:space="preserve"> 관계절(that previously connected us geographically)이 길어 주어가 networks(복수)임을 잊기 쉽다. 직전 명사 geographically(부사)·us에 끌려 단수로 오판.</w:t>
-        <w:br/>
-        <w:br/>
-      </w:r>
-      <w:r>
-        <w:rPr>
-          <w:rFonts w:ascii="맑은 고딕" w:hAnsi="맑은 고딕" w:eastAsia="맑은 고딕"/>
-          <w:b/>
-          <w:sz w:val="14"/>
-          <w:u w:val="none"/>
-        </w:rPr>
-        <w:t>정상형 함정:</w:t>
-      </w:r>
-      <w:r>
-        <w:rPr>
-          <w:rFonts w:ascii="맑은 고딕" w:hAnsi="맑은 고딕" w:eastAsia="맑은 고딕"/>
-          <w:b w:val="0"/>
-          <w:sz w:val="14"/>
-          <w:u w:val="none"/>
-        </w:rPr>
-        <w:t xml:space="preserve"> ⓒ nobody’s left(축약 ’s = is + 과거분사)를 ‘nobody has left(떠났다)’로 읽어 leaves로 고치는 오류가 가장 흔함.</w:t>
+        <w:t xml:space="preserve"> home cooks와 정반대.</w:t>
       </w:r>
     </w:p>
     <w:p>
@@ -7054,7 +4767,7 @@
           <w:sz w:val="14"/>
           <w:u w:val="none"/>
         </w:rPr>
-        <w:t>41-서6</w:t>
+        <w:t>41-6</w:t>
       </w:r>
       <w:r>
         <w:rPr>
@@ -7063,7 +4776,43 @@
           <w:sz w:val="14"/>
           <w:u w:val="none"/>
         </w:rPr>
-        <w:t xml:space="preserve"> (B)가 2점: both A and B 상관접속사에서 A = legitimizes these terms, B = gives them a large platform으로 두 동사구를 정확히 대칭시켜야 하며, ‘both our influence legitimizes’처럼 both를 주어 앞에 두면 감점. (A)는 ‘on the new communicative platforms’를 become 앞에 두는 오류, (C)는 once의 위치(관계절 동사 앞) 오류가 흔함.</w:t>
+        <w:t xml:space="preserve"> </w:t>
+      </w:r>
+      <w:r>
+        <w:rPr>
+          <w:rFonts w:ascii="맑은 고딕" w:hAnsi="맑은 고딕" w:eastAsia="맑은 고딕"/>
+          <w:b/>
+          <w:sz w:val="14"/>
+          <w:u w:val="none"/>
+        </w:rPr>
+        <w:t>② [대상 바꿔치기]</w:t>
+      </w:r>
+      <w:r>
+        <w:rPr>
+          <w:rFonts w:ascii="맑은 고딕" w:hAnsi="맑은 고딕" w:eastAsia="맑은 고딕"/>
+          <w:b w:val="0"/>
+          <w:sz w:val="14"/>
+          <w:u w:val="none"/>
+        </w:rPr>
+        <w:t xml:space="preserve"> 속어를 쓸 수 있는 것은 TV 진행자가 아니라 content creators. </w:t>
+      </w:r>
+      <w:r>
+        <w:rPr>
+          <w:rFonts w:ascii="맑은 고딕" w:hAnsi="맑은 고딕" w:eastAsia="맑은 고딕"/>
+          <w:b/>
+          <w:sz w:val="14"/>
+          <w:u w:val="none"/>
+        </w:rPr>
+        <w:t>③</w:t>
+      </w:r>
+      <w:r>
+        <w:rPr>
+          <w:rFonts w:ascii="맑은 고딕" w:hAnsi="맑은 고딕" w:eastAsia="맑은 고딕"/>
+          <w:b w:val="0"/>
+          <w:sz w:val="14"/>
+          <w:u w:val="none"/>
+        </w:rPr>
+        <w:t xml:space="preserve"> 밈은 rapid pace로 전파 — 쇠퇴가 아니다.</w:t>
       </w:r>
     </w:p>
     <w:p>
@@ -7079,7 +4828,7 @@
           <w:sz w:val="14"/>
           <w:u w:val="none"/>
         </w:rPr>
-        <w:t>41-서7</w:t>
+        <w:t>41-7</w:t>
       </w:r>
       <w:r>
         <w:rPr>
@@ -7088,7 +4837,7 @@
           <w:sz w:val="14"/>
           <w:u w:val="none"/>
         </w:rPr>
-        <w:t xml:space="preserve"> (A) ‘Once ___ by’ 분사구문의 과거분사 → </w:t>
+        <w:t xml:space="preserve"> </w:t>
       </w:r>
       <w:r>
         <w:rPr>
@@ -7097,7 +4846,7 @@
           <w:sz w:val="14"/>
           <w:u w:val="none"/>
         </w:rPr>
-        <w:t>restricted</w:t>
+        <w:t>④ [소재 연상 함정]</w:t>
       </w:r>
       <w:r>
         <w:rPr>
@@ -7106,61 +4855,7 @@
           <w:sz w:val="14"/>
           <w:u w:val="none"/>
         </w:rPr>
-        <w:t xml:space="preserve">(본문 barriers that once limited its growth). (B) 주어 creators가 복수이므로 </w:t>
-      </w:r>
-      <w:r>
-        <w:rPr>
-          <w:rFonts w:ascii="맑은 고딕" w:hAnsi="맑은 고딕" w:eastAsia="맑은 고딕"/>
-          <w:b/>
-          <w:sz w:val="14"/>
-          <w:u w:val="none"/>
-        </w:rPr>
-        <w:t>legitimize</w:t>
-      </w:r>
-      <w:r>
-        <w:rPr>
-          <w:rFonts w:ascii="맑은 고딕" w:hAnsi="맑은 고딕" w:eastAsia="맑은 고딕"/>
-          <w:b w:val="0"/>
-          <w:sz w:val="14"/>
-          <w:u w:val="none"/>
-        </w:rPr>
-        <w:t xml:space="preserve"> 원형 — ‘변형할 수 있음’ 문구를 보고 legitimizes로 바꾸면 수일치 오류(변형이 </w:t>
-      </w:r>
-      <w:r>
-        <w:rPr>
-          <w:rFonts w:ascii="맑은 고딕" w:hAnsi="맑은 고딕" w:eastAsia="맑은 고딕"/>
-          <w:b/>
-          <w:sz w:val="14"/>
-          <w:u w:val="none"/>
-        </w:rPr>
-        <w:t>필요 없는</w:t>
-      </w:r>
-      <w:r>
-        <w:rPr>
-          <w:rFonts w:ascii="맑은 고딕" w:hAnsi="맑은 고딕" w:eastAsia="맑은 고딕"/>
-          <w:b w:val="0"/>
-          <w:sz w:val="14"/>
-          <w:u w:val="none"/>
-        </w:rPr>
-        <w:t xml:space="preserve"> 칸을 섞은 설계). </w:t>
-      </w:r>
-      <w:r>
-        <w:rPr>
-          <w:rFonts w:ascii="맑은 고딕" w:hAnsi="맑은 고딕" w:eastAsia="맑은 고딕"/>
-          <w:b/>
-          <w:sz w:val="14"/>
-          <w:u w:val="none"/>
-        </w:rPr>
-        <w:t>미끼 (A) dominated</w:t>
-      </w:r>
-      <w:r>
-        <w:rPr>
-          <w:rFonts w:ascii="맑은 고딕" w:hAnsi="맑은 고딕" w:eastAsia="맑은 고딕"/>
-          <w:b w:val="0"/>
-          <w:sz w:val="14"/>
-          <w:u w:val="none"/>
-        </w:rPr>
-        <w:t>: 본문의 dominated는 ‘규범이 소통 채널을 지배했다’이지 은어를 지배한 것이 아님.</w:t>
+        <w:t xml:space="preserve"> legitimizes(정당화)에서 ‘사전 등재’를 연상시키지만, ④가 끼면 ⑤의 also가 ‘사전’에 붙어 어색해진다.</w:t>
       </w:r>
     </w:p>
     <w:p>
@@ -7176,7 +4871,7 @@
           <w:sz w:val="14"/>
           <w:u w:val="none"/>
         </w:rPr>
-        <w:t>41-1</w:t>
+        <w:t>41-서1</w:t>
       </w:r>
       <w:r>
         <w:rPr>
@@ -7185,81 +4880,7 @@
           <w:sz w:val="14"/>
           <w:u w:val="none"/>
         </w:rPr>
-        <w:t xml:space="preserve"> 정답 ②: 첫 문장(역할이 근본적으로 바뀜)과 S6(nobody’s left to enforce the old rules)이 핵심 — ‘문지기(rule makers)에게서 해방’이 정확한 압축.</w:t>
-        <w:br/>
-        <w:br/>
-      </w:r>
-      <w:r>
-        <w:rPr>
-          <w:rFonts w:ascii="맑은 고딕" w:hAnsi="맑은 고딕" w:eastAsia="맑은 고딕"/>
-          <w:b/>
-          <w:sz w:val="14"/>
-          <w:u w:val="none"/>
-        </w:rPr>
-        <w:t>함정 ①</w:t>
-      </w:r>
-      <w:r>
-        <w:rPr>
-          <w:rFonts w:ascii="맑은 고딕" w:hAnsi="맑은 고딕" w:eastAsia="맑은 고딕"/>
-          <w:b w:val="0"/>
-          <w:sz w:val="14"/>
-          <w:u w:val="none"/>
-        </w:rPr>
-        <w:t xml:space="preserve">: 전통 매체의 제약(S7)은 과거 서술이며 글의 초점은 그 ‘변화’. </w:t>
-      </w:r>
-      <w:r>
-        <w:rPr>
-          <w:rFonts w:ascii="맑은 고딕" w:hAnsi="맑은 고딕" w:eastAsia="맑은 고딕"/>
-          <w:b/>
-          <w:sz w:val="14"/>
-          <w:u w:val="none"/>
-        </w:rPr>
-        <w:t>함정 ③</w:t>
-      </w:r>
-      <w:r>
-        <w:rPr>
-          <w:rFonts w:ascii="맑은 고딕" w:hAnsi="맑은 고딕" w:eastAsia="맑은 고딕"/>
-          <w:b w:val="0"/>
-          <w:sz w:val="14"/>
-          <w:u w:val="none"/>
-        </w:rPr>
-        <w:t xml:space="preserve">: 교육·쇠퇴는 무언급(범위 이탈). </w:t>
-      </w:r>
-      <w:r>
-        <w:rPr>
-          <w:rFonts w:ascii="맑은 고딕" w:hAnsi="맑은 고딕" w:eastAsia="맑은 고딕"/>
-          <w:b/>
-          <w:sz w:val="14"/>
-          <w:u w:val="none"/>
-        </w:rPr>
-        <w:t>함정 ④</w:t>
-      </w:r>
-      <w:r>
-        <w:rPr>
-          <w:rFonts w:ascii="맑은 고딕" w:hAnsi="맑은 고딕" w:eastAsia="맑은 고딕"/>
-          <w:b w:val="0"/>
-          <w:sz w:val="14"/>
-          <w:u w:val="none"/>
-        </w:rPr>
-        <w:t xml:space="preserve">: 창작자는 규칙을 없애는 쪽이지 표준화하는 쪽이 아님(방향 반전). </w:t>
-      </w:r>
-      <w:r>
-        <w:rPr>
-          <w:rFonts w:ascii="맑은 고딕" w:hAnsi="맑은 고딕" w:eastAsia="맑은 고딕"/>
-          <w:b/>
-          <w:sz w:val="14"/>
-          <w:u w:val="none"/>
-        </w:rPr>
-        <w:t>함정 ⑤</w:t>
-      </w:r>
-      <w:r>
-        <w:rPr>
-          <w:rFonts w:ascii="맑은 고딕" w:hAnsi="맑은 고딕" w:eastAsia="맑은 고딕"/>
-          <w:b w:val="0"/>
-          <w:sz w:val="14"/>
-          <w:u w:val="none"/>
-        </w:rPr>
-        <w:t>: 밈은 ‘빠르게 전파된다’일 뿐 대화를 대체한다는 격상 없음.</w:t>
+        <w:t xml:space="preserve"> (1) democratize ✕ — 명사 자리. (2) enforce ✕. (3) geographically ✕ — 형용사 자리, geographic도 정답 인정. [채점] 각 1점.</w:t>
       </w:r>
     </w:p>
     <w:p>
@@ -7275,7 +4896,7 @@
           <w:sz w:val="14"/>
           <w:u w:val="none"/>
         </w:rPr>
-        <w:t>41-2</w:t>
+        <w:t>41-서2</w:t>
       </w:r>
       <w:r>
         <w:rPr>
@@ -7284,9 +4905,7 @@
           <w:sz w:val="14"/>
           <w:u w:val="none"/>
         </w:rPr>
-        <w:t xml:space="preserve"> 정답 ③: 본문은 ‘prescriptive norms’가 지배하던 질서가 깨지고(broke that barrier) 아무도 옛 규칙을 강제하지 못한다(S6)고 말한다 — 규칙의 붕괴가 곧 요지.</w:t>
-        <w:br/>
-        <w:br/>
+        <w:t xml:space="preserve"> </w:t>
       </w:r>
       <w:r>
         <w:rPr>
@@ -7295,7 +4914,7 @@
           <w:sz w:val="14"/>
           <w:u w:val="none"/>
         </w:rPr>
-        <w:t>최강 함정 ②</w:t>
+        <w:t>people worked</w:t>
       </w:r>
       <w:r>
         <w:rPr>
@@ -7304,7 +4923,7 @@
           <w:sz w:val="14"/>
           <w:u w:val="none"/>
         </w:rPr>
-        <w:t xml:space="preserve">: ‘conforming to the strict expectations’(S3)이 순응 이미지로 공명하지만 그것은 </w:t>
+        <w:t xml:space="preserve"> ✕ — 수동 의미가 되거나 동사가 두 개. </w:t>
       </w:r>
       <w:r>
         <w:rPr>
@@ -7313,7 +4932,7 @@
           <w:sz w:val="14"/>
           <w:u w:val="none"/>
         </w:rPr>
-        <w:t>과거</w:t>
+        <w:t>people who work</w:t>
       </w:r>
       <w:r>
         <w:rPr>
@@ -7322,25 +4941,7 @@
           <w:sz w:val="14"/>
           <w:u w:val="none"/>
         </w:rPr>
-        <w:t xml:space="preserve">이며 글은 그 반대를 말한다. </w:t>
-      </w:r>
-      <w:r>
-        <w:rPr>
-          <w:rFonts w:ascii="맑은 고딕" w:hAnsi="맑은 고딕" w:eastAsia="맑은 고딕"/>
-          <w:b/>
-          <w:sz w:val="14"/>
-          <w:u w:val="none"/>
-        </w:rPr>
-        <w:t>함정 ④</w:t>
-      </w:r>
-      <w:r>
-        <w:rPr>
-          <w:rFonts w:ascii="맑은 고딕" w:hAnsi="맑은 고딕" w:eastAsia="맑은 고딕"/>
-          <w:b w:val="0"/>
-          <w:sz w:val="14"/>
-          <w:u w:val="none"/>
-        </w:rPr>
-        <w:t>: ‘transmitted at rapid pace’가 travels fast와 공명하나 ‘나쁜 소식’이라는 교훈은 무관. ①·⑤는 언어·행동 키워드 공명.</w:t>
+        <w:t xml:space="preserve"> ✕ — who 추가 금지. [채점] 비교 구조 1 / 분사 수식 1.5 / 단어 수 0.5.</w:t>
       </w:r>
     </w:p>
     <w:p>
@@ -7356,7 +4957,7 @@
           <w:sz w:val="14"/>
           <w:u w:val="none"/>
         </w:rPr>
-        <w:t>41-3</w:t>
+        <w:t>41-8</w:t>
       </w:r>
       <w:r>
         <w:rPr>
@@ -7365,7 +4966,7 @@
           <w:sz w:val="14"/>
           <w:u w:val="none"/>
         </w:rPr>
-        <w:t xml:space="preserve"> 정답 ③: S7은 ‘쓸 수 없었</w:t>
+        <w:t xml:space="preserve"> </w:t>
       </w:r>
       <w:r>
         <w:rPr>
@@ -7374,7 +4975,7 @@
           <w:sz w:val="14"/>
           <w:u w:val="none"/>
         </w:rPr>
-        <w:t>을지도 모른다</w:t>
+        <w:t>⑤ [barrier 함정]</w:t>
       </w:r>
       <w:r>
         <w:rPr>
@@ -7383,903 +4984,7 @@
           <w:sz w:val="14"/>
           <w:u w:val="none"/>
         </w:rPr>
-        <w:t xml:space="preserve">’(might)라는 추측이지 ‘전혀 쓸 수 없었다’는 단정이 아니다. 뒤 절(창작자는 쓸 수 있다)이 정확해 표면 일치도가 높은 </w:t>
-      </w:r>
-      <w:r>
-        <w:rPr>
-          <w:rFonts w:ascii="맑은 고딕" w:hAnsi="맑은 고딕" w:eastAsia="맑은 고딕"/>
-          <w:b/>
-          <w:sz w:val="14"/>
-          <w:u w:val="none"/>
-        </w:rPr>
-        <w:t>양태 표지 삭제형</w:t>
-      </w:r>
-      <w:r>
-        <w:rPr>
-          <w:rFonts w:ascii="맑은 고딕" w:hAnsi="맑은 고딕" w:eastAsia="맑은 고딕"/>
-          <w:b w:val="0"/>
-          <w:sz w:val="14"/>
-          <w:u w:val="none"/>
-        </w:rPr>
-        <w:t>. 나머지는 각 문장의 충실한 번역.</w:t>
-      </w:r>
-    </w:p>
-    <w:p>
-      <w:pPr>
-        <w:spacing w:before="0" w:after="20" w:line="259" w:lineRule="auto"/>
-        <w:jc w:val="both"/>
-        <w:snapToGrid w:val="0"/>
-      </w:pPr>
-      <w:r>
-        <w:rPr>
-          <w:rFonts w:ascii="맑은 고딕" w:hAnsi="맑은 고딕" w:eastAsia="맑은 고딕"/>
-          <w:b/>
-          <w:sz w:val="14"/>
-          <w:u w:val="none"/>
-        </w:rPr>
-        <w:t>41-4</w:t>
-      </w:r>
-      <w:r>
-        <w:rPr>
-          <w:rFonts w:ascii="맑은 고딕" w:hAnsi="맑은 고딕" w:eastAsia="맑은 고딕"/>
-          <w:b w:val="0"/>
-          <w:sz w:val="14"/>
-          <w:u w:val="none"/>
-        </w:rPr>
-        <w:t xml:space="preserve"> 정답 ④: </w:t>
-      </w:r>
-      <w:r>
-        <w:rPr>
-          <w:rFonts w:ascii="맑은 고딕" w:hAnsi="맑은 고딕" w:eastAsia="맑은 고딕"/>
-          <w:b/>
-          <w:sz w:val="14"/>
-          <w:u w:val="none"/>
-        </w:rPr>
-        <w:t>might not have been able to</w:t>
-      </w:r>
-      <w:r>
-        <w:rPr>
-          <w:rFonts w:ascii="맑은 고딕" w:hAnsi="맑은 고딕" w:eastAsia="맑은 고딕"/>
-          <w:b w:val="0"/>
-          <w:sz w:val="14"/>
-          <w:u w:val="none"/>
-        </w:rPr>
-        <w:t xml:space="preserve">는 ‘조동사 + 완료 + be able to’가 겹쳐 길고 낯설어 오류로 의심받는 </w:t>
-      </w:r>
-      <w:r>
-        <w:rPr>
-          <w:rFonts w:ascii="맑은 고딕" w:hAnsi="맑은 고딕" w:eastAsia="맑은 고딕"/>
-          <w:b/>
-          <w:sz w:val="14"/>
-          <w:u w:val="none"/>
-        </w:rPr>
-        <w:t>정상형</w:t>
-      </w:r>
-      <w:r>
-        <w:rPr>
-          <w:rFonts w:ascii="맑은 고딕" w:hAnsi="맑은 고딕" w:eastAsia="맑은 고딕"/>
-          <w:b w:val="0"/>
-          <w:sz w:val="14"/>
-          <w:u w:val="none"/>
-        </w:rPr>
-        <w:t>. 나머지는 수일치(①)·시제(②)·태(③)·분사(⑤)의 서로 다른 축. 서5의 both A and B 수일치·긴 주어 수일치 축과 겹치지 않도록 구성.</w:t>
-      </w:r>
-    </w:p>
-    <w:p>
-      <w:pPr>
-        <w:spacing w:before="0" w:after="20" w:line="259" w:lineRule="auto"/>
-        <w:jc w:val="both"/>
-        <w:snapToGrid w:val="0"/>
-      </w:pPr>
-      <w:r>
-        <w:rPr>
-          <w:rFonts w:ascii="맑은 고딕" w:hAnsi="맑은 고딕" w:eastAsia="맑은 고딕"/>
-          <w:b/>
-          <w:sz w:val="14"/>
-          <w:u w:val="none"/>
-        </w:rPr>
-        <w:t>41-5</w:t>
-      </w:r>
-      <w:r>
-        <w:rPr>
-          <w:rFonts w:ascii="맑은 고딕" w:hAnsi="맑은 고딕" w:eastAsia="맑은 고딕"/>
-          <w:b w:val="0"/>
-          <w:sz w:val="14"/>
-          <w:u w:val="none"/>
-        </w:rPr>
-        <w:t xml:space="preserve"> 정답 ④: 단서는 </w:t>
-      </w:r>
-      <w:r>
-        <w:rPr>
-          <w:rFonts w:ascii="맑은 고딕" w:hAnsi="맑은 고딕" w:eastAsia="맑은 고딕"/>
-          <w:b/>
-          <w:sz w:val="14"/>
-          <w:u w:val="none"/>
-        </w:rPr>
-        <w:t>다음 문장</w:t>
-      </w:r>
-      <w:r>
-        <w:rPr>
-          <w:rFonts w:ascii="맑은 고딕" w:hAnsi="맑은 고딕" w:eastAsia="맑은 고딕"/>
-          <w:b w:val="0"/>
-          <w:sz w:val="14"/>
-          <w:u w:val="none"/>
-        </w:rPr>
-        <w:t xml:space="preserve"> S10 “This means that slang can … go beyond the economic and social barriers” — 창작자의 배경이 전통 매체보다 좁다면 은어가 계급 장벽을 넘는 결과가 따라올 수 없다. narrower는 wider의 </w:t>
-      </w:r>
-      <w:r>
-        <w:rPr>
-          <w:rFonts w:ascii="맑은 고딕" w:hAnsi="맑은 고딕" w:eastAsia="맑은 고딕"/>
-          <w:b/>
-          <w:sz w:val="14"/>
-          <w:u w:val="none"/>
-        </w:rPr>
-        <w:t>약한 반의어</w:t>
-      </w:r>
-      <w:r>
-        <w:rPr>
-          <w:rFonts w:ascii="맑은 고딕" w:hAnsi="맑은 고딕" w:eastAsia="맑은 고딕"/>
-          <w:b w:val="0"/>
-          <w:sz w:val="14"/>
-          <w:u w:val="none"/>
-        </w:rPr>
-        <w:t>이고, ‘전통 매체가 더 다양하다’는 상식적 선입견 때문에 자연스럽게 읽히는 것이 함정.</w:t>
-        <w:br/>
-        <w:br/>
-      </w:r>
-      <w:r>
-        <w:rPr>
-          <w:rFonts w:ascii="맑은 고딕" w:hAnsi="맑은 고딕" w:eastAsia="맑은 고딕"/>
-          <w:b/>
-          <w:sz w:val="14"/>
-          <w:u w:val="none"/>
-        </w:rPr>
-        <w:t>오답 검증</w:t>
-      </w:r>
-      <w:r>
-        <w:rPr>
-          <w:rFonts w:ascii="맑은 고딕" w:hAnsi="맑은 고딕" w:eastAsia="맑은 고딕"/>
-          <w:b w:val="0"/>
-          <w:sz w:val="14"/>
-          <w:u w:val="none"/>
-        </w:rPr>
-        <w:t>: ② prescriptive는 ‘correct’ version·rule makers와 호응, ③ level은 democratized와 호응.</w:t>
-      </w:r>
-    </w:p>
-    <w:p>
-      <w:pPr>
-        <w:spacing w:before="0" w:after="20" w:line="259" w:lineRule="auto"/>
-        <w:jc w:val="both"/>
-        <w:snapToGrid w:val="0"/>
-      </w:pPr>
-      <w:r>
-        <w:rPr>
-          <w:rFonts w:ascii="맑은 고딕" w:hAnsi="맑은 고딕" w:eastAsia="맑은 고딕"/>
-          <w:b/>
-          <w:sz w:val="14"/>
-          <w:u w:val="none"/>
-        </w:rPr>
-        <w:t>41-6</w:t>
-      </w:r>
-      <w:r>
-        <w:rPr>
-          <w:rFonts w:ascii="맑은 고딕" w:hAnsi="맑은 고딕" w:eastAsia="맑은 고딕"/>
-          <w:b w:val="0"/>
-          <w:sz w:val="14"/>
-          <w:u w:val="none"/>
-        </w:rPr>
-        <w:t xml:space="preserve"> 정답 ①: 원문 “public access is democratized”의 </w:t>
-      </w:r>
-      <w:r>
-        <w:rPr>
-          <w:rFonts w:ascii="맑은 고딕" w:hAnsi="맑은 고딕" w:eastAsia="맑은 고딕"/>
-          <w:b/>
-          <w:sz w:val="14"/>
-          <w:u w:val="none"/>
-        </w:rPr>
-        <w:t>2단계 패러프레이즈</w:t>
-      </w:r>
-      <w:r>
-        <w:rPr>
-          <w:rFonts w:ascii="맑은 고딕" w:hAnsi="맑은 고딕" w:eastAsia="맑은 고딕"/>
-          <w:b w:val="0"/>
-          <w:sz w:val="14"/>
-          <w:u w:val="none"/>
-        </w:rPr>
-        <w:t>(access → gates / democratized → open to all / screened = 과거의 문지기). 직후 ‘Anybody and everybody’가 결정 단서.</w:t>
-        <w:br/>
-        <w:br/>
-      </w:r>
-      <w:r>
-        <w:rPr>
-          <w:rFonts w:ascii="맑은 고딕" w:hAnsi="맑은 고딕" w:eastAsia="맑은 고딕"/>
-          <w:b/>
-          <w:sz w:val="14"/>
-          <w:u w:val="none"/>
-        </w:rPr>
-        <w:t>최강 함정 ②</w:t>
-      </w:r>
-      <w:r>
-        <w:rPr>
-          <w:rFonts w:ascii="맑은 고딕" w:hAnsi="맑은 고딕" w:eastAsia="맑은 고딕"/>
-          <w:b w:val="0"/>
-          <w:sz w:val="14"/>
-          <w:u w:val="none"/>
-        </w:rPr>
-        <w:t xml:space="preserve">: S2 토씨(rule makers·in charge)를 그대로 쓰되 방향 반전. </w:t>
-      </w:r>
-      <w:r>
-        <w:rPr>
-          <w:rFonts w:ascii="맑은 고딕" w:hAnsi="맑은 고딕" w:eastAsia="맑은 고딕"/>
-          <w:b/>
-          <w:sz w:val="14"/>
-          <w:u w:val="none"/>
-        </w:rPr>
-        <w:t>함정 ③</w:t>
-      </w:r>
-      <w:r>
-        <w:rPr>
-          <w:rFonts w:ascii="맑은 고딕" w:hAnsi="맑은 고딕" w:eastAsia="맑은 고딕"/>
-          <w:b w:val="0"/>
-          <w:sz w:val="14"/>
-          <w:u w:val="none"/>
-        </w:rPr>
-        <w:t xml:space="preserve">: S3 토씨, ‘still’로 과거를 현재로 연장. </w:t>
-      </w:r>
-      <w:r>
-        <w:rPr>
-          <w:rFonts w:ascii="맑은 고딕" w:hAnsi="맑은 고딕" w:eastAsia="맑은 고딕"/>
-          <w:b/>
-          <w:sz w:val="14"/>
-          <w:u w:val="none"/>
-        </w:rPr>
-        <w:t>함정 ④</w:t>
-      </w:r>
-      <w:r>
-        <w:rPr>
-          <w:rFonts w:ascii="맑은 고딕" w:hAnsi="맑은 고딕" w:eastAsia="맑은 고딕"/>
-          <w:b w:val="0"/>
-          <w:sz w:val="14"/>
-          <w:u w:val="none"/>
-        </w:rPr>
-        <w:t xml:space="preserve">: S6과 정면 충돌(nobody’s left to enforce). </w:t>
-      </w:r>
-      <w:r>
-        <w:rPr>
-          <w:rFonts w:ascii="맑은 고딕" w:hAnsi="맑은 고딕" w:eastAsia="맑은 고딕"/>
-          <w:b/>
-          <w:sz w:val="14"/>
-          <w:u w:val="none"/>
-        </w:rPr>
-        <w:t>⑤</w:t>
-      </w:r>
-      <w:r>
-        <w:rPr>
-          <w:rFonts w:ascii="맑은 고딕" w:hAnsi="맑은 고딕" w:eastAsia="맑은 고딕"/>
-          <w:b w:val="0"/>
-          <w:sz w:val="14"/>
-          <w:u w:val="none"/>
-        </w:rPr>
-        <w:t>: S11 반전.</w:t>
-      </w:r>
-    </w:p>
-    <w:p>
-      <w:pPr>
-        <w:spacing w:before="0" w:after="20" w:line="259" w:lineRule="auto"/>
-        <w:jc w:val="both"/>
-        <w:snapToGrid w:val="0"/>
-      </w:pPr>
-      <w:r>
-        <w:rPr>
-          <w:rFonts w:ascii="맑은 고딕" w:hAnsi="맑은 고딕" w:eastAsia="맑은 고딕"/>
-          <w:b/>
-          <w:sz w:val="14"/>
-          <w:u w:val="none"/>
-        </w:rPr>
-        <w:t>41-7</w:t>
-      </w:r>
-      <w:r>
-        <w:rPr>
-          <w:rFonts w:ascii="맑은 고딕" w:hAnsi="맑은 고딕" w:eastAsia="맑은 고딕"/>
-          <w:b w:val="0"/>
-          <w:sz w:val="14"/>
-          <w:u w:val="none"/>
-        </w:rPr>
-        <w:t xml:space="preserve"> 정답 ① (ⓐ·ⓑ): 불일치 3개는 절대어(Every·completely) 또는 정반대(narrower). 일치 2개는 2단계 재진술(prescriptive norms dominated → set the terms / nobody’s left to enforce → no one to enforce).</w:t>
-        <w:br/>
-        <w:br/>
-      </w:r>
-      <w:r>
-        <w:rPr>
-          <w:rFonts w:ascii="맑은 고딕" w:hAnsi="맑은 고딕" w:eastAsia="맑은 고딕"/>
-          <w:b/>
-          <w:sz w:val="14"/>
-          <w:u w:val="none"/>
-        </w:rPr>
-        <w:t>함정 ④</w:t>
-      </w:r>
-      <w:r>
-        <w:rPr>
-          <w:rFonts w:ascii="맑은 고딕" w:hAnsi="맑은 고딕" w:eastAsia="맑은 고딕"/>
-          <w:b w:val="0"/>
-          <w:sz w:val="14"/>
-          <w:u w:val="none"/>
-        </w:rPr>
-        <w:t xml:space="preserve">: ⓔ를 ‘지리적 연결망이 약해졌다’로 오독. </w:t>
-      </w:r>
-      <w:r>
-        <w:rPr>
-          <w:rFonts w:ascii="맑은 고딕" w:hAnsi="맑은 고딕" w:eastAsia="맑은 고딕"/>
-          <w:b/>
-          <w:sz w:val="14"/>
-          <w:u w:val="none"/>
-        </w:rPr>
-        <w:t>함정 ②</w:t>
-      </w:r>
-      <w:r>
-        <w:rPr>
-          <w:rFonts w:ascii="맑은 고딕" w:hAnsi="맑은 고딕" w:eastAsia="맑은 고딕"/>
-          <w:b w:val="0"/>
-          <w:sz w:val="14"/>
-          <w:u w:val="none"/>
-        </w:rPr>
-        <w:t>: ⓓ는 선5 어휘 문항의 오류어(narrower)와 같은 방향 왜곡 — 두 문항을 나란히 풀며 본문(greater)을 확인하지 않으면 함께 틀린다.</w:t>
-      </w:r>
-    </w:p>
-    <w:p>
-      <w:pPr>
-        <w:spacing w:before="0" w:after="20" w:line="259" w:lineRule="auto"/>
-        <w:jc w:val="both"/>
-        <w:snapToGrid w:val="0"/>
-      </w:pPr>
-      <w:r>
-        <w:rPr>
-          <w:rFonts w:ascii="맑은 고딕" w:hAnsi="맑은 고딕" w:eastAsia="맑은 고딕"/>
-          <w:b/>
-          <w:sz w:val="14"/>
-          <w:u w:val="none"/>
-        </w:rPr>
-        <w:t>41-8</w:t>
-      </w:r>
-      <w:r>
-        <w:rPr>
-          <w:rFonts w:ascii="맑은 고딕" w:hAnsi="맑은 고딕" w:eastAsia="맑은 고딕"/>
-          <w:b w:val="0"/>
-          <w:sz w:val="14"/>
-          <w:u w:val="none"/>
-        </w:rPr>
-        <w:t xml:space="preserve"> 정답 ①: ⓐ ‘counted as ___’ 보어 형용사 → </w:t>
-      </w:r>
-      <w:r>
-        <w:rPr>
-          <w:rFonts w:ascii="맑은 고딕" w:hAnsi="맑은 고딕" w:eastAsia="맑은 고딕"/>
-          <w:b/>
-          <w:sz w:val="14"/>
-          <w:u w:val="none"/>
-        </w:rPr>
-        <w:t>acceptable</w:t>
-      </w:r>
-      <w:r>
-        <w:rPr>
-          <w:rFonts w:ascii="맑은 고딕" w:hAnsi="맑은 고딕" w:eastAsia="맑은 고딕"/>
-          <w:b w:val="0"/>
-          <w:sz w:val="14"/>
-          <w:u w:val="none"/>
-        </w:rPr>
-        <w:t xml:space="preserve">(S2 ‘correct’). ⓑ can 뒤 원형 + 목적어 a term → </w:t>
-      </w:r>
-      <w:r>
-        <w:rPr>
-          <w:rFonts w:ascii="맑은 고딕" w:hAnsi="맑은 고딕" w:eastAsia="맑은 고딕"/>
-          <w:b/>
-          <w:sz w:val="14"/>
-          <w:u w:val="none"/>
-        </w:rPr>
-        <w:t>legitimize</w:t>
-      </w:r>
-      <w:r>
-        <w:rPr>
-          <w:rFonts w:ascii="맑은 고딕" w:hAnsi="맑은 고딕" w:eastAsia="맑은 고딕"/>
-          <w:b w:val="0"/>
-          <w:sz w:val="14"/>
-          <w:u w:val="none"/>
-        </w:rPr>
-        <w:t xml:space="preserve">(S8). ⓒ 관계절 that once ___ it — 과거 동사 → </w:t>
-      </w:r>
-      <w:r>
-        <w:rPr>
-          <w:rFonts w:ascii="맑은 고딕" w:hAnsi="맑은 고딕" w:eastAsia="맑은 고딕"/>
-          <w:b/>
-          <w:sz w:val="14"/>
-          <w:u w:val="none"/>
-        </w:rPr>
-        <w:t>confined</w:t>
-      </w:r>
-      <w:r>
-        <w:rPr>
-          <w:rFonts w:ascii="맑은 고딕" w:hAnsi="맑은 고딕" w:eastAsia="맑은 고딕"/>
-          <w:b w:val="0"/>
-          <w:sz w:val="14"/>
-          <w:u w:val="none"/>
-        </w:rPr>
-        <w:t>(S10 limited its growth).</w:t>
-        <w:br/>
-        <w:br/>
-      </w:r>
-      <w:r>
-        <w:rPr>
-          <w:rFonts w:ascii="맑은 고딕" w:hAnsi="맑은 고딕" w:eastAsia="맑은 고딕"/>
-          <w:b/>
-          <w:sz w:val="14"/>
-          <w:u w:val="none"/>
-        </w:rPr>
-        <w:t>미끼 abolished</w:t>
-      </w:r>
-      <w:r>
-        <w:rPr>
-          <w:rFonts w:ascii="맑은 고딕" w:hAnsi="맑은 고딕" w:eastAsia="맑은 고딕"/>
-          <w:b w:val="0"/>
-          <w:sz w:val="14"/>
-          <w:u w:val="none"/>
-        </w:rPr>
-        <w:t xml:space="preserve">: ⓒ 자리에 과거형으로 형태는 통과하나 ‘한때 은어를 폐지했던 계급의 선’은 의미 붕괴(선은 폐지하는 주체가 아님) → ②·⑤ 탈락. </w:t>
-      </w:r>
-      <w:r>
-        <w:rPr>
-          <w:rFonts w:ascii="맑은 고딕" w:hAnsi="맑은 고딕" w:eastAsia="맑은 고딕"/>
-          <w:b/>
-          <w:sz w:val="14"/>
-          <w:u w:val="none"/>
-        </w:rPr>
-        <w:t>함정 ④</w:t>
-      </w:r>
-      <w:r>
-        <w:rPr>
-          <w:rFonts w:ascii="맑은 고딕" w:hAnsi="맑은 고딕" w:eastAsia="맑은 고딕"/>
-          <w:b w:val="0"/>
-          <w:sz w:val="14"/>
-          <w:u w:val="none"/>
-        </w:rPr>
-        <w:t>: ⓑ abolished — can 뒤 과거형 불가(형태 검산).</w:t>
-      </w:r>
-    </w:p>
-    <w:p>
-      <w:pPr>
-        <w:spacing w:before="0" w:after="20" w:line="259" w:lineRule="auto"/>
-        <w:jc w:val="both"/>
-        <w:snapToGrid w:val="0"/>
-      </w:pPr>
-      <w:r>
-        <w:rPr>
-          <w:rFonts w:ascii="맑은 고딕" w:hAnsi="맑은 고딕" w:eastAsia="맑은 고딕"/>
-          <w:b/>
-          <w:sz w:val="14"/>
-          <w:u w:val="none"/>
-        </w:rPr>
-        <w:t>41-9</w:t>
-      </w:r>
-      <w:r>
-        <w:rPr>
-          <w:rFonts w:ascii="맑은 고딕" w:hAnsi="맑은 고딕" w:eastAsia="맑은 고딕"/>
-          <w:b w:val="0"/>
-          <w:sz w:val="14"/>
-          <w:u w:val="none"/>
-        </w:rPr>
-        <w:t xml:space="preserve"> 정답 ④: 본문 S10의 ‘This means that’은 S9(창작자가 더 다양한 배경 출신)가 원인이고 ‘은어가 경제·사회적 장벽을 넘는다’가 결과임을 보여 준다. 요약은 ‘장벽을 넘기 때문에 배경이 다양해졌다’로 </w:t>
-      </w:r>
-      <w:r>
-        <w:rPr>
-          <w:rFonts w:ascii="맑은 고딕" w:hAnsi="맑은 고딕" w:eastAsia="맑은 고딕"/>
-          <w:b/>
-          <w:sz w:val="14"/>
-          <w:u w:val="none"/>
-        </w:rPr>
-        <w:t>인과 방향 반전</w:t>
-      </w:r>
-      <w:r>
-        <w:rPr>
-          <w:rFonts w:ascii="맑은 고딕" w:hAnsi="맑은 고딕" w:eastAsia="맑은 고딕"/>
-          <w:b w:val="0"/>
-          <w:sz w:val="14"/>
-          <w:u w:val="none"/>
-        </w:rPr>
-        <w:t xml:space="preserve"> — 두 요소가 모두 본문에 있어 키워드 대조로는 잡히지 않는다.</w:t>
-        <w:br/>
-        <w:br/>
-      </w:r>
-      <w:r>
-        <w:rPr>
-          <w:rFonts w:ascii="맑은 고딕" w:hAnsi="맑은 고딕" w:eastAsia="맑은 고딕"/>
-          <w:b/>
-          <w:sz w:val="14"/>
-          <w:u w:val="none"/>
-        </w:rPr>
-        <w:t>균형추</w:t>
-      </w:r>
-      <w:r>
-        <w:rPr>
-          <w:rFonts w:ascii="맑은 고딕" w:hAnsi="맑은 고딕" w:eastAsia="맑은 고딕"/>
-          <w:b w:val="0"/>
-          <w:sz w:val="14"/>
-          <w:u w:val="none"/>
-        </w:rPr>
-        <w:t>: ②의 guardians·③의 gatekeepers는 본문 단어가 아니지만 rule makers의 정당한 환언.</w:t>
-      </w:r>
-    </w:p>
-    <w:p>
-      <w:pPr>
-        <w:spacing w:before="0" w:after="20" w:line="259" w:lineRule="auto"/>
-        <w:jc w:val="both"/>
-        <w:snapToGrid w:val="0"/>
-      </w:pPr>
-      <w:r>
-        <w:rPr>
-          <w:rFonts w:ascii="맑은 고딕" w:hAnsi="맑은 고딕" w:eastAsia="맑은 고딕"/>
-          <w:b/>
-          <w:sz w:val="14"/>
-          <w:u w:val="none"/>
-        </w:rPr>
-        <w:t>41-10</w:t>
-      </w:r>
-      <w:r>
-        <w:rPr>
-          <w:rFonts w:ascii="맑은 고딕" w:hAnsi="맑은 고딕" w:eastAsia="맑은 고딕"/>
-          <w:b w:val="0"/>
-          <w:sz w:val="14"/>
-          <w:u w:val="none"/>
-        </w:rPr>
-        <w:t xml:space="preserve"> 정답 ③: ‘Even so’는 직전까지 서술된 옛 질서의 강력함(S2·S3)을 인정하면서 꺾는 신호이고, ‘their dominance(그들의 지배)’는 S3의 their limits를 받는다. 직후 S4 ‘Social media completely broke that barrier’가 ‘지속될 리 없었다’의 </w:t>
-      </w:r>
-      <w:r>
-        <w:rPr>
-          <w:rFonts w:ascii="맑은 고딕" w:hAnsi="맑은 고딕" w:eastAsia="맑은 고딕"/>
-          <w:b/>
-          <w:sz w:val="14"/>
-          <w:u w:val="none"/>
-        </w:rPr>
-        <w:t>구체화</w:t>
-      </w:r>
-      <w:r>
-        <w:rPr>
-          <w:rFonts w:ascii="맑은 고딕" w:hAnsi="맑은 고딕" w:eastAsia="맑은 고딕"/>
-          <w:b w:val="0"/>
-          <w:sz w:val="14"/>
-          <w:u w:val="none"/>
-        </w:rPr>
-        <w:t>.</w:t>
-        <w:br/>
-        <w:br/>
-      </w:r>
-      <w:r>
-        <w:rPr>
-          <w:rFonts w:ascii="맑은 고딕" w:hAnsi="맑은 고딕" w:eastAsia="맑은 고딕"/>
-          <w:b/>
-          <w:sz w:val="14"/>
-          <w:u w:val="none"/>
-        </w:rPr>
-        <w:t>함정 ②</w:t>
-      </w:r>
-      <w:r>
-        <w:rPr>
-          <w:rFonts w:ascii="맑은 고딕" w:hAnsi="맑은 고딕" w:eastAsia="맑은 고딕"/>
-          <w:b w:val="0"/>
-          <w:sz w:val="14"/>
-          <w:u w:val="none"/>
-        </w:rPr>
-        <w:t xml:space="preserve">: S2 뒤에 넣어도 their가 받을 선행 어구는 있지만, 그러면 ‘지속될 리 없다’고 선언한 직후 S3가 다시 옛 질서의 강제력을 서술해 </w:t>
-      </w:r>
-      <w:r>
-        <w:rPr>
-          <w:rFonts w:ascii="맑은 고딕" w:hAnsi="맑은 고딕" w:eastAsia="맑은 고딕"/>
-          <w:b/>
-          <w:sz w:val="14"/>
-          <w:u w:val="none"/>
-        </w:rPr>
-        <w:t>흐름이 역행</w:t>
-      </w:r>
-      <w:r>
-        <w:rPr>
-          <w:rFonts w:ascii="맑은 고딕" w:hAnsi="맑은 고딕" w:eastAsia="맑은 고딕"/>
-          <w:b w:val="0"/>
-          <w:sz w:val="14"/>
-          <w:u w:val="none"/>
-        </w:rPr>
-        <w:t xml:space="preserve">한다. </w:t>
-      </w:r>
-      <w:r>
-        <w:rPr>
-          <w:rFonts w:ascii="맑은 고딕" w:hAnsi="맑은 고딕" w:eastAsia="맑은 고딕"/>
-          <w:b/>
-          <w:sz w:val="14"/>
-          <w:u w:val="none"/>
-        </w:rPr>
-        <w:t>함정 ④</w:t>
-      </w:r>
-      <w:r>
-        <w:rPr>
-          <w:rFonts w:ascii="맑은 고딕" w:hAnsi="맑은 고딕" w:eastAsia="맑은 고딕"/>
-          <w:b w:val="0"/>
-          <w:sz w:val="14"/>
-          <w:u w:val="none"/>
-        </w:rPr>
-        <w:t>: 이미 장벽이 깨진 뒤에 ‘지속될 리 없었다’는 예고를 두는 시점 오류.</w:t>
-      </w:r>
-    </w:p>
-    <w:p>
-      <w:pPr>
-        <w:spacing w:before="0" w:after="20" w:line="259" w:lineRule="auto"/>
-        <w:jc w:val="both"/>
-        <w:snapToGrid w:val="0"/>
-      </w:pPr>
-      <w:r>
-        <w:rPr>
-          <w:rFonts w:ascii="맑은 고딕" w:hAnsi="맑은 고딕" w:eastAsia="맑은 고딕"/>
-          <w:b/>
-          <w:sz w:val="14"/>
-          <w:u w:val="none"/>
-        </w:rPr>
-        <w:t>41-11</w:t>
-      </w:r>
-      <w:r>
-        <w:rPr>
-          <w:rFonts w:ascii="맑은 고딕" w:hAnsi="맑은 고딕" w:eastAsia="맑은 고딕"/>
-          <w:b w:val="0"/>
-          <w:sz w:val="14"/>
-          <w:u w:val="none"/>
-        </w:rPr>
-        <w:t xml:space="preserve"> 정답 ④: ‘Such influence’는 직전 S8의 </w:t>
-      </w:r>
-      <w:r>
-        <w:rPr>
-          <w:rFonts w:ascii="맑은 고딕" w:hAnsi="맑은 고딕" w:eastAsia="맑은 고딕"/>
-          <w:b/>
-          <w:sz w:val="14"/>
-          <w:u w:val="none"/>
-        </w:rPr>
-        <w:t>our influence</w:t>
-      </w:r>
-      <w:r>
-        <w:rPr>
-          <w:rFonts w:ascii="맑은 고딕" w:hAnsi="맑은 고딕" w:eastAsia="맑은 고딕"/>
-          <w:b w:val="0"/>
-          <w:sz w:val="14"/>
-          <w:u w:val="none"/>
-        </w:rPr>
-        <w:t xml:space="preserve">를 받고, ‘not confined to a handful’은 직후 S9 ‘creators come from a greater variety of backgrounds’로 구체화된다. moreover는 S9의 </w:t>
-      </w:r>
-      <w:r>
-        <w:rPr>
-          <w:rFonts w:ascii="맑은 고딕" w:hAnsi="맑은 고딕" w:eastAsia="맑은 고딕"/>
-          <w:b/>
-          <w:sz w:val="14"/>
-          <w:u w:val="none"/>
-        </w:rPr>
-        <w:t>also</w:t>
-      </w:r>
-      <w:r>
-        <w:rPr>
-          <w:rFonts w:ascii="맑은 고딕" w:hAnsi="맑은 고딕" w:eastAsia="맑은 고딕"/>
-          <w:b w:val="0"/>
-          <w:sz w:val="14"/>
-          <w:u w:val="none"/>
-        </w:rPr>
-        <w:t>와 호응.</w:t>
-        <w:br/>
-        <w:br/>
-      </w:r>
-      <w:r>
-        <w:rPr>
-          <w:rFonts w:ascii="맑은 고딕" w:hAnsi="맑은 고딕" w:eastAsia="맑은 고딕"/>
-          <w:b/>
-          <w:sz w:val="14"/>
-          <w:u w:val="none"/>
-        </w:rPr>
-        <w:t>함정 ③</w:t>
-      </w:r>
-      <w:r>
-        <w:rPr>
-          <w:rFonts w:ascii="맑은 고딕" w:hAnsi="맑은 고딕" w:eastAsia="맑은 고딕"/>
-          <w:b w:val="0"/>
-          <w:sz w:val="14"/>
-          <w:u w:val="none"/>
-        </w:rPr>
-        <w:t xml:space="preserve">: ‘창작자는 은어를 쓸 수 있다’ 뒤도 내용 연상은 되지만, ‘influence’라는 선행 명사가 아직 등장하지 않아 </w:t>
-      </w:r>
-      <w:r>
-        <w:rPr>
-          <w:rFonts w:ascii="맑은 고딕" w:hAnsi="맑은 고딕" w:eastAsia="맑은 고딕"/>
-          <w:b/>
-          <w:sz w:val="14"/>
-          <w:u w:val="none"/>
-        </w:rPr>
-        <w:t>지시 실패</w:t>
-      </w:r>
-      <w:r>
-        <w:rPr>
-          <w:rFonts w:ascii="맑은 고딕" w:hAnsi="맑은 고딕" w:eastAsia="맑은 고딕"/>
-          <w:b w:val="0"/>
-          <w:sz w:val="14"/>
-          <w:u w:val="none"/>
-        </w:rPr>
-        <w:t xml:space="preserve">. </w:t>
-      </w:r>
-      <w:r>
-        <w:rPr>
-          <w:rFonts w:ascii="맑은 고딕" w:hAnsi="맑은 고딕" w:eastAsia="맑은 고딕"/>
-          <w:b/>
-          <w:sz w:val="14"/>
-          <w:u w:val="none"/>
-        </w:rPr>
-        <w:t>함정 ⑤</w:t>
-      </w:r>
-      <w:r>
-        <w:rPr>
-          <w:rFonts w:ascii="맑은 고딕" w:hAnsi="맑은 고딕" w:eastAsia="맑은 고딕"/>
-          <w:b w:val="0"/>
-          <w:sz w:val="14"/>
-          <w:u w:val="none"/>
-        </w:rPr>
-        <w:t>: 장벽을 넘는다는 결론 뒤에 ‘국한되지 않는다’를 두면 S9(원인)보다 뒤에 와서 논리 순서가 뒤집힌다.</w:t>
-      </w:r>
-    </w:p>
-    <w:p>
-      <w:pPr>
-        <w:spacing w:before="0" w:after="20" w:line="259" w:lineRule="auto"/>
-        <w:jc w:val="both"/>
-        <w:snapToGrid w:val="0"/>
-      </w:pPr>
-      <w:r>
-        <w:rPr>
-          <w:rFonts w:ascii="맑은 고딕" w:hAnsi="맑은 고딕" w:eastAsia="맑은 고딕"/>
-          <w:b/>
-          <w:sz w:val="14"/>
-          <w:u w:val="none"/>
-        </w:rPr>
-        <w:t>41-12</w:t>
-      </w:r>
-      <w:r>
-        <w:rPr>
-          <w:rFonts w:ascii="맑은 고딕" w:hAnsi="맑은 고딕" w:eastAsia="맑은 고딕"/>
-          <w:b w:val="0"/>
-          <w:sz w:val="14"/>
-          <w:u w:val="none"/>
-        </w:rPr>
-        <w:t xml:space="preserve"> 정답 ①: 함정 축 — (A) -um/-a(본문 media를 ‘매체’라는 단수 개념으로 오독), (B) -us/-a, (C) -on/-a, (D) -us/-i. </w:t>
-      </w:r>
-      <w:r>
-        <w:rPr>
-          <w:rFonts w:ascii="맑은 고딕" w:hAnsi="맑은 고딕" w:eastAsia="맑은 고딕"/>
-          <w:b/>
-          <w:sz w:val="14"/>
-          <w:u w:val="none"/>
-        </w:rPr>
-        <w:t>최종 변별 ⑤</w:t>
-      </w:r>
-      <w:r>
-        <w:rPr>
-          <w:rFonts w:ascii="맑은 고딕" w:hAnsi="맑은 고딕" w:eastAsia="맑은 고딕"/>
-          <w:b w:val="0"/>
-          <w:sz w:val="14"/>
-          <w:u w:val="none"/>
-        </w:rPr>
-        <w:t xml:space="preserve">: syllabus를 불가산으로 착각 — all of their가 복수를 요구. </w:t>
-      </w:r>
-      <w:r>
-        <w:rPr>
-          <w:rFonts w:ascii="맑은 고딕" w:hAnsi="맑은 고딕" w:eastAsia="맑은 고딕"/>
-          <w:b/>
-          <w:sz w:val="14"/>
-          <w:u w:val="none"/>
-        </w:rPr>
-        <w:t>함정 ②</w:t>
-      </w:r>
-      <w:r>
-        <w:rPr>
-          <w:rFonts w:ascii="맑은 고딕" w:hAnsi="맑은 고딕" w:eastAsia="맑은 고딕"/>
-          <w:b w:val="0"/>
-          <w:sz w:val="14"/>
-          <w:u w:val="none"/>
-        </w:rPr>
-        <w:t xml:space="preserve">: ‘the medium through which’가 관용적으로 익숙하나 동사 are가 결정. </w:t>
-      </w:r>
-      <w:r>
-        <w:rPr>
-          <w:rFonts w:ascii="맑은 고딕" w:hAnsi="맑은 고딕" w:eastAsia="맑은 고딕"/>
-          <w:b/>
-          <w:sz w:val="14"/>
-          <w:u w:val="none"/>
-        </w:rPr>
-        <w:t>함정 ④</w:t>
-      </w:r>
-      <w:r>
-        <w:rPr>
-          <w:rFonts w:ascii="맑은 고딕" w:hAnsi="맑은 고딕" w:eastAsia="맑은 고딕"/>
-          <w:b w:val="0"/>
-          <w:sz w:val="14"/>
-          <w:u w:val="none"/>
-        </w:rPr>
-        <w:t>: this 뒤 phenomena.</w:t>
-      </w:r>
-    </w:p>
-    <w:p>
-      <w:pPr>
-        <w:spacing w:before="0" w:after="20" w:line="259" w:lineRule="auto"/>
-        <w:jc w:val="both"/>
-        <w:snapToGrid w:val="0"/>
-      </w:pPr>
-      <w:r>
-        <w:rPr>
-          <w:rFonts w:ascii="맑은 고딕" w:hAnsi="맑은 고딕" w:eastAsia="맑은 고딕"/>
-          <w:b/>
-          <w:sz w:val="14"/>
-          <w:u w:val="none"/>
-        </w:rPr>
-        <w:t>41-13</w:t>
-      </w:r>
-      <w:r>
-        <w:rPr>
-          <w:rFonts w:ascii="맑은 고딕" w:hAnsi="맑은 고딕" w:eastAsia="맑은 고딕"/>
-          <w:b w:val="0"/>
-          <w:sz w:val="14"/>
-          <w:u w:val="none"/>
-        </w:rPr>
-        <w:t xml:space="preserve"> 정답 ①: (A) ‘밈 문화에 정통한 사람 vs 단어 하나하나 읽는 초심자’의 대비 — literate가 정답이고, 뒤 절의 ‘word by word’가 literal의 함정 미끼. (B) 본문 핵심어 </w:t>
-      </w:r>
-      <w:r>
-        <w:rPr>
-          <w:rFonts w:ascii="맑은 고딕" w:hAnsi="맑은 고딕" w:eastAsia="맑은 고딕"/>
-          <w:b/>
-          <w:sz w:val="14"/>
-          <w:u w:val="none"/>
-        </w:rPr>
-        <w:t>economic</w:t>
-      </w:r>
-      <w:r>
-        <w:rPr>
-          <w:rFonts w:ascii="맑은 고딕" w:hAnsi="맑은 고딕" w:eastAsia="맑은 고딕"/>
-          <w:b w:val="0"/>
-          <w:sz w:val="14"/>
-          <w:u w:val="none"/>
-        </w:rPr>
-        <w:t xml:space="preserve"> 직결(economical은 ‘절약하는’). (C) 대상을 ‘이해 가능하게’ 만드는 것 → intelligible.</w:t>
-        <w:br/>
-        <w:br/>
-      </w:r>
-      <w:r>
-        <w:rPr>
-          <w:rFonts w:ascii="맑은 고딕" w:hAnsi="맑은 고딕" w:eastAsia="맑은 고딕"/>
-          <w:b/>
-          <w:sz w:val="14"/>
-          <w:u w:val="none"/>
-        </w:rPr>
-        <w:t>최종 변별 선지 ②</w:t>
-      </w:r>
-      <w:r>
-        <w:rPr>
-          <w:rFonts w:ascii="맑은 고딕" w:hAnsi="맑은 고딕" w:eastAsia="맑은 고딕"/>
-          <w:b w:val="0"/>
-          <w:sz w:val="14"/>
-          <w:u w:val="none"/>
-        </w:rPr>
-        <w:t xml:space="preserve">: 정답과 (B)만 다름 — 발음이 비슷한 economical을 습관적으로 고르는 순간 탈락. </w:t>
-      </w:r>
-      <w:r>
-        <w:rPr>
-          <w:rFonts w:ascii="맑은 고딕" w:hAnsi="맑은 고딕" w:eastAsia="맑은 고딕"/>
-          <w:b/>
-          <w:sz w:val="14"/>
-          <w:u w:val="none"/>
-        </w:rPr>
-        <w:t>④</w:t>
-      </w:r>
-      <w:r>
-        <w:rPr>
-          <w:rFonts w:ascii="맑은 고딕" w:hAnsi="맑은 고딕" w:eastAsia="맑은 고딕"/>
-          <w:b w:val="0"/>
-          <w:sz w:val="14"/>
-          <w:u w:val="none"/>
-        </w:rPr>
-        <w:t>는 (C)만 다른 근접 함정.</w:t>
+        <w:t xml:space="preserve"> (C)를 먼저 두면 that barrier가 가리킬 ‘장벽’((B)의 limits)이 아직 없다.</w:t>
       </w:r>
     </w:p>
     <w:p>

--- a/shinmok1/pack/2609/H1MOGO26-09_41-42_SET.docx
+++ b/shinmok1/pack/2609/H1MOGO26-09_41-42_SET.docx
@@ -107,7 +107,7 @@
     </w:p>
     <w:p>
       <w:pPr>
-        <w:spacing w:before="0" w:after="20" w:line="360" w:lineRule="auto"/>
+        <w:spacing w:before="0" w:after="20" w:line="300" w:lineRule="auto"/>
         <w:jc w:val="both"/>
         <w:snapToGrid w:val="0"/>
       </w:pPr>
@@ -147,7 +147,7 @@
           <w:sz w:val="17"/>
           <w:u w:val="none"/>
         </w:rPr>
-        <w:t xml:space="preserve"> fundamentally changed because of the internet. Since the </w:t>
+        <w:t xml:space="preserve"> </w:t>
       </w:r>
       <w:r>
         <w:rPr>
@@ -163,11 +163,20 @@
       <w:r>
         <w:rPr>
           <w:rFonts w:ascii="맑은 고딕" w:hAnsi="맑은 고딕" w:eastAsia="맑은 고딕"/>
+          <w:b/>
+          <w:sz w:val="17"/>
+          <w:u w:val="none"/>
+        </w:rPr>
+        <w:t>[ fundamentally / fundamental ]</w:t>
+      </w:r>
+      <w:r>
+        <w:rPr>
+          <w:rFonts w:ascii="맑은 고딕" w:hAnsi="맑은 고딕" w:eastAsia="맑은 고딕"/>
           <w:b w:val="0"/>
           <w:sz w:val="17"/>
           <w:u w:val="none"/>
         </w:rPr>
-        <w:t xml:space="preserve">________(emerge) of Standard English, the rule makers of language </w:t>
+        <w:t xml:space="preserve"> changed because of the internet. Since the </w:t>
       </w:r>
       <w:r>
         <w:rPr>
@@ -183,20 +192,11 @@
       <w:r>
         <w:rPr>
           <w:rFonts w:ascii="맑은 고딕" w:hAnsi="맑은 고딕" w:eastAsia="맑은 고딕"/>
-          <w:b/>
-          <w:sz w:val="17"/>
-          <w:u w:val="none"/>
-        </w:rPr>
-        <w:t>[ have been / were ]</w:t>
-      </w:r>
-      <w:r>
-        <w:rPr>
-          <w:rFonts w:ascii="맑은 고딕" w:hAnsi="맑은 고딕" w:eastAsia="맑은 고딕"/>
           <w:b w:val="0"/>
           <w:sz w:val="17"/>
           <w:u w:val="none"/>
         </w:rPr>
-        <w:t xml:space="preserve"> in charge, and their </w:t>
+        <w:t xml:space="preserve">________(emerge) of Standard English, the rule makers of language </w:t>
       </w:r>
       <w:r>
         <w:rPr>
@@ -216,7 +216,7 @@
           <w:sz w:val="17"/>
           <w:u w:val="none"/>
         </w:rPr>
-        <w:t>[ prescriptive / flexible ]</w:t>
+        <w:t>[ have been / were ]</w:t>
       </w:r>
       <w:r>
         <w:rPr>
@@ -225,7 +225,7 @@
           <w:sz w:val="17"/>
           <w:u w:val="none"/>
         </w:rPr>
-        <w:t xml:space="preserve"> norms about a ‘correct’ version of the English language have dominated our channels of </w:t>
+        <w:t xml:space="preserve"> in charge, and their </w:t>
       </w:r>
       <w:r>
         <w:rPr>
@@ -241,11 +241,20 @@
       <w:r>
         <w:rPr>
           <w:rFonts w:ascii="맑은 고딕" w:hAnsi="맑은 고딕" w:eastAsia="맑은 고딕"/>
+          <w:b/>
+          <w:sz w:val="17"/>
+          <w:u w:val="none"/>
+        </w:rPr>
+        <w:t>[ prescriptive / flexible ]</w:t>
+      </w:r>
+      <w:r>
+        <w:rPr>
+          <w:rFonts w:ascii="맑은 고딕" w:hAnsi="맑은 고딕" w:eastAsia="맑은 고딕"/>
           <w:b w:val="0"/>
           <w:sz w:val="17"/>
           <w:u w:val="none"/>
         </w:rPr>
-        <w:t xml:space="preserve">c________. If you wanted your voice </w:t>
+        <w:t xml:space="preserve"> norms about a ‘correct’ version of the English language have dominated our channels of </w:t>
       </w:r>
       <w:r>
         <w:rPr>
@@ -261,20 +270,11 @@
       <w:r>
         <w:rPr>
           <w:rFonts w:ascii="맑은 고딕" w:hAnsi="맑은 고딕" w:eastAsia="맑은 고딕"/>
-          <w:b/>
-          <w:sz w:val="17"/>
-          <w:u w:val="none"/>
-        </w:rPr>
-        <w:t>[ to be heard / to hear ]</w:t>
-      </w:r>
-      <w:r>
-        <w:rPr>
-          <w:rFonts w:ascii="맑은 고딕" w:hAnsi="맑은 고딕" w:eastAsia="맑은 고딕"/>
           <w:b w:val="0"/>
           <w:sz w:val="17"/>
           <w:u w:val="none"/>
         </w:rPr>
-        <w:t xml:space="preserve"> by the public, you had to work within their limits, </w:t>
+        <w:t xml:space="preserve">c________. If you wanted your voice </w:t>
       </w:r>
       <w:r>
         <w:rPr>
@@ -294,7 +294,7 @@
           <w:sz w:val="17"/>
           <w:u w:val="none"/>
         </w:rPr>
-        <w:t>[ conforming / conformed ]</w:t>
+        <w:t>[ to be heard / to hear ]</w:t>
       </w:r>
       <w:r>
         <w:rPr>
@@ -303,7 +303,7 @@
           <w:sz w:val="17"/>
           <w:u w:val="none"/>
         </w:rPr>
-        <w:t xml:space="preserve"> to the </w:t>
+        <w:t xml:space="preserve"> by the public, you had to work within their limits, </w:t>
       </w:r>
       <w:r>
         <w:rPr>
@@ -323,7 +323,7 @@
           <w:sz w:val="17"/>
           <w:u w:val="none"/>
         </w:rPr>
-        <w:t>[ strict / loose ]</w:t>
+        <w:t>[ conforming / conformed ]</w:t>
       </w:r>
       <w:r>
         <w:rPr>
@@ -332,7 +332,7 @@
           <w:sz w:val="17"/>
           <w:u w:val="none"/>
         </w:rPr>
-        <w:t xml:space="preserve"> expectations of either print or broadcast media. Social media completely broke that </w:t>
+        <w:t xml:space="preserve"> to the </w:t>
       </w:r>
       <w:r>
         <w:rPr>
@@ -348,11 +348,20 @@
       <w:r>
         <w:rPr>
           <w:rFonts w:ascii="맑은 고딕" w:hAnsi="맑은 고딕" w:eastAsia="맑은 고딕"/>
+          <w:b/>
+          <w:sz w:val="17"/>
+          <w:u w:val="none"/>
+        </w:rPr>
+        <w:t>[ strict / loose ]</w:t>
+      </w:r>
+      <w:r>
+        <w:rPr>
+          <w:rFonts w:ascii="맑은 고딕" w:hAnsi="맑은 고딕" w:eastAsia="맑은 고딕"/>
           <w:b w:val="0"/>
           <w:sz w:val="17"/>
           <w:u w:val="none"/>
         </w:rPr>
-        <w:t xml:space="preserve">b________. The playing field is now </w:t>
+        <w:t xml:space="preserve"> expectations of either print or broadcast media. Social media completely broke that </w:t>
       </w:r>
       <w:r>
         <w:rPr>
@@ -372,7 +381,7 @@
           <w:sz w:val="17"/>
           <w:u w:val="none"/>
         </w:rPr>
-        <w:t xml:space="preserve">l________, and public access is </w:t>
+        <w:t xml:space="preserve">b________. The playing field is now </w:t>
       </w:r>
       <w:r>
         <w:rPr>
@@ -392,7 +401,7 @@
           <w:sz w:val="17"/>
           <w:u w:val="none"/>
         </w:rPr>
-        <w:t xml:space="preserve">________(democracy). Anybody and everybody can become a public figure on the new communicative platforms, </w:t>
+        <w:t xml:space="preserve">l________, and public access is </w:t>
       </w:r>
       <w:r>
         <w:rPr>
@@ -408,20 +417,11 @@
       <w:r>
         <w:rPr>
           <w:rFonts w:ascii="맑은 고딕" w:hAnsi="맑은 고딕" w:eastAsia="맑은 고딕"/>
-          <w:b/>
-          <w:sz w:val="17"/>
-          <w:u w:val="none"/>
-        </w:rPr>
-        <w:t>[ meaning / meant ]</w:t>
-      </w:r>
-      <w:r>
-        <w:rPr>
-          <w:rFonts w:ascii="맑은 고딕" w:hAnsi="맑은 고딕" w:eastAsia="맑은 고딕"/>
           <w:b w:val="0"/>
           <w:sz w:val="17"/>
           <w:u w:val="none"/>
         </w:rPr>
-        <w:t xml:space="preserve"> that nobody’s left to </w:t>
+        <w:t xml:space="preserve">________(democracy). Anybody and everybody can become a public figure on the new communicative platforms, </w:t>
       </w:r>
       <w:r>
         <w:rPr>
@@ -441,7 +441,7 @@
           <w:sz w:val="17"/>
           <w:u w:val="none"/>
         </w:rPr>
-        <w:t>[ enforce / abandon ]</w:t>
+        <w:t>[ meaning / meant ]</w:t>
       </w:r>
       <w:r>
         <w:rPr>
@@ -450,7 +450,7 @@
           <w:sz w:val="17"/>
           <w:u w:val="none"/>
         </w:rPr>
-        <w:t xml:space="preserve"> the old rules. TV presenters and journalists might not have been able to use slang, but content creators can. We regularly use words like ‘function’ and ‘side-eye,’ and our influence both </w:t>
+        <w:t xml:space="preserve"> that nobody’s left to </w:t>
       </w:r>
       <w:r>
         <w:rPr>
@@ -466,11 +466,20 @@
       <w:r>
         <w:rPr>
           <w:rFonts w:ascii="맑은 고딕" w:hAnsi="맑은 고딕" w:eastAsia="맑은 고딕"/>
+          <w:b/>
+          <w:sz w:val="17"/>
+          <w:u w:val="none"/>
+        </w:rPr>
+        <w:t>[ enforce / abandon ]</w:t>
+      </w:r>
+      <w:r>
+        <w:rPr>
+          <w:rFonts w:ascii="맑은 고딕" w:hAnsi="맑은 고딕" w:eastAsia="맑은 고딕"/>
           <w:b w:val="0"/>
           <w:sz w:val="17"/>
           <w:u w:val="none"/>
         </w:rPr>
-        <w:t xml:space="preserve">________(legitimate) these terms and </w:t>
+        <w:t xml:space="preserve"> the old rules. TV presenters and journalists might not have been able to use slang, but content creators can. We regularly use words like ‘function’ and ‘side-eye,’ and our influence both </w:t>
       </w:r>
       <w:r>
         <w:rPr>
@@ -486,20 +495,11 @@
       <w:r>
         <w:rPr>
           <w:rFonts w:ascii="맑은 고딕" w:hAnsi="맑은 고딕" w:eastAsia="맑은 고딕"/>
-          <w:b/>
-          <w:sz w:val="17"/>
-          <w:u w:val="none"/>
-        </w:rPr>
-        <w:t>[ gives / give ]</w:t>
-      </w:r>
-      <w:r>
-        <w:rPr>
-          <w:rFonts w:ascii="맑은 고딕" w:hAnsi="맑은 고딕" w:eastAsia="맑은 고딕"/>
           <w:b w:val="0"/>
           <w:sz w:val="17"/>
           <w:u w:val="none"/>
         </w:rPr>
-        <w:t xml:space="preserve"> them a large platform to spread quicker than they could have before. Content creators also come from a greater </w:t>
+        <w:t xml:space="preserve">________(legitimate) these terms and </w:t>
       </w:r>
       <w:r>
         <w:rPr>
@@ -515,11 +515,20 @@
       <w:r>
         <w:rPr>
           <w:rFonts w:ascii="맑은 고딕" w:hAnsi="맑은 고딕" w:eastAsia="맑은 고딕"/>
+          <w:b/>
+          <w:sz w:val="17"/>
+          <w:u w:val="none"/>
+        </w:rPr>
+        <w:t>[ gives / give ]</w:t>
+      </w:r>
+      <w:r>
+        <w:rPr>
+          <w:rFonts w:ascii="맑은 고딕" w:hAnsi="맑은 고딕" w:eastAsia="맑은 고딕"/>
           <w:b w:val="0"/>
           <w:sz w:val="17"/>
           <w:u w:val="none"/>
         </w:rPr>
-        <w:t xml:space="preserve">v________ of backgrounds than people </w:t>
+        <w:t xml:space="preserve"> them a large platform to spread quicker than they could have before. Content creators also come from a greater </w:t>
       </w:r>
       <w:r>
         <w:rPr>
@@ -535,20 +544,11 @@
       <w:r>
         <w:rPr>
           <w:rFonts w:ascii="맑은 고딕" w:hAnsi="맑은 고딕" w:eastAsia="맑은 고딕"/>
-          <w:b/>
-          <w:sz w:val="17"/>
-          <w:u w:val="none"/>
-        </w:rPr>
-        <w:t>[ working / worked ]</w:t>
-      </w:r>
-      <w:r>
-        <w:rPr>
-          <w:rFonts w:ascii="맑은 고딕" w:hAnsi="맑은 고딕" w:eastAsia="맑은 고딕"/>
           <w:b w:val="0"/>
           <w:sz w:val="17"/>
           <w:u w:val="none"/>
         </w:rPr>
-        <w:t xml:space="preserve"> in traditional media. This means that slang can more </w:t>
+        <w:t xml:space="preserve">v________ of backgrounds than people working in traditional media. This means that slang can more </w:t>
       </w:r>
       <w:r>
         <w:rPr>
@@ -698,7 +698,7 @@
           <w:sz w:val="17"/>
           <w:u w:val="none"/>
         </w:rPr>
-        <w:t xml:space="preserve">… and our influence both legitimizes these terms and </w:t>
+        <w:t xml:space="preserve">… you had to work within their limits, </w:t>
       </w:r>
       <w:r>
         <w:rPr>
@@ -707,7 +707,7 @@
           <w:sz w:val="17"/>
           <w:u w:val="single"/>
         </w:rPr>
-        <w:t>gives</w:t>
+        <w:t>conforming to</w:t>
       </w:r>
       <w:r>
         <w:rPr>
@@ -716,7 +716,7 @@
           <w:sz w:val="17"/>
           <w:u w:val="none"/>
         </w:rPr>
-        <w:t xml:space="preserve"> them a large platform  → 제시 교정: </w:t>
+        <w:t xml:space="preserve"> the strict expectations of either print or broadcast media.  → 제시 교정: </w:t>
       </w:r>
       <w:r>
         <w:rPr>
@@ -725,7 +725,7 @@
           <w:sz w:val="17"/>
           <w:u w:val="none"/>
         </w:rPr>
-        <w:t>give</w:t>
+        <w:t>and conformed to</w:t>
       </w:r>
       <w:r>
         <w:rPr>
@@ -760,7 +760,7 @@
           <w:sz w:val="17"/>
           <w:u w:val="none"/>
         </w:rPr>
-        <w:t xml:space="preserve">Anybody and everybody can become a public figure …, </w:t>
+        <w:t xml:space="preserve">Anybody and everybody can become a public figure on the new communicative platforms, </w:t>
       </w:r>
       <w:r>
         <w:rPr>
@@ -769,7 +769,7 @@
           <w:sz w:val="17"/>
           <w:u w:val="single"/>
         </w:rPr>
-        <w:t>meaning</w:t>
+        <w:t>meaning that</w:t>
       </w:r>
       <w:r>
         <w:rPr>
@@ -778,7 +778,7 @@
           <w:sz w:val="17"/>
           <w:u w:val="none"/>
         </w:rPr>
-        <w:t xml:space="preserve"> that nobody’s left to enforce the old rules.  → 제시 교정: </w:t>
+        <w:t xml:space="preserve"> nobody’s left to enforce the old rules.  → 제시 교정: </w:t>
       </w:r>
       <w:r>
         <w:rPr>
@@ -787,7 +787,7 @@
           <w:sz w:val="17"/>
           <w:u w:val="none"/>
         </w:rPr>
-        <w:t>which means</w:t>
+        <w:t>which means that</w:t>
       </w:r>
       <w:r>
         <w:rPr>
@@ -822,7 +822,7 @@
           <w:sz w:val="17"/>
           <w:u w:val="none"/>
         </w:rPr>
-        <w:t xml:space="preserve">TV presenters and journalists might not have been able to use slang, but content creators </w:t>
+        <w:t xml:space="preserve">… and memes are now </w:t>
       </w:r>
       <w:r>
         <w:rPr>
@@ -831,7 +831,7 @@
           <w:sz w:val="17"/>
           <w:u w:val="single"/>
         </w:rPr>
-        <w:t>can</w:t>
+        <w:t>transmitted</w:t>
       </w:r>
       <w:r>
         <w:rPr>
@@ -840,7 +840,7 @@
           <w:sz w:val="17"/>
           <w:u w:val="none"/>
         </w:rPr>
-        <w:t xml:space="preserve">.  → 제시 교정: </w:t>
+        <w:t xml:space="preserve"> at rapid pace.  → 제시 교정: </w:t>
       </w:r>
       <w:r>
         <w:rPr>
@@ -849,7 +849,7 @@
           <w:sz w:val="17"/>
           <w:u w:val="none"/>
         </w:rPr>
-        <w:t>can use it</w:t>
+        <w:t>transmitting</w:t>
       </w:r>
       <w:r>
         <w:rPr>
@@ -910,7 +910,7 @@
           <w:sz w:val="17"/>
           <w:u w:val="none"/>
         </w:rPr>
-        <w:t>소셜 미디어가 그 장벽을 완전히 무너뜨렸다.</w:t>
+        <w:t>대중에게 목소리가 들리기를 원한다면, 인쇄나 방송 매체의 엄격한 기대에 맞추며 그들의 한계 안에서 일해야 했다.</w:t>
       </w:r>
     </w:p>
     <w:p>
@@ -927,7 +927,7 @@
           <w:sz w:val="17"/>
           <w:u w:val="none"/>
         </w:rPr>
-        <w:t>social media / complete / break / barrier / barriers</w:t>
+        <w:t>to be heard / within / if / want / your voice / by the public / have to / you / you / work / their limits / conform / to / the strict expectations / beyond / either print or broadcast media / of</w:t>
       </w:r>
     </w:p>
     <w:p>
@@ -962,7 +962,7 @@
           <w:sz w:val="17"/>
           <w:u w:val="none"/>
         </w:rPr>
-        <w:t>콘텐츠 제작자들은 또한 전통 매체에서 일하는 사람들보다 더 다양한 배경 출신이다.</w:t>
+        <w:t>이는 속어가 한때 그 성장을 제한했던 경제적·사회적 장벽을 더 자연스럽게 넘을 수 있음을 뜻한다.</w:t>
       </w:r>
     </w:p>
     <w:p>
@@ -979,7 +979,7 @@
           <w:sz w:val="17"/>
           <w:u w:val="none"/>
         </w:rPr>
-        <w:t>content creators / also / come / from / a greater variety / backgrounds / than / people / work / in traditional media / various</w:t>
+        <w:t>can / mean / that / slang / more naturally / that / this / the economic and social barriers / go beyond / once / limit / what / its growth</w:t>
       </w:r>
     </w:p>
     <w:p>
@@ -1040,7 +1040,7 @@
           <w:sz w:val="17"/>
           <w:u w:val="none"/>
         </w:rPr>
-        <w:t>누구든 새로운 소통 플랫폼에서 공인이 될 수 있다.</w:t>
+        <w:t>콘텐츠 제작자들은 또한 전통 매체에서 일하는 사람들보다 더 다양한 배경 출신이다.</w:t>
       </w:r>
     </w:p>
     <w:p>
@@ -1057,7 +1057,7 @@
           <w:sz w:val="17"/>
           <w:u w:val="none"/>
         </w:rPr>
-        <w:t>anybody and everybody / can / become / a public figure / on / the new / communication / platforms</w:t>
+        <w:t>of / also / content creators / variety / come / a greater / from / backgrounds / than / work / people / in / traditional media</w:t>
       </w:r>
     </w:p>
     <w:p>
@@ -1118,7 +1118,7 @@
           <w:sz w:val="17"/>
           <w:u w:val="none"/>
         </w:rPr>
-        <w:t xml:space="preserve">work within </w:t>
+        <w:t xml:space="preserve">you had to work within </w:t>
       </w:r>
       <w:r>
         <w:rPr>
@@ -1180,7 +1180,7 @@
           <w:sz w:val="17"/>
           <w:u w:val="none"/>
         </w:rPr>
-        <w:t xml:space="preserve"> — 장벽의 내용을 우리말로: ______________________________________</w:t>
+        <w:t xml:space="preserve"> — 장벽의 내용을 우리말로: ____________________________________________</w:t>
       </w:r>
     </w:p>
     <w:p>
@@ -1299,7 +1299,7 @@
     </w:p>
     <w:p>
       <w:pPr>
-        <w:spacing w:before="0" w:after="20" w:line="360" w:lineRule="auto"/>
+        <w:spacing w:before="0" w:after="20" w:line="300" w:lineRule="auto"/>
         <w:jc w:val="both"/>
         <w:snapToGrid w:val="0"/>
       </w:pPr>
@@ -1310,7 +1310,7 @@
           <w:sz w:val="17"/>
           <w:u w:val="none"/>
         </w:rPr>
-        <w:t xml:space="preserve">Music went through a similar shift. Once, a song reached the public only if a record company </w:t>
+        <w:t xml:space="preserve">Music went through a similar shift. For most of the last century a song reached the public only if a record company </w:t>
       </w:r>
       <w:r>
         <w:rPr>
@@ -1339,7 +1339,7 @@
           <w:sz w:val="17"/>
           <w:u w:val="none"/>
         </w:rPr>
-        <w:t xml:space="preserve"> to release it and radio stations agreed to play it. Today a teenager </w:t>
+        <w:t xml:space="preserve"> to release it and radio stations agreed to play it, and both preferred safe, familiar styles. Today a teenager </w:t>
       </w:r>
       <w:r>
         <w:rPr>
@@ -1368,7 +1368,7 @@
           <w:sz w:val="17"/>
           <w:u w:val="none"/>
         </w:rPr>
-        <w:t xml:space="preserve"> in her bedroom can upload a track tonight and find listeners on the other side of the world by morning. With the gatekeepers gone, styles </w:t>
+        <w:t xml:space="preserve"> in her bedroom can upload a track tonight and find listeners on the other side of the world by morning. Because the gatekeepers are gone, styles </w:t>
       </w:r>
       <w:r>
         <w:rPr>
@@ -1397,7 +1397,7 @@
           <w:sz w:val="17"/>
           <w:u w:val="none"/>
         </w:rPr>
-        <w:t xml:space="preserve"> were once ignored now spread freely.</w:t>
+        <w:t xml:space="preserve"> were once ignored now spread freely, and listeners hear music from far more kinds of people than radio ever offered.</w:t>
       </w:r>
     </w:p>
     <w:p>
@@ -1449,7 +1449,7 @@
           <w:sz w:val="17"/>
           <w:u w:val="none"/>
         </w:rPr>
-        <w:t>Because the internet removed the old gatekeepers, slang now spreads more f____________ than before.</w:t>
+        <w:t>Because nobody is left to e____________ the old rules, slang now spreads faster and more widely than before.</w:t>
       </w:r>
     </w:p>
     <w:p>
@@ -1533,61 +1533,7 @@
           <w:sz w:val="17"/>
           <w:u w:val="none"/>
         </w:rPr>
-        <w:t>The role of ‘slang’ in popular culture has fundamentally changed because of the internet. Since the emergence of Standard English, the rule makers of language have been in charge, and their ⓐ</w:t>
-      </w:r>
-      <w:r>
-        <w:rPr>
-          <w:rFonts w:ascii="맑은 고딕" w:hAnsi="맑은 고딕" w:eastAsia="맑은 고딕"/>
-          <w:b w:val="0"/>
-          <w:sz w:val="17"/>
-          <w:u w:val="single"/>
-        </w:rPr>
-        <w:t>prescriptive</w:t>
-      </w:r>
-      <w:r>
-        <w:rPr>
-          <w:rFonts w:ascii="맑은 고딕" w:hAnsi="맑은 고딕" w:eastAsia="맑은 고딕"/>
-          <w:b w:val="0"/>
-          <w:sz w:val="17"/>
-          <w:u w:val="none"/>
-        </w:rPr>
-        <w:t xml:space="preserve"> norms about a ‘correct’ version of the English language have dominated our channels of communication. If you wanted your voice to be heard by the public, you had to work within their limits, conforming to the strict expectations of either print or broadcast media. Social media completely broke that barrier. The playing field is now level, and public access is democratized. Anybody and everybody can become a public figure on the new communicative platforms, ⓑ</w:t>
-      </w:r>
-      <w:r>
-        <w:rPr>
-          <w:rFonts w:ascii="맑은 고딕" w:hAnsi="맑은 고딕" w:eastAsia="맑은 고딕"/>
-          <w:b w:val="0"/>
-          <w:sz w:val="17"/>
-          <w:u w:val="single"/>
-        </w:rPr>
-        <w:t>meaning that</w:t>
-      </w:r>
-      <w:r>
-        <w:rPr>
-          <w:rFonts w:ascii="맑은 고딕" w:hAnsi="맑은 고딕" w:eastAsia="맑은 고딕"/>
-          <w:b w:val="0"/>
-          <w:sz w:val="17"/>
-          <w:u w:val="none"/>
-        </w:rPr>
-        <w:t xml:space="preserve"> nobody’s left to enforce the old rules. TV presenters and journalists might not have been able to use slang, but content creators can. We regularly use words like ‘function’ and ‘side-eye,’ and our influence both legitimizes these terms and gives them a large platform to spread quicker than ⓒ</w:t>
-      </w:r>
-      <w:r>
-        <w:rPr>
-          <w:rFonts w:ascii="맑은 고딕" w:hAnsi="맑은 고딕" w:eastAsia="맑은 고딕"/>
-          <w:b w:val="0"/>
-          <w:sz w:val="17"/>
-          <w:u w:val="single"/>
-        </w:rPr>
-        <w:t>they could have</w:t>
-      </w:r>
-      <w:r>
-        <w:rPr>
-          <w:rFonts w:ascii="맑은 고딕" w:hAnsi="맑은 고딕" w:eastAsia="맑은 고딕"/>
-          <w:b w:val="0"/>
-          <w:sz w:val="17"/>
-          <w:u w:val="none"/>
-        </w:rPr>
-        <w:t xml:space="preserve"> before. Content creators also come from a greater variety of backgrounds than people working in traditional media. This means that slang can more naturally go beyond the economic and social barriers that once limited its growth. The loose social networks that previously connected us geographically are simply stronger online, and memes are now transmitted at rapid pace.</w:t>
+        <w:t>The internet has completely transformed the part that slang plays in popular culture. Ever since Standard English appeared, those who set the rules of language have held power, and their norms about what counts as ‘correct’ English have ruled the ways we communicate. To reach the public with your own voice, you had to stay inside the limits they set, matching the strict demands of print or broadcast media. Then social media knocked that wall down entirely. Today the field is even, and access to the public has been opened to all. Anyone at all can become a public figure on the new platforms, which means that no one remains to police the old rules. Television hosts and reporters may have been barred from using slang, but people who create online content are not. We use terms like ‘function’ and ‘side-eye’ all the time, and our influence not only makes such terms acceptable but also hands them a huge stage from (ⓐ) [which / what] they spread faster than ever. Online creators also come from a far wider range of backgrounds than those employed by traditional media. As a result, slang can cross more easily the economic and social lines that used to hold it back. The loose social ties that once linked us by location are simply stronger online, and memes now travel at great speed.</w:t>
       </w:r>
     </w:p>
     <w:p>
@@ -1633,7 +1579,7 @@
           <w:sz w:val="17"/>
           <w:u w:val="none"/>
         </w:rPr>
-        <w:t>(a) The writer says that the rule makers of language still control public communication today.</w:t>
+        <w:t>(A) ‘function’ and ‘side-eye’ are given as examples of slang that online creators have helped to spread.</w:t>
       </w:r>
     </w:p>
     <w:p>
@@ -1656,7 +1602,7 @@
           <w:sz w:val="17"/>
           <w:u w:val="none"/>
         </w:rPr>
-        <w:t>(b) ⓑ ‘meaning that’ can be rewritten as ‘which means that’.</w:t>
+        <w:t>(B) ‘which’ is the right choice for (ⓐ), because ‘a huge stage’ is the antecedent and ‘what’ cannot follow the preposition ‘from’ here.</w:t>
       </w:r>
     </w:p>
     <w:p>
@@ -1679,7 +1625,1056 @@
           <w:sz w:val="17"/>
           <w:u w:val="none"/>
         </w:rPr>
-        <w:t>(c) In the context, ⓐ ‘prescriptive’ can be replaced by ‘flexible’.</w:t>
+        <w:t>(C) ‘Then social media knocked that wall down entirely.’ means that social media made the old media rules even stricter than before.</w:t>
+      </w:r>
+    </w:p>
+    <w:p>
+      <w:pPr>
+        <w:spacing w:before="0" w:after="60" w:line="288" w:lineRule="auto"/>
+        <w:ind w:left="40"/>
+        <w:snapToGrid w:val="0"/>
+        <w:pBdr>
+          <w:top w:val="single" w:sz="4" w:space="2" w:color="9B6BD0"/>
+          <w:left w:val="single" w:sz="4" w:space="2" w:color="9B6BD0"/>
+          <w:bottom w:val="single" w:sz="4" w:space="2" w:color="9B6BD0"/>
+          <w:right w:val="single" w:sz="4" w:space="2" w:color="9B6BD0"/>
+        </w:pBdr>
+        <w:shd w:val="clear" w:color="auto" w:fill="FAF5FF"/>
+      </w:pPr>
+      <w:r>
+        <w:rPr>
+          <w:rFonts w:ascii="맑은 고딕" w:hAnsi="맑은 고딕" w:eastAsia="맑은 고딕"/>
+          <w:b w:val="0"/>
+          <w:sz w:val="17"/>
+          <w:u w:val="none"/>
+        </w:rPr>
+        <w:t>(D) In the summary ‘Thanks to the internet, slang now spread faster and reaches a wider audience than before’, the verb ‘spread’ is correct as a present-tense form.</w:t>
+      </w:r>
+    </w:p>
+    <w:p>
+      <w:pPr>
+        <w:spacing w:before="0" w:after="20" w:line="276" w:lineRule="auto"/>
+        <w:ind w:left="80"/>
+        <w:snapToGrid w:val="0"/>
+      </w:pPr>
+      <w:r>
+        <w:rPr>
+          <w:rFonts w:ascii="맑은 고딕" w:hAnsi="맑은 고딕" w:eastAsia="맑은 고딕"/>
+          <w:b w:val="0"/>
+          <w:sz w:val="17"/>
+          <w:u w:val="none"/>
+        </w:rPr>
+        <w:t>① (A), (B)    ② (B), (C)    ③ (A), (D)    ④ (A), (B), (D)    ⑤ (C), (D)</w:t>
+      </w:r>
+    </w:p>
+    <w:p>
+      <w:pPr>
+        <w:keepNext/>
+        <w:spacing w:before="80" w:after="20" w:line="276" w:lineRule="auto"/>
+        <w:snapToGrid w:val="0"/>
+      </w:pPr>
+      <w:r>
+        <w:rPr>
+          <w:rFonts w:ascii="맑은 고딕" w:hAnsi="맑은 고딕" w:eastAsia="맑은 고딕"/>
+          <w:b/>
+          <w:sz w:val="17"/>
+          <w:u w:val="none"/>
+        </w:rPr>
+        <w:t>41-2.</w:t>
+      </w:r>
+      <w:r>
+        <w:rPr>
+          <w:rFonts w:ascii="맑은 고딕" w:hAnsi="맑은 고딕" w:eastAsia="맑은 고딕"/>
+          <w:b w:val="0"/>
+          <w:sz w:val="17"/>
+          <w:u w:val="none"/>
+        </w:rPr>
+        <w:t xml:space="preserve"> [A]와 [B]를 읽고 이해한 것으로 가장 적절하지 </w:t>
+      </w:r>
+      <w:r>
+        <w:rPr>
+          <w:rFonts w:ascii="맑은 고딕" w:hAnsi="맑은 고딕" w:eastAsia="맑은 고딕"/>
+          <w:b w:val="0"/>
+          <w:sz w:val="17"/>
+          <w:u w:val="single"/>
+        </w:rPr>
+        <w:t>않은</w:t>
+      </w:r>
+      <w:r>
+        <w:rPr>
+          <w:rFonts w:ascii="맑은 고딕" w:hAnsi="맑은 고딕" w:eastAsia="맑은 고딕"/>
+          <w:b w:val="0"/>
+          <w:sz w:val="17"/>
+          <w:u w:val="none"/>
+        </w:rPr>
+        <w:t xml:space="preserve"> 것은? [3.2점]</w:t>
+      </w:r>
+    </w:p>
+    <w:p>
+      <w:pPr>
+        <w:spacing w:before="0" w:after="60" w:line="288" w:lineRule="auto"/>
+        <w:ind w:left="40"/>
+        <w:snapToGrid w:val="0"/>
+        <w:pBdr>
+          <w:top w:val="single" w:sz="4" w:space="2" w:color="999999"/>
+          <w:left w:val="single" w:sz="4" w:space="2" w:color="999999"/>
+          <w:bottom w:val="single" w:sz="4" w:space="2" w:color="999999"/>
+          <w:right w:val="single" w:sz="4" w:space="2" w:color="999999"/>
+        </w:pBdr>
+        <w:shd w:val="clear" w:color="auto" w:fill="F6F3EA"/>
+      </w:pPr>
+      <w:r>
+        <w:rPr>
+          <w:rFonts w:ascii="맑은 고딕" w:hAnsi="맑은 고딕" w:eastAsia="맑은 고딕"/>
+          <w:b w:val="0"/>
+          <w:sz w:val="17"/>
+          <w:u w:val="none"/>
+        </w:rPr>
+        <w:t>[A] Social media completely broke that barrier. The playing field is now level, and public access is democratized. TV presenters and journalists might not have been able to use slang, but content creators can. Content creators also come from a greater variety of backgrounds than people working in traditional media. This means that slang can more naturally go beyond the economic and social barriers that once limited its growth. The loose social networks that previously connected us geographically are simply stronger online, and memes are now transmitted at rapid pace.</w:t>
+      </w:r>
+    </w:p>
+    <w:p>
+      <w:pPr>
+        <w:spacing w:before="0" w:after="60" w:line="288" w:lineRule="auto"/>
+        <w:ind w:left="40"/>
+        <w:snapToGrid w:val="0"/>
+        <w:pBdr>
+          <w:top w:val="single" w:sz="4" w:space="2" w:color="6B7FB8"/>
+          <w:left w:val="single" w:sz="4" w:space="2" w:color="6B7FB8"/>
+          <w:bottom w:val="single" w:sz="4" w:space="2" w:color="6B7FB8"/>
+          <w:right w:val="single" w:sz="4" w:space="2" w:color="6B7FB8"/>
+        </w:pBdr>
+        <w:shd w:val="clear" w:color="auto" w:fill="EEF2FF"/>
+      </w:pPr>
+      <w:r>
+        <w:rPr>
+          <w:rFonts w:ascii="맑은 고딕" w:hAnsi="맑은 고딕" w:eastAsia="맑은 고딕"/>
+          <w:b w:val="0"/>
+          <w:sz w:val="17"/>
+          <w:u w:val="none"/>
+        </w:rPr>
+        <w:t>[B] Music went through a similar shift. For most of the last century a song reached the public only if a record company chose to release it and radio stations agreed to play it, and both preferred safe, familiar styles. Today a teenager recording in her bedroom can upload a track tonight and find listeners on the other side of the world by morning. Because the gatekeepers are gone, styles that were once ignored now spread freely, and listeners hear music from far more kinds of people than radio ever offered.</w:t>
+      </w:r>
+    </w:p>
+    <w:p>
+      <w:pPr>
+        <w:spacing w:before="0" w:after="0" w:line="269" w:lineRule="auto"/>
+        <w:ind w:left="180" w:hanging="180"/>
+        <w:snapToGrid w:val="0"/>
+      </w:pPr>
+      <w:r>
+        <w:rPr>
+          <w:rFonts w:ascii="맑은 고딕" w:hAnsi="맑은 고딕" w:eastAsia="맑은 고딕"/>
+          <w:b w:val="0"/>
+          <w:sz w:val="17"/>
+          <w:u w:val="none"/>
+        </w:rPr>
+        <w:t>① Both texts describe a time when gatekeepers decided whose voice or music reached the public.</w:t>
+      </w:r>
+    </w:p>
+    <w:p>
+      <w:pPr>
+        <w:spacing w:before="0" w:after="0" w:line="269" w:lineRule="auto"/>
+        <w:ind w:left="180" w:hanging="180"/>
+        <w:snapToGrid w:val="0"/>
+      </w:pPr>
+      <w:r>
+        <w:rPr>
+          <w:rFonts w:ascii="맑은 고딕" w:hAnsi="맑은 고딕" w:eastAsia="맑은 고딕"/>
+          <w:b w:val="0"/>
+          <w:sz w:val="17"/>
+          <w:u w:val="none"/>
+        </w:rPr>
+        <w:t>② [A] says the old media rules are now enforced by content creators, while [B] says record companies still decide which songs get released.</w:t>
+      </w:r>
+    </w:p>
+    <w:p>
+      <w:pPr>
+        <w:spacing w:before="0" w:after="0" w:line="269" w:lineRule="auto"/>
+        <w:ind w:left="180" w:hanging="180"/>
+        <w:snapToGrid w:val="0"/>
+      </w:pPr>
+      <w:r>
+        <w:rPr>
+          <w:rFonts w:ascii="맑은 고딕" w:hAnsi="맑은 고딕" w:eastAsia="맑은 고딕"/>
+          <w:b w:val="0"/>
+          <w:sz w:val="17"/>
+          <w:u w:val="none"/>
+        </w:rPr>
+        <w:t>③ In both cases, removing the gatekeepers let something that was once held back spread more freely.</w:t>
+      </w:r>
+    </w:p>
+    <w:p>
+      <w:pPr>
+        <w:spacing w:before="0" w:after="0" w:line="269" w:lineRule="auto"/>
+        <w:ind w:left="180" w:hanging="180"/>
+        <w:snapToGrid w:val="0"/>
+      </w:pPr>
+      <w:r>
+        <w:rPr>
+          <w:rFonts w:ascii="맑은 고딕" w:hAnsi="맑은 고딕" w:eastAsia="맑은 고딕"/>
+          <w:b w:val="0"/>
+          <w:sz w:val="17"/>
+          <w:u w:val="none"/>
+        </w:rPr>
+        <w:t>④ [A] stresses that online creators come from more varied backgrounds, and [B] likewise notes that listeners now hear music from more kinds of people.</w:t>
+      </w:r>
+    </w:p>
+    <w:p>
+      <w:pPr>
+        <w:spacing w:before="0" w:after="0" w:line="269" w:lineRule="auto"/>
+        <w:ind w:left="180" w:hanging="180"/>
+        <w:snapToGrid w:val="0"/>
+      </w:pPr>
+      <w:r>
+        <w:rPr>
+          <w:rFonts w:ascii="맑은 고딕" w:hAnsi="맑은 고딕" w:eastAsia="맑은 고딕"/>
+          <w:b w:val="0"/>
+          <w:sz w:val="17"/>
+          <w:u w:val="none"/>
+        </w:rPr>
+        <w:t>⑤ Neither text claims that the old gatekeepers produced nothing of value.</w:t>
+      </w:r>
+    </w:p>
+    <w:p>
+      <w:pPr>
+        <w:keepNext/>
+        <w:spacing w:before="80" w:after="20" w:line="276" w:lineRule="auto"/>
+        <w:snapToGrid w:val="0"/>
+      </w:pPr>
+      <w:r>
+        <w:rPr>
+          <w:rFonts w:ascii="맑은 고딕" w:hAnsi="맑은 고딕" w:eastAsia="맑은 고딕"/>
+          <w:b/>
+          <w:sz w:val="17"/>
+          <w:u w:val="none"/>
+        </w:rPr>
+        <w:t>41-3.</w:t>
+      </w:r>
+      <w:r>
+        <w:rPr>
+          <w:rFonts w:ascii="맑은 고딕" w:hAnsi="맑은 고딕" w:eastAsia="맑은 고딕"/>
+          <w:b w:val="0"/>
+          <w:sz w:val="17"/>
+          <w:u w:val="none"/>
+        </w:rPr>
+        <w:t xml:space="preserve"> 다음 글의 빈칸에 들어갈 말로 가장 적절한 것은? [3.0점]</w:t>
+      </w:r>
+    </w:p>
+    <w:p>
+      <w:pPr>
+        <w:spacing w:before="0" w:after="60" w:line="288" w:lineRule="auto"/>
+        <w:ind w:left="40"/>
+        <w:snapToGrid w:val="0"/>
+        <w:pBdr>
+          <w:top w:val="single" w:sz="4" w:space="2" w:color="999999"/>
+          <w:left w:val="single" w:sz="4" w:space="2" w:color="999999"/>
+          <w:bottom w:val="single" w:sz="4" w:space="2" w:color="999999"/>
+          <w:right w:val="single" w:sz="4" w:space="2" w:color="999999"/>
+        </w:pBdr>
+        <w:shd w:val="clear" w:color="auto" w:fill="F6F3EA"/>
+      </w:pPr>
+      <w:r>
+        <w:rPr>
+          <w:rFonts w:ascii="맑은 고딕" w:hAnsi="맑은 고딕" w:eastAsia="맑은 고딕"/>
+          <w:b w:val="0"/>
+          <w:sz w:val="17"/>
+          <w:u w:val="none"/>
+        </w:rPr>
+        <w:t>The role of ‘slang’ in popular culture has fundamentally changed because of the internet. Since the emergence of Standard English, the rule makers of language have been in charge, and their prescriptive norms about a ‘correct’ version of the English language have dominated our channels of communication. If you wanted your voice to be heard by the public, you had to work within their limits, conforming to the strict expectations of either print or broadcast media. Social media completely broke that barrier. The playing field is now level, and public access is democratized. Anybody and everybody can become a public figure on the new communicative platforms, meaning that ________________________. TV presenters and journalists might not have been able to use slang, but content creators can. We use terms like ‘function’ and ‘side-eye’ all the time, and our influence not only makes such terms acceptable but also hands them a huge stage from which they spread faster than ever. Content creators also come from a greater variety of backgrounds than people working in traditional media. This means that slang can more naturally go beyond the economic and social barriers that once limited its growth.</w:t>
+      </w:r>
+    </w:p>
+    <w:p>
+      <w:pPr>
+        <w:spacing w:before="0" w:after="0" w:line="269" w:lineRule="auto"/>
+        <w:ind w:left="180" w:hanging="180"/>
+        <w:snapToGrid w:val="0"/>
+      </w:pPr>
+      <w:r>
+        <w:rPr>
+          <w:rFonts w:ascii="맑은 고딕" w:hAnsi="맑은 고딕" w:eastAsia="맑은 고딕"/>
+          <w:b w:val="0"/>
+          <w:sz w:val="17"/>
+          <w:u w:val="none"/>
+        </w:rPr>
+        <w:t>① no one is left to enforce the old rules of ‘correct’ English</w:t>
+      </w:r>
+    </w:p>
+    <w:p>
+      <w:pPr>
+        <w:spacing w:before="0" w:after="0" w:line="269" w:lineRule="auto"/>
+        <w:ind w:left="180" w:hanging="180"/>
+        <w:snapToGrid w:val="0"/>
+      </w:pPr>
+      <w:r>
+        <w:rPr>
+          <w:rFonts w:ascii="맑은 고딕" w:hAnsi="맑은 고딕" w:eastAsia="맑은 고딕"/>
+          <w:b w:val="0"/>
+          <w:sz w:val="17"/>
+          <w:u w:val="none"/>
+        </w:rPr>
+        <w:t>② everyone must still follow the standards of print and broadcast media</w:t>
+      </w:r>
+    </w:p>
+    <w:p>
+      <w:pPr>
+        <w:spacing w:before="0" w:after="0" w:line="269" w:lineRule="auto"/>
+        <w:ind w:left="180" w:hanging="180"/>
+        <w:snapToGrid w:val="0"/>
+      </w:pPr>
+      <w:r>
+        <w:rPr>
+          <w:rFonts w:ascii="맑은 고딕" w:hAnsi="맑은 고딕" w:eastAsia="맑은 고딕"/>
+          <w:b w:val="0"/>
+          <w:sz w:val="17"/>
+          <w:u w:val="none"/>
+        </w:rPr>
+        <w:t>③ the rule makers of language have gained even more authority</w:t>
+      </w:r>
+    </w:p>
+    <w:p>
+      <w:pPr>
+        <w:spacing w:before="0" w:after="0" w:line="269" w:lineRule="auto"/>
+        <w:ind w:left="180" w:hanging="180"/>
+        <w:snapToGrid w:val="0"/>
+      </w:pPr>
+      <w:r>
+        <w:rPr>
+          <w:rFonts w:ascii="맑은 고딕" w:hAnsi="맑은 고딕" w:eastAsia="맑은 고딕"/>
+          <w:b w:val="0"/>
+          <w:sz w:val="17"/>
+          <w:u w:val="none"/>
+        </w:rPr>
+        <w:t>④ slang has become less common than it was before social media</w:t>
+      </w:r>
+    </w:p>
+    <w:p>
+      <w:pPr>
+        <w:spacing w:before="0" w:after="0" w:line="269" w:lineRule="auto"/>
+        <w:ind w:left="180" w:hanging="180"/>
+        <w:snapToGrid w:val="0"/>
+      </w:pPr>
+      <w:r>
+        <w:rPr>
+          <w:rFonts w:ascii="맑은 고딕" w:hAnsi="맑은 고딕" w:eastAsia="맑은 고딕"/>
+          <w:b w:val="0"/>
+          <w:sz w:val="17"/>
+          <w:u w:val="none"/>
+        </w:rPr>
+        <w:t>⑤ only trained journalists can decide which words are acceptable</w:t>
+      </w:r>
+    </w:p>
+    <w:p>
+      <w:pPr>
+        <w:keepNext/>
+        <w:spacing w:before="80" w:after="20" w:line="276" w:lineRule="auto"/>
+        <w:snapToGrid w:val="0"/>
+      </w:pPr>
+      <w:r>
+        <w:rPr>
+          <w:rFonts w:ascii="맑은 고딕" w:hAnsi="맑은 고딕" w:eastAsia="맑은 고딕"/>
+          <w:b/>
+          <w:sz w:val="17"/>
+          <w:u w:val="none"/>
+        </w:rPr>
+        <w:t>41-4.</w:t>
+      </w:r>
+      <w:r>
+        <w:rPr>
+          <w:rFonts w:ascii="맑은 고딕" w:hAnsi="맑은 고딕" w:eastAsia="맑은 고딕"/>
+          <w:b w:val="0"/>
+          <w:sz w:val="17"/>
+          <w:u w:val="none"/>
+        </w:rPr>
+        <w:t xml:space="preserve"> 다음 글의 내용을 한 문장으로 요약하고자 한다. 빈칸 (A), (B)에 들어갈 말로 가장 적절한 것은? [2.9점]</w:t>
+      </w:r>
+    </w:p>
+    <w:p>
+      <w:pPr>
+        <w:spacing w:before="0" w:after="60" w:line="288" w:lineRule="auto"/>
+        <w:ind w:left="40"/>
+        <w:snapToGrid w:val="0"/>
+        <w:pBdr>
+          <w:top w:val="single" w:sz="4" w:space="2" w:color="999999"/>
+          <w:left w:val="single" w:sz="4" w:space="2" w:color="999999"/>
+          <w:bottom w:val="single" w:sz="4" w:space="2" w:color="999999"/>
+          <w:right w:val="single" w:sz="4" w:space="2" w:color="999999"/>
+        </w:pBdr>
+        <w:shd w:val="clear" w:color="auto" w:fill="F6F3EA"/>
+      </w:pPr>
+      <w:r>
+        <w:rPr>
+          <w:rFonts w:ascii="맑은 고딕" w:hAnsi="맑은 고딕" w:eastAsia="맑은 고딕"/>
+          <w:b w:val="0"/>
+          <w:sz w:val="17"/>
+          <w:u w:val="none"/>
+        </w:rPr>
+        <w:t>The internet has completely transformed the part that slang plays in popular culture. Ever since Standard English appeared, those who set the rules of language have held power, and their norms about what counts as ‘correct’ English have ruled the ways we communicate. To reach the public with your own voice, you had to stay inside the limits they set, matching the strict demands of print or broadcast media. Then social media knocked that wall down entirely. Today the field is even, and access to the public has been opened to all. Anyone at all can become a public figure on the new platforms, which means that no one remains to police the old rules. Television hosts and reporters may have been barred from using slang, but people who create online content are not. We use terms like ‘function’ and ‘side-eye’ all the time, and our influence not only makes such terms acceptable but also hands them a huge stage from which they spread faster than ever. Online creators also come from a far wider range of backgrounds than those employed by traditional media. As a result, slang can cross more easily the economic and social lines that used to hold it back. The loose social ties that once linked us by location are simply stronger online, and memes now travel at great speed.</w:t>
+      </w:r>
+    </w:p>
+    <w:p>
+      <w:pPr>
+        <w:spacing w:before="0" w:after="60" w:line="288" w:lineRule="auto"/>
+        <w:ind w:left="40"/>
+        <w:snapToGrid w:val="0"/>
+        <w:pBdr>
+          <w:top w:val="single" w:sz="4" w:space="2" w:color="C99B4E"/>
+          <w:left w:val="single" w:sz="4" w:space="2" w:color="C99B4E"/>
+          <w:bottom w:val="single" w:sz="4" w:space="2" w:color="C99B4E"/>
+          <w:right w:val="single" w:sz="4" w:space="2" w:color="C99B4E"/>
+        </w:pBdr>
+        <w:shd w:val="clear" w:color="auto" w:fill="FFF8E1"/>
+      </w:pPr>
+      <w:r>
+        <w:rPr>
+          <w:rFonts w:ascii="맑은 고딕" w:hAnsi="맑은 고딕" w:eastAsia="맑은 고딕"/>
+          <w:b w:val="0"/>
+          <w:sz w:val="17"/>
+          <w:u w:val="none"/>
+        </w:rPr>
+        <w:t>Because the internet removed the (A) ________ who once controlled public communication, slang now spreads more (B) ________ and across more social boundaries than before.</w:t>
+      </w:r>
+    </w:p>
+    <w:p>
+      <w:pPr>
+        <w:spacing w:before="0" w:after="0" w:line="269" w:lineRule="auto"/>
+        <w:ind w:left="180" w:hanging="180"/>
+        <w:snapToGrid w:val="0"/>
+      </w:pPr>
+      <w:r>
+        <w:rPr>
+          <w:rFonts w:ascii="맑은 고딕" w:hAnsi="맑은 고딕" w:eastAsia="맑은 고딕"/>
+          <w:b w:val="0"/>
+          <w:sz w:val="17"/>
+          <w:u w:val="none"/>
+        </w:rPr>
+        <w:t>① (A) creators  (B) slowly</w:t>
+      </w:r>
+    </w:p>
+    <w:p>
+      <w:pPr>
+        <w:spacing w:before="0" w:after="0" w:line="269" w:lineRule="auto"/>
+        <w:ind w:left="180" w:hanging="180"/>
+        <w:snapToGrid w:val="0"/>
+      </w:pPr>
+      <w:r>
+        <w:rPr>
+          <w:rFonts w:ascii="맑은 고딕" w:hAnsi="맑은 고딕" w:eastAsia="맑은 고딕"/>
+          <w:b w:val="0"/>
+          <w:sz w:val="17"/>
+          <w:u w:val="none"/>
+        </w:rPr>
+        <w:t>② (A) gatekeepers  (B) carefully</w:t>
+      </w:r>
+    </w:p>
+    <w:p>
+      <w:pPr>
+        <w:spacing w:before="0" w:after="0" w:line="269" w:lineRule="auto"/>
+        <w:ind w:left="180" w:hanging="180"/>
+        <w:snapToGrid w:val="0"/>
+      </w:pPr>
+      <w:r>
+        <w:rPr>
+          <w:rFonts w:ascii="맑은 고딕" w:hAnsi="맑은 고딕" w:eastAsia="맑은 고딕"/>
+          <w:b w:val="0"/>
+          <w:sz w:val="17"/>
+          <w:u w:val="none"/>
+        </w:rPr>
+        <w:t>③ (A) audiences  (B) freely</w:t>
+      </w:r>
+    </w:p>
+    <w:p>
+      <w:pPr>
+        <w:spacing w:before="0" w:after="0" w:line="269" w:lineRule="auto"/>
+        <w:ind w:left="180" w:hanging="180"/>
+        <w:snapToGrid w:val="0"/>
+      </w:pPr>
+      <w:r>
+        <w:rPr>
+          <w:rFonts w:ascii="맑은 고딕" w:hAnsi="맑은 고딕" w:eastAsia="맑은 고딕"/>
+          <w:b w:val="0"/>
+          <w:sz w:val="17"/>
+          <w:u w:val="none"/>
+        </w:rPr>
+        <w:t>④ (A) gatekeepers  (B) freely</w:t>
+      </w:r>
+    </w:p>
+    <w:p>
+      <w:pPr>
+        <w:spacing w:before="0" w:after="0" w:line="269" w:lineRule="auto"/>
+        <w:ind w:left="180" w:hanging="180"/>
+        <w:snapToGrid w:val="0"/>
+      </w:pPr>
+      <w:r>
+        <w:rPr>
+          <w:rFonts w:ascii="맑은 고딕" w:hAnsi="맑은 고딕" w:eastAsia="맑은 고딕"/>
+          <w:b w:val="0"/>
+          <w:sz w:val="17"/>
+          <w:u w:val="none"/>
+        </w:rPr>
+        <w:t>⑤ (A) gatekeepers  (B) formally</w:t>
+      </w:r>
+    </w:p>
+    <w:p>
+      <w:pPr>
+        <w:keepNext/>
+        <w:spacing w:before="80" w:after="20" w:line="276" w:lineRule="auto"/>
+        <w:snapToGrid w:val="0"/>
+      </w:pPr>
+      <w:r>
+        <w:rPr>
+          <w:rFonts w:ascii="맑은 고딕" w:hAnsi="맑은 고딕" w:eastAsia="맑은 고딕"/>
+          <w:b/>
+          <w:sz w:val="17"/>
+          <w:u w:val="none"/>
+        </w:rPr>
+        <w:t>41-5.</w:t>
+      </w:r>
+      <w:r>
+        <w:rPr>
+          <w:rFonts w:ascii="맑은 고딕" w:hAnsi="맑은 고딕" w:eastAsia="맑은 고딕"/>
+          <w:b w:val="0"/>
+          <w:sz w:val="17"/>
+          <w:u w:val="none"/>
+        </w:rPr>
+        <w:t xml:space="preserve"> According to the passage, which of the following is </w:t>
+      </w:r>
+      <w:r>
+        <w:rPr>
+          <w:rFonts w:ascii="맑은 고딕" w:hAnsi="맑은 고딕" w:eastAsia="맑은 고딕"/>
+          <w:b w:val="0"/>
+          <w:sz w:val="17"/>
+          <w:u w:val="single"/>
+        </w:rPr>
+        <w:t>NOT</w:t>
+      </w:r>
+      <w:r>
+        <w:rPr>
+          <w:rFonts w:ascii="맑은 고딕" w:hAnsi="맑은 고딕" w:eastAsia="맑은 고딕"/>
+          <w:b w:val="0"/>
+          <w:sz w:val="17"/>
+          <w:u w:val="none"/>
+        </w:rPr>
+        <w:t xml:space="preserve"> true? [2.8점]</w:t>
+      </w:r>
+    </w:p>
+    <w:p>
+      <w:pPr>
+        <w:spacing w:before="0" w:after="60" w:line="288" w:lineRule="auto"/>
+        <w:ind w:left="40"/>
+        <w:snapToGrid w:val="0"/>
+        <w:pBdr>
+          <w:top w:val="single" w:sz="4" w:space="2" w:color="999999"/>
+          <w:left w:val="single" w:sz="4" w:space="2" w:color="999999"/>
+          <w:bottom w:val="single" w:sz="4" w:space="2" w:color="999999"/>
+          <w:right w:val="single" w:sz="4" w:space="2" w:color="999999"/>
+        </w:pBdr>
+        <w:shd w:val="clear" w:color="auto" w:fill="F6F3EA"/>
+      </w:pPr>
+      <w:r>
+        <w:rPr>
+          <w:rFonts w:ascii="맑은 고딕" w:hAnsi="맑은 고딕" w:eastAsia="맑은 고딕"/>
+          <w:b w:val="0"/>
+          <w:sz w:val="17"/>
+          <w:u w:val="none"/>
+        </w:rPr>
+        <w:t>The internet has completely transformed the part that slang plays in popular culture. Ever since Standard English appeared, those who set the rules of language have held power, and their norms about what counts as ‘correct’ English have ruled the ways we communicate. To reach the public with your own voice, you had to stay inside the limits they set, matching the strict demands of print or broadcast media. Then social media knocked that wall down entirely. Today the field is even, and access to the public has been opened to all. Anyone at all can become a public figure on the new platforms, which means that no one remains to police the old rules. Television hosts and reporters may have been barred from using slang, but people who create online content are not. We use terms like ‘function’ and ‘side-eye’ all the time, and our influence not only makes such terms acceptable but also hands them a huge stage from which they spread faster than ever. Online creators also come from a far wider range of backgrounds than those employed by traditional media. As a result, slang can cross more easily the economic and social lines that used to hold it back. The loose social ties that once linked us by location are simply stronger online, and memes now travel at great speed.</w:t>
+      </w:r>
+    </w:p>
+    <w:p>
+      <w:pPr>
+        <w:spacing w:before="0" w:after="0" w:line="269" w:lineRule="auto"/>
+        <w:ind w:left="180" w:hanging="180"/>
+        <w:snapToGrid w:val="0"/>
+      </w:pPr>
+      <w:r>
+        <w:rPr>
+          <w:rFonts w:ascii="맑은 고딕" w:hAnsi="맑은 고딕" w:eastAsia="맑은 고딕"/>
+          <w:b w:val="0"/>
+          <w:sz w:val="17"/>
+          <w:u w:val="none"/>
+        </w:rPr>
+        <w:t>① The arrival of Standard English put the rule makers of language in a position of power.</w:t>
+      </w:r>
+    </w:p>
+    <w:p>
+      <w:pPr>
+        <w:spacing w:before="0" w:after="0" w:line="269" w:lineRule="auto"/>
+        <w:ind w:left="180" w:hanging="180"/>
+        <w:snapToGrid w:val="0"/>
+      </w:pPr>
+      <w:r>
+        <w:rPr>
+          <w:rFonts w:ascii="맑은 고딕" w:hAnsi="맑은 고딕" w:eastAsia="맑은 고딕"/>
+          <w:b w:val="0"/>
+          <w:sz w:val="17"/>
+          <w:u w:val="none"/>
+        </w:rPr>
+        <w:t>② Social media removed the barrier that once limited who could reach the public.</w:t>
+      </w:r>
+    </w:p>
+    <w:p>
+      <w:pPr>
+        <w:spacing w:before="0" w:after="0" w:line="269" w:lineRule="auto"/>
+        <w:ind w:left="180" w:hanging="180"/>
+        <w:snapToGrid w:val="0"/>
+      </w:pPr>
+      <w:r>
+        <w:rPr>
+          <w:rFonts w:ascii="맑은 고딕" w:hAnsi="맑은 고딕" w:eastAsia="맑은 고딕"/>
+          <w:b w:val="0"/>
+          <w:sz w:val="17"/>
+          <w:u w:val="none"/>
+        </w:rPr>
+        <w:t>③ TV presenters and journalists are described as the main source of today’s new slang.</w:t>
+      </w:r>
+    </w:p>
+    <w:p>
+      <w:pPr>
+        <w:spacing w:before="0" w:after="0" w:line="269" w:lineRule="auto"/>
+        <w:ind w:left="180" w:hanging="180"/>
+        <w:snapToGrid w:val="0"/>
+      </w:pPr>
+      <w:r>
+        <w:rPr>
+          <w:rFonts w:ascii="맑은 고딕" w:hAnsi="맑은 고딕" w:eastAsia="맑은 고딕"/>
+          <w:b w:val="0"/>
+          <w:sz w:val="17"/>
+          <w:u w:val="none"/>
+        </w:rPr>
+        <w:t>④ Online creators come from a wider range of backgrounds than people in traditional media.</w:t>
+      </w:r>
+    </w:p>
+    <w:p>
+      <w:pPr>
+        <w:spacing w:before="0" w:after="0" w:line="269" w:lineRule="auto"/>
+        <w:ind w:left="180" w:hanging="180"/>
+        <w:snapToGrid w:val="0"/>
+      </w:pPr>
+      <w:r>
+        <w:rPr>
+          <w:rFonts w:ascii="맑은 고딕" w:hAnsi="맑은 고딕" w:eastAsia="맑은 고딕"/>
+          <w:b w:val="0"/>
+          <w:sz w:val="17"/>
+          <w:u w:val="none"/>
+        </w:rPr>
+        <w:t>⑤ Social connections that were once local have become stronger online.</w:t>
+      </w:r>
+    </w:p>
+    <w:p>
+      <w:pPr>
+        <w:keepNext/>
+        <w:spacing w:before="80" w:after="20" w:line="276" w:lineRule="auto"/>
+        <w:snapToGrid w:val="0"/>
+      </w:pPr>
+      <w:r>
+        <w:rPr>
+          <w:rFonts w:ascii="맑은 고딕" w:hAnsi="맑은 고딕" w:eastAsia="맑은 고딕"/>
+          <w:b/>
+          <w:sz w:val="17"/>
+          <w:u w:val="none"/>
+        </w:rPr>
+        <w:t>41-6.</w:t>
+      </w:r>
+      <w:r>
+        <w:rPr>
+          <w:rFonts w:ascii="맑은 고딕" w:hAnsi="맑은 고딕" w:eastAsia="맑은 고딕"/>
+          <w:b w:val="0"/>
+          <w:sz w:val="17"/>
+          <w:u w:val="none"/>
+        </w:rPr>
+        <w:t xml:space="preserve"> What is the main idea of the passage? [2.7점]</w:t>
+      </w:r>
+    </w:p>
+    <w:p>
+      <w:pPr>
+        <w:spacing w:before="0" w:after="60" w:line="288" w:lineRule="auto"/>
+        <w:ind w:left="40"/>
+        <w:snapToGrid w:val="0"/>
+        <w:pBdr>
+          <w:top w:val="single" w:sz="4" w:space="2" w:color="999999"/>
+          <w:left w:val="single" w:sz="4" w:space="2" w:color="999999"/>
+          <w:bottom w:val="single" w:sz="4" w:space="2" w:color="999999"/>
+          <w:right w:val="single" w:sz="4" w:space="2" w:color="999999"/>
+        </w:pBdr>
+        <w:shd w:val="clear" w:color="auto" w:fill="F6F3EA"/>
+      </w:pPr>
+      <w:r>
+        <w:rPr>
+          <w:rFonts w:ascii="맑은 고딕" w:hAnsi="맑은 고딕" w:eastAsia="맑은 고딕"/>
+          <w:b w:val="0"/>
+          <w:sz w:val="17"/>
+          <w:u w:val="none"/>
+        </w:rPr>
+        <w:t>The internet has completely transformed the part that slang plays in popular culture. Ever since Standard English appeared, those who set the rules of language have held power, and their norms about what counts as ‘correct’ English have ruled the ways we communicate. To reach the public with your own voice, you had to stay inside the limits they set, matching the strict demands of print or broadcast media. Then social media knocked that wall down entirely. Today the field is even, and access to the public has been opened to all. Anyone at all can become a public figure on the new platforms, which means that no one remains to police the old rules. Television hosts and reporters may have been barred from using slang, but people who create online content are not. We use terms like ‘function’ and ‘side-eye’ all the time, and our influence not only makes such terms acceptable but also hands them a huge stage from which they spread faster than ever. Online creators also come from a far wider range of backgrounds than those employed by traditional media. As a result, slang can cross more easily the economic and social lines that used to hold it back. The loose social ties that once linked us by location are simply stronger online, and memes now travel at great speed.</w:t>
+      </w:r>
+    </w:p>
+    <w:p>
+      <w:pPr>
+        <w:spacing w:before="0" w:after="0" w:line="269" w:lineRule="auto"/>
+        <w:ind w:left="180" w:hanging="180"/>
+        <w:snapToGrid w:val="0"/>
+      </w:pPr>
+      <w:r>
+        <w:rPr>
+          <w:rFonts w:ascii="맑은 고딕" w:hAnsi="맑은 고딕" w:eastAsia="맑은 고딕"/>
+          <w:b w:val="0"/>
+          <w:sz w:val="17"/>
+          <w:u w:val="none"/>
+        </w:rPr>
+        <w:t>① Standard English should be protected from the influence of online slang.</w:t>
+      </w:r>
+    </w:p>
+    <w:p>
+      <w:pPr>
+        <w:spacing w:before="0" w:after="0" w:line="269" w:lineRule="auto"/>
+        <w:ind w:left="180" w:hanging="180"/>
+        <w:snapToGrid w:val="0"/>
+      </w:pPr>
+      <w:r>
+        <w:rPr>
+          <w:rFonts w:ascii="맑은 고딕" w:hAnsi="맑은 고딕" w:eastAsia="맑은 고딕"/>
+          <w:b w:val="0"/>
+          <w:sz w:val="17"/>
+          <w:u w:val="none"/>
+        </w:rPr>
+        <w:t>② The internet has freed slang from the control of traditional gatekeepers, letting it spread faster and wider.</w:t>
+      </w:r>
+    </w:p>
+    <w:p>
+      <w:pPr>
+        <w:spacing w:before="0" w:after="0" w:line="269" w:lineRule="auto"/>
+        <w:ind w:left="180" w:hanging="180"/>
+        <w:snapToGrid w:val="0"/>
+      </w:pPr>
+      <w:r>
+        <w:rPr>
+          <w:rFonts w:ascii="맑은 고딕" w:hAnsi="맑은 고딕" w:eastAsia="맑은 고딕"/>
+          <w:b w:val="0"/>
+          <w:sz w:val="17"/>
+          <w:u w:val="none"/>
+        </w:rPr>
+        <w:t>③ Content creators should be held to the same language standards as journalists.</w:t>
+      </w:r>
+    </w:p>
+    <w:p>
+      <w:pPr>
+        <w:spacing w:before="0" w:after="0" w:line="269" w:lineRule="auto"/>
+        <w:ind w:left="180" w:hanging="180"/>
+        <w:snapToGrid w:val="0"/>
+      </w:pPr>
+      <w:r>
+        <w:rPr>
+          <w:rFonts w:ascii="맑은 고딕" w:hAnsi="맑은 고딕" w:eastAsia="맑은 고딕"/>
+          <w:b w:val="0"/>
+          <w:sz w:val="17"/>
+          <w:u w:val="none"/>
+        </w:rPr>
+        <w:t>④ Memes are the most important form of communication among young people.</w:t>
+      </w:r>
+    </w:p>
+    <w:p>
+      <w:pPr>
+        <w:spacing w:before="0" w:after="0" w:line="269" w:lineRule="auto"/>
+        <w:ind w:left="180" w:hanging="180"/>
+        <w:snapToGrid w:val="0"/>
+      </w:pPr>
+      <w:r>
+        <w:rPr>
+          <w:rFonts w:ascii="맑은 고딕" w:hAnsi="맑은 고딕" w:eastAsia="맑은 고딕"/>
+          <w:b w:val="0"/>
+          <w:sz w:val="17"/>
+          <w:u w:val="none"/>
+        </w:rPr>
+        <w:t>⑤ Slang words like ‘function’ and ‘side-eye’ will soon appear in dictionaries.</w:t>
+      </w:r>
+    </w:p>
+    <w:p>
+      <w:pPr>
+        <w:keepNext/>
+        <w:spacing w:before="80" w:after="20" w:line="276" w:lineRule="auto"/>
+        <w:snapToGrid w:val="0"/>
+      </w:pPr>
+      <w:r>
+        <w:rPr>
+          <w:rFonts w:ascii="맑은 고딕" w:hAnsi="맑은 고딕" w:eastAsia="맑은 고딕"/>
+          <w:b/>
+          <w:sz w:val="17"/>
+          <w:u w:val="none"/>
+        </w:rPr>
+        <w:t>41-7.</w:t>
+      </w:r>
+      <w:r>
+        <w:rPr>
+          <w:rFonts w:ascii="맑은 고딕" w:hAnsi="맑은 고딕" w:eastAsia="맑은 고딕"/>
+          <w:b w:val="0"/>
+          <w:sz w:val="17"/>
+          <w:u w:val="none"/>
+        </w:rPr>
+        <w:t xml:space="preserve"> 다음 글의 밑줄 친 부분 중, 문맥상 낱말의 쓰임이 적절하지 </w:t>
+      </w:r>
+      <w:r>
+        <w:rPr>
+          <w:rFonts w:ascii="맑은 고딕" w:hAnsi="맑은 고딕" w:eastAsia="맑은 고딕"/>
+          <w:b w:val="0"/>
+          <w:sz w:val="17"/>
+          <w:u w:val="single"/>
+        </w:rPr>
+        <w:t>않은</w:t>
+      </w:r>
+      <w:r>
+        <w:rPr>
+          <w:rFonts w:ascii="맑은 고딕" w:hAnsi="맑은 고딕" w:eastAsia="맑은 고딕"/>
+          <w:b w:val="0"/>
+          <w:sz w:val="17"/>
+          <w:u w:val="none"/>
+        </w:rPr>
+        <w:t xml:space="preserve"> 것은? [3.0점]</w:t>
+      </w:r>
+    </w:p>
+    <w:p>
+      <w:pPr>
+        <w:spacing w:before="0" w:after="60" w:line="288" w:lineRule="auto"/>
+        <w:ind w:left="40"/>
+        <w:snapToGrid w:val="0"/>
+        <w:pBdr>
+          <w:top w:val="single" w:sz="4" w:space="2" w:color="999999"/>
+          <w:left w:val="single" w:sz="4" w:space="2" w:color="999999"/>
+          <w:bottom w:val="single" w:sz="4" w:space="2" w:color="999999"/>
+          <w:right w:val="single" w:sz="4" w:space="2" w:color="999999"/>
+        </w:pBdr>
+        <w:shd w:val="clear" w:color="auto" w:fill="F6F3EA"/>
+      </w:pPr>
+      <w:r>
+        <w:rPr>
+          <w:rFonts w:ascii="맑은 고딕" w:hAnsi="맑은 고딕" w:eastAsia="맑은 고딕"/>
+          <w:b w:val="0"/>
+          <w:sz w:val="17"/>
+          <w:u w:val="none"/>
+        </w:rPr>
+        <w:t>The role of ‘slang’ in popular culture has fundamentally changed because of the internet. Since the emergence of Standard English, the rule makers of language have been in charge, and their ①</w:t>
+      </w:r>
+      <w:r>
+        <w:rPr>
+          <w:rFonts w:ascii="맑은 고딕" w:hAnsi="맑은 고딕" w:eastAsia="맑은 고딕"/>
+          <w:b w:val="0"/>
+          <w:sz w:val="17"/>
+          <w:u w:val="single"/>
+        </w:rPr>
+        <w:t>prescriptive</w:t>
+      </w:r>
+      <w:r>
+        <w:rPr>
+          <w:rFonts w:ascii="맑은 고딕" w:hAnsi="맑은 고딕" w:eastAsia="맑은 고딕"/>
+          <w:b w:val="0"/>
+          <w:sz w:val="17"/>
+          <w:u w:val="none"/>
+        </w:rPr>
+        <w:t xml:space="preserve"> norms about a ‘correct’ version of the English language have dominated our channels of communication. If you wanted your voice to be heard by the public, you had to work within their limits, conforming to the ②</w:t>
+      </w:r>
+      <w:r>
+        <w:rPr>
+          <w:rFonts w:ascii="맑은 고딕" w:hAnsi="맑은 고딕" w:eastAsia="맑은 고딕"/>
+          <w:b w:val="0"/>
+          <w:sz w:val="17"/>
+          <w:u w:val="single"/>
+        </w:rPr>
+        <w:t>strict</w:t>
+      </w:r>
+      <w:r>
+        <w:rPr>
+          <w:rFonts w:ascii="맑은 고딕" w:hAnsi="맑은 고딕" w:eastAsia="맑은 고딕"/>
+          <w:b w:val="0"/>
+          <w:sz w:val="17"/>
+          <w:u w:val="none"/>
+        </w:rPr>
+        <w:t xml:space="preserve"> expectations of either print or broadcast media. Social media completely broke that barrier. The playing field is now ③</w:t>
+      </w:r>
+      <w:r>
+        <w:rPr>
+          <w:rFonts w:ascii="맑은 고딕" w:hAnsi="맑은 고딕" w:eastAsia="맑은 고딕"/>
+          <w:b w:val="0"/>
+          <w:sz w:val="17"/>
+          <w:u w:val="single"/>
+        </w:rPr>
+        <w:t>level</w:t>
+      </w:r>
+      <w:r>
+        <w:rPr>
+          <w:rFonts w:ascii="맑은 고딕" w:hAnsi="맑은 고딕" w:eastAsia="맑은 고딕"/>
+          <w:b w:val="0"/>
+          <w:sz w:val="17"/>
+          <w:u w:val="none"/>
+        </w:rPr>
+        <w:t>, and public access is democratized. Anyone at all can become a public figure on the new platforms, which means that no one remains to police the old rules. TV presenters and journalists might not have been able to use slang, but content creators can. We use terms like ‘function’ and ‘side-eye’ all the time, and our influence not only makes such terms acceptable but also hands them a huge stage from which they spread faster than ever. Content creators also come from a greater variety of backgrounds than people working in traditional media. This means that slang can more ④</w:t>
+      </w:r>
+      <w:r>
+        <w:rPr>
+          <w:rFonts w:ascii="맑은 고딕" w:hAnsi="맑은 고딕" w:eastAsia="맑은 고딕"/>
+          <w:b w:val="0"/>
+          <w:sz w:val="17"/>
+          <w:u w:val="single"/>
+        </w:rPr>
+        <w:t>naturally</w:t>
+      </w:r>
+      <w:r>
+        <w:rPr>
+          <w:rFonts w:ascii="맑은 고딕" w:hAnsi="맑은 고딕" w:eastAsia="맑은 고딕"/>
+          <w:b w:val="0"/>
+          <w:sz w:val="17"/>
+          <w:u w:val="none"/>
+        </w:rPr>
+        <w:t xml:space="preserve"> go beyond the economic and social barriers that once limited its growth. The loose social networks that previously connected us geographically are simply ⑤</w:t>
+      </w:r>
+      <w:r>
+        <w:rPr>
+          <w:rFonts w:ascii="맑은 고딕" w:hAnsi="맑은 고딕" w:eastAsia="맑은 고딕"/>
+          <w:b w:val="0"/>
+          <w:sz w:val="17"/>
+          <w:u w:val="single"/>
+        </w:rPr>
+        <w:t>weaker</w:t>
+      </w:r>
+      <w:r>
+        <w:rPr>
+          <w:rFonts w:ascii="맑은 고딕" w:hAnsi="맑은 고딕" w:eastAsia="맑은 고딕"/>
+          <w:b w:val="0"/>
+          <w:sz w:val="17"/>
+          <w:u w:val="none"/>
+        </w:rPr>
+        <w:t xml:space="preserve"> online, and memes are now transmitted at rapid pace.</w:t>
+      </w:r>
+    </w:p>
+    <w:p>
+      <w:pPr>
+        <w:spacing w:before="0" w:after="20" w:line="276" w:lineRule="auto"/>
+        <w:ind w:left="80"/>
+        <w:snapToGrid w:val="0"/>
+      </w:pPr>
+      <w:r>
+        <w:rPr>
+          <w:rFonts w:ascii="맑은 고딕" w:hAnsi="맑은 고딕" w:eastAsia="맑은 고딕"/>
+          <w:b w:val="0"/>
+          <w:sz w:val="17"/>
+          <w:u w:val="none"/>
+        </w:rPr>
+        <w:t>① ①    ② ②    ③ ③    ④ ④    ⑤ ⑤</w:t>
+      </w:r>
+    </w:p>
+    <w:p>
+      <w:pPr>
+        <w:keepNext/>
+        <w:spacing w:before="80" w:after="40" w:line="276" w:lineRule="auto"/>
+        <w:snapToGrid w:val="0"/>
+        <w:shd w:val="clear" w:color="auto" w:fill="8A3A12"/>
+      </w:pPr>
+      <w:r>
+        <w:rPr>
+          <w:rFonts w:ascii="맑은 고딕" w:hAnsi="맑은 고딕" w:eastAsia="맑은 고딕"/>
+          <w:b/>
+          <w:color w:val="FFFFFF"/>
+          <w:sz w:val="17"/>
+          <w:u w:val="none"/>
+        </w:rPr>
+        <w:t>서답형  41-서1 ~ 41-서2</w:t>
+      </w:r>
+    </w:p>
+    <w:p>
+      <w:pPr>
+        <w:keepNext/>
+        <w:spacing w:before="80" w:after="20" w:line="276" w:lineRule="auto"/>
+        <w:snapToGrid w:val="0"/>
+      </w:pPr>
+      <w:r>
+        <w:rPr>
+          <w:rFonts w:ascii="맑은 고딕" w:hAnsi="맑은 고딕" w:eastAsia="맑은 고딕"/>
+          <w:b/>
+          <w:sz w:val="17"/>
+          <w:u w:val="none"/>
+        </w:rPr>
+        <w:t>41-서1.</w:t>
+      </w:r>
+      <w:r>
+        <w:rPr>
+          <w:rFonts w:ascii="맑은 고딕" w:hAnsi="맑은 고딕" w:eastAsia="맑은 고딕"/>
+          <w:b w:val="0"/>
+          <w:sz w:val="17"/>
+          <w:u w:val="none"/>
+        </w:rPr>
+        <w:t xml:space="preserve"> 다음 글의 밑줄 친 부분과 같은 뜻이 되도록 &lt;보기&gt;의 표현을 모두 사용하여 &lt;조건&gt;에 맞게 영작하시오. [3점] [3.0점]</w:t>
+      </w:r>
+    </w:p>
+    <w:p>
+      <w:pPr>
+        <w:spacing w:before="0" w:after="60" w:line="288" w:lineRule="auto"/>
+        <w:ind w:left="40"/>
+        <w:snapToGrid w:val="0"/>
+        <w:pBdr>
+          <w:top w:val="single" w:sz="4" w:space="2" w:color="999999"/>
+          <w:left w:val="single" w:sz="4" w:space="2" w:color="999999"/>
+          <w:bottom w:val="single" w:sz="4" w:space="2" w:color="999999"/>
+          <w:right w:val="single" w:sz="4" w:space="2" w:color="999999"/>
+        </w:pBdr>
+        <w:shd w:val="clear" w:color="auto" w:fill="F6F3EA"/>
+      </w:pPr>
+      <w:r>
+        <w:rPr>
+          <w:rFonts w:ascii="맑은 고딕" w:hAnsi="맑은 고딕" w:eastAsia="맑은 고딕"/>
+          <w:b w:val="0"/>
+          <w:sz w:val="17"/>
+          <w:u w:val="none"/>
+        </w:rPr>
+        <w:t xml:space="preserve">TV presenters and journalists might not have been able to use slang, but content creators can. We regularly use words like ‘function’ and ‘side-eye,’ and </w:t>
+      </w:r>
+      <w:r>
+        <w:rPr>
+          <w:rFonts w:ascii="맑은 고딕" w:hAnsi="맑은 고딕" w:eastAsia="맑은 고딕"/>
+          <w:b w:val="0"/>
+          <w:sz w:val="17"/>
+          <w:u w:val="single"/>
+        </w:rPr>
+        <w:t>our influence both legitimizes these terms and gives them a large platform to spread quicker than they could have before</w:t>
+      </w:r>
+      <w:r>
+        <w:rPr>
+          <w:rFonts w:ascii="맑은 고딕" w:hAnsi="맑은 고딕" w:eastAsia="맑은 고딕"/>
+          <w:b w:val="0"/>
+          <w:sz w:val="17"/>
+          <w:u w:val="none"/>
+        </w:rPr>
+        <w:t>.</w:t>
+      </w:r>
+    </w:p>
+    <w:p>
+      <w:pPr>
+        <w:spacing w:before="0" w:after="60" w:line="288" w:lineRule="auto"/>
+        <w:ind w:left="40"/>
+        <w:snapToGrid w:val="0"/>
+        <w:pBdr>
+          <w:top w:val="single" w:sz="4" w:space="2" w:color="9B6BD0"/>
+          <w:left w:val="single" w:sz="4" w:space="2" w:color="9B6BD0"/>
+          <w:bottom w:val="single" w:sz="4" w:space="2" w:color="9B6BD0"/>
+          <w:right w:val="single" w:sz="4" w:space="2" w:color="9B6BD0"/>
+        </w:pBdr>
+        <w:shd w:val="clear" w:color="auto" w:fill="FAF5FF"/>
+      </w:pPr>
+      <w:r>
+        <w:rPr>
+          <w:rFonts w:ascii="맑은 고딕" w:hAnsi="맑은 고딕" w:eastAsia="맑은 고딕"/>
+          <w:b/>
+          <w:sz w:val="17"/>
+          <w:u w:val="none"/>
+        </w:rPr>
+        <w:t>&lt;보 기&gt;</w:t>
+      </w:r>
+      <w:r>
+        <w:rPr>
+          <w:rFonts w:ascii="맑은 고딕" w:hAnsi="맑은 고딕" w:eastAsia="맑은 고딕"/>
+          <w:b w:val="0"/>
+          <w:sz w:val="17"/>
+          <w:u w:val="none"/>
+        </w:rPr>
+        <w:t xml:space="preserve"> not only / does / our influence / legitimize / these terms / but / it / also / gives / them / a large platform / to spread / quicker / than / they / could have / before</w:t>
       </w:r>
     </w:p>
     <w:p>
@@ -1698,11 +2693,103 @@
       <w:r>
         <w:rPr>
           <w:rFonts w:ascii="맑은 고딕" w:hAnsi="맑은 고딕" w:eastAsia="맑은 고딕"/>
+          <w:b/>
+          <w:sz w:val="17"/>
+          <w:u w:val="none"/>
+        </w:rPr>
+        <w:t>&lt;조 건&gt;</w:t>
+      </w:r>
+    </w:p>
+    <w:p>
+      <w:pPr>
+        <w:spacing w:before="0" w:after="0" w:line="288" w:lineRule="auto"/>
+        <w:ind w:left="40"/>
+        <w:snapToGrid w:val="0"/>
+        <w:pBdr>
+          <w:top w:val="single" w:sz="4" w:space="2" w:color="9B6BD0"/>
+          <w:left w:val="single" w:sz="4" w:space="2" w:color="9B6BD0"/>
+          <w:bottom w:val="single" w:sz="4" w:space="2" w:color="9B6BD0"/>
+          <w:right w:val="single" w:sz="4" w:space="2" w:color="9B6BD0"/>
+        </w:pBdr>
+        <w:shd w:val="clear" w:color="auto" w:fill="FAF5FF"/>
+      </w:pPr>
+      <w:r>
+        <w:rPr>
+          <w:rFonts w:ascii="맑은 고딕" w:hAnsi="맑은 고딕" w:eastAsia="맑은 고딕"/>
           <w:b w:val="0"/>
           <w:sz w:val="17"/>
           <w:u w:val="none"/>
         </w:rPr>
-        <w:t>(d) Content creators come from more varied backgrounds than people in traditional media.</w:t>
+        <w:t>1. Use ALL the expressions in the box, each only once.</w:t>
+      </w:r>
+    </w:p>
+    <w:p>
+      <w:pPr>
+        <w:spacing w:before="0" w:after="0" w:line="288" w:lineRule="auto"/>
+        <w:ind w:left="40"/>
+        <w:snapToGrid w:val="0"/>
+        <w:pBdr>
+          <w:top w:val="single" w:sz="4" w:space="2" w:color="9B6BD0"/>
+          <w:left w:val="single" w:sz="4" w:space="2" w:color="9B6BD0"/>
+          <w:bottom w:val="single" w:sz="4" w:space="2" w:color="9B6BD0"/>
+          <w:right w:val="single" w:sz="4" w:space="2" w:color="9B6BD0"/>
+        </w:pBdr>
+        <w:shd w:val="clear" w:color="auto" w:fill="FAF5FF"/>
+      </w:pPr>
+      <w:r>
+        <w:rPr>
+          <w:rFonts w:ascii="맑은 고딕" w:hAnsi="맑은 고딕" w:eastAsia="맑은 고딕"/>
+          <w:b w:val="0"/>
+          <w:sz w:val="17"/>
+          <w:u w:val="none"/>
+        </w:rPr>
+        <w:t>2. Do NOT change the form of any word, and do NOT add any other words.</w:t>
+      </w:r>
+    </w:p>
+    <w:p>
+      <w:pPr>
+        <w:spacing w:before="0" w:after="0" w:line="288" w:lineRule="auto"/>
+        <w:ind w:left="40"/>
+        <w:snapToGrid w:val="0"/>
+        <w:pBdr>
+          <w:top w:val="single" w:sz="4" w:space="2" w:color="9B6BD0"/>
+          <w:left w:val="single" w:sz="4" w:space="2" w:color="9B6BD0"/>
+          <w:bottom w:val="single" w:sz="4" w:space="2" w:color="9B6BD0"/>
+          <w:right w:val="single" w:sz="4" w:space="2" w:color="9B6BD0"/>
+        </w:pBdr>
+        <w:shd w:val="clear" w:color="auto" w:fill="FAF5FF"/>
+      </w:pPr>
+      <w:r>
+        <w:rPr>
+          <w:rFonts w:ascii="맑은 고딕" w:hAnsi="맑은 고딕" w:eastAsia="맑은 고딕"/>
+          <w:b w:val="0"/>
+          <w:sz w:val="17"/>
+          <w:u w:val="none"/>
+        </w:rPr>
+        <w:t>3. Begin with ‘Not only’ and use inversion (auxiliary verb before the subject) in the first clause.</w:t>
+      </w:r>
+    </w:p>
+    <w:p>
+      <w:pPr>
+        <w:spacing w:before="0" w:after="0" w:line="288" w:lineRule="auto"/>
+        <w:ind w:left="40"/>
+        <w:snapToGrid w:val="0"/>
+        <w:pBdr>
+          <w:top w:val="single" w:sz="4" w:space="2" w:color="9B6BD0"/>
+          <w:left w:val="single" w:sz="4" w:space="2" w:color="9B6BD0"/>
+          <w:bottom w:val="single" w:sz="4" w:space="2" w:color="9B6BD0"/>
+          <w:right w:val="single" w:sz="4" w:space="2" w:color="9B6BD0"/>
+        </w:pBdr>
+        <w:shd w:val="clear" w:color="auto" w:fill="FAF5FF"/>
+      </w:pPr>
+      <w:r>
+        <w:rPr>
+          <w:rFonts w:ascii="맑은 고딕" w:hAnsi="맑은 고딕" w:eastAsia="맑은 고딕"/>
+          <w:b w:val="0"/>
+          <w:sz w:val="17"/>
+          <w:u w:val="none"/>
+        </w:rPr>
+        <w:t>4. Write 24 words in total.</w:t>
       </w:r>
     </w:p>
     <w:p>
@@ -1725,13 +2812,12 @@
           <w:sz w:val="17"/>
           <w:u w:val="none"/>
         </w:rPr>
-        <w:t>(e) In ⓒ, ‘could have’ should be changed to ‘could have been’.</w:t>
+        <w:t>5. 답안지에 소문항 번호를 정확하게 기입할 것</w:t>
       </w:r>
     </w:p>
     <w:p>
       <w:pPr>
-        <w:spacing w:before="0" w:after="20" w:line="276" w:lineRule="auto"/>
-        <w:ind w:left="80"/>
+        <w:spacing w:before="0" w:after="40" w:line="360" w:lineRule="auto"/>
         <w:snapToGrid w:val="0"/>
       </w:pPr>
       <w:r>
@@ -1741,7 +2827,7 @@
           <w:sz w:val="17"/>
           <w:u w:val="none"/>
         </w:rPr>
-        <w:t>① (b), (d)    ② (a), (b), (c)    ③ (c), (d), (e)    ④ (a), (c), (e)    ⑤ (a), (e)</w:t>
+        <w:t>⇒ Not only ________________________________________________________________________ .</w:t>
       </w:r>
     </w:p>
     <w:p>
@@ -1757,7 +2843,7 @@
           <w:sz w:val="17"/>
           <w:u w:val="none"/>
         </w:rPr>
-        <w:t>41-2.</w:t>
+        <w:t>41-서2.</w:t>
       </w:r>
       <w:r>
         <w:rPr>
@@ -1766,7 +2852,7 @@
           <w:sz w:val="17"/>
           <w:u w:val="none"/>
         </w:rPr>
-        <w:t xml:space="preserve"> 다음 글의 밑줄 친 ⓐ ~ ⓕ 중, 어법상 </w:t>
+        <w:t xml:space="preserve"> 다음 글의 요약문을 완성하시오. 빈칸 (1)~(4)에 &lt;보기&gt;에서 알맞은 단어를 골라 </w:t>
       </w:r>
       <w:r>
         <w:rPr>
@@ -1775,7 +2861,7 @@
           <w:sz w:val="17"/>
           <w:u w:val="single"/>
         </w:rPr>
-        <w:t>틀린</w:t>
+        <w:t>필요하면 어형을 바꾸어</w:t>
       </w:r>
       <w:r>
         <w:rPr>
@@ -1784,7 +2870,7 @@
           <w:sz w:val="17"/>
           <w:u w:val="none"/>
         </w:rPr>
-        <w:t xml:space="preserve"> 것을 모두 고른 것은? [3.1점]</w:t>
+        <w:t xml:space="preserve"> 쓰시오. (한 칸에 한 단어, 중복 사용 불가) [각 0.75점, 총 3점] [3.0점]</w:t>
       </w:r>
     </w:p>
     <w:p>
@@ -1807,16 +2893,53 @@
           <w:sz w:val="17"/>
           <w:u w:val="none"/>
         </w:rPr>
-        <w:t>The role of ‘slang’ in popular culture ⓐ</w:t>
-      </w:r>
+        <w:t>The internet has completely transformed the part that slang plays in popular culture. Ever since Standard English appeared, those who set the rules of language have held power, and their norms about what counts as ‘correct’ English have ruled the ways we communicate. To reach the public with your own voice, you had to stay inside the limits they set, matching the strict demands of print or broadcast media. Then social media knocked that wall down entirely. Today the field is even, and access to the public has been opened to all. Anyone at all can become a public figure on the new platforms, which means that no one remains to police the old rules. Television hosts and reporters may have been barred from using slang, but people who create online content are not. We use terms like ‘function’ and ‘side-eye’ all the time, and our influence not only makes such terms acceptable but also hands them a huge stage from which they spread faster than ever. Online creators also come from a far wider range of backgrounds than those employed by traditional media. As a result, slang can cross more easily the economic and social lines that used to hold it back. The loose social ties that once linked us by location are simply stronger online, and memes now travel at great speed.</w:t>
+      </w:r>
+    </w:p>
+    <w:p>
+      <w:pPr>
+        <w:spacing w:before="0" w:after="60" w:line="288" w:lineRule="auto"/>
+        <w:ind w:left="40"/>
+        <w:snapToGrid w:val="0"/>
+        <w:pBdr>
+          <w:top w:val="single" w:sz="4" w:space="2" w:color="C99B4E"/>
+          <w:left w:val="single" w:sz="4" w:space="2" w:color="C99B4E"/>
+          <w:bottom w:val="single" w:sz="4" w:space="2" w:color="C99B4E"/>
+          <w:right w:val="single" w:sz="4" w:space="2" w:color="C99B4E"/>
+        </w:pBdr>
+        <w:shd w:val="clear" w:color="auto" w:fill="FFF8E1"/>
+      </w:pPr>
       <w:r>
         <w:rPr>
           <w:rFonts w:ascii="맑은 고딕" w:hAnsi="맑은 고딕" w:eastAsia="맑은 고딕"/>
           <w:b w:val="0"/>
           <w:sz w:val="17"/>
-          <w:u w:val="single"/>
-        </w:rPr>
-        <w:t>has</w:t>
+          <w:u w:val="none"/>
+        </w:rPr>
+        <w:t>Since the (1) ________ of Standard English, the rule makers of language had (2) ________ public communication, but social media has (3) ________ access to the public, so slang now spreads more (4) ________ across social lines than ever before.</w:t>
+      </w:r>
+    </w:p>
+    <w:p>
+      <w:pPr>
+        <w:spacing w:before="0" w:after="60" w:line="288" w:lineRule="auto"/>
+        <w:ind w:left="40"/>
+        <w:snapToGrid w:val="0"/>
+        <w:pBdr>
+          <w:top w:val="single" w:sz="4" w:space="2" w:color="9B6BD0"/>
+          <w:left w:val="single" w:sz="4" w:space="2" w:color="9B6BD0"/>
+          <w:bottom w:val="single" w:sz="4" w:space="2" w:color="9B6BD0"/>
+          <w:right w:val="single" w:sz="4" w:space="2" w:color="9B6BD0"/>
+        </w:pBdr>
+        <w:shd w:val="clear" w:color="auto" w:fill="FAF5FF"/>
+      </w:pPr>
+      <w:r>
+        <w:rPr>
+          <w:rFonts w:ascii="맑은 고딕" w:hAnsi="맑은 고딕" w:eastAsia="맑은 고딕"/>
+          <w:b/>
+          <w:sz w:val="17"/>
+          <w:u w:val="none"/>
+        </w:rPr>
+        <w:t>&lt;보 기&gt;</w:t>
       </w:r>
       <w:r>
         <w:rPr>
@@ -1825,17 +2948,68 @@
           <w:sz w:val="17"/>
           <w:u w:val="none"/>
         </w:rPr>
-        <w:t xml:space="preserve"> fundamentally changed because of the internet. Since the emergence of Standard English, the rule makers of language have been in charge, and their prescriptive norms about a ‘correct’ version of the English language have dominated our channels of communication. If you wanted your voice ⓑ</w:t>
-      </w:r>
+        <w:t xml:space="preserve"> emerge / dominate / democracy / free / conform / legitimate / strict / vary / transmit / enforce</w:t>
+      </w:r>
+    </w:p>
+    <w:p>
+      <w:pPr>
+        <w:spacing w:before="0" w:after="0" w:line="288" w:lineRule="auto"/>
+        <w:ind w:left="40"/>
+        <w:snapToGrid w:val="0"/>
+        <w:pBdr>
+          <w:top w:val="single" w:sz="4" w:space="2" w:color="9B6BD0"/>
+          <w:left w:val="single" w:sz="4" w:space="2" w:color="9B6BD0"/>
+          <w:bottom w:val="single" w:sz="4" w:space="2" w:color="9B6BD0"/>
+          <w:right w:val="single" w:sz="4" w:space="2" w:color="9B6BD0"/>
+        </w:pBdr>
+        <w:shd w:val="clear" w:color="auto" w:fill="FAF5FF"/>
+      </w:pPr>
+      <w:r>
+        <w:rPr>
+          <w:rFonts w:ascii="맑은 고딕" w:hAnsi="맑은 고딕" w:eastAsia="맑은 고딕"/>
+          <w:b/>
+          <w:sz w:val="17"/>
+          <w:u w:val="none"/>
+        </w:rPr>
+        <w:t>&lt;조 건&gt;</w:t>
+      </w:r>
+    </w:p>
+    <w:p>
+      <w:pPr>
+        <w:spacing w:before="0" w:after="0" w:line="288" w:lineRule="auto"/>
+        <w:ind w:left="40"/>
+        <w:snapToGrid w:val="0"/>
+        <w:pBdr>
+          <w:top w:val="single" w:sz="4" w:space="2" w:color="9B6BD0"/>
+          <w:left w:val="single" w:sz="4" w:space="2" w:color="9B6BD0"/>
+          <w:bottom w:val="single" w:sz="4" w:space="2" w:color="9B6BD0"/>
+          <w:right w:val="single" w:sz="4" w:space="2" w:color="9B6BD0"/>
+        </w:pBdr>
+        <w:shd w:val="clear" w:color="auto" w:fill="FAF5FF"/>
+      </w:pPr>
       <w:r>
         <w:rPr>
           <w:rFonts w:ascii="맑은 고딕" w:hAnsi="맑은 고딕" w:eastAsia="맑은 고딕"/>
           <w:b w:val="0"/>
           <w:sz w:val="17"/>
-          <w:u w:val="single"/>
-        </w:rPr>
-        <w:t>to hear</w:t>
-      </w:r>
+          <w:u w:val="none"/>
+        </w:rPr>
+        <w:t>1. &lt;보기&gt;의 단어를 골라 필요하면 어형(품사·시제·태)을 바꾸어 쓸 것</w:t>
+      </w:r>
+    </w:p>
+    <w:p>
+      <w:pPr>
+        <w:spacing w:before="0" w:after="60" w:line="288" w:lineRule="auto"/>
+        <w:ind w:left="40"/>
+        <w:snapToGrid w:val="0"/>
+        <w:pBdr>
+          <w:top w:val="single" w:sz="4" w:space="2" w:color="9B6BD0"/>
+          <w:left w:val="single" w:sz="4" w:space="2" w:color="9B6BD0"/>
+          <w:bottom w:val="single" w:sz="4" w:space="2" w:color="9B6BD0"/>
+          <w:right w:val="single" w:sz="4" w:space="2" w:color="9B6BD0"/>
+        </w:pBdr>
+        <w:shd w:val="clear" w:color="auto" w:fill="FAF5FF"/>
+      </w:pPr>
       <w:r>
         <w:rPr>
           <w:rFonts w:ascii="맑은 고딕" w:hAnsi="맑은 고딕" w:eastAsia="맑은 고딕"/>
@@ -1843,95 +3017,40 @@
           <w:sz w:val="17"/>
           <w:u w:val="none"/>
         </w:rPr>
-        <w:t xml:space="preserve"> by the public, you had to work within their limits, ⓒ</w:t>
-      </w:r>
+        <w:t>2. 답안지에 소문항 번호를 정확하게 기입할 것  예) 2-(1) 2-(2)</w:t>
+      </w:r>
+    </w:p>
+    <w:p>
+      <w:pPr>
+        <w:spacing w:before="0" w:after="40" w:line="360" w:lineRule="auto"/>
+        <w:snapToGrid w:val="0"/>
+      </w:pPr>
       <w:r>
         <w:rPr>
           <w:rFonts w:ascii="맑은 고딕" w:hAnsi="맑은 고딕" w:eastAsia="맑은 고딕"/>
           <w:b w:val="0"/>
           <w:sz w:val="17"/>
-          <w:u w:val="single"/>
-        </w:rPr>
-        <w:t>conforming</w:t>
-      </w:r>
-      <w:r>
-        <w:rPr>
-          <w:rFonts w:ascii="맑은 고딕" w:hAnsi="맑은 고딕" w:eastAsia="맑은 고딕"/>
-          <w:b w:val="0"/>
-          <w:sz w:val="17"/>
-          <w:u w:val="none"/>
-        </w:rPr>
-        <w:t xml:space="preserve"> to the strict expectations of either print or broadcast media. Social media completely broke that barrier. The playing field is now level, and public access is democratized. Anybody and everybody can become a public figure on the new communicative platforms, meaning that nobody’s left to enforce the old rules. TV presenters and journalists might not have been able to use slang, but content creators can. We regularly use words like ‘function’ and ‘side-eye,’ and our influence both legitimizes these terms and ⓓ</w:t>
-      </w:r>
-      <w:r>
-        <w:rPr>
-          <w:rFonts w:ascii="맑은 고딕" w:hAnsi="맑은 고딕" w:eastAsia="맑은 고딕"/>
-          <w:b w:val="0"/>
-          <w:sz w:val="17"/>
-          <w:u w:val="single"/>
-        </w:rPr>
-        <w:t>giving</w:t>
-      </w:r>
-      <w:r>
-        <w:rPr>
-          <w:rFonts w:ascii="맑은 고딕" w:hAnsi="맑은 고딕" w:eastAsia="맑은 고딕"/>
-          <w:b w:val="0"/>
-          <w:sz w:val="17"/>
-          <w:u w:val="none"/>
-        </w:rPr>
-        <w:t xml:space="preserve"> them a large platform to spread quicker than they could have before. Content creators also come from a greater variety of backgrounds than people ⓔ</w:t>
-      </w:r>
-      <w:r>
-        <w:rPr>
-          <w:rFonts w:ascii="맑은 고딕" w:hAnsi="맑은 고딕" w:eastAsia="맑은 고딕"/>
-          <w:b w:val="0"/>
-          <w:sz w:val="17"/>
-          <w:u w:val="single"/>
-        </w:rPr>
-        <w:t>working</w:t>
-      </w:r>
-      <w:r>
-        <w:rPr>
-          <w:rFonts w:ascii="맑은 고딕" w:hAnsi="맑은 고딕" w:eastAsia="맑은 고딕"/>
-          <w:b w:val="0"/>
-          <w:sz w:val="17"/>
-          <w:u w:val="none"/>
-        </w:rPr>
-        <w:t xml:space="preserve"> in traditional media. This means that slang can more naturally go beyond the economic and social barriers ⓕ</w:t>
-      </w:r>
-      <w:r>
-        <w:rPr>
-          <w:rFonts w:ascii="맑은 고딕" w:hAnsi="맑은 고딕" w:eastAsia="맑은 고딕"/>
-          <w:b w:val="0"/>
-          <w:sz w:val="17"/>
-          <w:u w:val="single"/>
-        </w:rPr>
-        <w:t>what</w:t>
-      </w:r>
-      <w:r>
-        <w:rPr>
-          <w:rFonts w:ascii="맑은 고딕" w:hAnsi="맑은 고딕" w:eastAsia="맑은 고딕"/>
-          <w:b w:val="0"/>
-          <w:sz w:val="17"/>
-          <w:u w:val="none"/>
-        </w:rPr>
-        <w:t xml:space="preserve"> once limited its growth. The loose social networks that previously connected us geographically are simply stronger online, and memes are now transmitted at rapid pace.</w:t>
+          <w:u w:val="none"/>
+        </w:rPr>
+        <w:t>(1) ______________  (2) ______________  (3) ______________  (4) ______________</w:t>
       </w:r>
     </w:p>
     <w:p>
       <w:pPr>
-        <w:spacing w:before="0" w:after="20" w:line="276" w:lineRule="auto"/>
-        <w:ind w:left="80"/>
+        <w:keepNext/>
+        <w:spacing w:before="80" w:after="40" w:line="276" w:lineRule="auto"/>
         <w:snapToGrid w:val="0"/>
-      </w:pPr>
-      <w:r>
-        <w:rPr>
-          <w:rFonts w:ascii="맑은 고딕" w:hAnsi="맑은 고딕" w:eastAsia="맑은 고딕"/>
-          <w:b w:val="0"/>
+        <w:shd w:val="clear" w:color="auto" w:fill="6B21A8"/>
+      </w:pPr>
+      <w:r>
+        <w:rPr>
+          <w:rFonts w:ascii="맑은 고딕" w:hAnsi="맑은 고딕" w:eastAsia="맑은 고딕"/>
+          <w:b/>
+          <w:color w:val="FFFFFF"/>
           <w:sz w:val="17"/>
           <w:u w:val="none"/>
         </w:rPr>
-        <w:t>① ⓐ, ⓒ, ⓔ    ② ⓑ, ⓓ, ⓕ    ③ ⓒ, ⓕ    ④ ⓐ, ⓓ    ⑤ ⓑ, ⓔ</w:t>
+        <w:t>[지문 구조]  ※ 앞 문항을 모두 푼 뒤에 풀 것</w:t>
       </w:r>
     </w:p>
     <w:p>
@@ -1947,7 +3066,7 @@
           <w:sz w:val="17"/>
           <w:u w:val="none"/>
         </w:rPr>
-        <w:t>41-3.</w:t>
+        <w:t>41-8.</w:t>
       </w:r>
       <w:r>
         <w:rPr>
@@ -1956,25 +3075,30 @@
           <w:sz w:val="17"/>
           <w:u w:val="none"/>
         </w:rPr>
-        <w:t xml:space="preserve"> 윗글의 밑줄 친 (a)~(e) 중에서 문맥상 낱말의 쓰임이 적절하지 </w:t>
-      </w:r>
+        <w:t xml:space="preserve"> 글의 흐름으로 보아, 주어진 문장이 들어가기에 가장 적절한 곳은? [3.1점]</w:t>
+      </w:r>
+    </w:p>
+    <w:p>
+      <w:pPr>
+        <w:spacing w:before="0" w:after="60" w:line="288" w:lineRule="auto"/>
+        <w:ind w:left="40"/>
+        <w:snapToGrid w:val="0"/>
+        <w:pBdr>
+          <w:top w:val="single" w:sz="4" w:space="2" w:color="C99B4E"/>
+          <w:left w:val="single" w:sz="4" w:space="2" w:color="C99B4E"/>
+          <w:bottom w:val="single" w:sz="4" w:space="2" w:color="C99B4E"/>
+          <w:right w:val="single" w:sz="4" w:space="2" w:color="C99B4E"/>
+        </w:pBdr>
+        <w:shd w:val="clear" w:color="auto" w:fill="FFF8E1"/>
+      </w:pPr>
       <w:r>
         <w:rPr>
           <w:rFonts w:ascii="맑은 고딕" w:hAnsi="맑은 고딕" w:eastAsia="맑은 고딕"/>
           <w:b w:val="0"/>
           <w:sz w:val="17"/>
-          <w:u w:val="single"/>
-        </w:rPr>
-        <w:t>않은</w:t>
-      </w:r>
-      <w:r>
-        <w:rPr>
-          <w:rFonts w:ascii="맑은 고딕" w:hAnsi="맑은 고딕" w:eastAsia="맑은 고딕"/>
-          <w:b w:val="0"/>
-          <w:sz w:val="17"/>
-          <w:u w:val="none"/>
-        </w:rPr>
-        <w:t xml:space="preserve"> 것은? [3.0점]</w:t>
+          <w:u w:val="none"/>
+        </w:rPr>
+        <w:t>Social media completely broke that barrier.</w:t>
       </w:r>
     </w:p>
     <w:p>
@@ -1997,97 +3121,7 @@
           <w:sz w:val="17"/>
           <w:u w:val="none"/>
         </w:rPr>
-        <w:t xml:space="preserve">The role of ‘slang’ in popular culture has (a) </w:t>
-      </w:r>
-      <w:r>
-        <w:rPr>
-          <w:rFonts w:ascii="맑은 고딕" w:hAnsi="맑은 고딕" w:eastAsia="맑은 고딕"/>
-          <w:b w:val="0"/>
-          <w:sz w:val="17"/>
-          <w:u w:val="single"/>
-        </w:rPr>
-        <w:t>fundamentally</w:t>
-      </w:r>
-      <w:r>
-        <w:rPr>
-          <w:rFonts w:ascii="맑은 고딕" w:hAnsi="맑은 고딕" w:eastAsia="맑은 고딕"/>
-          <w:b w:val="0"/>
-          <w:sz w:val="17"/>
-          <w:u w:val="none"/>
-        </w:rPr>
-        <w:t xml:space="preserve"> changed because of the internet. Since the emergence of Standard English, the rule makers of language have been in charge, and their prescriptive norms about a ‘correct’ version of the English language have dominated our channels of communication. If you wanted your voice to be heard by the public, you had to work within their limits, conforming to the (b) </w:t>
-      </w:r>
-      <w:r>
-        <w:rPr>
-          <w:rFonts w:ascii="맑은 고딕" w:hAnsi="맑은 고딕" w:eastAsia="맑은 고딕"/>
-          <w:b w:val="0"/>
-          <w:sz w:val="17"/>
-          <w:u w:val="single"/>
-        </w:rPr>
-        <w:t>strict</w:t>
-      </w:r>
-      <w:r>
-        <w:rPr>
-          <w:rFonts w:ascii="맑은 고딕" w:hAnsi="맑은 고딕" w:eastAsia="맑은 고딕"/>
-          <w:b w:val="0"/>
-          <w:sz w:val="17"/>
-          <w:u w:val="none"/>
-        </w:rPr>
-        <w:t xml:space="preserve"> expectations of either print or broadcast media. Social media completely broke that barrier. The playing field is now (c) </w:t>
-      </w:r>
-      <w:r>
-        <w:rPr>
-          <w:rFonts w:ascii="맑은 고딕" w:hAnsi="맑은 고딕" w:eastAsia="맑은 고딕"/>
-          <w:b w:val="0"/>
-          <w:sz w:val="17"/>
-          <w:u w:val="single"/>
-        </w:rPr>
-        <w:t>level</w:t>
-      </w:r>
-      <w:r>
-        <w:rPr>
-          <w:rFonts w:ascii="맑은 고딕" w:hAnsi="맑은 고딕" w:eastAsia="맑은 고딕"/>
-          <w:b w:val="0"/>
-          <w:sz w:val="17"/>
-          <w:u w:val="none"/>
-        </w:rPr>
-        <w:t xml:space="preserve">, and public access is democratized. Anybody and everybody can become a public figure on the new communicative platforms, meaning that nobody’s left to (d) </w:t>
-      </w:r>
-      <w:r>
-        <w:rPr>
-          <w:rFonts w:ascii="맑은 고딕" w:hAnsi="맑은 고딕" w:eastAsia="맑은 고딕"/>
-          <w:b w:val="0"/>
-          <w:sz w:val="17"/>
-          <w:u w:val="single"/>
-        </w:rPr>
-        <w:t>enforce</w:t>
-      </w:r>
-      <w:r>
-        <w:rPr>
-          <w:rFonts w:ascii="맑은 고딕" w:hAnsi="맑은 고딕" w:eastAsia="맑은 고딕"/>
-          <w:b w:val="0"/>
-          <w:sz w:val="17"/>
-          <w:u w:val="none"/>
-        </w:rPr>
-        <w:t xml:space="preserve"> the old rules. TV presenters and journalists might not have been able to use slang, but content creators can. We regularly use words like ‘function’ and ‘side-eye,’ and our influence both legitimizes these terms and gives them a large platform to spread quicker than they could have before. Content creators also come from a greater variety of backgrounds than people working in traditional media. This means that slang can more naturally go beyond the economic and social barriers that once limited its growth. The loose social networks that previously connected us geographically are simply stronger online, and memes are now transmitted at (e) </w:t>
-      </w:r>
-      <w:r>
-        <w:rPr>
-          <w:rFonts w:ascii="맑은 고딕" w:hAnsi="맑은 고딕" w:eastAsia="맑은 고딕"/>
-          <w:b w:val="0"/>
-          <w:sz w:val="17"/>
-          <w:u w:val="single"/>
-        </w:rPr>
-        <w:t>slow</w:t>
-      </w:r>
-      <w:r>
-        <w:rPr>
-          <w:rFonts w:ascii="맑은 고딕" w:hAnsi="맑은 고딕" w:eastAsia="맑은 고딕"/>
-          <w:b w:val="0"/>
-          <w:sz w:val="17"/>
-          <w:u w:val="none"/>
-        </w:rPr>
-        <w:t xml:space="preserve"> pace.</w:t>
+        <w:t>The role of ‘slang’ in popular culture has fundamentally changed because of the internet. ( ① ) Since the emergence of Standard English, the rule makers of language have been in charge, and their prescriptive norms about a ‘correct’ version of the English language have dominated our channels of communication. ( ② ) If you wanted your voice to be heard by the public, you had to work within their limits, conforming to the strict expectations of either print or broadcast media. ( ③ ) The playing field is now level, and public access is democratized. ( ④ ) Anybody and everybody can become a public figure on the new communicative platforms, meaning that nobody’s left to enforce the old rules. ( ⑤ ) TV presenters and journalists might not have been able to use slang, but content creators can.</w:t>
       </w:r>
     </w:p>
     <w:p>
@@ -2103,1158 +3137,7 @@
           <w:sz w:val="17"/>
           <w:u w:val="none"/>
         </w:rPr>
-        <w:t>① (a)    ② (b)    ③ (c)    ④ (d)    ⑤ (e)</w:t>
-      </w:r>
-    </w:p>
-    <w:p>
-      <w:pPr>
-        <w:keepNext/>
-        <w:spacing w:before="80" w:after="20" w:line="276" w:lineRule="auto"/>
-        <w:snapToGrid w:val="0"/>
-      </w:pPr>
-      <w:r>
-        <w:rPr>
-          <w:rFonts w:ascii="맑은 고딕" w:hAnsi="맑은 고딕" w:eastAsia="맑은 고딕"/>
-          <w:b/>
-          <w:sz w:val="17"/>
-          <w:u w:val="none"/>
-        </w:rPr>
-        <w:t>41-4.</w:t>
-      </w:r>
-      <w:r>
-        <w:rPr>
-          <w:rFonts w:ascii="맑은 고딕" w:hAnsi="맑은 고딕" w:eastAsia="맑은 고딕"/>
-          <w:b w:val="0"/>
-          <w:sz w:val="17"/>
-          <w:u w:val="none"/>
-        </w:rPr>
-        <w:t xml:space="preserve"> According to the passage, which of the following is true? [2.8점]</w:t>
-      </w:r>
-    </w:p>
-    <w:p>
-      <w:pPr>
-        <w:spacing w:before="0" w:after="60" w:line="288" w:lineRule="auto"/>
-        <w:ind w:left="40"/>
-        <w:snapToGrid w:val="0"/>
-        <w:pBdr>
-          <w:top w:val="single" w:sz="4" w:space="2" w:color="999999"/>
-          <w:left w:val="single" w:sz="4" w:space="2" w:color="999999"/>
-          <w:bottom w:val="single" w:sz="4" w:space="2" w:color="999999"/>
-          <w:right w:val="single" w:sz="4" w:space="2" w:color="999999"/>
-        </w:pBdr>
-        <w:shd w:val="clear" w:color="auto" w:fill="F6F3EA"/>
-      </w:pPr>
-      <w:r>
-        <w:rPr>
-          <w:rFonts w:ascii="맑은 고딕" w:hAnsi="맑은 고딕" w:eastAsia="맑은 고딕"/>
-          <w:b w:val="0"/>
-          <w:sz w:val="17"/>
-          <w:u w:val="none"/>
-        </w:rPr>
-        <w:t>The role of ‘slang’ in popular culture has fundamentally changed because of the internet. Since the emergence of Standard English, the rule makers of language have been in charge, and their prescriptive norms about a ‘correct’ version of the English language have dominated our channels of communication. If you wanted your voice to be heard by the public, you had to work within their limits, conforming to the strict expectations of either print or broadcast media. Social media completely broke that barrier. The playing field is now level, and public access is democratized. Anybody and everybody can become a public figure on the new communicative platforms, meaning that nobody’s left to enforce the old rules. TV presenters and journalists might not have been able to use slang, but content creators can. We regularly use words like ‘function’ and ‘side-eye,’ and our influence both legitimizes these terms and gives them a large platform to spread quicker than they could have before. Content creators also come from a greater variety of backgrounds than people working in traditional media. This means that slang can more naturally go beyond the economic and social barriers that once limited its growth. The loose social networks that previously connected us geographically are simply stronger online, and memes are now transmitted at rapid pace.</w:t>
-      </w:r>
-    </w:p>
-    <w:p>
-      <w:pPr>
-        <w:spacing w:before="0" w:after="0" w:line="269" w:lineRule="auto"/>
-        <w:ind w:left="180" w:hanging="180"/>
-        <w:snapToGrid w:val="0"/>
-      </w:pPr>
-      <w:r>
-        <w:rPr>
-          <w:rFonts w:ascii="맑은 고딕" w:hAnsi="맑은 고딕" w:eastAsia="맑은 고딕"/>
-          <w:b w:val="0"/>
-          <w:sz w:val="17"/>
-          <w:u w:val="none"/>
-        </w:rPr>
-        <w:t>① TV presenters were free to use as much slang as they liked.</w:t>
-      </w:r>
-    </w:p>
-    <w:p>
-      <w:pPr>
-        <w:spacing w:before="0" w:after="0" w:line="269" w:lineRule="auto"/>
-        <w:ind w:left="180" w:hanging="180"/>
-        <w:snapToGrid w:val="0"/>
-      </w:pPr>
-      <w:r>
-        <w:rPr>
-          <w:rFonts w:ascii="맑은 고딕" w:hAnsi="맑은 고딕" w:eastAsia="맑은 고딕"/>
-          <w:b w:val="0"/>
-          <w:sz w:val="17"/>
-          <w:u w:val="none"/>
-        </w:rPr>
-        <w:t>② Standard English rules have become stricter because of social media.</w:t>
-      </w:r>
-    </w:p>
-    <w:p>
-      <w:pPr>
-        <w:spacing w:before="0" w:after="0" w:line="269" w:lineRule="auto"/>
-        <w:ind w:left="180" w:hanging="180"/>
-        <w:snapToGrid w:val="0"/>
-      </w:pPr>
-      <w:r>
-        <w:rPr>
-          <w:rFonts w:ascii="맑은 고딕" w:hAnsi="맑은 고딕" w:eastAsia="맑은 고딕"/>
-          <w:b w:val="0"/>
-          <w:sz w:val="17"/>
-          <w:u w:val="none"/>
-        </w:rPr>
-        <w:t>③ Anyone can now become a public figure on new platforms.</w:t>
-      </w:r>
-    </w:p>
-    <w:p>
-      <w:pPr>
-        <w:spacing w:before="0" w:after="0" w:line="269" w:lineRule="auto"/>
-        <w:ind w:left="180" w:hanging="180"/>
-        <w:snapToGrid w:val="0"/>
-      </w:pPr>
-      <w:r>
-        <w:rPr>
-          <w:rFonts w:ascii="맑은 고딕" w:hAnsi="맑은 고딕" w:eastAsia="맑은 고딕"/>
-          <w:b w:val="0"/>
-          <w:sz w:val="17"/>
-          <w:u w:val="none"/>
-        </w:rPr>
-        <w:t>④ Slang now spreads more slowly because of economic barriers.</w:t>
-      </w:r>
-    </w:p>
-    <w:p>
-      <w:pPr>
-        <w:spacing w:before="0" w:after="0" w:line="269" w:lineRule="auto"/>
-        <w:ind w:left="180" w:hanging="180"/>
-        <w:snapToGrid w:val="0"/>
-      </w:pPr>
-      <w:r>
-        <w:rPr>
-          <w:rFonts w:ascii="맑은 고딕" w:hAnsi="맑은 고딕" w:eastAsia="맑은 고딕"/>
-          <w:b w:val="0"/>
-          <w:sz w:val="17"/>
-          <w:u w:val="none"/>
-        </w:rPr>
-        <w:t>⑤ Traditional media workers come from a wider range of backgrounds than content creators.</w:t>
-      </w:r>
-    </w:p>
-    <w:p>
-      <w:pPr>
-        <w:keepNext/>
-        <w:spacing w:before="80" w:after="20" w:line="276" w:lineRule="auto"/>
-        <w:snapToGrid w:val="0"/>
-      </w:pPr>
-      <w:r>
-        <w:rPr>
-          <w:rFonts w:ascii="맑은 고딕" w:hAnsi="맑은 고딕" w:eastAsia="맑은 고딕"/>
-          <w:b/>
-          <w:sz w:val="17"/>
-          <w:u w:val="none"/>
-        </w:rPr>
-        <w:t>41-5.</w:t>
-      </w:r>
-      <w:r>
-        <w:rPr>
-          <w:rFonts w:ascii="맑은 고딕" w:hAnsi="맑은 고딕" w:eastAsia="맑은 고딕"/>
-          <w:b w:val="0"/>
-          <w:sz w:val="17"/>
-          <w:u w:val="none"/>
-        </w:rPr>
-        <w:t xml:space="preserve"> [A]와 [B]를 읽고 이해한 것으로 가장 적절한 것은? [3.2점]</w:t>
-      </w:r>
-    </w:p>
-    <w:p>
-      <w:pPr>
-        <w:spacing w:before="0" w:after="60" w:line="288" w:lineRule="auto"/>
-        <w:ind w:left="40"/>
-        <w:snapToGrid w:val="0"/>
-        <w:pBdr>
-          <w:top w:val="single" w:sz="4" w:space="2" w:color="999999"/>
-          <w:left w:val="single" w:sz="4" w:space="2" w:color="999999"/>
-          <w:bottom w:val="single" w:sz="4" w:space="2" w:color="999999"/>
-          <w:right w:val="single" w:sz="4" w:space="2" w:color="999999"/>
-        </w:pBdr>
-        <w:shd w:val="clear" w:color="auto" w:fill="F6F3EA"/>
-      </w:pPr>
-      <w:r>
-        <w:rPr>
-          <w:rFonts w:ascii="맑은 고딕" w:hAnsi="맑은 고딕" w:eastAsia="맑은 고딕"/>
-          <w:b w:val="0"/>
-          <w:sz w:val="17"/>
-          <w:u w:val="none"/>
-        </w:rPr>
-        <w:t>[A] If you wanted your voice to be heard by the public, you had to work within their limits, conforming to the strict expectations of either print or broadcast media. Social media completely broke that barrier. … Anybody and everybody can become a public figure on the new communicative platforms, meaning that nobody’s left to enforce the old rules.</w:t>
-      </w:r>
-    </w:p>
-    <w:p>
-      <w:pPr>
-        <w:spacing w:before="0" w:after="60" w:line="288" w:lineRule="auto"/>
-        <w:ind w:left="40"/>
-        <w:snapToGrid w:val="0"/>
-        <w:pBdr>
-          <w:top w:val="single" w:sz="4" w:space="2" w:color="6B7FB8"/>
-          <w:left w:val="single" w:sz="4" w:space="2" w:color="6B7FB8"/>
-          <w:bottom w:val="single" w:sz="4" w:space="2" w:color="6B7FB8"/>
-          <w:right w:val="single" w:sz="4" w:space="2" w:color="6B7FB8"/>
-        </w:pBdr>
-        <w:shd w:val="clear" w:color="auto" w:fill="EEF2FF"/>
-      </w:pPr>
-      <w:r>
-        <w:rPr>
-          <w:rFonts w:ascii="맑은 고딕" w:hAnsi="맑은 고딕" w:eastAsia="맑은 고딕"/>
-          <w:b w:val="0"/>
-          <w:sz w:val="17"/>
-          <w:u w:val="none"/>
-        </w:rPr>
-        <w:t>[B] Not long ago, a recipe reached the public only if a publisher printed it in a cookbook. Editors decided which dishes were ‘proper’. Now home cooks film their family dishes on their phones, and recipes from villages that no editor had ever visited are shared by millions.</w:t>
-      </w:r>
-    </w:p>
-    <w:p>
-      <w:pPr>
-        <w:spacing w:before="0" w:after="0" w:line="269" w:lineRule="auto"/>
-        <w:ind w:left="180" w:hanging="180"/>
-        <w:snapToGrid w:val="0"/>
-      </w:pPr>
-      <w:r>
-        <w:rPr>
-          <w:rFonts w:ascii="맑은 고딕" w:hAnsi="맑은 고딕" w:eastAsia="맑은 고딕"/>
-          <w:b w:val="0"/>
-          <w:sz w:val="17"/>
-          <w:u w:val="none"/>
-        </w:rPr>
-        <w:t>① Both texts show that once gatekeepers lose control, more diverse voices reach the public.</w:t>
-      </w:r>
-    </w:p>
-    <w:p>
-      <w:pPr>
-        <w:spacing w:before="0" w:after="0" w:line="269" w:lineRule="auto"/>
-        <w:ind w:left="180" w:hanging="180"/>
-        <w:snapToGrid w:val="0"/>
-      </w:pPr>
-      <w:r>
-        <w:rPr>
-          <w:rFonts w:ascii="맑은 고딕" w:hAnsi="맑은 고딕" w:eastAsia="맑은 고딕"/>
-          <w:b w:val="0"/>
-          <w:sz w:val="17"/>
-          <w:u w:val="none"/>
-        </w:rPr>
-        <w:t>② [A] argues that slang is harmful, while [B] argues that home cooking is unhealthy.</w:t>
-      </w:r>
-    </w:p>
-    <w:p>
-      <w:pPr>
-        <w:spacing w:before="0" w:after="0" w:line="269" w:lineRule="auto"/>
-        <w:ind w:left="180" w:hanging="180"/>
-        <w:snapToGrid w:val="0"/>
-      </w:pPr>
-      <w:r>
-        <w:rPr>
-          <w:rFonts w:ascii="맑은 고딕" w:hAnsi="맑은 고딕" w:eastAsia="맑은 고딕"/>
-          <w:b w:val="0"/>
-          <w:sz w:val="17"/>
-          <w:u w:val="none"/>
-        </w:rPr>
-        <w:t>③ Both texts claim that editors and rule makers are more important than ever.</w:t>
-      </w:r>
-    </w:p>
-    <w:p>
-      <w:pPr>
-        <w:spacing w:before="0" w:after="0" w:line="269" w:lineRule="auto"/>
-        <w:ind w:left="180" w:hanging="180"/>
-        <w:snapToGrid w:val="0"/>
-      </w:pPr>
-      <w:r>
-        <w:rPr>
-          <w:rFonts w:ascii="맑은 고딕" w:hAnsi="맑은 고딕" w:eastAsia="맑은 고딕"/>
-          <w:b w:val="0"/>
-          <w:sz w:val="17"/>
-          <w:u w:val="none"/>
-        </w:rPr>
-        <w:t>④ [B] suggests that only professional chefs can share recipes online.</w:t>
-      </w:r>
-    </w:p>
-    <w:p>
-      <w:pPr>
-        <w:spacing w:before="0" w:after="0" w:line="269" w:lineRule="auto"/>
-        <w:ind w:left="180" w:hanging="180"/>
-        <w:snapToGrid w:val="0"/>
-      </w:pPr>
-      <w:r>
-        <w:rPr>
-          <w:rFonts w:ascii="맑은 고딕" w:hAnsi="맑은 고딕" w:eastAsia="맑은 고딕"/>
-          <w:b w:val="0"/>
-          <w:sz w:val="17"/>
-          <w:u w:val="none"/>
-        </w:rPr>
-        <w:t>⑤ [A] focuses on print media, while [B] focuses on radio.</w:t>
-      </w:r>
-    </w:p>
-    <w:p>
-      <w:pPr>
-        <w:keepNext/>
-        <w:spacing w:before="80" w:after="20" w:line="276" w:lineRule="auto"/>
-        <w:snapToGrid w:val="0"/>
-      </w:pPr>
-      <w:r>
-        <w:rPr>
-          <w:rFonts w:ascii="맑은 고딕" w:hAnsi="맑은 고딕" w:eastAsia="맑은 고딕"/>
-          <w:b/>
-          <w:sz w:val="17"/>
-          <w:u w:val="none"/>
-        </w:rPr>
-        <w:t>41-6.</w:t>
-      </w:r>
-      <w:r>
-        <w:rPr>
-          <w:rFonts w:ascii="맑은 고딕" w:hAnsi="맑은 고딕" w:eastAsia="맑은 고딕"/>
-          <w:b w:val="0"/>
-          <w:sz w:val="17"/>
-          <w:u w:val="none"/>
-        </w:rPr>
-        <w:t xml:space="preserve"> 윗글의 제목으로 가장 적절한 것은? [2.9점]</w:t>
-      </w:r>
-    </w:p>
-    <w:p>
-      <w:pPr>
-        <w:spacing w:before="0" w:after="60" w:line="288" w:lineRule="auto"/>
-        <w:ind w:left="40"/>
-        <w:snapToGrid w:val="0"/>
-        <w:pBdr>
-          <w:top w:val="single" w:sz="4" w:space="2" w:color="999999"/>
-          <w:left w:val="single" w:sz="4" w:space="2" w:color="999999"/>
-          <w:bottom w:val="single" w:sz="4" w:space="2" w:color="999999"/>
-          <w:right w:val="single" w:sz="4" w:space="2" w:color="999999"/>
-        </w:pBdr>
-        <w:shd w:val="clear" w:color="auto" w:fill="F6F3EA"/>
-      </w:pPr>
-      <w:r>
-        <w:rPr>
-          <w:rFonts w:ascii="맑은 고딕" w:hAnsi="맑은 고딕" w:eastAsia="맑은 고딕"/>
-          <w:b w:val="0"/>
-          <w:sz w:val="17"/>
-          <w:u w:val="none"/>
-        </w:rPr>
-        <w:t>The role of ‘slang’ in popular culture has fundamentally changed because of the internet. Since the emergence of Standard English, the rule makers of language have been in charge, and their prescriptive norms about a ‘correct’ version of the English language have dominated our channels of communication. If you wanted your voice to be heard by the public, you had to work within their limits, conforming to the strict expectations of either print or broadcast media. Social media completely broke that barrier. The playing field is now level, and public access is democratized. Anybody and everybody can become a public figure on the new communicative platforms, meaning that nobody’s left to enforce the old rules. TV presenters and journalists might not have been able to use slang, but content creators can. We regularly use words like ‘function’ and ‘side-eye,’ and our influence both legitimizes these terms and gives them a large platform to spread quicker than they could have before. Content creators also come from a greater variety of backgrounds than people working in traditional media. This means that slang can more naturally go beyond the economic and social barriers that once limited its growth. The loose social networks that previously connected us geographically are simply stronger online, and memes are now transmitted at rapid pace.</w:t>
-      </w:r>
-    </w:p>
-    <w:p>
-      <w:pPr>
-        <w:spacing w:before="0" w:after="0" w:line="269" w:lineRule="auto"/>
-        <w:ind w:left="180" w:hanging="180"/>
-        <w:snapToGrid w:val="0"/>
-      </w:pPr>
-      <w:r>
-        <w:rPr>
-          <w:rFonts w:ascii="맑은 고딕" w:hAnsi="맑은 고딕" w:eastAsia="맑은 고딕"/>
-          <w:b w:val="0"/>
-          <w:sz w:val="17"/>
-          <w:u w:val="none"/>
-        </w:rPr>
-        <w:t>① Why Standard English Must Be Protected</w:t>
-      </w:r>
-    </w:p>
-    <w:p>
-      <w:pPr>
-        <w:spacing w:before="0" w:after="0" w:line="269" w:lineRule="auto"/>
-        <w:ind w:left="180" w:hanging="180"/>
-        <w:snapToGrid w:val="0"/>
-      </w:pPr>
-      <w:r>
-        <w:rPr>
-          <w:rFonts w:ascii="맑은 고딕" w:hAnsi="맑은 고딕" w:eastAsia="맑은 고딕"/>
-          <w:b w:val="0"/>
-          <w:sz w:val="17"/>
-          <w:u w:val="none"/>
-        </w:rPr>
-        <w:t>② TV Presenters: The New Slang Leaders</w:t>
-      </w:r>
-    </w:p>
-    <w:p>
-      <w:pPr>
-        <w:spacing w:before="0" w:after="0" w:line="269" w:lineRule="auto"/>
-        <w:ind w:left="180" w:hanging="180"/>
-        <w:snapToGrid w:val="0"/>
-      </w:pPr>
-      <w:r>
-        <w:rPr>
-          <w:rFonts w:ascii="맑은 고딕" w:hAnsi="맑은 고딕" w:eastAsia="맑은 고딕"/>
-          <w:b w:val="0"/>
-          <w:sz w:val="17"/>
-          <w:u w:val="none"/>
-        </w:rPr>
-        <w:t>③ The Decline of Memes in the Online World</w:t>
-      </w:r>
-    </w:p>
-    <w:p>
-      <w:pPr>
-        <w:spacing w:before="0" w:after="0" w:line="269" w:lineRule="auto"/>
-        <w:ind w:left="180" w:hanging="180"/>
-        <w:snapToGrid w:val="0"/>
-      </w:pPr>
-      <w:r>
-        <w:rPr>
-          <w:rFonts w:ascii="맑은 고딕" w:hAnsi="맑은 고딕" w:eastAsia="맑은 고딕"/>
-          <w:b w:val="0"/>
-          <w:sz w:val="17"/>
-          <w:u w:val="none"/>
-        </w:rPr>
-        <w:t>④ How Content Creators Learn Grammar</w:t>
-      </w:r>
-    </w:p>
-    <w:p>
-      <w:pPr>
-        <w:spacing w:before="0" w:after="0" w:line="269" w:lineRule="auto"/>
-        <w:ind w:left="180" w:hanging="180"/>
-        <w:snapToGrid w:val="0"/>
-      </w:pPr>
-      <w:r>
-        <w:rPr>
-          <w:rFonts w:ascii="맑은 고딕" w:hAnsi="맑은 고딕" w:eastAsia="맑은 고딕"/>
-          <w:b w:val="0"/>
-          <w:sz w:val="17"/>
-          <w:u w:val="none"/>
-        </w:rPr>
-        <w:t>⑤ No More Gatekeepers: How the Internet Freed Slang</w:t>
-      </w:r>
-    </w:p>
-    <w:p>
-      <w:pPr>
-        <w:keepNext/>
-        <w:spacing w:before="80" w:after="20" w:line="276" w:lineRule="auto"/>
-        <w:snapToGrid w:val="0"/>
-      </w:pPr>
-      <w:r>
-        <w:rPr>
-          <w:rFonts w:ascii="맑은 고딕" w:hAnsi="맑은 고딕" w:eastAsia="맑은 고딕"/>
-          <w:b/>
-          <w:sz w:val="17"/>
-          <w:u w:val="none"/>
-        </w:rPr>
-        <w:t>41-7.</w:t>
-      </w:r>
-      <w:r>
-        <w:rPr>
-          <w:rFonts w:ascii="맑은 고딕" w:hAnsi="맑은 고딕" w:eastAsia="맑은 고딕"/>
-          <w:b w:val="0"/>
-          <w:sz w:val="17"/>
-          <w:u w:val="none"/>
-        </w:rPr>
-        <w:t xml:space="preserve"> 다음 글에서 전체 흐름과 관계 </w:t>
-      </w:r>
-      <w:r>
-        <w:rPr>
-          <w:rFonts w:ascii="맑은 고딕" w:hAnsi="맑은 고딕" w:eastAsia="맑은 고딕"/>
-          <w:b w:val="0"/>
-          <w:sz w:val="17"/>
-          <w:u w:val="single"/>
-        </w:rPr>
-        <w:t>없는</w:t>
-      </w:r>
-      <w:r>
-        <w:rPr>
-          <w:rFonts w:ascii="맑은 고딕" w:hAnsi="맑은 고딕" w:eastAsia="맑은 고딕"/>
-          <w:b w:val="0"/>
-          <w:sz w:val="17"/>
-          <w:u w:val="none"/>
-        </w:rPr>
-        <w:t xml:space="preserve"> 문장은? [3.0점]</w:t>
-      </w:r>
-    </w:p>
-    <w:p>
-      <w:pPr>
-        <w:spacing w:before="0" w:after="60" w:line="288" w:lineRule="auto"/>
-        <w:ind w:left="40"/>
-        <w:snapToGrid w:val="0"/>
-        <w:pBdr>
-          <w:top w:val="single" w:sz="4" w:space="2" w:color="999999"/>
-          <w:left w:val="single" w:sz="4" w:space="2" w:color="999999"/>
-          <w:bottom w:val="single" w:sz="4" w:space="2" w:color="999999"/>
-          <w:right w:val="single" w:sz="4" w:space="2" w:color="999999"/>
-        </w:pBdr>
-        <w:shd w:val="clear" w:color="auto" w:fill="F6F3EA"/>
-      </w:pPr>
-      <w:r>
-        <w:rPr>
-          <w:rFonts w:ascii="맑은 고딕" w:hAnsi="맑은 고딕" w:eastAsia="맑은 고딕"/>
-          <w:b w:val="0"/>
-          <w:sz w:val="17"/>
-          <w:u w:val="none"/>
-        </w:rPr>
-        <w:t>Social media completely broke that barrier. The playing field is now level, and public access is democratized. ① Anybody and everybody can become a public figure on the new communicative platforms, meaning that nobody’s left to enforce the old rules. ② TV presenters and journalists might not have been able to use slang, but content creators can. ③ We regularly use words like ‘function’ and ‘side-eye,’ and our influence both legitimizes these terms and gives them a large platform to spread quicker than they could have before. ④ Dictionaries usually wait several years before adding a new word, to make sure it is not just a passing trend. ⑤ Content creators also come from a greater variety of backgrounds than people working in traditional media.</w:t>
-      </w:r>
-    </w:p>
-    <w:p>
-      <w:pPr>
-        <w:spacing w:before="0" w:after="20" w:line="276" w:lineRule="auto"/>
-        <w:ind w:left="80"/>
-        <w:snapToGrid w:val="0"/>
-      </w:pPr>
-      <w:r>
-        <w:rPr>
-          <w:rFonts w:ascii="맑은 고딕" w:hAnsi="맑은 고딕" w:eastAsia="맑은 고딕"/>
-          <w:b w:val="0"/>
-          <w:sz w:val="17"/>
-          <w:u w:val="none"/>
-        </w:rPr>
         <w:t>① ①    ② ②    ③ ③    ④ ④    ⑤ ⑤</w:t>
-      </w:r>
-    </w:p>
-    <w:p>
-      <w:pPr>
-        <w:keepNext/>
-        <w:spacing w:before="80" w:after="40" w:line="276" w:lineRule="auto"/>
-        <w:snapToGrid w:val="0"/>
-        <w:shd w:val="clear" w:color="auto" w:fill="8A3A12"/>
-      </w:pPr>
-      <w:r>
-        <w:rPr>
-          <w:rFonts w:ascii="맑은 고딕" w:hAnsi="맑은 고딕" w:eastAsia="맑은 고딕"/>
-          <w:b/>
-          <w:color w:val="FFFFFF"/>
-          <w:sz w:val="17"/>
-          <w:u w:val="none"/>
-        </w:rPr>
-        <w:t>서답형  41-서1 ~ 41-서2</w:t>
-      </w:r>
-    </w:p>
-    <w:p>
-      <w:pPr>
-        <w:keepNext/>
-        <w:spacing w:before="80" w:after="20" w:line="276" w:lineRule="auto"/>
-        <w:snapToGrid w:val="0"/>
-      </w:pPr>
-      <w:r>
-        <w:rPr>
-          <w:rFonts w:ascii="맑은 고딕" w:hAnsi="맑은 고딕" w:eastAsia="맑은 고딕"/>
-          <w:b/>
-          <w:sz w:val="17"/>
-          <w:u w:val="none"/>
-        </w:rPr>
-        <w:t>41-서1.</w:t>
-      </w:r>
-      <w:r>
-        <w:rPr>
-          <w:rFonts w:ascii="맑은 고딕" w:hAnsi="맑은 고딕" w:eastAsia="맑은 고딕"/>
-          <w:b w:val="0"/>
-          <w:sz w:val="17"/>
-          <w:u w:val="none"/>
-        </w:rPr>
-        <w:t xml:space="preserve"> 다음 글의 내용을 요약하고자 한다. 빈칸 (1)~(3)에 들어갈 말을 본문에서 찾아 </w:t>
-      </w:r>
-      <w:r>
-        <w:rPr>
-          <w:rFonts w:ascii="맑은 고딕" w:hAnsi="맑은 고딕" w:eastAsia="맑은 고딕"/>
-          <w:b w:val="0"/>
-          <w:sz w:val="17"/>
-          <w:u w:val="single"/>
-        </w:rPr>
-        <w:t>반드시 변형하여</w:t>
-      </w:r>
-      <w:r>
-        <w:rPr>
-          <w:rFonts w:ascii="맑은 고딕" w:hAnsi="맑은 고딕" w:eastAsia="맑은 고딕"/>
-          <w:b w:val="0"/>
-          <w:sz w:val="17"/>
-          <w:u w:val="none"/>
-        </w:rPr>
-        <w:t xml:space="preserve"> 쓰시오. (한 칸에 한 단어) [각 1점, 총 3점] [3.0점]</w:t>
-      </w:r>
-    </w:p>
-    <w:p>
-      <w:pPr>
-        <w:spacing w:before="0" w:after="60" w:line="288" w:lineRule="auto"/>
-        <w:ind w:left="40"/>
-        <w:snapToGrid w:val="0"/>
-        <w:pBdr>
-          <w:top w:val="single" w:sz="4" w:space="2" w:color="999999"/>
-          <w:left w:val="single" w:sz="4" w:space="2" w:color="999999"/>
-          <w:bottom w:val="single" w:sz="4" w:space="2" w:color="999999"/>
-          <w:right w:val="single" w:sz="4" w:space="2" w:color="999999"/>
-        </w:pBdr>
-        <w:shd w:val="clear" w:color="auto" w:fill="F6F3EA"/>
-      </w:pPr>
-      <w:r>
-        <w:rPr>
-          <w:rFonts w:ascii="맑은 고딕" w:hAnsi="맑은 고딕" w:eastAsia="맑은 고딕"/>
-          <w:b w:val="0"/>
-          <w:sz w:val="17"/>
-          <w:u w:val="none"/>
-        </w:rPr>
-        <w:t>The role of ‘slang’ in popular culture has fundamentally changed because of the internet. Since the emergence of Standard English, the rule makers of language have been in charge, and their prescriptive norms about a ‘correct’ version of the English language have dominated our channels of communication. If you wanted your voice to be heard by the public, you had to work within their limits, conforming to the strict expectations of either print or broadcast media. Social media completely broke that barrier. The playing field is now level, and public access is democratized. Anybody and everybody can become a public figure on the new communicative platforms, meaning that nobody’s left to enforce the old rules. TV presenters and journalists might not have been able to use slang, but content creators can. We regularly use words like ‘function’ and ‘side-eye,’ and our influence both legitimizes these terms and gives them a large platform to spread quicker than they could have before. Content creators also come from a greater variety of backgrounds than people working in traditional media. This means that slang can more naturally go beyond the economic and social barriers that once limited its growth. The loose social networks that previously connected us geographically are simply stronger online, and memes are now transmitted at rapid pace.</w:t>
-      </w:r>
-    </w:p>
-    <w:p>
-      <w:pPr>
-        <w:spacing w:before="0" w:after="60" w:line="288" w:lineRule="auto"/>
-        <w:ind w:left="40"/>
-        <w:snapToGrid w:val="0"/>
-        <w:pBdr>
-          <w:top w:val="single" w:sz="4" w:space="2" w:color="C99B4E"/>
-          <w:left w:val="single" w:sz="4" w:space="2" w:color="C99B4E"/>
-          <w:bottom w:val="single" w:sz="4" w:space="2" w:color="C99B4E"/>
-          <w:right w:val="single" w:sz="4" w:space="2" w:color="C99B4E"/>
-        </w:pBdr>
-        <w:shd w:val="clear" w:color="auto" w:fill="FFF8E1"/>
-      </w:pPr>
-      <w:r>
-        <w:rPr>
-          <w:rFonts w:ascii="맑은 고딕" w:hAnsi="맑은 고딕" w:eastAsia="맑은 고딕"/>
-          <w:b w:val="0"/>
-          <w:sz w:val="17"/>
-          <w:u w:val="none"/>
-        </w:rPr>
-        <w:t>The internet has brought a kind of (1) ________ to language: with no (2) ________ of the old rules, slang crosses social and (3) ________ boundaries quickly.</w:t>
-      </w:r>
-    </w:p>
-    <w:p>
-      <w:pPr>
-        <w:spacing w:before="0" w:after="0" w:line="288" w:lineRule="auto"/>
-        <w:ind w:left="40"/>
-        <w:snapToGrid w:val="0"/>
-        <w:pBdr>
-          <w:top w:val="single" w:sz="4" w:space="2" w:color="9B6BD0"/>
-          <w:left w:val="single" w:sz="4" w:space="2" w:color="9B6BD0"/>
-          <w:bottom w:val="single" w:sz="4" w:space="2" w:color="9B6BD0"/>
-          <w:right w:val="single" w:sz="4" w:space="2" w:color="9B6BD0"/>
-        </w:pBdr>
-        <w:shd w:val="clear" w:color="auto" w:fill="FAF5FF"/>
-      </w:pPr>
-      <w:r>
-        <w:rPr>
-          <w:rFonts w:ascii="맑은 고딕" w:hAnsi="맑은 고딕" w:eastAsia="맑은 고딕"/>
-          <w:b/>
-          <w:sz w:val="17"/>
-          <w:u w:val="none"/>
-        </w:rPr>
-        <w:t>&lt;조 건&gt;</w:t>
-      </w:r>
-    </w:p>
-    <w:p>
-      <w:pPr>
-        <w:spacing w:before="0" w:after="0" w:line="288" w:lineRule="auto"/>
-        <w:ind w:left="40"/>
-        <w:snapToGrid w:val="0"/>
-        <w:pBdr>
-          <w:top w:val="single" w:sz="4" w:space="2" w:color="9B6BD0"/>
-          <w:left w:val="single" w:sz="4" w:space="2" w:color="9B6BD0"/>
-          <w:bottom w:val="single" w:sz="4" w:space="2" w:color="9B6BD0"/>
-          <w:right w:val="single" w:sz="4" w:space="2" w:color="9B6BD0"/>
-        </w:pBdr>
-        <w:shd w:val="clear" w:color="auto" w:fill="FAF5FF"/>
-      </w:pPr>
-      <w:r>
-        <w:rPr>
-          <w:rFonts w:ascii="맑은 고딕" w:hAnsi="맑은 고딕" w:eastAsia="맑은 고딕"/>
-          <w:b w:val="0"/>
-          <w:sz w:val="17"/>
-          <w:u w:val="none"/>
-        </w:rPr>
-        <w:t>1. 본문의 단어를 반드시 변형(품사·어형)하여 쓸 것 — 본문 형태 그대로 쓰면 0점</w:t>
-      </w:r>
-    </w:p>
-    <w:p>
-      <w:pPr>
-        <w:spacing w:before="0" w:after="60" w:line="288" w:lineRule="auto"/>
-        <w:ind w:left="40"/>
-        <w:snapToGrid w:val="0"/>
-        <w:pBdr>
-          <w:top w:val="single" w:sz="4" w:space="2" w:color="9B6BD0"/>
-          <w:left w:val="single" w:sz="4" w:space="2" w:color="9B6BD0"/>
-          <w:bottom w:val="single" w:sz="4" w:space="2" w:color="9B6BD0"/>
-          <w:right w:val="single" w:sz="4" w:space="2" w:color="9B6BD0"/>
-        </w:pBdr>
-        <w:shd w:val="clear" w:color="auto" w:fill="FAF5FF"/>
-      </w:pPr>
-      <w:r>
-        <w:rPr>
-          <w:rFonts w:ascii="맑은 고딕" w:hAnsi="맑은 고딕" w:eastAsia="맑은 고딕"/>
-          <w:b w:val="0"/>
-          <w:sz w:val="17"/>
-          <w:u w:val="none"/>
-        </w:rPr>
-        <w:t>2. 답안지에 소문항 번호를 정확하게 기입할 것  예) 1-(1) 1-(2) 1-(3)</w:t>
-      </w:r>
-    </w:p>
-    <w:p>
-      <w:pPr>
-        <w:spacing w:before="0" w:after="40" w:line="360" w:lineRule="auto"/>
-        <w:snapToGrid w:val="0"/>
-      </w:pPr>
-      <w:r>
-        <w:rPr>
-          <w:rFonts w:ascii="맑은 고딕" w:hAnsi="맑은 고딕" w:eastAsia="맑은 고딕"/>
-          <w:b w:val="0"/>
-          <w:sz w:val="17"/>
-          <w:u w:val="none"/>
-        </w:rPr>
-        <w:t>(1) ______________   (2) ______________   (3) ______________</w:t>
-      </w:r>
-    </w:p>
-    <w:p>
-      <w:pPr>
-        <w:keepNext/>
-        <w:spacing w:before="80" w:after="20" w:line="276" w:lineRule="auto"/>
-        <w:snapToGrid w:val="0"/>
-      </w:pPr>
-      <w:r>
-        <w:rPr>
-          <w:rFonts w:ascii="맑은 고딕" w:hAnsi="맑은 고딕" w:eastAsia="맑은 고딕"/>
-          <w:b/>
-          <w:sz w:val="17"/>
-          <w:u w:val="none"/>
-        </w:rPr>
-        <w:t>41-서2.</w:t>
-      </w:r>
-      <w:r>
-        <w:rPr>
-          <w:rFonts w:ascii="맑은 고딕" w:hAnsi="맑은 고딕" w:eastAsia="맑은 고딕"/>
-          <w:b w:val="0"/>
-          <w:sz w:val="17"/>
-          <w:u w:val="none"/>
-        </w:rPr>
-        <w:t xml:space="preserve"> 다음 우리말과 같은 뜻이 되도록 &lt;보기&gt;의 표현을 모두 사용하여 &lt;조건&gt;에 맞게 영작하시오. [3점] [3.0점]</w:t>
-      </w:r>
-    </w:p>
-    <w:p>
-      <w:pPr>
-        <w:spacing w:before="0" w:after="60" w:line="288" w:lineRule="auto"/>
-        <w:ind w:left="40"/>
-        <w:snapToGrid w:val="0"/>
-        <w:pBdr>
-          <w:top w:val="single" w:sz="4" w:space="2" w:color="999999"/>
-          <w:left w:val="single" w:sz="4" w:space="2" w:color="999999"/>
-          <w:bottom w:val="single" w:sz="4" w:space="2" w:color="999999"/>
-          <w:right w:val="single" w:sz="4" w:space="2" w:color="999999"/>
-        </w:pBdr>
-        <w:shd w:val="clear" w:color="auto" w:fill="F6F3EA"/>
-      </w:pPr>
-      <w:r>
-        <w:rPr>
-          <w:rFonts w:ascii="맑은 고딕" w:hAnsi="맑은 고딕" w:eastAsia="맑은 고딕"/>
-          <w:b w:val="0"/>
-          <w:sz w:val="17"/>
-          <w:u w:val="single"/>
-        </w:rPr>
-        <w:t>Content creators also come from a greater variety of backgrounds than people working in traditional media.</w:t>
-      </w:r>
-    </w:p>
-    <w:p>
-      <w:pPr>
-        <w:spacing w:before="0" w:after="60" w:line="288" w:lineRule="auto"/>
-        <w:ind w:left="40"/>
-        <w:snapToGrid w:val="0"/>
-        <w:pBdr>
-          <w:top w:val="single" w:sz="4" w:space="2" w:color="C99B4E"/>
-          <w:left w:val="single" w:sz="4" w:space="2" w:color="C99B4E"/>
-          <w:bottom w:val="single" w:sz="4" w:space="2" w:color="C99B4E"/>
-          <w:right w:val="single" w:sz="4" w:space="2" w:color="C99B4E"/>
-        </w:pBdr>
-        <w:shd w:val="clear" w:color="auto" w:fill="FFF8E1"/>
-      </w:pPr>
-      <w:r>
-        <w:rPr>
-          <w:rFonts w:ascii="맑은 고딕" w:hAnsi="맑은 고딕" w:eastAsia="맑은 고딕"/>
-          <w:b w:val="0"/>
-          <w:sz w:val="17"/>
-          <w:u w:val="none"/>
-        </w:rPr>
-        <w:t>콘텐츠 제작자들은 또한 전통 매체에서 일하는 사람들보다 더 다양한 배경 출신이다.</w:t>
-      </w:r>
-    </w:p>
-    <w:p>
-      <w:pPr>
-        <w:spacing w:before="0" w:after="60" w:line="288" w:lineRule="auto"/>
-        <w:ind w:left="40"/>
-        <w:snapToGrid w:val="0"/>
-        <w:pBdr>
-          <w:top w:val="single" w:sz="4" w:space="2" w:color="9B6BD0"/>
-          <w:left w:val="single" w:sz="4" w:space="2" w:color="9B6BD0"/>
-          <w:bottom w:val="single" w:sz="4" w:space="2" w:color="9B6BD0"/>
-          <w:right w:val="single" w:sz="4" w:space="2" w:color="9B6BD0"/>
-        </w:pBdr>
-        <w:shd w:val="clear" w:color="auto" w:fill="FAF5FF"/>
-      </w:pPr>
-      <w:r>
-        <w:rPr>
-          <w:rFonts w:ascii="맑은 고딕" w:hAnsi="맑은 고딕" w:eastAsia="맑은 고딕"/>
-          <w:b/>
-          <w:sz w:val="17"/>
-          <w:u w:val="none"/>
-        </w:rPr>
-        <w:t>&lt;보 기&gt;</w:t>
-      </w:r>
-      <w:r>
-        <w:rPr>
-          <w:rFonts w:ascii="맑은 고딕" w:hAnsi="맑은 고딕" w:eastAsia="맑은 고딕"/>
-          <w:b w:val="0"/>
-          <w:sz w:val="17"/>
-          <w:u w:val="none"/>
-        </w:rPr>
-        <w:t xml:space="preserve"> content creators / also / come from / a greater variety of / backgrounds / than / people / work / in traditional media</w:t>
-      </w:r>
-    </w:p>
-    <w:p>
-      <w:pPr>
-        <w:spacing w:before="0" w:after="0" w:line="288" w:lineRule="auto"/>
-        <w:ind w:left="40"/>
-        <w:snapToGrid w:val="0"/>
-        <w:pBdr>
-          <w:top w:val="single" w:sz="4" w:space="2" w:color="9B6BD0"/>
-          <w:left w:val="single" w:sz="4" w:space="2" w:color="9B6BD0"/>
-          <w:bottom w:val="single" w:sz="4" w:space="2" w:color="9B6BD0"/>
-          <w:right w:val="single" w:sz="4" w:space="2" w:color="9B6BD0"/>
-        </w:pBdr>
-        <w:shd w:val="clear" w:color="auto" w:fill="FAF5FF"/>
-      </w:pPr>
-      <w:r>
-        <w:rPr>
-          <w:rFonts w:ascii="맑은 고딕" w:hAnsi="맑은 고딕" w:eastAsia="맑은 고딕"/>
-          <w:b/>
-          <w:sz w:val="17"/>
-          <w:u w:val="none"/>
-        </w:rPr>
-        <w:t>&lt;조 건&gt;</w:t>
-      </w:r>
-    </w:p>
-    <w:p>
-      <w:pPr>
-        <w:spacing w:before="0" w:after="0" w:line="288" w:lineRule="auto"/>
-        <w:ind w:left="40"/>
-        <w:snapToGrid w:val="0"/>
-        <w:pBdr>
-          <w:top w:val="single" w:sz="4" w:space="2" w:color="9B6BD0"/>
-          <w:left w:val="single" w:sz="4" w:space="2" w:color="9B6BD0"/>
-          <w:bottom w:val="single" w:sz="4" w:space="2" w:color="9B6BD0"/>
-          <w:right w:val="single" w:sz="4" w:space="2" w:color="9B6BD0"/>
-        </w:pBdr>
-        <w:shd w:val="clear" w:color="auto" w:fill="FAF5FF"/>
-      </w:pPr>
-      <w:r>
-        <w:rPr>
-          <w:rFonts w:ascii="맑은 고딕" w:hAnsi="맑은 고딕" w:eastAsia="맑은 고딕"/>
-          <w:b w:val="0"/>
-          <w:sz w:val="17"/>
-          <w:u w:val="none"/>
-        </w:rPr>
-        <w:t>1. &lt;보기&gt;의 표현을 모두 한 번씩만 사용할 것</w:t>
-      </w:r>
-    </w:p>
-    <w:p>
-      <w:pPr>
-        <w:spacing w:before="0" w:after="0" w:line="288" w:lineRule="auto"/>
-        <w:ind w:left="40"/>
-        <w:snapToGrid w:val="0"/>
-        <w:pBdr>
-          <w:top w:val="single" w:sz="4" w:space="2" w:color="9B6BD0"/>
-          <w:left w:val="single" w:sz="4" w:space="2" w:color="9B6BD0"/>
-          <w:bottom w:val="single" w:sz="4" w:space="2" w:color="9B6BD0"/>
-          <w:right w:val="single" w:sz="4" w:space="2" w:color="9B6BD0"/>
-        </w:pBdr>
-        <w:shd w:val="clear" w:color="auto" w:fill="FAF5FF"/>
-      </w:pPr>
-      <w:r>
-        <w:rPr>
-          <w:rFonts w:ascii="맑은 고딕" w:hAnsi="맑은 고딕" w:eastAsia="맑은 고딕"/>
-          <w:b w:val="0"/>
-          <w:sz w:val="17"/>
-          <w:u w:val="none"/>
-        </w:rPr>
-        <w:t>2. 필요시 어형을 바꾸되 다른 단어를 추가하지 말 것</w:t>
-      </w:r>
-    </w:p>
-    <w:p>
-      <w:pPr>
-        <w:spacing w:before="0" w:after="0" w:line="288" w:lineRule="auto"/>
-        <w:ind w:left="40"/>
-        <w:snapToGrid w:val="0"/>
-        <w:pBdr>
-          <w:top w:val="single" w:sz="4" w:space="2" w:color="9B6BD0"/>
-          <w:left w:val="single" w:sz="4" w:space="2" w:color="9B6BD0"/>
-          <w:bottom w:val="single" w:sz="4" w:space="2" w:color="9B6BD0"/>
-          <w:right w:val="single" w:sz="4" w:space="2" w:color="9B6BD0"/>
-        </w:pBdr>
-        <w:shd w:val="clear" w:color="auto" w:fill="FAF5FF"/>
-      </w:pPr>
-      <w:r>
-        <w:rPr>
-          <w:rFonts w:ascii="맑은 고딕" w:hAnsi="맑은 고딕" w:eastAsia="맑은 고딕"/>
-          <w:b w:val="0"/>
-          <w:sz w:val="17"/>
-          <w:u w:val="none"/>
-        </w:rPr>
-        <w:t>3. 분사의 후치 수식을 사용할 것</w:t>
-      </w:r>
-    </w:p>
-    <w:p>
-      <w:pPr>
-        <w:spacing w:before="0" w:after="0" w:line="288" w:lineRule="auto"/>
-        <w:ind w:left="40"/>
-        <w:snapToGrid w:val="0"/>
-        <w:pBdr>
-          <w:top w:val="single" w:sz="4" w:space="2" w:color="9B6BD0"/>
-          <w:left w:val="single" w:sz="4" w:space="2" w:color="9B6BD0"/>
-          <w:bottom w:val="single" w:sz="4" w:space="2" w:color="9B6BD0"/>
-          <w:right w:val="single" w:sz="4" w:space="2" w:color="9B6BD0"/>
-        </w:pBdr>
-        <w:shd w:val="clear" w:color="auto" w:fill="FAF5FF"/>
-      </w:pPr>
-      <w:r>
-        <w:rPr>
-          <w:rFonts w:ascii="맑은 고딕" w:hAnsi="맑은 고딕" w:eastAsia="맑은 고딕"/>
-          <w:b w:val="0"/>
-          <w:sz w:val="17"/>
-          <w:u w:val="none"/>
-        </w:rPr>
-        <w:t>4. 총 16단어로 쓸 것</w:t>
-      </w:r>
-    </w:p>
-    <w:p>
-      <w:pPr>
-        <w:spacing w:before="0" w:after="60" w:line="288" w:lineRule="auto"/>
-        <w:ind w:left="40"/>
-        <w:snapToGrid w:val="0"/>
-        <w:pBdr>
-          <w:top w:val="single" w:sz="4" w:space="2" w:color="9B6BD0"/>
-          <w:left w:val="single" w:sz="4" w:space="2" w:color="9B6BD0"/>
-          <w:bottom w:val="single" w:sz="4" w:space="2" w:color="9B6BD0"/>
-          <w:right w:val="single" w:sz="4" w:space="2" w:color="9B6BD0"/>
-        </w:pBdr>
-        <w:shd w:val="clear" w:color="auto" w:fill="FAF5FF"/>
-      </w:pPr>
-      <w:r>
-        <w:rPr>
-          <w:rFonts w:ascii="맑은 고딕" w:hAnsi="맑은 고딕" w:eastAsia="맑은 고딕"/>
-          <w:b w:val="0"/>
-          <w:sz w:val="17"/>
-          <w:u w:val="none"/>
-        </w:rPr>
-        <w:t>5. 답안지에 소문항 번호를 정확하게 기입할 것</w:t>
-      </w:r>
-    </w:p>
-    <w:p>
-      <w:pPr>
-        <w:spacing w:before="0" w:after="40" w:line="360" w:lineRule="auto"/>
-        <w:snapToGrid w:val="0"/>
-      </w:pPr>
-      <w:r>
-        <w:rPr>
-          <w:rFonts w:ascii="맑은 고딕" w:hAnsi="맑은 고딕" w:eastAsia="맑은 고딕"/>
-          <w:b w:val="0"/>
-          <w:sz w:val="17"/>
-          <w:u w:val="none"/>
-        </w:rPr>
-        <w:t>⇒ ______________________________________________________________ .</w:t>
-      </w:r>
-    </w:p>
-    <w:p>
-      <w:pPr>
-        <w:keepNext/>
-        <w:spacing w:before="80" w:after="40" w:line="276" w:lineRule="auto"/>
-        <w:snapToGrid w:val="0"/>
-        <w:shd w:val="clear" w:color="auto" w:fill="6B21A8"/>
-      </w:pPr>
-      <w:r>
-        <w:rPr>
-          <w:rFonts w:ascii="맑은 고딕" w:hAnsi="맑은 고딕" w:eastAsia="맑은 고딕"/>
-          <w:b/>
-          <w:color w:val="FFFFFF"/>
-          <w:sz w:val="17"/>
-          <w:u w:val="none"/>
-        </w:rPr>
-        <w:t>[지문 구조]  ※ 앞 문항을 모두 푼 뒤에 풀 것</w:t>
-      </w:r>
-    </w:p>
-    <w:p>
-      <w:pPr>
-        <w:keepNext/>
-        <w:spacing w:before="80" w:after="20" w:line="276" w:lineRule="auto"/>
-        <w:snapToGrid w:val="0"/>
-      </w:pPr>
-      <w:r>
-        <w:rPr>
-          <w:rFonts w:ascii="맑은 고딕" w:hAnsi="맑은 고딕" w:eastAsia="맑은 고딕"/>
-          <w:b/>
-          <w:sz w:val="17"/>
-          <w:u w:val="none"/>
-        </w:rPr>
-        <w:t>41-8.</w:t>
-      </w:r>
-      <w:r>
-        <w:rPr>
-          <w:rFonts w:ascii="맑은 고딕" w:hAnsi="맑은 고딕" w:eastAsia="맑은 고딕"/>
-          <w:b w:val="0"/>
-          <w:sz w:val="17"/>
-          <w:u w:val="none"/>
-        </w:rPr>
-        <w:t xml:space="preserve"> 주어진 글 다음에 이어질 글의 순서로 가장 적절한 것은? [2.7점]</w:t>
-      </w:r>
-    </w:p>
-    <w:p>
-      <w:pPr>
-        <w:spacing w:before="0" w:after="60" w:line="288" w:lineRule="auto"/>
-        <w:ind w:left="40"/>
-        <w:snapToGrid w:val="0"/>
-        <w:pBdr>
-          <w:top w:val="single" w:sz="4" w:space="2" w:color="C99B4E"/>
-          <w:left w:val="single" w:sz="4" w:space="2" w:color="C99B4E"/>
-          <w:bottom w:val="single" w:sz="4" w:space="2" w:color="C99B4E"/>
-          <w:right w:val="single" w:sz="4" w:space="2" w:color="C99B4E"/>
-        </w:pBdr>
-        <w:shd w:val="clear" w:color="auto" w:fill="FFF8E1"/>
-      </w:pPr>
-      <w:r>
-        <w:rPr>
-          <w:rFonts w:ascii="맑은 고딕" w:hAnsi="맑은 고딕" w:eastAsia="맑은 고딕"/>
-          <w:b w:val="0"/>
-          <w:sz w:val="17"/>
-          <w:u w:val="none"/>
-        </w:rPr>
-        <w:t>The role of ‘slang’ in popular culture has fundamentally changed because of the internet. Since the emergence of Standard English, the rule makers of language have been in charge, and their prescriptive norms about a ‘correct’ version of the English language have dominated our channels of communication.</w:t>
-      </w:r>
-    </w:p>
-    <w:p>
-      <w:pPr>
-        <w:spacing w:before="0" w:after="0" w:line="288" w:lineRule="auto"/>
-        <w:ind w:left="40"/>
-        <w:snapToGrid w:val="0"/>
-        <w:pBdr>
-          <w:top w:val="single" w:sz="4" w:space="2" w:color="999999"/>
-          <w:left w:val="single" w:sz="4" w:space="2" w:color="999999"/>
-          <w:bottom w:val="single" w:sz="4" w:space="2" w:color="999999"/>
-          <w:right w:val="single" w:sz="4" w:space="2" w:color="999999"/>
-        </w:pBdr>
-        <w:shd w:val="clear" w:color="auto" w:fill="F6F3EA"/>
-      </w:pPr>
-      <w:r>
-        <w:rPr>
-          <w:rFonts w:ascii="맑은 고딕" w:hAnsi="맑은 고딕" w:eastAsia="맑은 고딕"/>
-          <w:b w:val="0"/>
-          <w:sz w:val="17"/>
-          <w:u w:val="none"/>
-        </w:rPr>
-        <w:t>(A) Content creators also come from a greater variety of backgrounds than people working in traditional media. This means that slang can more naturally go beyond the economic and social barriers that once limited its growth.</w:t>
-      </w:r>
-    </w:p>
-    <w:p>
-      <w:pPr>
-        <w:spacing w:before="0" w:after="0" w:line="288" w:lineRule="auto"/>
-        <w:ind w:left="40"/>
-        <w:snapToGrid w:val="0"/>
-        <w:pBdr>
-          <w:top w:val="single" w:sz="4" w:space="2" w:color="999999"/>
-          <w:left w:val="single" w:sz="4" w:space="2" w:color="999999"/>
-          <w:bottom w:val="single" w:sz="4" w:space="2" w:color="999999"/>
-          <w:right w:val="single" w:sz="4" w:space="2" w:color="999999"/>
-        </w:pBdr>
-        <w:shd w:val="clear" w:color="auto" w:fill="F6F3EA"/>
-      </w:pPr>
-      <w:r>
-        <w:rPr>
-          <w:rFonts w:ascii="맑은 고딕" w:hAnsi="맑은 고딕" w:eastAsia="맑은 고딕"/>
-          <w:b w:val="0"/>
-          <w:sz w:val="17"/>
-          <w:u w:val="none"/>
-        </w:rPr>
-        <w:t>(B) If you wanted your voice to be heard by the public, you had to work within their limits, conforming to the strict expectations of either print or broadcast media.</w:t>
-      </w:r>
-    </w:p>
-    <w:p>
-      <w:pPr>
-        <w:spacing w:before="0" w:after="60" w:line="288" w:lineRule="auto"/>
-        <w:ind w:left="40"/>
-        <w:snapToGrid w:val="0"/>
-        <w:pBdr>
-          <w:top w:val="single" w:sz="4" w:space="2" w:color="999999"/>
-          <w:left w:val="single" w:sz="4" w:space="2" w:color="999999"/>
-          <w:bottom w:val="single" w:sz="4" w:space="2" w:color="999999"/>
-          <w:right w:val="single" w:sz="4" w:space="2" w:color="999999"/>
-        </w:pBdr>
-        <w:shd w:val="clear" w:color="auto" w:fill="F6F3EA"/>
-      </w:pPr>
-      <w:r>
-        <w:rPr>
-          <w:rFonts w:ascii="맑은 고딕" w:hAnsi="맑은 고딕" w:eastAsia="맑은 고딕"/>
-          <w:b w:val="0"/>
-          <w:sz w:val="17"/>
-          <w:u w:val="none"/>
-        </w:rPr>
-        <w:t>(C) Social media completely broke that barrier. The playing field is now level, and public access is democratized. TV presenters and journalists might not have been able to use slang, but content creators can.</w:t>
-      </w:r>
-    </w:p>
-    <w:p>
-      <w:pPr>
-        <w:spacing w:before="0" w:after="0" w:line="269" w:lineRule="auto"/>
-        <w:ind w:left="180" w:hanging="180"/>
-        <w:snapToGrid w:val="0"/>
-      </w:pPr>
-      <w:r>
-        <w:rPr>
-          <w:rFonts w:ascii="맑은 고딕" w:hAnsi="맑은 고딕" w:eastAsia="맑은 고딕"/>
-          <w:b w:val="0"/>
-          <w:sz w:val="17"/>
-          <w:u w:val="none"/>
-        </w:rPr>
-        <w:t>① (A) – (C) – (B)</w:t>
-      </w:r>
-    </w:p>
-    <w:p>
-      <w:pPr>
-        <w:spacing w:before="0" w:after="0" w:line="269" w:lineRule="auto"/>
-        <w:ind w:left="180" w:hanging="180"/>
-        <w:snapToGrid w:val="0"/>
-      </w:pPr>
-      <w:r>
-        <w:rPr>
-          <w:rFonts w:ascii="맑은 고딕" w:hAnsi="맑은 고딕" w:eastAsia="맑은 고딕"/>
-          <w:b w:val="0"/>
-          <w:sz w:val="17"/>
-          <w:u w:val="none"/>
-        </w:rPr>
-        <w:t>② (B) – (A) – (C)</w:t>
-      </w:r>
-    </w:p>
-    <w:p>
-      <w:pPr>
-        <w:spacing w:before="0" w:after="0" w:line="269" w:lineRule="auto"/>
-        <w:ind w:left="180" w:hanging="180"/>
-        <w:snapToGrid w:val="0"/>
-      </w:pPr>
-      <w:r>
-        <w:rPr>
-          <w:rFonts w:ascii="맑은 고딕" w:hAnsi="맑은 고딕" w:eastAsia="맑은 고딕"/>
-          <w:b w:val="0"/>
-          <w:sz w:val="17"/>
-          <w:u w:val="none"/>
-        </w:rPr>
-        <w:t>③ (B) – (C) – (A)</w:t>
-      </w:r>
-    </w:p>
-    <w:p>
-      <w:pPr>
-        <w:spacing w:before="0" w:after="0" w:line="269" w:lineRule="auto"/>
-        <w:ind w:left="180" w:hanging="180"/>
-        <w:snapToGrid w:val="0"/>
-      </w:pPr>
-      <w:r>
-        <w:rPr>
-          <w:rFonts w:ascii="맑은 고딕" w:hAnsi="맑은 고딕" w:eastAsia="맑은 고딕"/>
-          <w:b w:val="0"/>
-          <w:sz w:val="17"/>
-          <w:u w:val="none"/>
-        </w:rPr>
-        <w:t>④ (C) – (A) – (B)</w:t>
-      </w:r>
-    </w:p>
-    <w:p>
-      <w:pPr>
-        <w:spacing w:before="0" w:after="0" w:line="269" w:lineRule="auto"/>
-        <w:ind w:left="180" w:hanging="180"/>
-        <w:snapToGrid w:val="0"/>
-      </w:pPr>
-      <w:r>
-        <w:rPr>
-          <w:rFonts w:ascii="맑은 고딕" w:hAnsi="맑은 고딕" w:eastAsia="맑은 고딕"/>
-          <w:b w:val="0"/>
-          <w:sz w:val="17"/>
-          <w:u w:val="none"/>
-        </w:rPr>
-        <w:t>⑤ (C) – (B) – (A)</w:t>
       </w:r>
     </w:p>
     <w:p>
@@ -3357,7 +3240,7 @@
           <w:sz w:val="15"/>
           <w:u w:val="none"/>
         </w:rPr>
-        <w:t xml:space="preserve"> emergence (정관사 the 뒤 → 명사)</w:t>
+        <w:t xml:space="preserve"> ★fundamentally (과거분사 changed 수식 → 부사)</w:t>
       </w:r>
     </w:p>
     <w:p>
@@ -3382,7 +3265,7 @@
           <w:sz w:val="15"/>
           <w:u w:val="none"/>
         </w:rPr>
-        <w:t xml:space="preserve"> ★have been (Since ~ ‘이래로 지금까지’ → 현재완료)</w:t>
+        <w:t xml:space="preserve"> emergence (정관사 the 뒤 → 명사)</w:t>
       </w:r>
     </w:p>
     <w:p>
@@ -3407,7 +3290,7 @@
           <w:sz w:val="15"/>
           <w:u w:val="none"/>
         </w:rPr>
-        <w:t xml:space="preserve"> prescriptive (규범적인 ↔ flexible)</w:t>
+        <w:t xml:space="preserve"> ★have been (Since ~ ‘이래로 지금까지’ → 현재완료)</w:t>
       </w:r>
     </w:p>
     <w:p>
@@ -3432,7 +3315,7 @@
           <w:sz w:val="15"/>
           <w:u w:val="none"/>
         </w:rPr>
-        <w:t xml:space="preserve"> communication</w:t>
+        <w:t xml:space="preserve"> prescriptive (‘올바른’ 영어를 규정하는 규범 — 규범적; flexible은 반대)</w:t>
       </w:r>
     </w:p>
     <w:p>
@@ -3457,7 +3340,7 @@
           <w:sz w:val="15"/>
           <w:u w:val="none"/>
         </w:rPr>
-        <w:t xml:space="preserve"> ★to be heard (목소리가 ‘들리는’ 수동 — want + O + to be p.p.)</w:t>
+        <w:t xml:space="preserve"> communication</w:t>
       </w:r>
     </w:p>
     <w:p>
@@ -3482,7 +3365,7 @@
           <w:sz w:val="15"/>
           <w:u w:val="none"/>
         </w:rPr>
-        <w:t xml:space="preserve"> ★conforming (동시 동작 분사구문 능동)</w:t>
+        <w:t xml:space="preserve"> ★to be heard (목소리가 ‘들리는’ 수동 — want + O + to be p.p.)</w:t>
       </w:r>
     </w:p>
     <w:p>
@@ -3507,7 +3390,7 @@
           <w:sz w:val="15"/>
           <w:u w:val="none"/>
         </w:rPr>
-        <w:t xml:space="preserve"> strict (엄격한 ↔ loose)</w:t>
+        <w:t xml:space="preserve"> ★conforming (동시 동작 분사구문 — 주어 you가 ‘맞추는’ 능동)</w:t>
       </w:r>
     </w:p>
     <w:p>
@@ -3532,7 +3415,7 @@
           <w:sz w:val="15"/>
           <w:u w:val="none"/>
         </w:rPr>
-        <w:t xml:space="preserve"> barrier</w:t>
+        <w:t xml:space="preserve"> strict (인쇄·방송 매체의 ‘엄격한’ 기대 — 앞의 limits와 호응; loose는 반대)</w:t>
       </w:r>
     </w:p>
     <w:p>
@@ -3557,7 +3440,7 @@
           <w:sz w:val="15"/>
           <w:u w:val="none"/>
         </w:rPr>
-        <w:t xml:space="preserve"> level</w:t>
+        <w:t xml:space="preserve"> barrier</w:t>
       </w:r>
     </w:p>
     <w:p>
@@ -3582,7 +3465,7 @@
           <w:sz w:val="15"/>
           <w:u w:val="none"/>
         </w:rPr>
-        <w:t xml:space="preserve"> democratized (be + p.p. 수동)</w:t>
+        <w:t xml:space="preserve"> level</w:t>
       </w:r>
     </w:p>
     <w:p>
@@ -3607,7 +3490,7 @@
           <w:sz w:val="15"/>
           <w:u w:val="none"/>
         </w:rPr>
-        <w:t xml:space="preserve"> ★meaning (결과 분사구문 능동)</w:t>
+        <w:t xml:space="preserve"> democratized (be + p.p. 수동 ‘민주화되었다’)</w:t>
       </w:r>
     </w:p>
     <w:p>
@@ -3632,7 +3515,7 @@
           <w:sz w:val="15"/>
           <w:u w:val="none"/>
         </w:rPr>
-        <w:t xml:space="preserve"> enforce (시행하다 ↔ abandon)</w:t>
+        <w:t xml:space="preserve"> ★meaning (결과 분사구문 — 앞 절 전체가 ‘의미하는’ 능동)</w:t>
       </w:r>
     </w:p>
     <w:p>
@@ -3657,7 +3540,7 @@
           <w:sz w:val="15"/>
           <w:u w:val="none"/>
         </w:rPr>
-        <w:t xml:space="preserve"> legitimizes (주어 our influence 단수, 동사)</w:t>
+        <w:t xml:space="preserve"> enforce (옛 규칙을 ‘강제할’ 사람이 없다 — 규칙이 무너진 상황; abandon은 반대)</w:t>
       </w:r>
     </w:p>
     <w:p>
@@ -3682,7 +3565,7 @@
           <w:sz w:val="15"/>
           <w:u w:val="none"/>
         </w:rPr>
-        <w:t xml:space="preserve"> ★gives (both A and B 병렬 — 주어 our influence 단수)</w:t>
+        <w:t xml:space="preserve"> legitimizes (주어 our influence 단수 — both A and B의 A 동사)</w:t>
       </w:r>
     </w:p>
     <w:p>
@@ -3707,7 +3590,7 @@
           <w:sz w:val="15"/>
           <w:u w:val="none"/>
         </w:rPr>
-        <w:t xml:space="preserve"> variety</w:t>
+        <w:t xml:space="preserve"> ★gives (both A and B 병렬 — 주어 our influence 단수)</w:t>
       </w:r>
     </w:p>
     <w:p>
@@ -3732,7 +3615,7 @@
           <w:sz w:val="15"/>
           <w:u w:val="none"/>
         </w:rPr>
-        <w:t xml:space="preserve"> ★working (사람들이 ‘일하는’ 능동 — people 수식)</w:t>
+        <w:t xml:space="preserve"> variety</w:t>
       </w:r>
     </w:p>
     <w:p>
@@ -3782,7 +3665,7 @@
           <w:sz w:val="15"/>
           <w:u w:val="none"/>
         </w:rPr>
-        <w:t xml:space="preserve"> ★that (선행사 barriers — what 불가)</w:t>
+        <w:t xml:space="preserve"> ★that (선행사 barriers + 주어 빠진 절; what은 선행사 불가)</w:t>
       </w:r>
     </w:p>
     <w:p>
@@ -3807,7 +3690,7 @@
           <w:sz w:val="15"/>
           <w:u w:val="none"/>
         </w:rPr>
-        <w:t xml:space="preserve"> ★are (주어 The loose social networks 복수)</w:t>
+        <w:t xml:space="preserve"> ★are (주어 The loose social networks 복수 — 관계절 뒤)</w:t>
       </w:r>
     </w:p>
     <w:p>
@@ -3857,7 +3740,7 @@
           <w:sz w:val="15"/>
           <w:u w:val="none"/>
         </w:rPr>
-        <w:t xml:space="preserve"> ★✕ — 바른 형태: gives (legitimizes와 병렬, 주어 our influence 단수)</w:t>
+        <w:t xml:space="preserve"> ○ (분사구문 conforming = and + 동사 conformed — 앞의 had to work와 같은 과거)</w:t>
       </w:r>
     </w:p>
     <w:p>
@@ -3882,7 +3765,7 @@
           <w:sz w:val="15"/>
           <w:u w:val="none"/>
         </w:rPr>
-        <w:t xml:space="preserve"> ○ (결과 분사구문 = 계속적 which + 동사)</w:t>
+        <w:t xml:space="preserve"> ○ (결과 분사구문 = 계속적 용법 which + 동사)</w:t>
       </w:r>
     </w:p>
     <w:p>
@@ -3907,7 +3790,7 @@
           <w:sz w:val="15"/>
           <w:u w:val="none"/>
         </w:rPr>
-        <w:t xml:space="preserve"> ○ (생략된 use slang 복원)</w:t>
+        <w:t xml:space="preserve"> ★✕ — 바른 형태: transmitted (밈이 ‘전파되는’ 수동 — be + p.p.)</w:t>
       </w:r>
     </w:p>
     <w:p>
@@ -3932,7 +3815,7 @@
           <w:sz w:val="15"/>
           <w:u w:val="none"/>
         </w:rPr>
-        <w:t xml:space="preserve"> Social media completely broke that barrier. (보충 that / 제외 barriers / complete→completely · break→broke)</w:t>
+        <w:t xml:space="preserve"> If you wanted your voice to be heard by the public, you had to work within their limits, conforming to the strict expectations of either print or broadcast media. (보충 within / 제외 beyond / want→wanted, have to→had to, conform→conforming)</w:t>
       </w:r>
     </w:p>
     <w:p>
@@ -3957,7 +3840,7 @@
           <w:sz w:val="15"/>
           <w:u w:val="none"/>
         </w:rPr>
-        <w:t xml:space="preserve"> Content creators also come from a greater variety of backgrounds than people working in traditional media. (보충 of / 제외 various / work→working)</w:t>
+        <w:t xml:space="preserve"> This means that slang can more naturally go beyond the economic and social barriers that once limited its growth. (보충 that(관계대명사) / 제외 what / mean→means, limit→limited)</w:t>
       </w:r>
     </w:p>
     <w:p>
@@ -3982,7 +3865,7 @@
           <w:sz w:val="15"/>
           <w:u w:val="none"/>
         </w:rPr>
-        <w:t xml:space="preserve"> Anybody and everybody can become a public figure on the new communicative platforms. (communication→communicative)</w:t>
+        <w:t xml:space="preserve"> Content creators also come from a greater variety of backgrounds than people working in traditional media. (work→working)</w:t>
       </w:r>
     </w:p>
     <w:p>
@@ -4107,7 +3990,7 @@
           <w:sz w:val="15"/>
           <w:u w:val="none"/>
         </w:rPr>
-        <w:t xml:space="preserve"> ★chose (조건절 과거 서술 — 주어 a record company)</w:t>
+        <w:t xml:space="preserve"> ★chose (조건절 과거 서술 — 주어 a record company; chosen은 분사)</w:t>
       </w:r>
     </w:p>
     <w:p>
@@ -4132,7 +4015,7 @@
           <w:sz w:val="15"/>
           <w:u w:val="none"/>
         </w:rPr>
-        <w:t xml:space="preserve"> ★recording (십대가 ‘녹음하는’ 능동)</w:t>
+        <w:t xml:space="preserve"> ★recording (십대가 ‘녹음하는’ 능동 분사)</w:t>
       </w:r>
     </w:p>
     <w:p>
@@ -4157,7 +4040,7 @@
           <w:sz w:val="15"/>
           <w:u w:val="none"/>
         </w:rPr>
-        <w:t xml:space="preserve"> ★that (선행사 styles — what 불가)</w:t>
+        <w:t xml:space="preserve"> ★that (선행사 styles, 관계절 주어 자리; what은 선행사 불가)</w:t>
       </w:r>
     </w:p>
     <w:p>
@@ -4182,7 +4065,7 @@
           <w:sz w:val="15"/>
           <w:u w:val="none"/>
         </w:rPr>
-        <w:t xml:space="preserve"> freely</w:t>
+        <w:t xml:space="preserve"> enforce</w:t>
       </w:r>
     </w:p>
     <w:p>
@@ -4223,7 +4106,7 @@
           <w:sz w:val="15"/>
           <w:u w:val="none"/>
         </w:rPr>
-        <w:t xml:space="preserve"> 정답 ④ — (a) ✕ (b) ○ (c) ✕ (d) ○ (e) ✕</w:t>
+        <w:t xml:space="preserve"> 정답 ⑤ — (A) ○ (B) ○ (C) ✕ (D) ✕</w:t>
       </w:r>
     </w:p>
     <w:p>
@@ -4248,7 +4131,7 @@
           <w:sz w:val="15"/>
           <w:u w:val="none"/>
         </w:rPr>
-        <w:t xml:space="preserve"> 정답 ② — ⓑ to hear → to be heard / ⓓ giving → gives / ⓕ what → that</w:t>
+        <w:t xml:space="preserve"> 정답 ②</w:t>
       </w:r>
     </w:p>
     <w:p>
@@ -4273,7 +4156,7 @@
           <w:sz w:val="15"/>
           <w:u w:val="none"/>
         </w:rPr>
-        <w:t xml:space="preserve"> 정답 ⑤ — (e) slow → rapid</w:t>
+        <w:t xml:space="preserve"> 정답 ①</w:t>
       </w:r>
     </w:p>
     <w:p>
@@ -4298,7 +4181,7 @@
           <w:sz w:val="15"/>
           <w:u w:val="none"/>
         </w:rPr>
-        <w:t xml:space="preserve"> 정답 ③</w:t>
+        <w:t xml:space="preserve"> 정답 ④ — gatekeepers · freely</w:t>
       </w:r>
     </w:p>
     <w:p>
@@ -4323,7 +4206,7 @@
           <w:sz w:val="15"/>
           <w:u w:val="none"/>
         </w:rPr>
-        <w:t xml:space="preserve"> 정답 ①</w:t>
+        <w:t xml:space="preserve"> 정답 ③</w:t>
       </w:r>
     </w:p>
     <w:p>
@@ -4348,7 +4231,7 @@
           <w:sz w:val="15"/>
           <w:u w:val="none"/>
         </w:rPr>
-        <w:t xml:space="preserve"> 정답 ⑤</w:t>
+        <w:t xml:space="preserve"> 정답 ②</w:t>
       </w:r>
     </w:p>
     <w:p>
@@ -4373,7 +4256,7 @@
           <w:sz w:val="15"/>
           <w:u w:val="none"/>
         </w:rPr>
-        <w:t xml:space="preserve"> 정답 ④</w:t>
+        <w:t xml:space="preserve"> 정답 ⑤ — weaker → stronger</w:t>
       </w:r>
     </w:p>
     <w:p>
@@ -4398,7 +4281,7 @@
           <w:sz w:val="15"/>
           <w:u w:val="none"/>
         </w:rPr>
-        <w:t xml:space="preserve"> (1) democracy  (2) enforcement  (3) geographical</w:t>
+        <w:t xml:space="preserve"> Not only does our influence legitimize these terms, but it also gives them a large platform to spread quicker than they could have before.</w:t>
       </w:r>
     </w:p>
     <w:p>
@@ -4423,7 +4306,7 @@
           <w:sz w:val="15"/>
           <w:u w:val="none"/>
         </w:rPr>
-        <w:t xml:space="preserve"> Content creators also come from a greater variety of backgrounds than people working in traditional media.</w:t>
+        <w:t xml:space="preserve"> (1) emergence  (2) dominated  (3) democratized  (4) freely</w:t>
       </w:r>
     </w:p>
     <w:p>
@@ -4498,7 +4381,7 @@
           <w:sz w:val="14"/>
           <w:u w:val="none"/>
         </w:rPr>
-        <w:t>(e) [생략 decoy]</w:t>
+        <w:t>(D) [동형 함정]</w:t>
       </w:r>
       <w:r>
         <w:rPr>
@@ -4507,7 +4390,7 @@
           <w:sz w:val="14"/>
           <w:u w:val="none"/>
         </w:rPr>
-        <w:t xml:space="preserve"> could have 뒤가 비어 보여 ‘보충해야 한다’고 착각하기 쉽다 — 생략된 것은 spread. </w:t>
+        <w:t xml:space="preserve"> spread는 과거형·과거분사가 원형과 같아 ‘현재형’처럼 보이지만 3인칭 단수 주어에는 spreads — 뒤의 reaches가 단서. </w:t>
       </w:r>
       <w:r>
         <w:rPr>
@@ -4516,7 +4399,7 @@
           <w:sz w:val="14"/>
           <w:u w:val="none"/>
         </w:rPr>
-        <w:t>(a) [시제 함정]</w:t>
+        <w:t>(C) [방향 역전]</w:t>
       </w:r>
       <w:r>
         <w:rPr>
@@ -4525,7 +4408,25 @@
           <w:sz w:val="14"/>
           <w:u w:val="none"/>
         </w:rPr>
-        <w:t xml:space="preserve"> have been in charge(현재완료)만 보고 ‘지금도’로 읽으면 안 된다 — 뒤에 broke that barrier.</w:t>
+        <w:t xml:space="preserve"> knocked … down을 못 읽으면 옳아 보인다. </w:t>
+      </w:r>
+      <w:r>
+        <w:rPr>
+          <w:rFonts w:ascii="맑은 고딕" w:hAnsi="맑은 고딕" w:eastAsia="맑은 고딕"/>
+          <w:b/>
+          <w:sz w:val="14"/>
+          <w:u w:val="none"/>
+        </w:rPr>
+        <w:t>(B) [decoy]</w:t>
+      </w:r>
+      <w:r>
+        <w:rPr>
+          <w:rFonts w:ascii="맑은 고딕" w:hAnsi="맑은 고딕" w:eastAsia="맑은 고딕"/>
+          <w:b w:val="0"/>
+          <w:sz w:val="14"/>
+          <w:u w:val="none"/>
+        </w:rPr>
+        <w:t xml:space="preserve"> what을 떠올리기 쉽지만 옳은 진술.</w:t>
       </w:r>
     </w:p>
     <w:p>
@@ -4559,7 +4460,7 @@
           <w:sz w:val="14"/>
           <w:u w:val="none"/>
         </w:rPr>
-        <w:t>ⓐ [수 일치 decoy]</w:t>
+        <w:t>② [주체 교체]</w:t>
       </w:r>
       <w:r>
         <w:rPr>
@@ -4568,7 +4469,7 @@
           <w:sz w:val="14"/>
           <w:u w:val="none"/>
         </w:rPr>
-        <w:t xml:space="preserve"> in popular culture의 culture·slang에 끌려 have를 고민하지만 주어는 The role. </w:t>
+        <w:t xml:space="preserve"> content creators can(속어를 쓸 수 있다)을 ‘규칙을 강제한다’로, the gatekeepers are gone을 ‘여전히 결정’으로 바꿨다. </w:t>
       </w:r>
       <w:r>
         <w:rPr>
@@ -4577,7 +4478,7 @@
           <w:sz w:val="14"/>
           <w:u w:val="none"/>
         </w:rPr>
-        <w:t>ⓓ</w:t>
+        <w:t>⑤ [한 끗 정답지]</w:t>
       </w:r>
       <w:r>
         <w:rPr>
@@ -4586,7 +4487,7 @@
           <w:sz w:val="14"/>
           <w:u w:val="none"/>
         </w:rPr>
-        <w:t xml:space="preserve"> both A and B에서 A가 동사(legitimizes)면 B도 동사.</w:t>
+        <w:t xml:space="preserve"> 두 글 다 과거 체계를 비판하지만 ‘무가치’라는 평가는 없다 — 참.</w:t>
       </w:r>
     </w:p>
     <w:p>
@@ -4620,7 +4521,7 @@
           <w:sz w:val="14"/>
           <w:u w:val="none"/>
         </w:rPr>
-        <w:t>(c) [다의어 decoy]</w:t>
+        <w:t>③ [방향 역전]</w:t>
       </w:r>
       <w:r>
         <w:rPr>
@@ -4629,7 +4530,43 @@
           <w:sz w:val="14"/>
           <w:u w:val="none"/>
         </w:rPr>
-        <w:t xml:space="preserve"> level을 ‘수준’으로 읽으면 어색해 보이지만 형용사 ‘평평한’ — public access is democratized와 호응.</w:t>
+        <w:t xml:space="preserve"> 앞 문장의 rule makers를 재사용해 참처럼 보이지만 ‘장벽이 무너짐 → 권위 상승’은 모순. </w:t>
+      </w:r>
+      <w:r>
+        <w:rPr>
+          <w:rFonts w:ascii="맑은 고딕" w:hAnsi="맑은 고딕" w:eastAsia="맑은 고딕"/>
+          <w:b/>
+          <w:sz w:val="14"/>
+          <w:u w:val="none"/>
+        </w:rPr>
+        <w:t>② [시제 함정]</w:t>
+      </w:r>
+      <w:r>
+        <w:rPr>
+          <w:rFonts w:ascii="맑은 고딕" w:hAnsi="맑은 고딕" w:eastAsia="맑은 고딕"/>
+          <w:b w:val="0"/>
+          <w:sz w:val="14"/>
+          <w:u w:val="none"/>
+        </w:rPr>
+        <w:t xml:space="preserve"> had to work within their limits는 과거; now level이 현재. </w:t>
+      </w:r>
+      <w:r>
+        <w:rPr>
+          <w:rFonts w:ascii="맑은 고딕" w:hAnsi="맑은 고딕" w:eastAsia="맑은 고딕"/>
+          <w:b/>
+          <w:sz w:val="14"/>
+          <w:u w:val="none"/>
+        </w:rPr>
+        <w:t>⑤</w:t>
+      </w:r>
+      <w:r>
+        <w:rPr>
+          <w:rFonts w:ascii="맑은 고딕" w:hAnsi="맑은 고딕" w:eastAsia="맑은 고딕"/>
+          <w:b w:val="0"/>
+          <w:sz w:val="14"/>
+          <w:u w:val="none"/>
+        </w:rPr>
+        <w:t xml:space="preserve"> 뒤 문장에서 기자가 아니라 제작자가 속어를 쓴다.</w:t>
       </w:r>
     </w:p>
     <w:p>
@@ -4663,7 +4600,7 @@
           <w:sz w:val="14"/>
           <w:u w:val="none"/>
         </w:rPr>
-        <w:t>⑤ [비교 대상 뒤집기]</w:t>
+        <w:t>② [한 끗]</w:t>
       </w:r>
       <w:r>
         <w:rPr>
@@ -4672,7 +4609,7 @@
           <w:sz w:val="14"/>
           <w:u w:val="none"/>
         </w:rPr>
-        <w:t xml:space="preserve"> greater variety의 주체를 traditional media로 바꿨다. </w:t>
+        <w:t xml:space="preserve"> (A)는 맞지만 carefully — 규칙 강제자가 사라졌으니 ‘조심스럽게’는 역전. </w:t>
       </w:r>
       <w:r>
         <w:rPr>
@@ -4681,7 +4618,7 @@
           <w:sz w:val="14"/>
           <w:u w:val="none"/>
         </w:rPr>
-        <w:t>④</w:t>
+        <w:t>③</w:t>
       </w:r>
       <w:r>
         <w:rPr>
@@ -4690,7 +4627,25 @@
           <w:sz w:val="14"/>
           <w:u w:val="none"/>
         </w:rPr>
-        <w:t xml:space="preserve"> barriers를 남기고 방향만 반대로.</w:t>
+        <w:t xml:space="preserve"> (A) audiences는 제거된 대상이 아니라 접근이 열린 쪽. </w:t>
+      </w:r>
+      <w:r>
+        <w:rPr>
+          <w:rFonts w:ascii="맑은 고딕" w:hAnsi="맑은 고딕" w:eastAsia="맑은 고딕"/>
+          <w:b/>
+          <w:sz w:val="14"/>
+          <w:u w:val="none"/>
+        </w:rPr>
+        <w:t>①</w:t>
+      </w:r>
+      <w:r>
+        <w:rPr>
+          <w:rFonts w:ascii="맑은 고딕" w:hAnsi="맑은 고딕" w:eastAsia="맑은 고딕"/>
+          <w:b w:val="0"/>
+          <w:sz w:val="14"/>
+          <w:u w:val="none"/>
+        </w:rPr>
+        <w:t xml:space="preserve"> (A) creators는 제거된 것이 아니라 새로 등장한 주체.</w:t>
       </w:r>
     </w:p>
     <w:p>
@@ -4724,7 +4679,7 @@
           <w:sz w:val="14"/>
           <w:u w:val="none"/>
         </w:rPr>
-        <w:t>③ [결론 반전]</w:t>
+        <w:t>③ [주체 교체]</w:t>
       </w:r>
       <w:r>
         <w:rPr>
@@ -4733,7 +4688,7 @@
           <w:sz w:val="14"/>
           <w:u w:val="none"/>
         </w:rPr>
-        <w:t xml:space="preserve"> 두 글 모두 문지기의 ‘퇴장’을 말한다. </w:t>
+        <w:t xml:space="preserve"> 본문에 등장하는 인물군을 그대로 쓰되 역할을 뒤집었다. </w:t>
       </w:r>
       <w:r>
         <w:rPr>
@@ -4742,7 +4697,7 @@
           <w:sz w:val="14"/>
           <w:u w:val="none"/>
         </w:rPr>
-        <w:t>④</w:t>
+        <w:t>① [한 끗 정답지]</w:t>
       </w:r>
       <w:r>
         <w:rPr>
@@ -4751,7 +4706,25 @@
           <w:sz w:val="14"/>
           <w:u w:val="none"/>
         </w:rPr>
-        <w:t xml:space="preserve"> home cooks와 정반대.</w:t>
+        <w:t xml:space="preserve"> Ever since Standard English appeared, those who set the rules … have held power — 참. </w:t>
+      </w:r>
+      <w:r>
+        <w:rPr>
+          <w:rFonts w:ascii="맑은 고딕" w:hAnsi="맑은 고딕" w:eastAsia="맑은 고딕"/>
+          <w:b/>
+          <w:sz w:val="14"/>
+          <w:u w:val="none"/>
+        </w:rPr>
+        <w:t>⑤</w:t>
+      </w:r>
+      <w:r>
+        <w:rPr>
+          <w:rFonts w:ascii="맑은 고딕" w:hAnsi="맑은 고딕" w:eastAsia="맑은 고딕"/>
+          <w:b w:val="0"/>
+          <w:sz w:val="14"/>
+          <w:u w:val="none"/>
+        </w:rPr>
+        <w:t xml:space="preserve"> ties that once linked us by location are simply stronger online — 참.</w:t>
       </w:r>
     </w:p>
     <w:p>
@@ -4785,7 +4758,7 @@
           <w:sz w:val="14"/>
           <w:u w:val="none"/>
         </w:rPr>
-        <w:t>② [대상 바꿔치기]</w:t>
+        <w:t>① [방향 역전]</w:t>
       </w:r>
       <w:r>
         <w:rPr>
@@ -4794,7 +4767,7 @@
           <w:sz w:val="14"/>
           <w:u w:val="none"/>
         </w:rPr>
-        <w:t xml:space="preserve"> 속어를 쓸 수 있는 것은 TV 진행자가 아니라 content creators. </w:t>
+        <w:t xml:space="preserve"> 글은 변화를 설명할 뿐 표준 영어를 옹호하지 않는다. </w:t>
       </w:r>
       <w:r>
         <w:rPr>
@@ -4803,7 +4776,7 @@
           <w:sz w:val="14"/>
           <w:u w:val="none"/>
         </w:rPr>
-        <w:t>③</w:t>
+        <w:t>③ [방향 역전]</w:t>
       </w:r>
       <w:r>
         <w:rPr>
@@ -4812,7 +4785,25 @@
           <w:sz w:val="14"/>
           <w:u w:val="none"/>
         </w:rPr>
-        <w:t xml:space="preserve"> 밈은 rapid pace로 전파 — 쇠퇴가 아니다.</w:t>
+        <w:t xml:space="preserve"> 규칙 강제자가 없어진 것을 서술하지 규제를 주장하지 않는다. </w:t>
+      </w:r>
+      <w:r>
+        <w:rPr>
+          <w:rFonts w:ascii="맑은 고딕" w:hAnsi="맑은 고딕" w:eastAsia="맑은 고딕"/>
+          <w:b/>
+          <w:sz w:val="14"/>
+          <w:u w:val="none"/>
+        </w:rPr>
+        <w:t>⑤</w:t>
+      </w:r>
+      <w:r>
+        <w:rPr>
+          <w:rFonts w:ascii="맑은 고딕" w:hAnsi="맑은 고딕" w:eastAsia="맑은 고딕"/>
+          <w:b w:val="0"/>
+          <w:sz w:val="14"/>
+          <w:u w:val="none"/>
+        </w:rPr>
+        <w:t xml:space="preserve"> function·side-eye는 예시일 뿐.</w:t>
       </w:r>
     </w:p>
     <w:p>
@@ -4846,7 +4837,7 @@
           <w:sz w:val="14"/>
           <w:u w:val="none"/>
         </w:rPr>
-        <w:t>④ [소재 연상 함정]</w:t>
+        <w:t>③ [어휘 함정]</w:t>
       </w:r>
       <w:r>
         <w:rPr>
@@ -4855,7 +4846,25 @@
           <w:sz w:val="14"/>
           <w:u w:val="none"/>
         </w:rPr>
-        <w:t xml:space="preserve"> legitimizes(정당화)에서 ‘사전 등재’를 연상시키지만, ④가 끼면 ⑤의 also가 ‘사전’에 붙어 어색해진다.</w:t>
+        <w:t xml:space="preserve"> level을 ‘수준’으로만 알면 어색해 보인다 — ‘평평한’(공정한). </w:t>
+      </w:r>
+      <w:r>
+        <w:rPr>
+          <w:rFonts w:ascii="맑은 고딕" w:hAnsi="맑은 고딕" w:eastAsia="맑은 고딕"/>
+          <w:b/>
+          <w:sz w:val="14"/>
+          <w:u w:val="none"/>
+        </w:rPr>
+        <w:t>① [어휘 함정]</w:t>
+      </w:r>
+      <w:r>
+        <w:rPr>
+          <w:rFonts w:ascii="맑은 고딕" w:hAnsi="맑은 고딕" w:eastAsia="맑은 고딕"/>
+          <w:b w:val="0"/>
+          <w:sz w:val="14"/>
+          <w:u w:val="none"/>
+        </w:rPr>
+        <w:t xml:space="preserve"> prescriptive(규범적)를 모르면 의심하기 쉽다 — 뒤의 ‘correct’ version과 호응.</w:t>
       </w:r>
     </w:p>
     <w:p>
@@ -4880,7 +4889,61 @@
           <w:sz w:val="14"/>
           <w:u w:val="none"/>
         </w:rPr>
-        <w:t xml:space="preserve"> (1) democratize ✕ — 명사 자리. (2) enforce ✕. (3) geographically ✕ — 형용사 자리, geographic도 정답 인정. [채점] 각 1점.</w:t>
+        <w:t xml:space="preserve"> </w:t>
+      </w:r>
+      <w:r>
+        <w:rPr>
+          <w:rFonts w:ascii="맑은 고딕" w:hAnsi="맑은 고딕" w:eastAsia="맑은 고딕"/>
+          <w:b/>
+          <w:sz w:val="14"/>
+          <w:u w:val="none"/>
+        </w:rPr>
+        <w:t>Not only our influence does legitimize</w:t>
+      </w:r>
+      <w:r>
+        <w:rPr>
+          <w:rFonts w:ascii="맑은 고딕" w:hAnsi="맑은 고딕" w:eastAsia="맑은 고딕"/>
+          <w:b w:val="0"/>
+          <w:sz w:val="14"/>
+          <w:u w:val="none"/>
+        </w:rPr>
+        <w:t xml:space="preserve"> ✕ — 조동사가 주어 앞에 와야 도치. </w:t>
+      </w:r>
+      <w:r>
+        <w:rPr>
+          <w:rFonts w:ascii="맑은 고딕" w:hAnsi="맑은 고딕" w:eastAsia="맑은 고딕"/>
+          <w:b/>
+          <w:sz w:val="14"/>
+          <w:u w:val="none"/>
+        </w:rPr>
+        <w:t>Not only does our influence legitimizes</w:t>
+      </w:r>
+      <w:r>
+        <w:rPr>
+          <w:rFonts w:ascii="맑은 고딕" w:hAnsi="맑은 고딕" w:eastAsia="맑은 고딕"/>
+          <w:b w:val="0"/>
+          <w:sz w:val="14"/>
+          <w:u w:val="none"/>
+        </w:rPr>
+        <w:t xml:space="preserve"> ✕ — 조동사 뒤 원형(보기에 legitimize가 주어진 이유). </w:t>
+      </w:r>
+      <w:r>
+        <w:rPr>
+          <w:rFonts w:ascii="맑은 고딕" w:hAnsi="맑은 고딕" w:eastAsia="맑은 고딕"/>
+          <w:b/>
+          <w:sz w:val="14"/>
+          <w:u w:val="none"/>
+        </w:rPr>
+        <w:t>but also it gives</w:t>
+      </w:r>
+      <w:r>
+        <w:rPr>
+          <w:rFonts w:ascii="맑은 고딕" w:hAnsi="맑은 고딕" w:eastAsia="맑은 고딕"/>
+          <w:b w:val="0"/>
+          <w:sz w:val="14"/>
+          <w:u w:val="none"/>
+        </w:rPr>
+        <w:t xml:space="preserve"> ✕ — also는 주어 뒤. [채점] 도치 구조 1.5 / 둘째 절 어순 1 / 철자·단어 수 0.5.</w:t>
       </w:r>
     </w:p>
     <w:p>
@@ -4914,7 +4977,7 @@
           <w:sz w:val="14"/>
           <w:u w:val="none"/>
         </w:rPr>
-        <w:t>people worked</w:t>
+        <w:t>enforced</w:t>
       </w:r>
       <w:r>
         <w:rPr>
@@ -4923,7 +4986,7 @@
           <w:sz w:val="14"/>
           <w:u w:val="none"/>
         </w:rPr>
-        <w:t xml:space="preserve"> ✕ — 수동 의미가 되거나 동사가 두 개. </w:t>
+        <w:t xml:space="preserve"> ✕ — (2)에 넣으면 ‘소통을 강제했다’로 의미 어긋남; 본문은 dominated our channels. </w:t>
       </w:r>
       <w:r>
         <w:rPr>
@@ -4932,7 +4995,7 @@
           <w:sz w:val="14"/>
           <w:u w:val="none"/>
         </w:rPr>
-        <w:t>people who work</w:t>
+        <w:t>legitimized</w:t>
       </w:r>
       <w:r>
         <w:rPr>
@@ -4941,7 +5004,25 @@
           <w:sz w:val="14"/>
           <w:u w:val="none"/>
         </w:rPr>
-        <w:t xml:space="preserve"> ✕ — who 추가 금지. [채점] 비교 구조 1 / 분사 수식 1.5 / 단어 수 0.5.</w:t>
+        <w:t xml:space="preserve"> ✕ — (3)은 ‘접근을 열었다’는 뜻이므로 democratized. </w:t>
+      </w:r>
+      <w:r>
+        <w:rPr>
+          <w:rFonts w:ascii="맑은 고딕" w:hAnsi="맑은 고딕" w:eastAsia="맑은 고딕"/>
+          <w:b/>
+          <w:sz w:val="14"/>
+          <w:u w:val="none"/>
+        </w:rPr>
+        <w:t>strictly</w:t>
+      </w:r>
+      <w:r>
+        <w:rPr>
+          <w:rFonts w:ascii="맑은 고딕" w:hAnsi="맑은 고딕" w:eastAsia="맑은 고딕"/>
+          <w:b w:val="0"/>
+          <w:sz w:val="14"/>
+          <w:u w:val="none"/>
+        </w:rPr>
+        <w:t xml:space="preserve"> ✕ — (4)는 방향 역전. [채점] 각 0.75, 어형 오류는 0.</w:t>
       </w:r>
     </w:p>
     <w:p>
@@ -4975,7 +5056,7 @@
           <w:sz w:val="14"/>
           <w:u w:val="none"/>
         </w:rPr>
-        <w:t>⑤ [barrier 함정]</w:t>
+        <w:t>② [한 끗]</w:t>
       </w:r>
       <w:r>
         <w:rPr>
@@ -4984,7 +5065,7 @@
           <w:sz w:val="14"/>
           <w:u w:val="none"/>
         </w:rPr>
-        <w:t xml:space="preserve"> (C)를 먼저 두면 that barrier가 가리킬 ‘장벽’((B)의 limits)이 아직 없다.</w:t>
+        <w:t xml:space="preserve"> 규칙 제정자의 지배까지만 보면 that barrier가 성립하는 듯하지만, ② 뒤 If you wanted … 문장은 아직 장벽이 있던 과거의 설명이라 ‘무너뜨렸다’ 뒤에 올 수 없다.</w:t>
       </w:r>
     </w:p>
     <w:p>
@@ -5009,7 +5090,7 @@
           <w:sz w:val="14"/>
           <w:u w:val="none"/>
         </w:rPr>
-        <w:t xml:space="preserve"> ‘속어’가 대중문화에서 맡는 역할은 인터넷 때문에 근본적으로 바뀌었다. 표준 영어가 등장한 이래로 언어의 규칙 제정자들이 주도권을 쥐어 왔고, 영어의 ‘올바른’ 형태에 관한 그들의 규범은 우리의 소통 경로를 지배해 왔다. 대중에게 목소리가 들리기를 원한다면, 인쇄나 방송 매체의 엄격한 기대에 맞추며 그들의 한계 안에서 일해야 했다. 소셜 미디어는 그 장벽을 완전히 무너뜨렸다. 이제 경기장은 평평해졌고 대중에 대한 접근은 민주화되었다. 누구든 새로운 소통 플랫폼에서 공인이 될 수 있으며, 이는 옛 규칙을 강제할 사람이 아무도 남지 않았음을 뜻한다. TV 진행자와 기자들은 속어를 쓰지 못했을지 모르지만 콘텐츠 제작자는 쓸 수 있다. 우리는 ‘function’이나 ‘side-eye’ 같은 말을 일상적으로 쓰고, 우리의 영향력은 이 용어들을 정당화하는 동시에 예전보다 더 빨리 퍼질 큰 무대를 마련해 준다. 콘텐츠 제작자들은 또한 전통 매체 종사자들보다 더 다양한 배경 출신이다. 이는 속어가 한때 그 성장을 제한했던 경제적·사회적 장벽을 더 자연스럽게 넘을 수 있음을 뜻한다. 예전에 우리를 지리적으로 연결하던 느슨한 사회적 연결망은 온라인에서 그저 더 강력하고, 밈은 이제 빠른 속도로 전파된다.</w:t>
+        <w:t xml:space="preserve"> ['‘속어’가 대중문화에서 맡는 역할은 인터넷 때문에 근본적으로 바뀌었다.', '표준 영어가 등장한 이래로 언어의 규칙 제정자들이 주도권을 쥐어 왔고, 영어의 ‘올바른’ 형태에 관한 그들의 규범적 기준은 우리의 소통 경로를 지배해 왔다.', '대중에게 목소리가 들리기를 원한다면, 인쇄나 방송 매체의 엄격한 기대에 맞추며 그들의 한계 안에서 일해야 했다.', '소셜 미디어는 그 장벽을 완전히 무너뜨렸다.', '이제 경기장은 평평해졌고 대중에 대한 접근은 민주화되었다.', '누구든 새로운 소통 플랫폼에서 공인이 될 수 있으며, 이는 옛 규칙을 강제할 사람이 아무도 남지 않았음을 뜻한다.', 'TV 진행자와 기자들은 속어를 쓰지 못했을지 모르지만, 콘텐츠 제작자는 쓸 수 있다.', '우리는 ‘function’이나 ‘side-eye’ 같은 말을 일상적으로 쓰고, 우리의 영향력은 이 용어들을 정당화하는 동시에 예전보다 더 빨리 퍼질 수 있는 큰 무대를 마련해 준다.', '콘텐츠 제작자들은 또한 전통 매체에서 일하는 사람들보다 더 다양한 배경 출신이다.', '이는 속어가 한때 그 성장을 제한했던 경제적·사회적 장벽을 더 자연스럽게 넘을 수 있음을 뜻한다.', '예전에 우리를 지리적으로 연결하던 느슨한 사회적 연결망은 온라인에서 그저 더 강력하고, 밈은 이제 빠른 속도로 전파된다.']</w:t>
       </w:r>
     </w:p>
     <w:p>
@@ -5034,7 +5115,7 @@
           <w:sz w:val="14"/>
           <w:u w:val="none"/>
         </w:rPr>
-        <w:t xml:space="preserve"> 음악도 비슷한 변화를 겪었다. 예전에는 음반사가 노래를 내기로 하고 라디오 방송국이 틀어 주기로 해야만 노래가 대중에게 닿았다. 오늘날에는 침실에서 녹음하는 십대가 오늘 밤 곡을 올리고 아침이면 지구 반대편에서 청취자를 찾을 수 있다. 문지기들이 사라지면서, 한때 무시당하던 스타일들이 이제 자유롭게 퍼진다.</w:t>
+        <w:t xml:space="preserve"> ['음악도 비슷한 변화를 겪었다.', '지난 세기 대부분 동안 노래는 음반사가 내기로 하고 라디오 방송국이 틀어 주기로 해야만 대중에게 닿았고, 둘 다 안전하고 익숙한 스타일을 선호했다.', '오늘날에는 침실에서 녹음하는 십대가 오늘 밤 곡을 올리고 아침이면 지구 반대편에서 청취자를 찾을 수 있다.', '문지기들이 사라졌기 때문에 한때 무시당하던 스타일들이 이제 자유롭게 퍼지고, 청취자들은 라디오가 제공하던 것보다 훨씬 다양한 사람들의 음악을 듣는다.']</w:t>
       </w:r>
     </w:p>
     <w:sectPr>
